--- a/courts/eleventh-circuit/georgia/state/court-of-appeals/opening-brief/usage/OUTPUT-opening-brief.docx
+++ b/courts/eleventh-circuit/georgia/state/court-of-appeals/opening-brief/usage/OUTPUT-opening-brief.docx
@@ -4,8 +4,8 @@
   <w:body>
     <w:p>
       <w:pPr>
-        <w:spacing w:before="0" w:after="0" w:line="240" w:lineRule="auto"/>
-        <w:ind w:firstLine="0"/>
+        <w:spacing w:before="0" w:after="0" w:line="322" w:lineRule="exact"/>
+        <w:ind w:left="0" w:firstLine="0"/>
         <w:jc w:val="center"/>
       </w:pPr>
       <w:r>
@@ -13,13 +13,139 @@
           <w:b/>
           <w:bCs/>
         </w:rPr>
-        <w:t xml:space="preserve">IN THE COURT OF APPEALS OF THE STATE OF GEORGIA</w:t>
-      </w:r>
-    </w:p>
-    <w:p>
-      <w:pPr>
-        <w:spacing w:before="240" w:after="0" w:line="240" w:lineRule="auto"/>
-        <w:ind w:firstLine="0"/>
+        <w:t xml:space="preserve">IN</w:t>
+      </w:r>
+      <w:r>
+        <w:rPr>
+          <w:b/>
+          <w:bCs/>
+        </w:rPr>
+        <w:t xml:space="preserve"> </w:t>
+      </w:r>
+      <w:r>
+        <w:rPr>
+          <w:b/>
+          <w:bCs/>
+        </w:rPr>
+        <w:t xml:space="preserve">THE</w:t>
+      </w:r>
+      <w:r>
+        <w:rPr>
+          <w:b/>
+          <w:bCs/>
+        </w:rPr>
+        <w:t xml:space="preserve"> </w:t>
+      </w:r>
+      <w:r>
+        <w:rPr>
+          <w:b/>
+          <w:bCs/>
+        </w:rPr>
+        <w:t xml:space="preserve">COURT</w:t>
+      </w:r>
+      <w:r>
+        <w:rPr>
+          <w:b/>
+          <w:bCs/>
+        </w:rPr>
+        <w:t xml:space="preserve"> </w:t>
+      </w:r>
+      <w:r>
+        <w:rPr>
+          <w:b/>
+          <w:bCs/>
+        </w:rPr>
+        <w:t xml:space="preserve">OF</w:t>
+      </w:r>
+      <w:r>
+        <w:rPr>
+          <w:b/>
+          <w:bCs/>
+        </w:rPr>
+        <w:t xml:space="preserve"> </w:t>
+      </w:r>
+      <w:r>
+        <w:rPr>
+          <w:b/>
+          <w:bCs/>
+        </w:rPr>
+        <w:t xml:space="preserve">APPEALS</w:t>
+      </w:r>
+      <w:r>
+        <w:rPr>
+          <w:b/>
+          <w:bCs/>
+        </w:rPr>
+        <w:t xml:space="preserve"> </w:t>
+      </w:r>
+      <w:r>
+        <w:rPr>
+          <w:b/>
+          <w:bCs/>
+        </w:rPr>
+        <w:t xml:space="preserve">OF</w:t>
+      </w:r>
+      <w:r>
+        <w:rPr>
+          <w:b/>
+          <w:bCs/>
+        </w:rPr>
+        <w:t xml:space="preserve"> </w:t>
+      </w:r>
+      <w:r>
+        <w:rPr>
+          <w:b/>
+          <w:bCs/>
+        </w:rPr>
+        <w:t xml:space="preserve">THE</w:t>
+      </w:r>
+      <w:r>
+        <w:rPr>
+          <w:b/>
+          <w:bCs/>
+        </w:rPr>
+        <w:t xml:space="preserve"> </w:t>
+      </w:r>
+      <w:r>
+        <w:rPr>
+          <w:b/>
+          <w:bCs/>
+        </w:rPr>
+        <w:t xml:space="preserve">STATE</w:t>
+      </w:r>
+      <w:r>
+        <w:rPr>
+          <w:b/>
+          <w:bCs/>
+        </w:rPr>
+        <w:t xml:space="preserve"> </w:t>
+      </w:r>
+      <w:r>
+        <w:rPr>
+          <w:b/>
+          <w:bCs/>
+        </w:rPr>
+        <w:t xml:space="preserve">OF</w:t>
+      </w:r>
+      <w:r>
+        <w:rPr>
+          <w:b/>
+          <w:bCs/>
+        </w:rPr>
+        <w:t xml:space="preserve"> </w:t>
+      </w:r>
+      <w:r>
+        <w:rPr>
+          <w:b/>
+          <w:bCs/>
+        </w:rPr>
+        <w:t xml:space="preserve">GEORGIA</w:t>
+      </w:r>
+    </w:p>
+    <w:p>
+      <w:pPr>
+        <w:spacing w:before="432" w:after="0" w:line="322" w:lineRule="exact"/>
+        <w:ind w:left="0" w:firstLine="0"/>
         <w:jc w:val="center"/>
       </w:pPr>
       <w:r>
@@ -27,111 +153,189 @@
           <w:b/>
           <w:bCs/>
         </w:rPr>
-        <w:t xml:space="preserve">Case No. A26A0000</w:t>
-      </w:r>
-    </w:p>
-    <w:p>
-      <w:pPr>
-        <w:spacing w:before="240" w:after="0" w:line="240" w:lineRule="auto"/>
-        <w:ind w:firstLine="0"/>
+        <w:t xml:space="preserve">Case</w:t>
+      </w:r>
+      <w:r>
+        <w:rPr>
+          <w:b/>
+          <w:bCs/>
+        </w:rPr>
+        <w:t xml:space="preserve"> </w:t>
+      </w:r>
+      <w:r>
+        <w:rPr>
+          <w:b/>
+          <w:bCs/>
+        </w:rPr>
+        <w:t xml:space="preserve">No.</w:t>
+      </w:r>
+      <w:r>
+        <w:rPr>
+          <w:b/>
+          <w:bCs/>
+        </w:rPr>
+        <w:t xml:space="preserve"> </w:t>
+      </w:r>
+      <w:r>
+        <w:rPr>
+          <w:b/>
+          <w:bCs/>
+        </w:rPr>
+        <w:t xml:space="preserve">A26A1103</w:t>
+      </w:r>
+    </w:p>
+    <w:p>
+      <w:pPr>
+        <w:spacing w:before="432" w:after="0" w:line="322" w:lineRule="exact"/>
+        <w:ind w:left="0" w:firstLine="0"/>
         <w:jc w:val="center"/>
       </w:pPr>
-    </w:p>
-    <w:p>
-      <w:pPr>
-        <w:spacing w:before="0" w:after="0" w:line="240" w:lineRule="auto"/>
-        <w:ind w:firstLine="0"/>
+      <w:r>
+        <w:t xml:space="preserve">DORIS</w:t>
+      </w:r>
+      <w:r>
+        <w:t xml:space="preserve"> </w:t>
+      </w:r>
+      <w:r>
+        <w:t xml:space="preserve">CAMPBELL,</w:t>
+      </w:r>
+    </w:p>
+    <w:p>
+      <w:pPr>
+        <w:spacing w:before="0" w:after="0" w:line="322" w:lineRule="exact"/>
+        <w:ind w:left="0" w:firstLine="0"/>
         <w:jc w:val="center"/>
       </w:pPr>
       <w:r>
-        <w:t xml:space="preserve">Fictional Holdings, LLC,</w:t>
-      </w:r>
-    </w:p>
-    <w:p>
-      <w:pPr>
-        <w:spacing w:before="0" w:after="0" w:line="240" w:lineRule="auto"/>
-        <w:ind w:firstLine="0"/>
+        <w:rPr>
+          <w:i/>
+          <w:iCs/>
+        </w:rPr>
+        <w:t xml:space="preserve">Appellant,</w:t>
+      </w:r>
+    </w:p>
+    <w:p>
+      <w:pPr>
+        <w:spacing w:before="432" w:after="0" w:line="322" w:lineRule="exact"/>
+        <w:ind w:left="0" w:firstLine="0"/>
         <w:jc w:val="center"/>
       </w:pPr>
       <w:r>
-        <w:t xml:space="preserve">Appellant,</w:t>
-      </w:r>
-    </w:p>
-    <w:p>
-      <w:pPr>
-        <w:spacing w:before="180" w:after="0" w:line="240" w:lineRule="auto"/>
-        <w:ind w:firstLine="0"/>
+        <w:t xml:space="preserve">v.</w:t>
+      </w:r>
+    </w:p>
+    <w:p>
+      <w:pPr>
+        <w:spacing w:before="432" w:after="0" w:line="322" w:lineRule="exact"/>
+        <w:ind w:left="0" w:firstLine="0"/>
         <w:jc w:val="center"/>
       </w:pPr>
-    </w:p>
-    <w:p>
-      <w:pPr>
-        <w:spacing w:before="0" w:after="240" w:line="240" w:lineRule="auto"/>
-        <w:ind w:firstLine="0"/>
+      <w:r>
+        <w:t xml:space="preserve">CLINTON</w:t>
+      </w:r>
+      <w:r>
+        <w:t xml:space="preserve"> </w:t>
+      </w:r>
+      <w:r>
+        <w:t xml:space="preserve">TAYLOR,</w:t>
+      </w:r>
+      <w:r>
+        <w:t xml:space="preserve"> </w:t>
+      </w:r>
+      <w:r>
+        <w:t xml:space="preserve">and</w:t>
+      </w:r>
+      <w:r>
+        <w:t xml:space="preserve"> </w:t>
+      </w:r>
+      <w:r>
+        <w:t xml:space="preserve">KAYE</w:t>
+      </w:r>
+      <w:r>
+        <w:t xml:space="preserve"> </w:t>
+      </w:r>
+      <w:r>
+        <w:t xml:space="preserve">E.</w:t>
+      </w:r>
+      <w:r>
+        <w:t xml:space="preserve"> </w:t>
+      </w:r>
+      <w:r>
+        <w:t xml:space="preserve">SMITH,</w:t>
+      </w:r>
+      <w:r>
+        <w:t xml:space="preserve"> </w:t>
+      </w:r>
+      <w:r>
+        <w:t xml:space="preserve">AS</w:t>
+      </w:r>
+      <w:r>
+        <w:t xml:space="preserve"> </w:t>
+      </w:r>
+      <w:r>
+        <w:t xml:space="preserve">THE</w:t>
+      </w:r>
+      <w:r>
+        <w:t xml:space="preserve"> </w:t>
+      </w:r>
+      <w:r>
+        <w:t xml:space="preserve">ADMINISTOR</w:t>
+      </w:r>
+      <w:r>
+        <w:t xml:space="preserve"> </w:t>
+      </w:r>
+      <w:r>
+        <w:t xml:space="preserve">OF</w:t>
+      </w:r>
+      <w:r>
+        <w:t xml:space="preserve"> </w:t>
+      </w:r>
+      <w:r>
+        <w:t xml:space="preserve">THE</w:t>
+      </w:r>
+      <w:r>
+        <w:t xml:space="preserve"> </w:t>
+      </w:r>
+      <w:r>
+        <w:t xml:space="preserve">ESTATE</w:t>
+      </w:r>
+      <w:r>
+        <w:t xml:space="preserve"> </w:t>
+      </w:r>
+      <w:r>
+        <w:t xml:space="preserve">OF</w:t>
+      </w:r>
+      <w:r>
+        <w:t xml:space="preserve"> </w:t>
+      </w:r>
+      <w:r>
+        <w:t xml:space="preserve">SUSAN</w:t>
+      </w:r>
+      <w:r>
+        <w:t xml:space="preserve"> </w:t>
+      </w:r>
+      <w:r>
+        <w:t xml:space="preserve">TAYLOR,</w:t>
+      </w:r>
+    </w:p>
+    <w:p>
+      <w:pPr>
+        <w:spacing w:before="0" w:after="0" w:line="322" w:lineRule="exact"/>
+        <w:ind w:left="0" w:firstLine="0"/>
         <w:jc w:val="center"/>
       </w:pPr>
       <w:r>
-        <w:t xml:space="preserve">v.</w:t>
-      </w:r>
-    </w:p>
-    <w:p>
-      <w:pPr>
-        <w:spacing w:before="0" w:after="0" w:line="240" w:lineRule="auto"/>
-        <w:ind w:firstLine="0"/>
-        <w:jc w:val="center"/>
-      </w:pPr>
-      <w:r>
-        <w:t xml:space="preserve">Sample County Board of Tax Assessors,</w:t>
-      </w:r>
-    </w:p>
-    <w:p>
-      <w:pPr>
-        <w:spacing w:before="0" w:after="0" w:line="240" w:lineRule="auto"/>
-        <w:ind w:firstLine="0"/>
-        <w:jc w:val="center"/>
-      </w:pPr>
-      <w:r>
-        <w:t xml:space="preserve">Appellee.</w:t>
-      </w:r>
-    </w:p>
-    <w:p>
-      <w:pPr>
-        <w:spacing w:before="360" w:after="0" w:line="240" w:lineRule="auto"/>
-        <w:ind w:firstLine="0"/>
-      </w:pPr>
-    </w:p>
-    <w:p>
-      <w:pPr>
-        <w:spacing w:before="0" w:after="0" w:line="240" w:lineRule="auto"/>
-        <w:ind w:firstLine="0"/>
-        <w:jc w:val="center"/>
-      </w:pPr>
-      <w:r>
-        <w:rPr>
-          <w:i/>
-          <w:iCs/>
-        </w:rPr>
-        <w:t xml:space="preserve">FICTIONAL SAMPLE. Appeal from the Superior Court of Sample County, State of Georgia</w:t>
-      </w:r>
-    </w:p>
-    <w:p>
-      <w:pPr>
-        <w:spacing w:before="0" w:after="0" w:line="240" w:lineRule="auto"/>
-        <w:ind w:firstLine="0"/>
-        <w:jc w:val="center"/>
-      </w:pPr>
-      <w:r>
-        <w:rPr>
-          <w:i/>
-          <w:iCs/>
-        </w:rPr>
-        <w:t xml:space="preserve">Trial court case no. 26-CV-0000</w:t>
-      </w:r>
-    </w:p>
-    <w:p>
-      <w:pPr>
-        <w:spacing w:before="1400" w:after="0" w:line="240" w:lineRule="auto"/>
-        <w:ind w:firstLine="0"/>
+        <w:rPr>
+          <w:i/>
+          <w:iCs/>
+        </w:rPr>
+        <w:t xml:space="preserve">Appellees.</w:t>
+      </w:r>
+    </w:p>
+    <w:p>
+      <w:pPr>
+        <w:spacing w:before="1440" w:after="0" w:line="368" w:lineRule="exact"/>
+        <w:ind w:left="0" w:firstLine="0"/>
         <w:jc w:val="center"/>
       </w:pPr>
       <w:r>
@@ -141,96 +345,442 @@
           <w:sz w:val="32"/>
           <w:szCs w:val="32"/>
         </w:rPr>
-        <w:t xml:space="preserve">BRIEF OF APPELLANT</w:t>
-      </w:r>
-    </w:p>
-    <w:p>
-      <w:pPr>
-        <w:spacing w:before="1000" w:after="0" w:line="240" w:lineRule="auto"/>
-        <w:ind w:firstLine="0"/>
-      </w:pPr>
-    </w:p>
-    <w:p>
-      <w:pPr>
-        <w:spacing w:before="0" w:after="0" w:line="240" w:lineRule="auto"/>
-        <w:ind w:firstLine="0"/>
-      </w:pPr>
-      <w:r>
-        <w:rPr>
-          <w:b/>
-          <w:bCs/>
-        </w:rPr>
-        <w:t xml:space="preserve">JANE Q. EXAMPLE</w:t>
-      </w:r>
-    </w:p>
-    <w:p>
-      <w:pPr>
-        <w:spacing w:before="0" w:after="0" w:line="240" w:lineRule="auto"/>
-        <w:ind w:firstLine="0"/>
-      </w:pPr>
-      <w:r>
-        <w:rPr>
-          <w:i/>
-          <w:iCs/>
-        </w:rPr>
-        <w:t xml:space="preserve">Example &amp; Placeholder LLP</w:t>
-      </w:r>
-    </w:p>
-    <w:p>
-      <w:pPr>
-        <w:spacing w:before="0" w:after="0" w:line="240" w:lineRule="auto"/>
-        <w:ind w:firstLine="0"/>
-      </w:pPr>
-      <w:r>
-        <w:rPr>
-          <w:i/>
-          <w:iCs/>
-        </w:rPr>
-        <w:t xml:space="preserve">100 Sample Street, Suite 1</w:t>
-      </w:r>
-    </w:p>
-    <w:p>
-      <w:pPr>
-        <w:spacing w:before="0" w:after="0" w:line="240" w:lineRule="auto"/>
-        <w:ind w:firstLine="0"/>
-      </w:pPr>
-      <w:r>
-        <w:rPr>
-          <w:i/>
-          <w:iCs/>
-        </w:rPr>
-        <w:t xml:space="preserve">Atlanta, Georgia 30303</w:t>
-      </w:r>
-    </w:p>
-    <w:p>
-      <w:pPr>
-        <w:spacing w:before="0" w:after="120" w:line="240" w:lineRule="auto"/>
-        <w:ind w:firstLine="0"/>
-      </w:pPr>
-    </w:p>
-    <w:p>
-      <w:pPr>
-        <w:spacing w:before="0" w:after="0" w:line="240" w:lineRule="auto"/>
-        <w:ind w:firstLine="0"/>
-      </w:pPr>
-      <w:r>
-        <w:t xml:space="preserve">(555) 010-0000</w:t>
-      </w:r>
-    </w:p>
-    <w:p>
-      <w:pPr>
-        <w:spacing w:before="0" w:after="0" w:line="240" w:lineRule="auto"/>
-        <w:sectPr>
-          <w:type w:val="nextPage"/>
-          <w:pgSz w:w="12240" w:h="15840"/>
-          <w:pgMar w:top="1440" w:right="1440" w:bottom="1440" w:left="1440" w:header="720" w:footer="720" w:gutter="0"/>
-        </w:sectPr>
-      </w:pPr>
-    </w:p>
-    <w:p>
-      <w:pPr>
-        <w:spacing w:before="0" w:after="240" w:line="240" w:lineRule="auto"/>
-        <w:ind w:firstLine="0"/>
+        <w:t xml:space="preserve">APPELLANT’S</w:t>
+      </w:r>
+      <w:r>
+        <w:rPr>
+          <w:b/>
+          <w:bCs/>
+          <w:sz w:val="32"/>
+          <w:szCs w:val="32"/>
+        </w:rPr>
+        <w:t xml:space="preserve"> </w:t>
+      </w:r>
+      <w:r>
+        <w:rPr>
+          <w:b/>
+          <w:bCs/>
+          <w:sz w:val="32"/>
+          <w:szCs w:val="32"/>
+        </w:rPr>
+        <w:t xml:space="preserve">BRIEF</w:t>
+      </w:r>
+    </w:p>
+    <w:p>
+      <w:pPr>
+        <w:spacing w:before="1440" w:after="0" w:line="322" w:lineRule="exact"/>
+        <w:ind w:left="4608" w:firstLine="0"/>
+      </w:pPr>
+      <w:r>
+        <w:rPr>
+          <w:b/>
+          <w:bCs/>
+        </w:rPr>
+        <w:t xml:space="preserve">JODY</w:t>
+      </w:r>
+      <w:r>
+        <w:rPr>
+          <w:b/>
+          <w:bCs/>
+        </w:rPr>
+        <w:t xml:space="preserve"> </w:t>
+      </w:r>
+      <w:r>
+        <w:rPr>
+          <w:b/>
+          <w:bCs/>
+        </w:rPr>
+        <w:t xml:space="preserve">D.</w:t>
+      </w:r>
+      <w:r>
+        <w:rPr>
+          <w:b/>
+          <w:bCs/>
+        </w:rPr>
+        <w:t xml:space="preserve"> </w:t>
+      </w:r>
+      <w:r>
+        <w:rPr>
+          <w:b/>
+          <w:bCs/>
+        </w:rPr>
+        <w:t xml:space="preserve">PETERMAN,</w:t>
+      </w:r>
+      <w:r>
+        <w:rPr>
+          <w:b/>
+          <w:bCs/>
+        </w:rPr>
+        <w:t xml:space="preserve"> </w:t>
+      </w:r>
+      <w:r>
+        <w:rPr>
+          <w:b/>
+          <w:bCs/>
+        </w:rPr>
+        <w:t xml:space="preserve">LLC</w:t>
+      </w:r>
+    </w:p>
+    <w:p>
+      <w:pPr>
+        <w:spacing w:before="160" w:after="0" w:line="322" w:lineRule="exact"/>
+        <w:ind w:left="4608" w:firstLine="0"/>
+      </w:pPr>
+      <w:r>
+        <w:rPr>
+          <w:b/>
+          <w:bCs/>
+        </w:rPr>
+        <w:t xml:space="preserve">Jody</w:t>
+      </w:r>
+      <w:r>
+        <w:rPr>
+          <w:b/>
+          <w:bCs/>
+        </w:rPr>
+        <w:t xml:space="preserve"> </w:t>
+      </w:r>
+      <w:r>
+        <w:rPr>
+          <w:b/>
+          <w:bCs/>
+        </w:rPr>
+        <w:t xml:space="preserve">D.</w:t>
+      </w:r>
+      <w:r>
+        <w:rPr>
+          <w:b/>
+          <w:bCs/>
+        </w:rPr>
+        <w:t xml:space="preserve"> </w:t>
+      </w:r>
+      <w:r>
+        <w:rPr>
+          <w:b/>
+          <w:bCs/>
+        </w:rPr>
+        <w:t xml:space="preserve">Peterman</w:t>
+      </w:r>
+    </w:p>
+    <w:p>
+      <w:pPr>
+        <w:spacing w:before="0" w:after="0" w:line="322" w:lineRule="exact"/>
+        <w:ind w:left="4608" w:firstLine="0"/>
+      </w:pPr>
+      <w:r>
+        <w:t xml:space="preserve">Georgia</w:t>
+      </w:r>
+      <w:r>
+        <w:t xml:space="preserve"> </w:t>
+      </w:r>
+      <w:r>
+        <w:t xml:space="preserve">Bar</w:t>
+      </w:r>
+      <w:r>
+        <w:t xml:space="preserve"> </w:t>
+      </w:r>
+      <w:r>
+        <w:t xml:space="preserve">No.</w:t>
+      </w:r>
+      <w:r>
+        <w:t xml:space="preserve"> </w:t>
+      </w:r>
+      <w:r>
+        <w:t xml:space="preserve">573552</w:t>
+      </w:r>
+    </w:p>
+    <w:p>
+      <w:pPr>
+        <w:spacing w:before="160" w:after="0" w:line="322" w:lineRule="exact"/>
+        <w:ind w:left="4608" w:firstLine="0"/>
+      </w:pPr>
+      <w:r>
+        <w:rPr>
+          <w:b/>
+          <w:bCs/>
+        </w:rPr>
+        <w:t xml:space="preserve">T.</w:t>
+      </w:r>
+      <w:r>
+        <w:rPr>
+          <w:b/>
+          <w:bCs/>
+        </w:rPr>
+        <w:t xml:space="preserve"> </w:t>
+      </w:r>
+      <w:r>
+        <w:rPr>
+          <w:b/>
+          <w:bCs/>
+        </w:rPr>
+        <w:t xml:space="preserve">Michael</w:t>
+      </w:r>
+      <w:r>
+        <w:rPr>
+          <w:b/>
+          <w:bCs/>
+        </w:rPr>
+        <w:t xml:space="preserve"> </w:t>
+      </w:r>
+      <w:r>
+        <w:rPr>
+          <w:b/>
+          <w:bCs/>
+        </w:rPr>
+        <w:t xml:space="preserve">Burke,</w:t>
+      </w:r>
+      <w:r>
+        <w:rPr>
+          <w:b/>
+          <w:bCs/>
+        </w:rPr>
+        <w:t xml:space="preserve"> </w:t>
+      </w:r>
+      <w:r>
+        <w:rPr>
+          <w:b/>
+          <w:bCs/>
+        </w:rPr>
+        <w:t xml:space="preserve">Jr.</w:t>
+      </w:r>
+    </w:p>
+    <w:p>
+      <w:pPr>
+        <w:spacing w:before="0" w:after="0" w:line="322" w:lineRule="exact"/>
+        <w:ind w:left="4608" w:firstLine="0"/>
+      </w:pPr>
+      <w:r>
+        <w:t xml:space="preserve">Georgia</w:t>
+      </w:r>
+      <w:r>
+        <w:t xml:space="preserve"> </w:t>
+      </w:r>
+      <w:r>
+        <w:t xml:space="preserve">Bar</w:t>
+      </w:r>
+      <w:r>
+        <w:t xml:space="preserve"> </w:t>
+      </w:r>
+      <w:r>
+        <w:t xml:space="preserve">No.</w:t>
+      </w:r>
+      <w:r>
+        <w:t xml:space="preserve"> </w:t>
+      </w:r>
+      <w:r>
+        <w:t xml:space="preserve">106106</w:t>
+      </w:r>
+    </w:p>
+    <w:p>
+      <w:pPr>
+        <w:spacing w:before="160" w:after="0" w:line="322" w:lineRule="exact"/>
+        <w:ind w:left="4608" w:firstLine="0"/>
+      </w:pPr>
+      <w:r>
+        <w:rPr>
+          <w:b/>
+          <w:bCs/>
+        </w:rPr>
+        <w:t xml:space="preserve">Stephen</w:t>
+      </w:r>
+      <w:r>
+        <w:rPr>
+          <w:b/>
+          <w:bCs/>
+        </w:rPr>
+        <w:t xml:space="preserve"> </w:t>
+      </w:r>
+      <w:r>
+        <w:rPr>
+          <w:b/>
+          <w:bCs/>
+        </w:rPr>
+        <w:t xml:space="preserve">D.</w:t>
+      </w:r>
+      <w:r>
+        <w:rPr>
+          <w:b/>
+          <w:bCs/>
+        </w:rPr>
+        <w:t xml:space="preserve"> </w:t>
+      </w:r>
+      <w:r>
+        <w:rPr>
+          <w:b/>
+          <w:bCs/>
+        </w:rPr>
+        <w:t xml:space="preserve">Delk</w:t>
+      </w:r>
+    </w:p>
+    <w:p>
+      <w:pPr>
+        <w:spacing w:before="0" w:after="0" w:line="322" w:lineRule="exact"/>
+        <w:ind w:left="4608" w:firstLine="0"/>
+      </w:pPr>
+      <w:r>
+        <w:t xml:space="preserve">Georgia</w:t>
+      </w:r>
+      <w:r>
+        <w:t xml:space="preserve"> </w:t>
+      </w:r>
+      <w:r>
+        <w:t xml:space="preserve">Bar</w:t>
+      </w:r>
+      <w:r>
+        <w:t xml:space="preserve"> </w:t>
+      </w:r>
+      <w:r>
+        <w:t xml:space="preserve">No.</w:t>
+      </w:r>
+      <w:r>
+        <w:t xml:space="preserve"> </w:t>
+      </w:r>
+      <w:r>
+        <w:t xml:space="preserve">448395</w:t>
+      </w:r>
+    </w:p>
+    <w:p>
+      <w:pPr>
+        <w:spacing w:before="0" w:after="0" w:line="322" w:lineRule="exact"/>
+        <w:ind w:left="4608" w:firstLine="0"/>
+      </w:pPr>
+      <w:r>
+        <w:rPr>
+          <w:i/>
+          <w:iCs/>
+        </w:rPr>
+        <w:t xml:space="preserve">Attorneys</w:t>
+      </w:r>
+      <w:r>
+        <w:rPr>
+          <w:i/>
+          <w:iCs/>
+        </w:rPr>
+        <w:t xml:space="preserve"> </w:t>
+      </w:r>
+      <w:r>
+        <w:rPr>
+          <w:i/>
+          <w:iCs/>
+        </w:rPr>
+        <w:t xml:space="preserve">for</w:t>
+      </w:r>
+      <w:r>
+        <w:rPr>
+          <w:i/>
+          <w:iCs/>
+        </w:rPr>
+        <w:t xml:space="preserve"> </w:t>
+      </w:r>
+      <w:r>
+        <w:rPr>
+          <w:i/>
+          <w:iCs/>
+        </w:rPr>
+        <w:t xml:space="preserve">Appellant</w:t>
+      </w:r>
+    </w:p>
+    <w:p>
+      <w:pPr>
+        <w:spacing w:before="0" w:after="0" w:line="322" w:lineRule="exact"/>
+        <w:ind w:left="4608" w:firstLine="0"/>
+      </w:pPr>
+      <w:r>
+        <w:t xml:space="preserve">304</w:t>
+      </w:r>
+      <w:r>
+        <w:t xml:space="preserve"> </w:t>
+      </w:r>
+      <w:r>
+        <w:t xml:space="preserve">N.</w:t>
+      </w:r>
+      <w:r>
+        <w:t xml:space="preserve"> </w:t>
+      </w:r>
+      <w:r>
+        <w:t xml:space="preserve">Ashley</w:t>
+      </w:r>
+      <w:r>
+        <w:t xml:space="preserve"> </w:t>
+      </w:r>
+      <w:r>
+        <w:t xml:space="preserve">St.</w:t>
+      </w:r>
+    </w:p>
+    <w:p>
+      <w:pPr>
+        <w:spacing w:before="0" w:after="0" w:line="322" w:lineRule="exact"/>
+        <w:ind w:left="4608" w:firstLine="0"/>
+      </w:pPr>
+      <w:r>
+        <w:t xml:space="preserve">Valdosta,</w:t>
+      </w:r>
+      <w:r>
+        <w:t xml:space="preserve"> </w:t>
+      </w:r>
+      <w:r>
+        <w:t xml:space="preserve">GA</w:t>
+      </w:r>
+      <w:r>
+        <w:t xml:space="preserve"> </w:t>
+      </w:r>
+      <w:r>
+        <w:t xml:space="preserve">31601</w:t>
+      </w:r>
+    </w:p>
+    <w:p>
+      <w:pPr>
+        <w:spacing w:before="0" w:after="0" w:line="322" w:lineRule="exact"/>
+        <w:ind w:left="4608" w:firstLine="0"/>
+      </w:pPr>
+      <w:r>
+        <w:t xml:space="preserve">(229)</w:t>
+      </w:r>
+      <w:r>
+        <w:t xml:space="preserve"> </w:t>
+      </w:r>
+      <w:r>
+        <w:t xml:space="preserve">247</w:t>
+      </w:r>
+      <w:r>
+        <w:noBreakHyphen/>
+      </w:r>
+      <w:r>
+        <w:t xml:space="preserve">0386</w:t>
+      </w:r>
+    </w:p>
+    <w:p>
+      <w:pPr>
+        <w:spacing w:before="0" w:after="0" w:line="322" w:lineRule="exact"/>
+        <w:ind w:left="4608" w:firstLine="0"/>
+      </w:pPr>
+      <w:r>
+        <w:t xml:space="preserve">petermanlawoffice@yahoo.com</w:t>
+      </w:r>
+    </w:p>
+    <w:p>
+      <w:pPr>
+        <w:spacing w:before="0" w:after="0" w:line="322" w:lineRule="exact"/>
+        <w:ind w:left="4608" w:firstLine="0"/>
+      </w:pPr>
+      <w:r>
+        <w:t xml:space="preserve">mburke.petermanlaw@gmail.com</w:t>
+      </w:r>
+    </w:p>
+    <w:p>
+      <w:pPr>
+        <w:spacing w:before="0" w:after="0" w:line="322" w:lineRule="exact"/>
+        <w:ind w:left="4608" w:firstLine="0"/>
+      </w:pPr>
+      <w:r>
+        <w:t xml:space="preserve">sddelk.petermanlaw@gmail.com</w:t>
+      </w:r>
+    </w:p>
+    <w:p>
+      <w:pPr>
+        <w:pageBreakBefore/>
+        <w:spacing w:before="0" w:after="322" w:line="322" w:lineRule="exact"/>
+        <w:ind w:left="0" w:firstLine="0"/>
         <w:jc w:val="center"/>
       </w:pPr>
       <w:r>
@@ -238,202 +788,2184 @@
           <w:b/>
           <w:bCs/>
         </w:rPr>
-        <w:t xml:space="preserve">TABLE OF CONTENTS</w:t>
-      </w:r>
-    </w:p>
-    <w:p>
-      <w:pPr>
-        <w:spacing w:before="0" w:after="120" w:line="240" w:lineRule="auto"/>
+        <w:t xml:space="preserve">TABLE</w:t>
+      </w:r>
+      <w:r>
+        <w:rPr>
+          <w:b/>
+          <w:bCs/>
+        </w:rPr>
+        <w:t xml:space="preserve"> </w:t>
+      </w:r>
+      <w:r>
+        <w:rPr>
+          <w:b/>
+          <w:bCs/>
+        </w:rPr>
+        <w:t xml:space="preserve">OF</w:t>
+      </w:r>
+      <w:r>
+        <w:rPr>
+          <w:b/>
+          <w:bCs/>
+        </w:rPr>
+        <w:t xml:space="preserve"> </w:t>
+      </w:r>
+      <w:r>
+        <w:rPr>
+          <w:b/>
+          <w:bCs/>
+        </w:rPr>
+        <w:t xml:space="preserve">CONTENTS</w:t>
+      </w:r>
+    </w:p>
+    <w:p>
+      <w:pPr>
+        <w:keepLines/>
+        <w:tabs>
+          <w:tab w:val="right" w:leader="dot" w:pos="9360"/>
+        </w:tabs>
+        <w:spacing w:before="160" w:after="0" w:line="322" w:lineRule="exact"/>
+        <w:ind w:left="720" w:right="720" w:hanging="720"/>
+      </w:pPr>
+      <w:r>
+        <w:t xml:space="preserve">Table</w:t>
+      </w:r>
+      <w:r>
+        <w:t xml:space="preserve"> </w:t>
+      </w:r>
+      <w:r>
+        <w:t xml:space="preserve">of</w:t>
+      </w:r>
+      <w:r>
+        <w:t xml:space="preserve"> </w:t>
+      </w:r>
+      <w:r>
+        <w:t xml:space="preserve">Authorities</w:t>
+      </w:r>
+      <w:r>
+        <w:t xml:space="preserve">   </w:t>
+      </w:r>
+      <w:r>
+        <w:tab/>
+      </w:r>
+      <w:r>
+        <w:t xml:space="preserve">3</w:t>
+      </w:r>
+    </w:p>
+    <w:p>
+      <w:pPr>
+        <w:keepLines/>
+        <w:tabs>
+          <w:tab w:val="right" w:leader="dot" w:pos="9360"/>
+        </w:tabs>
+        <w:spacing w:before="160" w:after="0" w:line="322" w:lineRule="exact"/>
+        <w:ind w:left="720" w:right="720" w:hanging="720"/>
+      </w:pPr>
+      <w:r>
+        <w:t xml:space="preserve">Introduction</w:t>
+      </w:r>
+      <w:r>
+        <w:t xml:space="preserve"> </w:t>
+      </w:r>
+      <w:r>
+        <w:t xml:space="preserve">of</w:t>
+      </w:r>
+      <w:r>
+        <w:t xml:space="preserve"> </w:t>
+      </w:r>
+      <w:r>
+        <w:t xml:space="preserve">Issues</w:t>
+      </w:r>
+      <w:r>
+        <w:t xml:space="preserve"> </w:t>
+      </w:r>
+      <w:r>
+        <w:t xml:space="preserve">and</w:t>
+      </w:r>
+      <w:r>
+        <w:t xml:space="preserve"> </w:t>
+      </w:r>
+      <w:r>
+        <w:t xml:space="preserve">Arguments</w:t>
+      </w:r>
+      <w:r>
+        <w:t xml:space="preserve"> </w:t>
+      </w:r>
+      <w:r>
+        <w:t xml:space="preserve">on</w:t>
+      </w:r>
+      <w:r>
+        <w:t xml:space="preserve"> </w:t>
+      </w:r>
+      <w:r>
+        <w:t xml:space="preserve">Appeal</w:t>
+      </w:r>
+      <w:r>
+        <w:t xml:space="preserve">   </w:t>
+      </w:r>
+      <w:r>
+        <w:tab/>
+      </w:r>
+      <w:r>
+        <w:t xml:space="preserve">4</w:t>
+      </w:r>
+    </w:p>
+    <w:p>
+      <w:pPr>
+        <w:keepLines/>
+        <w:tabs>
+          <w:tab w:val="right" w:leader="dot" w:pos="9360"/>
+        </w:tabs>
+        <w:spacing w:before="160" w:after="0" w:line="322" w:lineRule="exact"/>
+        <w:ind w:left="720" w:right="720" w:hanging="720"/>
+      </w:pPr>
+      <w:r>
+        <w:t xml:space="preserve">Jurisdictional</w:t>
+      </w:r>
+      <w:r>
+        <w:t xml:space="preserve"> </w:t>
+      </w:r>
+      <w:r>
+        <w:t xml:space="preserve">Statement</w:t>
+      </w:r>
+      <w:r>
+        <w:t xml:space="preserve">   </w:t>
+      </w:r>
+      <w:r>
+        <w:tab/>
+      </w:r>
+      <w:r>
+        <w:t xml:space="preserve">4</w:t>
+      </w:r>
+    </w:p>
+    <w:p>
+      <w:pPr>
+        <w:keepLines/>
+        <w:tabs>
+          <w:tab w:val="right" w:leader="dot" w:pos="9360"/>
+        </w:tabs>
+        <w:spacing w:before="160" w:after="0" w:line="322" w:lineRule="exact"/>
+        <w:ind w:left="720" w:right="720" w:hanging="720"/>
+      </w:pPr>
+      <w:r>
+        <w:t xml:space="preserve">Enumeration</w:t>
+      </w:r>
+      <w:r>
+        <w:t xml:space="preserve"> </w:t>
+      </w:r>
+      <w:r>
+        <w:t xml:space="preserve">of</w:t>
+      </w:r>
+      <w:r>
+        <w:t xml:space="preserve"> </w:t>
+      </w:r>
+      <w:r>
+        <w:t xml:space="preserve">Errors</w:t>
+      </w:r>
+      <w:r>
+        <w:t xml:space="preserve">   </w:t>
+      </w:r>
+      <w:r>
+        <w:tab/>
+      </w:r>
+      <w:r>
+        <w:t xml:space="preserve">4</w:t>
+      </w:r>
+    </w:p>
+    <w:p>
+      <w:pPr>
+        <w:keepLines/>
+        <w:tabs>
+          <w:tab w:val="right" w:leader="dot" w:pos="9360"/>
+        </w:tabs>
+        <w:spacing w:before="160" w:after="0" w:line="322" w:lineRule="exact"/>
+        <w:ind w:left="720" w:right="720" w:hanging="720"/>
+      </w:pPr>
+      <w:r>
+        <w:t xml:space="preserve">Statement</w:t>
+      </w:r>
+      <w:r>
+        <w:t xml:space="preserve"> </w:t>
+      </w:r>
+      <w:r>
+        <w:t xml:space="preserve">of</w:t>
+      </w:r>
+      <w:r>
+        <w:t xml:space="preserve"> </w:t>
+      </w:r>
+      <w:r>
+        <w:t xml:space="preserve">the</w:t>
+      </w:r>
+      <w:r>
+        <w:t xml:space="preserve"> </w:t>
+      </w:r>
+      <w:r>
+        <w:t xml:space="preserve">Case</w:t>
+      </w:r>
+      <w:r>
+        <w:t xml:space="preserve">   </w:t>
+      </w:r>
+      <w:r>
+        <w:tab/>
+      </w:r>
+      <w:r>
+        <w:t xml:space="preserve">4</w:t>
+      </w:r>
+    </w:p>
+    <w:p>
+      <w:pPr>
+        <w:keepLines/>
+        <w:tabs>
+          <w:tab w:val="right" w:leader="dot" w:pos="9360"/>
+        </w:tabs>
+        <w:spacing w:before="160" w:after="0" w:line="322" w:lineRule="exact"/>
+        <w:ind w:left="720" w:right="720" w:hanging="720"/>
+      </w:pPr>
+      <w:r>
+        <w:t xml:space="preserve">Argument</w:t>
+      </w:r>
+      <w:r>
+        <w:t xml:space="preserve"> </w:t>
+      </w:r>
+      <w:r>
+        <w:t xml:space="preserve">and</w:t>
+      </w:r>
+      <w:r>
+        <w:t xml:space="preserve"> </w:t>
+      </w:r>
+      <w:r>
+        <w:t xml:space="preserve">Citation</w:t>
+      </w:r>
+      <w:r>
+        <w:t xml:space="preserve"> </w:t>
+      </w:r>
+      <w:r>
+        <w:t xml:space="preserve">of</w:t>
+      </w:r>
+      <w:r>
+        <w:t xml:space="preserve"> </w:t>
+      </w:r>
+      <w:r>
+        <w:t xml:space="preserve">Authority</w:t>
+      </w:r>
+      <w:r>
+        <w:t xml:space="preserve">   </w:t>
+      </w:r>
+      <w:r>
+        <w:tab/>
+      </w:r>
+      <w:r>
+        <w:t xml:space="preserve">8</w:t>
+      </w:r>
+    </w:p>
+    <w:p>
+      <w:pPr>
+        <w:keepLines/>
+        <w:tabs>
+          <w:tab w:val="right" w:leader="dot" w:pos="9360"/>
+        </w:tabs>
+        <w:spacing w:before="160" w:after="0" w:line="322" w:lineRule="exact"/>
+        <w:ind w:left="1440" w:right="720" w:hanging="720"/>
+      </w:pPr>
+      <w:r>
+        <w:t xml:space="preserve">A.</w:t>
+      </w:r>
+      <w:r>
+        <w:t xml:space="preserve"> </w:t>
+      </w:r>
+      <w:r>
+        <w:t xml:space="preserve">The</w:t>
+      </w:r>
+      <w:r>
+        <w:t xml:space="preserve"> </w:t>
+      </w:r>
+      <w:r>
+        <w:t xml:space="preserve">Standard</w:t>
+      </w:r>
+      <w:r>
+        <w:t xml:space="preserve"> </w:t>
+      </w:r>
+      <w:r>
+        <w:t xml:space="preserve">of</w:t>
+      </w:r>
+      <w:r>
+        <w:t xml:space="preserve"> </w:t>
+      </w:r>
+      <w:r>
+        <w:t xml:space="preserve">Review</w:t>
+      </w:r>
+      <w:r>
+        <w:t xml:space="preserve">   </w:t>
+      </w:r>
+      <w:r>
+        <w:tab/>
+      </w:r>
+      <w:r>
+        <w:t xml:space="preserve">8</w:t>
+      </w:r>
+    </w:p>
+    <w:p>
+      <w:pPr>
+        <w:keepLines/>
+        <w:tabs>
+          <w:tab w:val="right" w:leader="dot" w:pos="9360"/>
+        </w:tabs>
+        <w:spacing w:before="160" w:after="0" w:line="322" w:lineRule="exact"/>
+        <w:ind w:left="1440" w:right="720" w:hanging="720"/>
+      </w:pPr>
+      <w:r>
+        <w:t xml:space="preserve">B.</w:t>
+      </w:r>
+      <w:r>
+        <w:t xml:space="preserve"> </w:t>
+      </w:r>
+      <w:r>
+        <w:t xml:space="preserve">The</w:t>
+      </w:r>
+      <w:r>
+        <w:t xml:space="preserve"> </w:t>
+      </w:r>
+      <w:r>
+        <w:t xml:space="preserve">Trial</w:t>
+      </w:r>
+      <w:r>
+        <w:t xml:space="preserve"> </w:t>
+      </w:r>
+      <w:r>
+        <w:t xml:space="preserve">Court</w:t>
+      </w:r>
+      <w:r>
+        <w:t xml:space="preserve"> </w:t>
+      </w:r>
+      <w:r>
+        <w:t xml:space="preserve">Erred</w:t>
+      </w:r>
+      <w:r>
+        <w:t xml:space="preserve"> </w:t>
+      </w:r>
+      <w:r>
+        <w:t xml:space="preserve">in</w:t>
+      </w:r>
+      <w:r>
+        <w:t xml:space="preserve"> </w:t>
+      </w:r>
+      <w:r>
+        <w:t xml:space="preserve">Granting</w:t>
+      </w:r>
+      <w:r>
+        <w:t xml:space="preserve"> </w:t>
+      </w:r>
+      <w:r>
+        <w:t xml:space="preserve">Summary</w:t>
+      </w:r>
+      <w:r>
+        <w:t xml:space="preserve"> </w:t>
+      </w:r>
+      <w:r>
+        <w:t xml:space="preserve">Judgment</w:t>
+      </w:r>
+      <w:r>
+        <w:t xml:space="preserve">   </w:t>
+      </w:r>
+      <w:r>
+        <w:tab/>
+      </w:r>
+      <w:r>
+        <w:t xml:space="preserve">9</w:t>
+      </w:r>
+    </w:p>
+    <w:p>
+      <w:pPr>
+        <w:keepLines/>
+        <w:tabs>
+          <w:tab w:val="right" w:leader="dot" w:pos="9360"/>
+        </w:tabs>
+        <w:spacing w:before="160" w:after="0" w:line="322" w:lineRule="exact"/>
+        <w:ind w:left="2160" w:right="720" w:hanging="720"/>
+      </w:pPr>
+      <w:r>
+        <w:t xml:space="preserve">1.</w:t>
+      </w:r>
+      <w:r>
+        <w:t xml:space="preserve"> </w:t>
+      </w:r>
+      <w:r>
+        <w:t xml:space="preserve">Assumption</w:t>
+      </w:r>
+      <w:r>
+        <w:t xml:space="preserve"> </w:t>
+      </w:r>
+      <w:r>
+        <w:t xml:space="preserve">of</w:t>
+      </w:r>
+      <w:r>
+        <w:t xml:space="preserve"> </w:t>
+      </w:r>
+      <w:r>
+        <w:t xml:space="preserve">the</w:t>
+      </w:r>
+      <w:r>
+        <w:t xml:space="preserve"> </w:t>
+      </w:r>
+      <w:r>
+        <w:t xml:space="preserve">Risk</w:t>
+      </w:r>
+      <w:r>
+        <w:t xml:space="preserve"> </w:t>
+      </w:r>
+      <w:r>
+        <w:t xml:space="preserve">and</w:t>
+      </w:r>
+      <w:r>
+        <w:t xml:space="preserve"> </w:t>
+      </w:r>
+      <w:r>
+        <w:t xml:space="preserve">the</w:t>
+      </w:r>
+      <w:r>
+        <w:t xml:space="preserve"> </w:t>
+      </w:r>
+      <w:r>
+        <w:t xml:space="preserve">Emergency</w:t>
+      </w:r>
+      <w:r>
+        <w:t xml:space="preserve"> </w:t>
+      </w:r>
+      <w:r>
+        <w:t xml:space="preserve">Doctrine</w:t>
+      </w:r>
+      <w:r>
+        <w:t xml:space="preserve">   </w:t>
+      </w:r>
+      <w:r>
+        <w:tab/>
+      </w:r>
+      <w:r>
+        <w:t xml:space="preserve">11</w:t>
+      </w:r>
+    </w:p>
+    <w:p>
+      <w:pPr>
+        <w:keepLines/>
+        <w:tabs>
+          <w:tab w:val="right" w:leader="dot" w:pos="9360"/>
+        </w:tabs>
+        <w:spacing w:before="160" w:after="0" w:line="322" w:lineRule="exact"/>
+        <w:ind w:left="720" w:right="720" w:hanging="720"/>
+      </w:pPr>
+      <w:r>
+        <w:t xml:space="preserve">Conclusion</w:t>
+      </w:r>
+      <w:r>
+        <w:t xml:space="preserve">   </w:t>
+      </w:r>
+      <w:r>
+        <w:tab/>
+      </w:r>
+      <w:r>
+        <w:t xml:space="preserve">15</w:t>
+      </w:r>
+    </w:p>
+    <w:p>
+      <w:pPr>
+        <w:keepLines/>
+        <w:tabs>
+          <w:tab w:val="right" w:leader="dot" w:pos="9360"/>
+        </w:tabs>
+        <w:spacing w:before="160" w:after="0" w:line="322" w:lineRule="exact"/>
+        <w:ind w:left="720" w:right="720" w:hanging="720"/>
+      </w:pPr>
+      <w:r>
+        <w:t xml:space="preserve">Certificate</w:t>
+      </w:r>
+      <w:r>
+        <w:t xml:space="preserve"> </w:t>
+      </w:r>
+      <w:r>
+        <w:t xml:space="preserve">of</w:t>
+      </w:r>
+      <w:r>
+        <w:t xml:space="preserve"> </w:t>
+      </w:r>
+      <w:r>
+        <w:t xml:space="preserve">Service</w:t>
+      </w:r>
+      <w:r>
+        <w:t xml:space="preserve">   </w:t>
+      </w:r>
+      <w:r>
+        <w:tab/>
+      </w:r>
+      <w:r>
+        <w:t xml:space="preserve">17</w:t>
+      </w:r>
+    </w:p>
+    <w:p>
+      <w:pPr>
+        <w:keepNext/>
+        <w:keepLines/>
+        <w:pageBreakBefore/>
+        <w:spacing w:before="0" w:after="320" w:line="322" w:lineRule="exact"/>
         <w:ind w:left="0" w:firstLine="0"/>
+        <w:jc w:val="center"/>
+      </w:pPr>
+      <w:r>
+        <w:rPr>
+          <w:b/>
+          <w:bCs/>
+        </w:rPr>
+        <w:t xml:space="preserve">TABLE</w:t>
+      </w:r>
+      <w:r>
+        <w:rPr>
+          <w:b/>
+          <w:bCs/>
+        </w:rPr>
+        <w:t xml:space="preserve"> </w:t>
+      </w:r>
+      <w:r>
+        <w:rPr>
+          <w:b/>
+          <w:bCs/>
+        </w:rPr>
+        <w:t xml:space="preserve">OF</w:t>
+      </w:r>
+      <w:r>
+        <w:rPr>
+          <w:b/>
+          <w:bCs/>
+        </w:rPr>
+        <w:t xml:space="preserve"> </w:t>
+      </w:r>
+      <w:r>
+        <w:rPr>
+          <w:b/>
+          <w:bCs/>
+        </w:rPr>
+        <w:t xml:space="preserve">AUTHORITIES</w:t>
+      </w:r>
+    </w:p>
+    <w:p>
+      <w:pPr>
+        <w:keepNext/>
+        <w:keepLines/>
+        <w:spacing w:before="322" w:after="0" w:line="322" w:lineRule="exact"/>
+        <w:ind w:left="0" w:firstLine="0"/>
+      </w:pPr>
+      <w:r>
+        <w:rPr>
+          <w:b/>
+          <w:bCs/>
+        </w:rPr>
+        <w:t xml:space="preserve">Cases</w:t>
+      </w:r>
+    </w:p>
+    <w:p>
+      <w:pPr>
+        <w:keepLines/>
         <w:tabs>
-          <w:tab w:val="right" w:leader="dot" w:pos="9350"/>
+          <w:tab w:val="right" w:leader="dot" w:pos="9360"/>
         </w:tabs>
-      </w:pPr>
-      <w:r>
-        <w:fldChar w:fldCharType="begin"/>
-      </w:r>
-      <w:r>
-        <w:instrText xml:space="preserve"> TOC \o "1-2" \h \z \u </w:instrText>
-      </w:r>
-      <w:r>
-        <w:fldChar w:fldCharType="separate"/>
-      </w:r>
-      <w:r>
-        <w:t xml:space="preserve">Statement of Jurisdiction</w:t>
+        <w:spacing w:before="160" w:after="0" w:line="322" w:lineRule="exact"/>
+        <w:ind w:left="720" w:right="1120" w:hanging="720"/>
+      </w:pPr>
+      <w:r>
+        <w:rPr>
+          <w:i/>
+          <w:iCs/>
+        </w:rPr>
+        <w:t xml:space="preserve">Albright</w:t>
+      </w:r>
+      <w:r>
+        <w:rPr>
+          <w:i/>
+          <w:iCs/>
+        </w:rPr>
+        <w:t xml:space="preserve"> </w:t>
+      </w:r>
+      <w:r>
+        <w:rPr>
+          <w:i/>
+          <w:iCs/>
+        </w:rPr>
+        <w:t xml:space="preserve">v.</w:t>
+      </w:r>
+      <w:r>
+        <w:rPr>
+          <w:i/>
+          <w:iCs/>
+        </w:rPr>
+        <w:t xml:space="preserve"> </w:t>
+      </w:r>
+      <w:r>
+        <w:rPr>
+          <w:i/>
+          <w:iCs/>
+        </w:rPr>
+        <w:t xml:space="preserve">Terminal</w:t>
+      </w:r>
+      <w:r>
+        <w:rPr>
+          <w:i/>
+          <w:iCs/>
+        </w:rPr>
+        <w:t xml:space="preserve"> </w:t>
+      </w:r>
+      <w:r>
+        <w:rPr>
+          <w:i/>
+          <w:iCs/>
+        </w:rPr>
+        <w:t xml:space="preserve">Investment</w:t>
+      </w:r>
+      <w:r>
+        <w:rPr>
+          <w:i/>
+          <w:iCs/>
+        </w:rPr>
+        <w:t xml:space="preserve"> </w:t>
+      </w:r>
+      <w:r>
+        <w:rPr>
+          <w:i/>
+          <w:iCs/>
+        </w:rPr>
+        <w:t xml:space="preserve">Corp.</w:t>
+      </w:r>
+      <w:r>
+        <w:t xml:space="preserve">,</w:t>
+      </w:r>
+      <w:r>
+        <w:t xml:space="preserve"> </w:t>
+      </w:r>
+      <w:r>
+        <w:t xml:space="preserve">373</w:t>
+      </w:r>
+      <w:r>
+        <w:t xml:space="preserve"> </w:t>
+      </w:r>
+      <w:r>
+        <w:t xml:space="preserve">Ga.</w:t>
+      </w:r>
+      <w:r>
+        <w:t xml:space="preserve"> </w:t>
+      </w:r>
+      <w:r>
+        <w:t xml:space="preserve">App.</w:t>
+      </w:r>
+      <w:r>
+        <w:t xml:space="preserve"> </w:t>
+      </w:r>
+      <w:r>
+        <w:t xml:space="preserve">798</w:t>
+      </w:r>
+      <w:r>
+        <w:t xml:space="preserve"> </w:t>
+      </w:r>
+      <w:r>
+        <w:t xml:space="preserve">(2024)</w:t>
+      </w:r>
+      <w:r>
+        <w:t xml:space="preserve">   </w:t>
       </w:r>
       <w:r>
         <w:tab/>
       </w:r>
       <w:r>
-        <w:t xml:space="preserve">1</w:t>
-      </w:r>
-    </w:p>
-    <w:p>
-      <w:pPr>
-        <w:spacing w:before="0" w:after="120" w:line="240" w:lineRule="auto"/>
+        <w:t xml:space="preserve">10, 16</w:t>
+      </w:r>
+    </w:p>
+    <w:p>
+      <w:pPr>
+        <w:keepLines/>
+        <w:tabs>
+          <w:tab w:val="right" w:leader="dot" w:pos="9360"/>
+        </w:tabs>
+        <w:spacing w:before="160" w:after="0" w:line="322" w:lineRule="exact"/>
+        <w:ind w:left="720" w:right="1120" w:hanging="720"/>
+      </w:pPr>
+      <w:r>
+        <w:rPr>
+          <w:i/>
+          <w:iCs/>
+        </w:rPr>
+        <w:t xml:space="preserve">Carter</w:t>
+      </w:r>
+      <w:r>
+        <w:rPr>
+          <w:i/>
+          <w:iCs/>
+        </w:rPr>
+        <w:t xml:space="preserve"> </w:t>
+      </w:r>
+      <w:r>
+        <w:rPr>
+          <w:i/>
+          <w:iCs/>
+        </w:rPr>
+        <w:t xml:space="preserve">v.</w:t>
+      </w:r>
+      <w:r>
+        <w:rPr>
+          <w:i/>
+          <w:iCs/>
+        </w:rPr>
+        <w:t xml:space="preserve"> </w:t>
+      </w:r>
+      <w:r>
+        <w:rPr>
+          <w:i/>
+          <w:iCs/>
+        </w:rPr>
+        <w:t xml:space="preserve">Scott</w:t>
+      </w:r>
+      <w:r>
+        <w:t xml:space="preserve">,</w:t>
+      </w:r>
+      <w:r>
+        <w:t xml:space="preserve"> </w:t>
+      </w:r>
+      <w:r>
+        <w:t xml:space="preserve">320</w:t>
+      </w:r>
+      <w:r>
+        <w:t xml:space="preserve"> </w:t>
+      </w:r>
+      <w:r>
+        <w:t xml:space="preserve">Ga.</w:t>
+      </w:r>
+      <w:r>
+        <w:t xml:space="preserve"> </w:t>
+      </w:r>
+      <w:r>
+        <w:t xml:space="preserve">App.</w:t>
+      </w:r>
+      <w:r>
+        <w:t xml:space="preserve"> </w:t>
+      </w:r>
+      <w:r>
+        <w:t xml:space="preserve">404</w:t>
+      </w:r>
+      <w:r>
+        <w:t xml:space="preserve"> </w:t>
+      </w:r>
+      <w:r>
+        <w:t xml:space="preserve">(2013)</w:t>
+      </w:r>
+      <w:r>
+        <w:t xml:space="preserve">   </w:t>
+      </w:r>
+      <w:r>
+        <w:tab/>
+      </w:r>
+      <w:r>
+        <w:t xml:space="preserve">13</w:t>
+      </w:r>
+    </w:p>
+    <w:p>
+      <w:pPr>
+        <w:keepLines/>
+        <w:tabs>
+          <w:tab w:val="right" w:leader="dot" w:pos="9360"/>
+        </w:tabs>
+        <w:spacing w:before="160" w:after="0" w:line="322" w:lineRule="exact"/>
+        <w:ind w:left="720" w:right="1120" w:hanging="720"/>
+      </w:pPr>
+      <w:r>
+        <w:rPr>
+          <w:i/>
+          <w:iCs/>
+        </w:rPr>
+        <w:t xml:space="preserve">Houston</w:t>
+      </w:r>
+      <w:r>
+        <w:rPr>
+          <w:i/>
+          <w:iCs/>
+        </w:rPr>
+        <w:t xml:space="preserve"> </w:t>
+      </w:r>
+      <w:r>
+        <w:rPr>
+          <w:i/>
+          <w:iCs/>
+        </w:rPr>
+        <w:t xml:space="preserve">v.</w:t>
+      </w:r>
+      <w:r>
+        <w:rPr>
+          <w:i/>
+          <w:iCs/>
+        </w:rPr>
+        <w:t xml:space="preserve"> </w:t>
+      </w:r>
+      <w:r>
+        <w:rPr>
+          <w:i/>
+          <w:iCs/>
+        </w:rPr>
+        <w:t xml:space="preserve">Wal-Mart</w:t>
+      </w:r>
+      <w:r>
+        <w:rPr>
+          <w:i/>
+          <w:iCs/>
+        </w:rPr>
+        <w:t xml:space="preserve"> </w:t>
+      </w:r>
+      <w:r>
+        <w:rPr>
+          <w:i/>
+          <w:iCs/>
+        </w:rPr>
+        <w:t xml:space="preserve">Stores</w:t>
+      </w:r>
+      <w:r>
+        <w:rPr>
+          <w:i/>
+          <w:iCs/>
+        </w:rPr>
+        <w:t xml:space="preserve"> </w:t>
+      </w:r>
+      <w:r>
+        <w:rPr>
+          <w:i/>
+          <w:iCs/>
+        </w:rPr>
+        <w:t xml:space="preserve">E.,</w:t>
+      </w:r>
+      <w:r>
+        <w:rPr>
+          <w:i/>
+          <w:iCs/>
+        </w:rPr>
+        <w:t xml:space="preserve"> </w:t>
+      </w:r>
+      <w:r>
+        <w:rPr>
+          <w:i/>
+          <w:iCs/>
+        </w:rPr>
+        <w:t xml:space="preserve">L.P.</w:t>
+      </w:r>
+      <w:r>
+        <w:t xml:space="preserve">,</w:t>
+      </w:r>
+      <w:r>
+        <w:t xml:space="preserve"> </w:t>
+      </w:r>
+      <w:r>
+        <w:t xml:space="preserve">324</w:t>
+      </w:r>
+      <w:r>
+        <w:t xml:space="preserve"> </w:t>
+      </w:r>
+      <w:r>
+        <w:t xml:space="preserve">Ga.</w:t>
+      </w:r>
+      <w:r>
+        <w:t xml:space="preserve"> </w:t>
+      </w:r>
+      <w:r>
+        <w:t xml:space="preserve">App.</w:t>
+      </w:r>
+      <w:r>
+        <w:t xml:space="preserve"> </w:t>
+      </w:r>
+      <w:r>
+        <w:t xml:space="preserve">105</w:t>
+      </w:r>
+      <w:r>
+        <w:t xml:space="preserve"> </w:t>
+      </w:r>
+      <w:r>
+        <w:t xml:space="preserve">(2013)</w:t>
+      </w:r>
+      <w:r>
+        <w:t xml:space="preserve">   </w:t>
+      </w:r>
+      <w:r>
+        <w:tab/>
+      </w:r>
+      <w:r>
+        <w:t xml:space="preserve">8</w:t>
+      </w:r>
+    </w:p>
+    <w:p>
+      <w:pPr>
+        <w:keepLines/>
+        <w:tabs>
+          <w:tab w:val="right" w:leader="dot" w:pos="9360"/>
+        </w:tabs>
+        <w:spacing w:before="160" w:after="0" w:line="322" w:lineRule="exact"/>
+        <w:ind w:left="720" w:right="1120" w:hanging="720"/>
+      </w:pPr>
+      <w:r>
+        <w:rPr>
+          <w:i/>
+          <w:iCs/>
+        </w:rPr>
+        <w:t xml:space="preserve">Kane</w:t>
+      </w:r>
+      <w:r>
+        <w:rPr>
+          <w:i/>
+          <w:iCs/>
+        </w:rPr>
+        <w:t xml:space="preserve"> </w:t>
+      </w:r>
+      <w:r>
+        <w:rPr>
+          <w:i/>
+          <w:iCs/>
+        </w:rPr>
+        <w:t xml:space="preserve">v.</w:t>
+      </w:r>
+      <w:r>
+        <w:rPr>
+          <w:i/>
+          <w:iCs/>
+        </w:rPr>
+        <w:t xml:space="preserve"> </w:t>
+      </w:r>
+      <w:r>
+        <w:rPr>
+          <w:i/>
+          <w:iCs/>
+        </w:rPr>
+        <w:t xml:space="preserve">Landscape</w:t>
+      </w:r>
+      <w:r>
+        <w:rPr>
+          <w:i/>
+          <w:iCs/>
+        </w:rPr>
+        <w:t xml:space="preserve"> </w:t>
+      </w:r>
+      <w:r>
+        <w:rPr>
+          <w:i/>
+          <w:iCs/>
+        </w:rPr>
+        <w:t xml:space="preserve">Structures,</w:t>
+      </w:r>
+      <w:r>
+        <w:rPr>
+          <w:i/>
+          <w:iCs/>
+        </w:rPr>
+        <w:t xml:space="preserve"> </w:t>
+      </w:r>
+      <w:r>
+        <w:rPr>
+          <w:i/>
+          <w:iCs/>
+        </w:rPr>
+        <w:t xml:space="preserve">Inc.</w:t>
+      </w:r>
+      <w:r>
+        <w:t xml:space="preserve">,</w:t>
+      </w:r>
+      <w:r>
+        <w:t xml:space="preserve"> </w:t>
+      </w:r>
+      <w:r>
+        <w:t xml:space="preserve">309</w:t>
+      </w:r>
+      <w:r>
+        <w:t xml:space="preserve"> </w:t>
+      </w:r>
+      <w:r>
+        <w:t xml:space="preserve">Ga.</w:t>
+      </w:r>
+      <w:r>
+        <w:t xml:space="preserve"> </w:t>
+      </w:r>
+      <w:r>
+        <w:t xml:space="preserve">App.</w:t>
+      </w:r>
+      <w:r>
+        <w:t xml:space="preserve"> </w:t>
+      </w:r>
+      <w:r>
+        <w:t xml:space="preserve">14</w:t>
+      </w:r>
+      <w:r>
+        <w:t xml:space="preserve"> </w:t>
+      </w:r>
+      <w:r>
+        <w:t xml:space="preserve">(2011)</w:t>
+      </w:r>
+      <w:r>
+        <w:t xml:space="preserve">   </w:t>
+      </w:r>
+      <w:r>
+        <w:tab/>
+      </w:r>
+      <w:r>
+        <w:t xml:space="preserve">11, 13</w:t>
+      </w:r>
+    </w:p>
+    <w:p>
+      <w:pPr>
+        <w:keepLines/>
+        <w:tabs>
+          <w:tab w:val="right" w:leader="dot" w:pos="9360"/>
+        </w:tabs>
+        <w:spacing w:before="160" w:after="0" w:line="322" w:lineRule="exact"/>
+        <w:ind w:left="720" w:right="1120" w:hanging="720"/>
+      </w:pPr>
+      <w:r>
+        <w:rPr>
+          <w:i/>
+          <w:iCs/>
+        </w:rPr>
+        <w:t xml:space="preserve">Norton</w:t>
+      </w:r>
+      <w:r>
+        <w:rPr>
+          <w:i/>
+          <w:iCs/>
+        </w:rPr>
+        <w:t xml:space="preserve"> </w:t>
+      </w:r>
+      <w:r>
+        <w:rPr>
+          <w:i/>
+          <w:iCs/>
+        </w:rPr>
+        <w:t xml:space="preserve">v.</w:t>
+      </w:r>
+      <w:r>
+        <w:rPr>
+          <w:i/>
+          <w:iCs/>
+        </w:rPr>
+        <w:t xml:space="preserve"> </w:t>
+      </w:r>
+      <w:r>
+        <w:rPr>
+          <w:i/>
+          <w:iCs/>
+        </w:rPr>
+        <w:t xml:space="preserve">Ga.</w:t>
+      </w:r>
+      <w:r>
+        <w:rPr>
+          <w:i/>
+          <w:iCs/>
+        </w:rPr>
+        <w:t xml:space="preserve"> </w:t>
+      </w:r>
+      <w:r>
+        <w:rPr>
+          <w:i/>
+          <w:iCs/>
+        </w:rPr>
+        <w:t xml:space="preserve">R.</w:t>
+      </w:r>
+      <w:r>
+        <w:rPr>
+          <w:i/>
+          <w:iCs/>
+        </w:rPr>
+        <w:t xml:space="preserve"> </w:t>
+      </w:r>
+      <w:r>
+        <w:rPr>
+          <w:i/>
+          <w:iCs/>
+        </w:rPr>
+        <w:t xml:space="preserve">Bank</w:t>
+      </w:r>
+      <w:r>
+        <w:rPr>
+          <w:i/>
+          <w:iCs/>
+        </w:rPr>
+        <w:t xml:space="preserve"> </w:t>
+      </w:r>
+      <w:r>
+        <w:rPr>
+          <w:i/>
+          <w:iCs/>
+        </w:rPr>
+        <w:t xml:space="preserve">&amp;</w:t>
+      </w:r>
+      <w:r>
+        <w:rPr>
+          <w:i/>
+          <w:iCs/>
+        </w:rPr>
+        <w:t xml:space="preserve"> </w:t>
+      </w:r>
+      <w:r>
+        <w:rPr>
+          <w:i/>
+          <w:iCs/>
+        </w:rPr>
+        <w:t xml:space="preserve">Trust</w:t>
+      </w:r>
+      <w:r>
+        <w:t xml:space="preserve">,</w:t>
+      </w:r>
+      <w:r>
+        <w:t xml:space="preserve"> </w:t>
+      </w:r>
+      <w:r>
+        <w:t xml:space="preserve">253</w:t>
+      </w:r>
+      <w:r>
+        <w:t xml:space="preserve"> </w:t>
+      </w:r>
+      <w:r>
+        <w:t xml:space="preserve">Ga.</w:t>
+      </w:r>
+      <w:r>
+        <w:t xml:space="preserve"> </w:t>
+      </w:r>
+      <w:r>
+        <w:t xml:space="preserve">596</w:t>
+      </w:r>
+      <w:r>
+        <w:t xml:space="preserve"> </w:t>
+      </w:r>
+      <w:r>
+        <w:t xml:space="preserve">(1984)</w:t>
+      </w:r>
+      <w:r>
+        <w:t xml:space="preserve">   </w:t>
+      </w:r>
+      <w:r>
+        <w:tab/>
+      </w:r>
+      <w:r>
+        <w:t xml:space="preserve">8</w:t>
+      </w:r>
+    </w:p>
+    <w:p>
+      <w:pPr>
+        <w:keepLines/>
+        <w:tabs>
+          <w:tab w:val="right" w:leader="dot" w:pos="9360"/>
+        </w:tabs>
+        <w:spacing w:before="160" w:after="0" w:line="322" w:lineRule="exact"/>
+        <w:ind w:left="720" w:right="1120" w:hanging="720"/>
+      </w:pPr>
+      <w:r>
+        <w:rPr>
+          <w:i/>
+          <w:iCs/>
+        </w:rPr>
+        <w:t xml:space="preserve">Osburn</w:t>
+      </w:r>
+      <w:r>
+        <w:rPr>
+          <w:i/>
+          <w:iCs/>
+        </w:rPr>
+        <w:t xml:space="preserve"> </w:t>
+      </w:r>
+      <w:r>
+        <w:rPr>
+          <w:i/>
+          <w:iCs/>
+        </w:rPr>
+        <w:t xml:space="preserve">v.</w:t>
+      </w:r>
+      <w:r>
+        <w:rPr>
+          <w:i/>
+          <w:iCs/>
+        </w:rPr>
+        <w:t xml:space="preserve"> </w:t>
+      </w:r>
+      <w:r>
+        <w:rPr>
+          <w:i/>
+          <w:iCs/>
+        </w:rPr>
+        <w:t xml:space="preserve">Pilgrim</w:t>
+      </w:r>
+      <w:r>
+        <w:t xml:space="preserve">,</w:t>
+      </w:r>
+      <w:r>
+        <w:t xml:space="preserve"> </w:t>
+      </w:r>
+      <w:r>
+        <w:t xml:space="preserve">246</w:t>
+      </w:r>
+      <w:r>
+        <w:t xml:space="preserve"> </w:t>
+      </w:r>
+      <w:r>
+        <w:t xml:space="preserve">Ga.</w:t>
+      </w:r>
+      <w:r>
+        <w:t xml:space="preserve"> </w:t>
+      </w:r>
+      <w:r>
+        <w:t xml:space="preserve">688</w:t>
+      </w:r>
+      <w:r>
+        <w:t xml:space="preserve"> </w:t>
+      </w:r>
+      <w:r>
+        <w:t xml:space="preserve">(1980)</w:t>
+      </w:r>
+      <w:r>
+        <w:t xml:space="preserve">   </w:t>
+      </w:r>
+      <w:r>
+        <w:tab/>
+      </w:r>
+      <w:r>
+        <w:t xml:space="preserve">12</w:t>
+      </w:r>
+    </w:p>
+    <w:p>
+      <w:pPr>
+        <w:keepLines/>
+        <w:tabs>
+          <w:tab w:val="right" w:leader="dot" w:pos="9360"/>
+        </w:tabs>
+        <w:spacing w:before="160" w:after="0" w:line="322" w:lineRule="exact"/>
+        <w:ind w:left="720" w:right="1120" w:hanging="720"/>
+      </w:pPr>
+      <w:r>
+        <w:rPr>
+          <w:i/>
+          <w:iCs/>
+        </w:rPr>
+        <w:t xml:space="preserve">Reed</w:t>
+      </w:r>
+      <w:r>
+        <w:rPr>
+          <w:i/>
+          <w:iCs/>
+        </w:rPr>
+        <w:t xml:space="preserve"> </w:t>
+      </w:r>
+      <w:r>
+        <w:rPr>
+          <w:i/>
+          <w:iCs/>
+        </w:rPr>
+        <w:t xml:space="preserve">v.</w:t>
+      </w:r>
+      <w:r>
+        <w:rPr>
+          <w:i/>
+          <w:iCs/>
+        </w:rPr>
+        <w:t xml:space="preserve"> </w:t>
+      </w:r>
+      <w:r>
+        <w:rPr>
+          <w:i/>
+          <w:iCs/>
+        </w:rPr>
+        <w:t xml:space="preserve">Carolina</w:t>
+      </w:r>
+      <w:r>
+        <w:rPr>
+          <w:i/>
+          <w:iCs/>
+        </w:rPr>
+        <w:t xml:space="preserve"> </w:t>
+      </w:r>
+      <w:r>
+        <w:rPr>
+          <w:i/>
+          <w:iCs/>
+        </w:rPr>
+        <w:t xml:space="preserve">Cas.</w:t>
+      </w:r>
+      <w:r>
+        <w:rPr>
+          <w:i/>
+          <w:iCs/>
+        </w:rPr>
+        <w:t xml:space="preserve"> </w:t>
+      </w:r>
+      <w:r>
+        <w:rPr>
+          <w:i/>
+          <w:iCs/>
+        </w:rPr>
+        <w:t xml:space="preserve">Ins.</w:t>
+      </w:r>
+      <w:r>
+        <w:rPr>
+          <w:i/>
+          <w:iCs/>
+        </w:rPr>
+        <w:t xml:space="preserve"> </w:t>
+      </w:r>
+      <w:r>
+        <w:rPr>
+          <w:i/>
+          <w:iCs/>
+        </w:rPr>
+        <w:t xml:space="preserve">Co.</w:t>
+      </w:r>
+      <w:r>
+        <w:t xml:space="preserve">,</w:t>
+      </w:r>
+      <w:r>
+        <w:t xml:space="preserve"> </w:t>
+      </w:r>
+      <w:r>
+        <w:t xml:space="preserve">327</w:t>
+      </w:r>
+      <w:r>
+        <w:t xml:space="preserve"> </w:t>
+      </w:r>
+      <w:r>
+        <w:t xml:space="preserve">Ga.</w:t>
+      </w:r>
+      <w:r>
+        <w:t xml:space="preserve"> </w:t>
+      </w:r>
+      <w:r>
+        <w:t xml:space="preserve">App.</w:t>
+      </w:r>
+      <w:r>
+        <w:t xml:space="preserve"> </w:t>
+      </w:r>
+      <w:r>
+        <w:t xml:space="preserve">130</w:t>
+      </w:r>
+      <w:r>
+        <w:t xml:space="preserve"> </w:t>
+      </w:r>
+      <w:r>
+        <w:t xml:space="preserve">(2014)</w:t>
+      </w:r>
+      <w:r>
+        <w:t xml:space="preserve">   </w:t>
+      </w:r>
+      <w:r>
+        <w:tab/>
+      </w:r>
+      <w:r>
+        <w:t xml:space="preserve">8, 16</w:t>
+      </w:r>
+    </w:p>
+    <w:p>
+      <w:pPr>
+        <w:keepLines/>
+        <w:tabs>
+          <w:tab w:val="right" w:leader="dot" w:pos="9360"/>
+        </w:tabs>
+        <w:spacing w:before="160" w:after="0" w:line="322" w:lineRule="exact"/>
+        <w:ind w:left="720" w:right="1120" w:hanging="720"/>
+      </w:pPr>
+      <w:r>
+        <w:rPr>
+          <w:i/>
+          <w:iCs/>
+        </w:rPr>
+        <w:t xml:space="preserve">Scott</w:t>
+      </w:r>
+      <w:r>
+        <w:rPr>
+          <w:i/>
+          <w:iCs/>
+        </w:rPr>
+        <w:t xml:space="preserve"> </w:t>
+      </w:r>
+      <w:r>
+        <w:rPr>
+          <w:i/>
+          <w:iCs/>
+        </w:rPr>
+        <w:t xml:space="preserve">v.</w:t>
+      </w:r>
+      <w:r>
+        <w:rPr>
+          <w:i/>
+          <w:iCs/>
+        </w:rPr>
+        <w:t xml:space="preserve"> </w:t>
+      </w:r>
+      <w:r>
+        <w:rPr>
+          <w:i/>
+          <w:iCs/>
+        </w:rPr>
+        <w:t xml:space="preserve">Owens-Illinois,</w:t>
+      </w:r>
+      <w:r>
+        <w:rPr>
+          <w:i/>
+          <w:iCs/>
+        </w:rPr>
+        <w:t xml:space="preserve"> </w:t>
+      </w:r>
+      <w:r>
+        <w:rPr>
+          <w:i/>
+          <w:iCs/>
+        </w:rPr>
+        <w:t xml:space="preserve">Inc.</w:t>
+      </w:r>
+      <w:r>
+        <w:t xml:space="preserve">,</w:t>
+      </w:r>
+      <w:r>
+        <w:t xml:space="preserve"> </w:t>
+      </w:r>
+      <w:r>
+        <w:t xml:space="preserve">173</w:t>
+      </w:r>
+      <w:r>
+        <w:t xml:space="preserve"> </w:t>
+      </w:r>
+      <w:r>
+        <w:t xml:space="preserve">Ga.</w:t>
+      </w:r>
+      <w:r>
+        <w:t xml:space="preserve"> </w:t>
+      </w:r>
+      <w:r>
+        <w:t xml:space="preserve">App.</w:t>
+      </w:r>
+      <w:r>
+        <w:t xml:space="preserve"> </w:t>
+      </w:r>
+      <w:r>
+        <w:t xml:space="preserve">19</w:t>
+      </w:r>
+      <w:r>
+        <w:t xml:space="preserve"> </w:t>
+      </w:r>
+      <w:r>
+        <w:t xml:space="preserve">(1984)</w:t>
+      </w:r>
+      <w:r>
+        <w:t xml:space="preserve">   </w:t>
+      </w:r>
+      <w:r>
+        <w:tab/>
+      </w:r>
+      <w:r>
+        <w:t xml:space="preserve">9</w:t>
+      </w:r>
+    </w:p>
+    <w:p>
+      <w:pPr>
+        <w:keepLines/>
+        <w:tabs>
+          <w:tab w:val="right" w:leader="dot" w:pos="9360"/>
+        </w:tabs>
+        <w:spacing w:before="160" w:after="0" w:line="322" w:lineRule="exact"/>
+        <w:ind w:left="720" w:right="1120" w:hanging="720"/>
+      </w:pPr>
+      <w:r>
+        <w:rPr>
+          <w:i/>
+          <w:iCs/>
+        </w:rPr>
+        <w:t xml:space="preserve">Sutton</w:t>
+      </w:r>
+      <w:r>
+        <w:rPr>
+          <w:i/>
+          <w:iCs/>
+        </w:rPr>
+        <w:t xml:space="preserve"> </w:t>
+      </w:r>
+      <w:r>
+        <w:rPr>
+          <w:i/>
+          <w:iCs/>
+        </w:rPr>
+        <w:t xml:space="preserve">v.</w:t>
+      </w:r>
+      <w:r>
+        <w:rPr>
+          <w:i/>
+          <w:iCs/>
+        </w:rPr>
+        <w:t xml:space="preserve"> </w:t>
+      </w:r>
+      <w:r>
+        <w:rPr>
+          <w:i/>
+          <w:iCs/>
+        </w:rPr>
+        <w:t xml:space="preserve">Justiss</w:t>
+      </w:r>
+      <w:r>
+        <w:t xml:space="preserve">,</w:t>
+      </w:r>
+      <w:r>
+        <w:t xml:space="preserve"> </w:t>
+      </w:r>
+      <w:r>
+        <w:t xml:space="preserve">290</w:t>
+      </w:r>
+      <w:r>
+        <w:t xml:space="preserve"> </w:t>
+      </w:r>
+      <w:r>
+        <w:t xml:space="preserve">Ga.</w:t>
+      </w:r>
+      <w:r>
+        <w:t xml:space="preserve"> </w:t>
+      </w:r>
+      <w:r>
+        <w:t xml:space="preserve">App.</w:t>
+      </w:r>
+      <w:r>
+        <w:t xml:space="preserve"> </w:t>
+      </w:r>
+      <w:r>
+        <w:t xml:space="preserve">565</w:t>
+      </w:r>
+      <w:r>
+        <w:t xml:space="preserve"> </w:t>
+      </w:r>
+      <w:r>
+        <w:t xml:space="preserve">(2008)</w:t>
+      </w:r>
+      <w:r>
+        <w:t xml:space="preserve">   </w:t>
+      </w:r>
+      <w:r>
+        <w:tab/>
+      </w:r>
+      <w:r>
+        <w:t xml:space="preserve">9</w:t>
+      </w:r>
+    </w:p>
+    <w:p>
+      <w:pPr>
+        <w:keepLines/>
+        <w:tabs>
+          <w:tab w:val="right" w:leader="dot" w:pos="9360"/>
+        </w:tabs>
+        <w:spacing w:before="160" w:after="0" w:line="322" w:lineRule="exact"/>
+        <w:ind w:left="720" w:right="1120" w:hanging="720"/>
+      </w:pPr>
+      <w:r>
+        <w:rPr>
+          <w:i/>
+          <w:iCs/>
+        </w:rPr>
+        <w:t xml:space="preserve">Ware</w:t>
+      </w:r>
+      <w:r>
+        <w:rPr>
+          <w:i/>
+          <w:iCs/>
+        </w:rPr>
+        <w:t xml:space="preserve"> </w:t>
+      </w:r>
+      <w:r>
+        <w:rPr>
+          <w:i/>
+          <w:iCs/>
+        </w:rPr>
+        <w:t xml:space="preserve">v.</w:t>
+      </w:r>
+      <w:r>
+        <w:rPr>
+          <w:i/>
+          <w:iCs/>
+        </w:rPr>
+        <w:t xml:space="preserve"> </w:t>
+      </w:r>
+      <w:r>
+        <w:rPr>
+          <w:i/>
+          <w:iCs/>
+        </w:rPr>
+        <w:t xml:space="preserve">Alston</w:t>
+      </w:r>
+      <w:r>
+        <w:t xml:space="preserve">,</w:t>
+      </w:r>
+      <w:r>
+        <w:t xml:space="preserve"> </w:t>
+      </w:r>
+      <w:r>
+        <w:t xml:space="preserve">112</w:t>
+      </w:r>
+      <w:r>
+        <w:t xml:space="preserve"> </w:t>
+      </w:r>
+      <w:r>
+        <w:t xml:space="preserve">Ga.</w:t>
+      </w:r>
+      <w:r>
+        <w:t xml:space="preserve"> </w:t>
+      </w:r>
+      <w:r>
+        <w:t xml:space="preserve">App.</w:t>
+      </w:r>
+      <w:r>
+        <w:t xml:space="preserve"> </w:t>
+      </w:r>
+      <w:r>
+        <w:t xml:space="preserve">627</w:t>
+      </w:r>
+      <w:r>
+        <w:t xml:space="preserve"> </w:t>
+      </w:r>
+      <w:r>
+        <w:t xml:space="preserve">(1965)</w:t>
+      </w:r>
+      <w:r>
+        <w:t xml:space="preserve">   </w:t>
+      </w:r>
+      <w:r>
+        <w:tab/>
+      </w:r>
+      <w:r>
+        <w:t xml:space="preserve">15</w:t>
+      </w:r>
+    </w:p>
+    <w:p>
+      <w:pPr>
+        <w:keepLines/>
+        <w:tabs>
+          <w:tab w:val="right" w:leader="dot" w:pos="9360"/>
+        </w:tabs>
+        <w:spacing w:before="160" w:after="0" w:line="322" w:lineRule="exact"/>
+        <w:ind w:left="720" w:right="1120" w:hanging="720"/>
+      </w:pPr>
+      <w:r>
+        <w:rPr>
+          <w:i/>
+          <w:iCs/>
+        </w:rPr>
+        <w:t xml:space="preserve">Winn-Dixie</w:t>
+      </w:r>
+      <w:r>
+        <w:rPr>
+          <w:i/>
+          <w:iCs/>
+        </w:rPr>
+        <w:t xml:space="preserve"> </w:t>
+      </w:r>
+      <w:r>
+        <w:rPr>
+          <w:i/>
+          <w:iCs/>
+        </w:rPr>
+        <w:t xml:space="preserve">of</w:t>
+      </w:r>
+      <w:r>
+        <w:rPr>
+          <w:i/>
+          <w:iCs/>
+        </w:rPr>
+        <w:t xml:space="preserve"> </w:t>
+      </w:r>
+      <w:r>
+        <w:rPr>
+          <w:i/>
+          <w:iCs/>
+        </w:rPr>
+        <w:t xml:space="preserve">Greenville</w:t>
+      </w:r>
+      <w:r>
+        <w:rPr>
+          <w:i/>
+          <w:iCs/>
+        </w:rPr>
+        <w:t xml:space="preserve"> </w:t>
+      </w:r>
+      <w:r>
+        <w:rPr>
+          <w:i/>
+          <w:iCs/>
+        </w:rPr>
+        <w:t xml:space="preserve">v.</w:t>
+      </w:r>
+      <w:r>
+        <w:rPr>
+          <w:i/>
+          <w:iCs/>
+        </w:rPr>
+        <w:t xml:space="preserve"> </w:t>
+      </w:r>
+      <w:r>
+        <w:rPr>
+          <w:i/>
+          <w:iCs/>
+        </w:rPr>
+        <w:t xml:space="preserve">Ramey</w:t>
+      </w:r>
+      <w:r>
+        <w:t xml:space="preserve">,</w:t>
+      </w:r>
+      <w:r>
+        <w:t xml:space="preserve"> </w:t>
+      </w:r>
+      <w:r>
+        <w:t xml:space="preserve">186</w:t>
+      </w:r>
+      <w:r>
+        <w:t xml:space="preserve"> </w:t>
+      </w:r>
+      <w:r>
+        <w:t xml:space="preserve">Ga.</w:t>
+      </w:r>
+      <w:r>
+        <w:t xml:space="preserve"> </w:t>
+      </w:r>
+      <w:r>
+        <w:t xml:space="preserve">App.</w:t>
+      </w:r>
+      <w:r>
+        <w:t xml:space="preserve"> </w:t>
+      </w:r>
+      <w:r>
+        <w:t xml:space="preserve">257</w:t>
+      </w:r>
+      <w:r>
+        <w:t xml:space="preserve"> </w:t>
+      </w:r>
+      <w:r>
+        <w:t xml:space="preserve">(1988)</w:t>
+      </w:r>
+      <w:r>
+        <w:t xml:space="preserve">   </w:t>
+      </w:r>
+      <w:r>
+        <w:tab/>
+      </w:r>
+      <w:r>
+        <w:t xml:space="preserve">10</w:t>
+      </w:r>
+    </w:p>
+    <w:p>
+      <w:pPr>
+        <w:keepNext/>
+        <w:keepLines/>
+        <w:spacing w:before="322" w:after="0" w:line="322" w:lineRule="exact"/>
         <w:ind w:left="0" w:firstLine="0"/>
+      </w:pPr>
+      <w:r>
+        <w:rPr>
+          <w:b/>
+          <w:bCs/>
+        </w:rPr>
+        <w:t xml:space="preserve">Constitution</w:t>
+      </w:r>
+    </w:p>
+    <w:p>
+      <w:pPr>
+        <w:keepLines/>
         <w:tabs>
-          <w:tab w:val="right" w:leader="dot" w:pos="9350"/>
+          <w:tab w:val="right" w:leader="dot" w:pos="9360"/>
         </w:tabs>
-      </w:pPr>
-      <w:r>
-        <w:t xml:space="preserve">Enumeration of Errors</w:t>
+        <w:spacing w:before="160" w:after="0" w:line="322" w:lineRule="exact"/>
+        <w:ind w:left="720" w:right="1120" w:hanging="720"/>
+      </w:pPr>
+      <w:r>
+        <w:t xml:space="preserve">Ga.</w:t>
+      </w:r>
+      <w:r>
+        <w:t xml:space="preserve"> </w:t>
+      </w:r>
+      <w:r>
+        <w:t xml:space="preserve">Const.</w:t>
+      </w:r>
+      <w:r>
+        <w:t xml:space="preserve"> </w:t>
+      </w:r>
+      <w:r>
+        <w:t xml:space="preserve">Art.</w:t>
+      </w:r>
+      <w:r>
+        <w:t xml:space="preserve"> </w:t>
+      </w:r>
+      <w:r>
+        <w:t xml:space="preserve">VI,</w:t>
+      </w:r>
+      <w:r>
+        <w:t xml:space="preserve"> </w:t>
+      </w:r>
+      <w:r>
+        <w:t xml:space="preserve">§</w:t>
+      </w:r>
+      <w:r>
+        <w:t xml:space="preserve"> </w:t>
+      </w:r>
+      <w:r>
+        <w:t xml:space="preserve">VI,</w:t>
+      </w:r>
+      <w:r>
+        <w:t xml:space="preserve"> </w:t>
+      </w:r>
+      <w:r>
+        <w:t xml:space="preserve">¶¶</w:t>
+      </w:r>
+      <w:r>
+        <w:t xml:space="preserve"> </w:t>
+      </w:r>
+      <w:r>
+        <w:t xml:space="preserve">2,</w:t>
+      </w:r>
+      <w:r>
+        <w:t xml:space="preserve"> </w:t>
+      </w:r>
+      <w:r>
+        <w:t xml:space="preserve">3</w:t>
+      </w:r>
+      <w:r>
+        <w:t xml:space="preserve">   </w:t>
       </w:r>
       <w:r>
         <w:tab/>
       </w:r>
       <w:r>
-        <w:t xml:space="preserve">1</w:t>
-      </w:r>
-    </w:p>
-    <w:p>
-      <w:pPr>
-        <w:spacing w:before="0" w:after="120" w:line="240" w:lineRule="auto"/>
+        <w:t xml:space="preserve">4</w:t>
+      </w:r>
+    </w:p>
+    <w:p>
+      <w:pPr>
+        <w:keepNext/>
+        <w:keepLines/>
+        <w:pageBreakBefore/>
+        <w:spacing w:before="0" w:after="320" w:line="322" w:lineRule="exact"/>
         <w:ind w:left="0" w:firstLine="0"/>
-        <w:tabs>
-          <w:tab w:val="right" w:leader="dot" w:pos="9350"/>
-        </w:tabs>
-      </w:pPr>
-      <w:r>
-        <w:t xml:space="preserve">Statement of the Case</w:t>
-      </w:r>
-      <w:r>
-        <w:tab/>
-      </w:r>
-      <w:r>
-        <w:t xml:space="preserve">1</w:t>
-      </w:r>
-    </w:p>
-    <w:p>
-      <w:pPr>
-        <w:spacing w:before="0" w:after="120" w:line="240" w:lineRule="auto"/>
+        <w:jc w:val="center"/>
+      </w:pPr>
+      <w:r>
+        <w:rPr>
+          <w:b/>
+          <w:bCs/>
+        </w:rPr>
+        <w:t xml:space="preserve">INTRODUCTION</w:t>
+      </w:r>
+      <w:r>
+        <w:rPr>
+          <w:b/>
+          <w:bCs/>
+        </w:rPr>
+        <w:t xml:space="preserve"> </w:t>
+      </w:r>
+      <w:r>
+        <w:rPr>
+          <w:b/>
+          <w:bCs/>
+        </w:rPr>
+        <w:t xml:space="preserve">OF</w:t>
+      </w:r>
+      <w:r>
+        <w:rPr>
+          <w:b/>
+          <w:bCs/>
+        </w:rPr>
+        <w:t xml:space="preserve"> </w:t>
+      </w:r>
+      <w:r>
+        <w:rPr>
+          <w:b/>
+          <w:bCs/>
+        </w:rPr>
+        <w:t xml:space="preserve">ISSUES</w:t>
+      </w:r>
+      <w:r>
+        <w:rPr>
+          <w:b/>
+          <w:bCs/>
+        </w:rPr>
+        <w:t xml:space="preserve"> </w:t>
+      </w:r>
+      <w:r>
+        <w:rPr>
+          <w:b/>
+          <w:bCs/>
+        </w:rPr>
+        <w:t xml:space="preserve">AND</w:t>
+      </w:r>
+      <w:r>
+        <w:rPr>
+          <w:b/>
+          <w:bCs/>
+        </w:rPr>
+        <w:t xml:space="preserve"> </w:t>
+      </w:r>
+      <w:r>
+        <w:rPr>
+          <w:b/>
+          <w:bCs/>
+        </w:rPr>
+        <w:t xml:space="preserve">ARGUMENTS</w:t>
+      </w:r>
+      <w:r>
+        <w:rPr>
+          <w:b/>
+          <w:bCs/>
+        </w:rPr>
+        <w:t xml:space="preserve"> </w:t>
+      </w:r>
+      <w:r>
+        <w:rPr>
+          <w:b/>
+          <w:bCs/>
+        </w:rPr>
+        <w:t xml:space="preserve">ON</w:t>
+      </w:r>
+      <w:r>
+        <w:rPr>
+          <w:b/>
+          <w:bCs/>
+        </w:rPr>
+        <w:t xml:space="preserve"> </w:t>
+      </w:r>
+      <w:r>
+        <w:rPr>
+          <w:b/>
+          <w:bCs/>
+        </w:rPr>
+        <w:t xml:space="preserve">APPEAL</w:t>
+      </w:r>
+    </w:p>
+    <w:p>
+      <w:pPr>
+        <w:pStyle w:val="FirstParagraph"/>
+      </w:pPr>
+      <w:r>
+        <w:t xml:space="preserve">The underlying case arises from a premises incident that occurred in Valdosta, Georgia. The issue here is whether the Trial Court erred when it granted Appellee’s Motion for Summary Judgment. There are genuine issues as to whether the Appellant assumed the risk, and whether the Appellant exercised ordinary care for her own safety in the face of a bona fide emergency.</w:t>
+      </w:r>
+    </w:p>
+    <w:p>
+      <w:pPr>
+        <w:keepNext/>
+        <w:keepLines/>
+        <w:spacing w:before="480" w:after="320" w:line="322" w:lineRule="exact"/>
         <w:ind w:left="0" w:firstLine="0"/>
-        <w:tabs>
-          <w:tab w:val="right" w:leader="dot" w:pos="9350"/>
-        </w:tabs>
-      </w:pPr>
-      <w:r>
-        <w:t xml:space="preserve">Statement of Facts</w:t>
-      </w:r>
-      <w:r>
-        <w:tab/>
-      </w:r>
-      <w:r>
-        <w:t xml:space="preserve">2</w:t>
-      </w:r>
-    </w:p>
-    <w:p>
-      <w:pPr>
-        <w:spacing w:before="0" w:after="120" w:line="240" w:lineRule="auto"/>
+        <w:jc w:val="center"/>
+      </w:pPr>
+      <w:r>
+        <w:rPr>
+          <w:b/>
+          <w:bCs/>
+        </w:rPr>
+        <w:t xml:space="preserve">JURISDICTIONAL</w:t>
+      </w:r>
+      <w:r>
+        <w:rPr>
+          <w:b/>
+          <w:bCs/>
+        </w:rPr>
+        <w:t xml:space="preserve"> </w:t>
+      </w:r>
+      <w:r>
+        <w:rPr>
+          <w:b/>
+          <w:bCs/>
+        </w:rPr>
+        <w:t xml:space="preserve">STATEMENT</w:t>
+      </w:r>
+    </w:p>
+    <w:p>
+      <w:pPr>
+        <w:pStyle w:val="BodyText"/>
+      </w:pPr>
+      <w:r>
+        <w:t xml:space="preserve">Jurisdiction is properly in the Court of Appeals of Georgia as this is not a case in which the Supreme Court has exclusive jurisdiction under the Constitution of the State of Georgia. Ga. Const. Art. VI, § VI, ¶¶ 2, 3.</w:t>
+      </w:r>
+    </w:p>
+    <w:p>
+      <w:pPr>
+        <w:keepNext/>
+        <w:keepLines/>
+        <w:spacing w:before="480" w:after="320" w:line="322" w:lineRule="exact"/>
         <w:ind w:left="0" w:firstLine="0"/>
-        <w:tabs>
-          <w:tab w:val="right" w:leader="dot" w:pos="9350"/>
-        </w:tabs>
-      </w:pPr>
-      <w:r>
-        <w:t xml:space="preserve">Argument and Citation of Authority</w:t>
-      </w:r>
-      <w:r>
-        <w:tab/>
-      </w:r>
-      <w:r>
-        <w:t xml:space="preserve">4</w:t>
-      </w:r>
-    </w:p>
-    <w:p>
-      <w:pPr>
-        <w:spacing w:before="0" w:after="120" w:line="240" w:lineRule="auto"/>
-        <w:ind w:left="720" w:firstLine="0"/>
-        <w:tabs>
-          <w:tab w:val="right" w:leader="dot" w:pos="9350"/>
-        </w:tabs>
-      </w:pPr>
-      <w:r>
-        <w:t xml:space="preserve">I. The exclusion of the appraisal without a hearing was error</w:t>
-      </w:r>
-      <w:r>
-        <w:tab/>
-      </w:r>
-      <w:r>
-        <w:t xml:space="preserve">4</w:t>
-      </w:r>
-    </w:p>
-    <w:p>
-      <w:pPr>
-        <w:spacing w:before="0" w:after="120" w:line="240" w:lineRule="auto"/>
-        <w:ind w:left="720" w:firstLine="0"/>
-        <w:tabs>
-          <w:tab w:val="right" w:leader="dot" w:pos="9350"/>
-        </w:tabs>
-      </w:pPr>
-      <w:r>
-        <w:t xml:space="preserve">II. The valuation finding cannot stand on the remaining evidence</w:t>
-      </w:r>
-      <w:r>
-        <w:tab/>
-      </w:r>
-      <w:r>
-        <w:t xml:space="preserve">5</w:t>
-      </w:r>
-    </w:p>
-    <w:p>
-      <w:pPr>
-        <w:spacing w:before="0" w:after="120" w:line="240" w:lineRule="auto"/>
-        <w:ind w:left="720" w:firstLine="0"/>
-        <w:tabs>
-          <w:tab w:val="right" w:leader="dot" w:pos="9350"/>
-        </w:tabs>
-      </w:pPr>
-      <w:r>
-        <w:t xml:space="preserve">III. The cost award should be vacated with the judgment</w:t>
-      </w:r>
-      <w:r>
-        <w:tab/>
-      </w:r>
-      <w:r>
-        <w:t xml:space="preserve">6</w:t>
-      </w:r>
-    </w:p>
-    <w:p>
-      <w:pPr>
-        <w:spacing w:before="0" w:after="120" w:line="240" w:lineRule="auto"/>
+        <w:jc w:val="center"/>
+      </w:pPr>
+      <w:r>
+        <w:rPr>
+          <w:b/>
+          <w:bCs/>
+        </w:rPr>
+        <w:t xml:space="preserve">ENUMERATION</w:t>
+      </w:r>
+      <w:r>
+        <w:rPr>
+          <w:b/>
+          <w:bCs/>
+        </w:rPr>
+        <w:t xml:space="preserve"> </w:t>
+      </w:r>
+      <w:r>
+        <w:rPr>
+          <w:b/>
+          <w:bCs/>
+        </w:rPr>
+        <w:t xml:space="preserve">OF</w:t>
+      </w:r>
+      <w:r>
+        <w:rPr>
+          <w:b/>
+          <w:bCs/>
+        </w:rPr>
+        <w:t xml:space="preserve"> </w:t>
+      </w:r>
+      <w:r>
+        <w:rPr>
+          <w:b/>
+          <w:bCs/>
+        </w:rPr>
+        <w:t xml:space="preserve">ERRORS</w:t>
+      </w:r>
+    </w:p>
+    <w:p>
+      <w:pPr>
+        <w:pStyle w:val="BodyText"/>
+      </w:pPr>
+      <w:r>
+        <w:t xml:space="preserve">Whether the Trial Court erred in granting summary judgment in the face of genuine issues of material fact.</w:t>
+      </w:r>
+    </w:p>
+    <w:p>
+      <w:pPr>
+        <w:keepNext/>
+        <w:keepLines/>
+        <w:spacing w:before="480" w:after="320" w:line="322" w:lineRule="exact"/>
         <w:ind w:left="0" w:firstLine="0"/>
-        <w:tabs>
-          <w:tab w:val="right" w:leader="dot" w:pos="9350"/>
-        </w:tabs>
-      </w:pPr>
-      <w:r>
-        <w:t xml:space="preserve">Conclusion</w:t>
-      </w:r>
-      <w:r>
-        <w:tab/>
-      </w:r>
-      <w:r>
-        <w:t xml:space="preserve">7</w:t>
-      </w:r>
-      <w:r>
-        <w:fldChar w:fldCharType="end"/>
-      </w:r>
-    </w:p>
-    <w:p>
-      <w:pPr>
-        <w:spacing w:before="0" w:after="0" w:line="240" w:lineRule="auto"/>
-        <w:sectPr>
-          <w:footerReference w:type="default" r:id="rId9"/>
-          <w:type w:val="nextPage"/>
-          <w:pgSz w:w="12240" w:h="15840"/>
-          <w:pgMar w:top="1440" w:right="1440" w:bottom="1440" w:left="1440" w:header="720" w:footer="720" w:gutter="0"/>
-          <w:pgNumType w:fmt="lowerRoman" w:start="1"/>
-        </w:sectPr>
-      </w:pPr>
-    </w:p>
-    <w:bookmarkStart w:id="20" w:name="statement-of-jurisdiction"/>
-    <w:p>
-      <w:pPr>
-        <w:pStyle w:val="Heading1"/>
-      </w:pPr>
-      <w:r>
-        <w:t xml:space="preserve">Statement of Jurisdiction</w:t>
+        <w:jc w:val="center"/>
+      </w:pPr>
+      <w:r>
+        <w:rPr>
+          <w:b/>
+          <w:bCs/>
+        </w:rPr>
+        <w:t xml:space="preserve">STATEMENT</w:t>
+      </w:r>
+      <w:r>
+        <w:rPr>
+          <w:b/>
+          <w:bCs/>
+        </w:rPr>
+        <w:t xml:space="preserve"> </w:t>
+      </w:r>
+      <w:r>
+        <w:rPr>
+          <w:b/>
+          <w:bCs/>
+        </w:rPr>
+        <w:t xml:space="preserve">OF</w:t>
+      </w:r>
+      <w:r>
+        <w:rPr>
+          <w:b/>
+          <w:bCs/>
+        </w:rPr>
+        <w:t xml:space="preserve"> </w:t>
+      </w:r>
+      <w:r>
+        <w:rPr>
+          <w:b/>
+          <w:bCs/>
+        </w:rPr>
+        <w:t xml:space="preserve">THE</w:t>
+      </w:r>
+      <w:r>
+        <w:rPr>
+          <w:b/>
+          <w:bCs/>
+        </w:rPr>
+        <w:t xml:space="preserve"> </w:t>
+      </w:r>
+      <w:r>
+        <w:rPr>
+          <w:b/>
+          <w:bCs/>
+        </w:rPr>
+        <w:t xml:space="preserve">CASE</w:t>
+      </w:r>
+    </w:p>
+    <w:p>
+      <w:pPr>
+        <w:pStyle w:val="BodyText"/>
+      </w:pPr>
+      <w:r>
+        <w:t xml:space="preserve">This is a premises liability action based on an incident which occurred on or about July 9, 2017 at the Appellee’s home located in Valdosta, Georgia. (R: 8</w:t>
+      </w:r>
+      <w:r>
+        <w:noBreakHyphen/>
+      </w:r>
+      <w:r>
+        <w:t xml:space="preserve">12).</w:t>
+      </w:r>
+    </w:p>
+    <w:p>
+      <w:pPr>
+        <w:pStyle w:val="BodyText"/>
+      </w:pPr>
+      <w:r>
+        <w:t xml:space="preserve">On July 9, 2017, Appellant was on her lunch break from work when she received a call from her mother, Carolyn Goslin. (R: 97, lines 4</w:t>
+      </w:r>
+      <w:r>
+        <w:noBreakHyphen/>
+      </w:r>
+      <w:r>
+        <w:t xml:space="preserve">10). Appellant missed the initial phone call but let it go to voicemail. (R: 97, lines 4</w:t>
+      </w:r>
+      <w:r>
+        <w:noBreakHyphen/>
+      </w:r>
+      <w:r>
+        <w:t xml:space="preserve">10). In the voicemail, Ms. Goslin was, “upset, crying, and anxious.” (R: 97, lines 4</w:t>
+      </w:r>
+      <w:r>
+        <w:noBreakHyphen/>
+      </w:r>
+      <w:r>
+        <w:t xml:space="preserve">10). Appellant called her mother back. (R: 97, lines 4</w:t>
+      </w:r>
+      <w:r>
+        <w:noBreakHyphen/>
+      </w:r>
+      <w:r>
+        <w:t xml:space="preserve">10). Ms. Goslin reports being at the house of Appellee Susan Taylor and she was, “crying and screaming, telling me that she’s being attacked.” (R: 97, lines 4</w:t>
+      </w:r>
+      <w:r>
+        <w:noBreakHyphen/>
+      </w:r>
+      <w:r>
+        <w:t xml:space="preserve">10). Plaintiff was across town from her mother, but rushed to her aid, trying to keep her on the phone, but her phone goes dead. (R: 97, lines 11</w:t>
+      </w:r>
+      <w:r>
+        <w:noBreakHyphen/>
+      </w:r>
+      <w:r>
+        <w:t xml:space="preserve">15). To better understand the situation created by the Taylors at their house, we need to discuss Ms. Goslin’s status and Appellant’s state of mind.</w:t>
+      </w:r>
+    </w:p>
+    <w:p>
+      <w:pPr>
+        <w:pStyle w:val="BodyText"/>
+      </w:pPr>
+      <w:r>
+        <w:t xml:space="preserve">In her deposition, Appellee’s Counsel asks Appellant an important question which goes directly to the mental state and thought processes of Appellant on that day:</w:t>
+      </w:r>
+    </w:p>
+    <w:p>
+      <w:pPr>
+        <w:pStyle w:val="BlockText"/>
+      </w:pPr>
+      <w:r>
+        <w:t xml:space="preserve">Q: I guess when you got to the scene of the accident, why did you wait to call the police?</w:t>
+      </w:r>
+    </w:p>
+    <w:p>
+      <w:pPr>
+        <w:pStyle w:val="BlockText"/>
+      </w:pPr>
+      <w:r>
+        <w:t xml:space="preserve">A: My mom was in danger. She had already been tackled and choked and hit and she’s blind. She could not see to defend herself. And, you know, that’s my mom so my first instinct was to try and get her out of danger, not to defend her, but to get her out of the situation.</w:t>
       </w:r>
     </w:p>
     <w:p>
@@ -441,25 +2973,13 @@
         <w:pStyle w:val="FirstParagraph"/>
       </w:pPr>
       <w:r>
-        <w:t xml:space="preserve">This is an appeal from a final judgment of the Superior Court of Sample County entered on a petition for review of an ad valorem tax assessment. The superior court disposed of all claims and all parties, so the judgment is final. This Court has jurisdiction over the appeal under the statutes governing direct appeals from superior court judgments. The notice of appeal was filed within thirty days of the entry of the judgment. Fictional placeholder: the actual jurisdictional statute and the date of the judgment would be stated here from the record.</w:t>
-      </w:r>
-    </w:p>
-    <w:bookmarkEnd w:id="20"/>
-    <w:bookmarkStart w:id="21" w:name="enumeration-of-errors"/>
-    <w:p>
-      <w:pPr>
-        <w:pStyle w:val="Heading1"/>
-      </w:pPr>
-      <w:r>
-        <w:t xml:space="preserve">Enumeration of Errors</w:t>
-      </w:r>
-    </w:p>
-    <w:p>
-      <w:pPr>
-        <w:pStyle w:val="FirstParagraph"/>
-      </w:pPr>
-      <w:r>
-        <w:t xml:space="preserve">1. The superior court erred in holding that the appellee’s valuation of the parcel was supported by competent evidence when the only appraisal in the record was excluded without a hearing.</w:t>
+        <w:t xml:space="preserve">(R: 103, lines 7</w:t>
+      </w:r>
+      <w:r>
+        <w:noBreakHyphen/>
+      </w:r>
+      <w:r>
+        <w:t xml:space="preserve">15).</w:t>
       </w:r>
     </w:p>
     <w:p>
@@ -467,7 +2987,37 @@
         <w:pStyle w:val="BodyText"/>
       </w:pPr>
       <w:r>
-        <w:t xml:space="preserve">2. The superior court erred in concluding that the appellant failed to exhaust its administrative remedies before filing the petition for review.</w:t>
+        <w:t xml:space="preserve">Appellant’s mother is blind, and she is being actively attacked by Mr. Taylor in the household of, and presence of, Ms. Taylor. The defense argues that they are not liable because it is Appellant’s fault for inserting herself into a potentially violent situation. However, as we know, the attack on Ms. Goslin is happening in the house of Ms. Taylor, Ms. Taylor is present in the house during the attack, and Ms. Taylor did not want the police called. (R: 95, lines 4</w:t>
+      </w:r>
+      <w:r>
+        <w:noBreakHyphen/>
+      </w:r>
+      <w:r>
+        <w:t xml:space="preserve">6; R: 105, lines 1</w:t>
+      </w:r>
+      <w:r>
+        <w:noBreakHyphen/>
+      </w:r>
+      <w:r>
+        <w:t xml:space="preserve">8; and, R: 104, lines 14</w:t>
+      </w:r>
+      <w:r>
+        <w:noBreakHyphen/>
+      </w:r>
+      <w:r>
+        <w:t xml:space="preserve">16). In fact, Ms. Taylor ordered Appellant not to call the police. (R: 104, lines 14</w:t>
+      </w:r>
+      <w:r>
+        <w:noBreakHyphen/>
+      </w:r>
+      <w:r>
+        <w:t xml:space="preserve">16). This was of course after Mr. Taylor had already, and without any warning, violently choked, pushed, and tackled Appellant causing serious injuries to her right leg. (R: 98, lines 2</w:t>
+      </w:r>
+      <w:r>
+        <w:noBreakHyphen/>
+      </w:r>
+      <w:r>
+        <w:t xml:space="preserve">12). Ms. Taylor knew of the violent propensities of Mr. Taylor prior to Appellant’s arrival, and of the altercation between Mr. Taylor and Appellant, but still requested that the police not become involved. Obviously, Appellant was left with very little choice if she wanted to protect her blind mother as it was obvious the Taylors were not going to do anything but allow further harm to be rained down upon Ms. Goslin.</w:t>
       </w:r>
     </w:p>
     <w:p>
@@ -475,25 +3025,13 @@
         <w:pStyle w:val="BodyText"/>
       </w:pPr>
       <w:r>
-        <w:t xml:space="preserve">3. The superior court erred in awarding costs against the appellant after the appellee withdrew its counterclaim.</w:t>
-      </w:r>
-    </w:p>
-    <w:bookmarkEnd w:id="21"/>
-    <w:bookmarkStart w:id="22" w:name="statement-of-the-case"/>
-    <w:p>
-      <w:pPr>
-        <w:pStyle w:val="Heading1"/>
-      </w:pPr>
-      <w:r>
-        <w:t xml:space="preserve">Statement of the Case</w:t>
-      </w:r>
-    </w:p>
-    <w:p>
-      <w:pPr>
-        <w:pStyle w:val="FirstParagraph"/>
-      </w:pPr>
-      <w:r>
-        <w:t xml:space="preserve">This appeal arises from a dispute over the fair market value of a fictional warehouse parcel for tax year 2025. The appellant, Fictional Holdings, LLC, owns the parcel. The appellee, the Sample County Board of Tax Assessors, valued the parcel at a figure substantially higher than the appellant’s own appraisal.</w:t>
+        <w:t xml:space="preserve">Importantly, there is no evidence in this case that Appellant herself ever had a physical altercation with Mr. Taylor. In fact, Appellant testified that she had never had a problem with Mr. Taylor before. (R: 106, lines 7</w:t>
+      </w:r>
+      <w:r>
+        <w:noBreakHyphen/>
+      </w:r>
+      <w:r>
+        <w:t xml:space="preserve">9). As such, how can one be said to appreciate a risk where the fruit of the risk has never ripened?</w:t>
       </w:r>
     </w:p>
     <w:p>
@@ -501,7 +3039,45 @@
         <w:pStyle w:val="BodyText"/>
       </w:pPr>
       <w:r>
-        <w:t xml:space="preserve">The appellant contested the assessment before the county board of equalization. The board sustained the assessment without a hearing on the appraisal. The appellant then filed a petition for review in the superior court under the statute governing such petitions. The petition raised the valuation question and a procedural objection to the board’s handling of the appraisal.</w:t>
+        <w:t xml:space="preserve">Also impacting her decision to not call the police prior to arrival, Appellant testified that she did not know the exact address of Ms. Taylor’s house, but had been to it on two prior occasions, and had been inside the house on one of those prior occasions. (R: 95, lines 10</w:t>
+      </w:r>
+      <w:r>
+        <w:noBreakHyphen/>
+      </w:r>
+      <w:r>
+        <w:t xml:space="preserve">19; and, R: 98, lines 23</w:t>
+      </w:r>
+      <w:r>
+        <w:noBreakHyphen/>
+      </w:r>
+      <w:r>
+        <w:t xml:space="preserve">25). The reason Appellant had been to Ms. Taylor’s house before was to pick up her mother. (</w:t>
+      </w:r>
+      <w:r>
+        <w:rPr>
+          <w:i/>
+          <w:iCs/>
+        </w:rPr>
+        <w:t xml:space="preserve">Id</w:t>
+      </w:r>
+      <w:r>
+        <w:t xml:space="preserve">). As such, Plaintiff was not a stranger to the property and had previous permission to come on and inside of the property. (</w:t>
+      </w:r>
+      <w:r>
+        <w:rPr>
+          <w:i/>
+          <w:iCs/>
+        </w:rPr>
+        <w:t xml:space="preserve">Id</w:t>
+      </w:r>
+      <w:r>
+        <w:t xml:space="preserve">). Importantly, at no point during the events of July 9, 2017, does Ms. Taylor ask Plaintiff to leave her property. (R: 104, lines 1</w:t>
+      </w:r>
+      <w:r>
+        <w:noBreakHyphen/>
+      </w:r>
+      <w:r>
+        <w:t xml:space="preserve">2).</w:t>
       </w:r>
     </w:p>
     <w:p>
@@ -509,25 +3085,79 @@
         <w:pStyle w:val="BodyText"/>
       </w:pPr>
       <w:r>
-        <w:t xml:space="preserve">After briefing, the superior court entered an order excluding the appellant’s appraisal on the ground that it was not disclosed within the time set by the scheduling order. The court then affirmed the assessment on the remaining evidence, which consisted of the appellee’s own sales comparison data. This appeal followed.</w:t>
-      </w:r>
-    </w:p>
-    <w:bookmarkEnd w:id="22"/>
-    <w:bookmarkStart w:id="23" w:name="statement-of-facts"/>
-    <w:p>
-      <w:pPr>
-        <w:pStyle w:val="Heading1"/>
-      </w:pPr>
-      <w:r>
-        <w:t xml:space="preserve">Statement of Facts</w:t>
-      </w:r>
-    </w:p>
-    <w:p>
-      <w:pPr>
-        <w:pStyle w:val="FirstParagraph"/>
-      </w:pPr>
-      <w:r>
-        <w:t xml:space="preserve">The parcel is a fictional twelve-acre tract with a single-story building. The record shows that the building was leased in part to a tenant under a lease that expired in the spring of 2024. The appellant renewed the lease on terms that the appellee’s assessor treated as below market. The assessor did not inspect the interior of the building.</w:t>
+        <w:t xml:space="preserve">In summation, Plaintiff was injured on the property of Defendant Ms. Taylor, at the hands of Defendant Mr. Taylor, during Plaintiff’s response to an emergent and potentially violent situation created not by her, but created by the Defendants. The Defendants, specifically, Ms. Taylor, had no desire to deescalate the situation through the intervention of law enforcement. The actions of the Taylors on that day certainly show willful and wanton behavior in derogation of their duty to protect Plaintiff from intentional harm, and because of this, material issues exist and therefore the denial of summary judgment is authorized and proper.</w:t>
+      </w:r>
+    </w:p>
+    <w:p>
+      <w:pPr>
+        <w:keepNext/>
+        <w:keepLines/>
+        <w:spacing w:before="480" w:after="320" w:line="322" w:lineRule="exact"/>
+        <w:ind w:left="0" w:firstLine="0"/>
+        <w:jc w:val="center"/>
+      </w:pPr>
+      <w:r>
+        <w:rPr>
+          <w:b/>
+          <w:bCs/>
+        </w:rPr>
+        <w:t xml:space="preserve">ARGUMENT</w:t>
+      </w:r>
+      <w:r>
+        <w:rPr>
+          <w:b/>
+          <w:bCs/>
+        </w:rPr>
+        <w:t xml:space="preserve"> </w:t>
+      </w:r>
+      <w:r>
+        <w:rPr>
+          <w:b/>
+          <w:bCs/>
+        </w:rPr>
+        <w:t xml:space="preserve">AND</w:t>
+      </w:r>
+      <w:r>
+        <w:rPr>
+          <w:b/>
+          <w:bCs/>
+        </w:rPr>
+        <w:t xml:space="preserve"> </w:t>
+      </w:r>
+      <w:r>
+        <w:rPr>
+          <w:b/>
+          <w:bCs/>
+        </w:rPr>
+        <w:t xml:space="preserve">CITATION</w:t>
+      </w:r>
+      <w:r>
+        <w:rPr>
+          <w:b/>
+          <w:bCs/>
+        </w:rPr>
+        <w:t xml:space="preserve"> </w:t>
+      </w:r>
+      <w:r>
+        <w:rPr>
+          <w:b/>
+          <w:bCs/>
+        </w:rPr>
+        <w:t xml:space="preserve">OF</w:t>
+      </w:r>
+      <w:r>
+        <w:rPr>
+          <w:b/>
+          <w:bCs/>
+        </w:rPr>
+        <w:t xml:space="preserve"> </w:t>
+      </w:r>
+      <w:r>
+        <w:rPr>
+          <w:b/>
+          <w:bCs/>
+        </w:rPr>
+        <w:t xml:space="preserve">AUTHORITY</w:t>
       </w:r>
     </w:p>
     <w:p>
@@ -535,7 +3165,78 @@
         <w:pStyle w:val="BodyText"/>
       </w:pPr>
       <w:r>
-        <w:t xml:space="preserve">The appellant’s appraiser inspected the building in January 2025 and prepared a written appraisal, which the appellant served on the appellee with its equalization request. The appraisal used the income approach and reached a value of a fictional figure well below the assessment. The appellee’s sales comparison data consisted of three transactions, one of which involved a parcel with a different zoning classification. The record does not show any adjustment for that difference.</w:t>
+        <w:t xml:space="preserve">As noted above, this is an appeal from the Trial Court’s granting of summary judgment against the underlying Plaintiff - Appellant, and the Appellant appeals.</w:t>
+      </w:r>
+    </w:p>
+    <w:p>
+      <w:pPr>
+        <w:keepNext/>
+        <w:keepLines/>
+        <w:spacing w:before="320" w:after="240" w:line="322" w:lineRule="exact"/>
+        <w:ind w:left="720" w:hanging="720"/>
+      </w:pPr>
+      <w:r>
+        <w:rPr>
+          <w:b/>
+          <w:bCs/>
+        </w:rPr>
+        <w:t xml:space="preserve">A.</w:t>
+      </w:r>
+      <w:r>
+        <w:rPr>
+          <w:b/>
+          <w:bCs/>
+        </w:rPr>
+        <w:t xml:space="preserve"> </w:t>
+      </w:r>
+      <w:r>
+        <w:rPr>
+          <w:b/>
+          <w:bCs/>
+        </w:rPr>
+        <w:t xml:space="preserve">The</w:t>
+      </w:r>
+      <w:r>
+        <w:rPr>
+          <w:b/>
+          <w:bCs/>
+        </w:rPr>
+        <w:t xml:space="preserve"> </w:t>
+      </w:r>
+      <w:r>
+        <w:rPr>
+          <w:b/>
+          <w:bCs/>
+        </w:rPr>
+        <w:t xml:space="preserve">Standard</w:t>
+      </w:r>
+      <w:r>
+        <w:rPr>
+          <w:b/>
+          <w:bCs/>
+        </w:rPr>
+        <w:t xml:space="preserve"> </w:t>
+      </w:r>
+      <w:r>
+        <w:rPr>
+          <w:b/>
+          <w:bCs/>
+        </w:rPr>
+        <w:t xml:space="preserve">of</w:t>
+      </w:r>
+      <w:r>
+        <w:rPr>
+          <w:b/>
+          <w:bCs/>
+        </w:rPr>
+        <w:t xml:space="preserve"> </w:t>
+      </w:r>
+      <w:r>
+        <w:rPr>
+          <w:b/>
+          <w:bCs/>
+        </w:rPr>
+        <w:t xml:space="preserve">Review</w:t>
       </w:r>
     </w:p>
     <w:p>
@@ -543,7 +3244,26 @@
         <w:pStyle w:val="BodyText"/>
       </w:pPr>
       <w:r>
-        <w:t xml:space="preserve">At the hearing on the petition, the appellee argued that the appraisal had not been produced in discovery. The appellant responded that the appraisal had been served on the appellee months before discovery closed, and that the scheduling order did not require a separate disclosure. The superior court did not take evidence on that question. It excluded the appraisal from the record and then made its valuation finding without reference to any other evidence of income.</w:t>
+        <w:t xml:space="preserve">This Court has provided many examples of the appropriate standard of review. “Summary judgment is proper if the pleadings and evidence ‘show that there is no genuine issue as to any material fact and that the moving party is entitled to a judgment as a matter of law.’ We review the grant of summary judgment de novo and view the evidence in the light most favorable to the nonmovant.”</w:t>
+      </w:r>
+      <w:r>
+        <w:t xml:space="preserve"> </w:t>
+      </w:r>
+      <w:r>
+        <w:rPr>
+          <w:i/>
+          <w:iCs/>
+        </w:rPr>
+        <w:t xml:space="preserve">Houston v. Wal-Mart Stores E., L.P.</w:t>
+      </w:r>
+      <w:r>
+        <w:t xml:space="preserve">, 324 Ga. App. 105, 105</w:t>
+      </w:r>
+      <w:r>
+        <w:noBreakHyphen/>
+      </w:r>
+      <w:r>
+        <w:t xml:space="preserve">106 (2013).</w:t>
       </w:r>
     </w:p>
     <w:p>
@@ -551,122 +3271,186 @@
         <w:pStyle w:val="BodyText"/>
       </w:pPr>
       <w:r>
-        <w:t xml:space="preserve">The scheduling order in the record sets the disclosure deadline for expert reports and provides that a report served on the opposing party before that deadline satisfies the requirement. The appellee’s own correspondence, which is in the record, acknowledges receipt of the appraisal on the date of service. The appellee did not move to strike the appraisal before the hearing, did not request a continuance, and did not identify any witness it would have called in response. Those facts appear in the record and are not disputed in the superior court’s order.</w:t>
-      </w:r>
-    </w:p>
-    <w:bookmarkEnd w:id="23"/>
-    <w:bookmarkStart w:id="30" w:name="argument-and-citation-of-authority"/>
-    <w:p>
-      <w:pPr>
-        <w:pStyle w:val="Heading1"/>
-      </w:pPr>
-      <w:r>
-        <w:t xml:space="preserve">Argument and Citation of Authority</w:t>
-      </w:r>
-    </w:p>
-    <w:bookmarkStart w:id="26" w:name="Xb93415592ea309ffeb57cc2885a27a752783ece"/>
-    <w:p>
-      <w:pPr>
-        <w:pStyle w:val="Heading2"/>
-      </w:pPr>
-      <w:r>
-        <w:t xml:space="preserve">I. The exclusion of the appraisal without a hearing was error</w:t>
-      </w:r>
-    </w:p>
-    <w:p>
-      <w:pPr>
-        <w:pStyle w:val="FirstParagraph"/>
-      </w:pPr>
-      <w:r>
-        <w:t xml:space="preserve">The superior court excluded the appellant’s appraisal on a question of timely disclosure. A trial court may exclude evidence as a sanction for a failure to disclose, but the sanction is a serious one, and the court must make findings that the failure was unjustified and that a lesser remedy would not cure any prejudice. Fictional placeholder citation:</w:t>
-      </w:r>
-      <w:r>
-        <w:t xml:space="preserve"> </w:t>
-      </w:r>
-      <w:r>
-        <w:rPr>
-          <w:i/>
-          <w:iCs/>
-        </w:rPr>
-        <w:t xml:space="preserve">Example v. Placeholder</w:t>
-      </w:r>
-      <w:r>
-        <w:t xml:space="preserve">, 000 Ga. App. 000 (2020).</w:t>
-      </w:r>
-    </w:p>
-    <w:bookmarkStart w:id="24" w:name="a.-the-appellant-disclosed-the-appraisal"/>
-    <w:p>
-      <w:pPr>
-        <w:pStyle w:val="Heading3"/>
-      </w:pPr>
-      <w:r>
-        <w:t xml:space="preserve">A. The appellant disclosed the appraisal</w:t>
-      </w:r>
-    </w:p>
-    <w:p>
-      <w:pPr>
-        <w:pStyle w:val="FirstParagraph"/>
-      </w:pPr>
-      <w:r>
-        <w:t xml:space="preserve">The appraisal was served with the equalization request, long before discovery closed. The scheduling order required disclosure of expert reports by a fixed date, and the appellant’s service met that requirement on the face of the order. The superior court’s contrary conclusion rests on a reading of the order that the order does not support. The appellee had the report for more than a year before the hearing.</w:t>
-      </w:r>
-    </w:p>
-    <w:p>
-      <w:pPr>
-        <w:pStyle w:val="BlockText"/>
-      </w:pPr>
-      <w:r>
-        <w:t xml:space="preserve">The party seeking to exclude evidence on the ground of late disclosure bears the burden of showing that the disclosure was late under the terms of the governing order, and that the delay caused harm that could not be cured by a continuance. Fictional block quotation for layout testing only.</w:t>
-      </w:r>
-    </w:p>
-    <w:bookmarkEnd w:id="24"/>
-    <w:bookmarkStart w:id="25" w:name="X72159f65b507113adc85d9f695aaba57de6754d"/>
-    <w:p>
-      <w:pPr>
-        <w:pStyle w:val="Heading3"/>
-      </w:pPr>
-      <w:r>
-        <w:t xml:space="preserve">B. The court made no findings on prejudice</w:t>
-      </w:r>
-    </w:p>
-    <w:p>
-      <w:pPr>
-        <w:pStyle w:val="FirstParagraph"/>
-      </w:pPr>
-      <w:r>
-        <w:t xml:space="preserve">Even if the disclosure were late, the superior court made no finding that the appellee was prejudiced. The appellee had the appraisal, had its own appraiser available, and did not ask for a continuance. The absence of any finding on prejudice is an independent reason to reverse the exclusion. Fictional placeholder citation:</w:t>
-      </w:r>
-      <w:r>
-        <w:t xml:space="preserve"> </w:t>
-      </w:r>
-      <w:r>
-        <w:rPr>
-          <w:i/>
-          <w:iCs/>
-        </w:rPr>
-        <w:t xml:space="preserve">Sample v. Example Board</w:t>
-      </w:r>
-      <w:r>
-        <w:t xml:space="preserve">, 000 Ga. 000 (1999).</w:t>
-      </w:r>
-    </w:p>
-    <w:bookmarkEnd w:id="25"/>
-    <w:bookmarkEnd w:id="26"/>
-    <w:bookmarkStart w:id="28" w:name="X4c5e5e31ddd9646a05ba9df5b4cf2e69f4dde9c"/>
-    <w:p>
-      <w:pPr>
-        <w:pStyle w:val="Heading2"/>
-      </w:pPr>
-      <w:r>
-        <w:t xml:space="preserve">II. The valuation finding cannot stand on the remaining evidence</w:t>
-      </w:r>
-    </w:p>
-    <w:p>
-      <w:pPr>
-        <w:pStyle w:val="FirstParagraph"/>
-      </w:pPr>
-      <w:r>
-        <w:t xml:space="preserve">With the appraisal excluded, the only valuation evidence was the appellee’s sales comparison data. That data included a transaction involving a parcel with a different zoning classification. The superior court did not adjust for the difference, and it did not explain why the three transactions were comparable to the appellant’s parcel.</w:t>
+        <w:t xml:space="preserve">On a motion for summary judgment, “the evidence must be construed most favorably to the opposing party, and the Trial Court must give him the benefit of all favorable inferences that may be drawn from the evidence.”</w:t>
+      </w:r>
+      <w:r>
+        <w:t xml:space="preserve"> </w:t>
+      </w:r>
+      <w:r>
+        <w:rPr>
+          <w:i/>
+          <w:iCs/>
+        </w:rPr>
+        <w:t xml:space="preserve">Norton v. Ga. R. Bank &amp; Trust</w:t>
+      </w:r>
+      <w:r>
+        <w:t xml:space="preserve">, 253 Ga. 596, 603 (1984). Importantly, “questions of negligence, diligence, contributory negligence and proximate cause are peculiarly matters for the Jury, and a Court should not take the place of the Jury in solving them, except in plain and undisputed cases.”</w:t>
+      </w:r>
+      <w:r>
+        <w:t xml:space="preserve"> </w:t>
+      </w:r>
+      <w:r>
+        <w:rPr>
+          <w:i/>
+          <w:iCs/>
+        </w:rPr>
+        <w:t xml:space="preserve">Reed v. Carolina Cas. Ins. Co.</w:t>
+      </w:r>
+      <w:r>
+        <w:t xml:space="preserve">, 327 Ga. App. 130 (2014).</w:t>
+      </w:r>
+      <w:r>
+        <w:t xml:space="preserve"> </w:t>
+      </w:r>
+      <w:r>
+        <w:rPr>
+          <w:i/>
+          <w:iCs/>
+        </w:rPr>
+        <w:t xml:space="preserve">See also</w:t>
+      </w:r>
+      <w:r>
+        <w:t xml:space="preserve">,</w:t>
+      </w:r>
+      <w:r>
+        <w:t xml:space="preserve"> </w:t>
+      </w:r>
+      <w:r>
+        <w:rPr>
+          <w:i/>
+          <w:iCs/>
+        </w:rPr>
+        <w:t xml:space="preserve">Sutton v. Justiss</w:t>
+      </w:r>
+      <w:r>
+        <w:t xml:space="preserve">, 290 Ga. App. 565, 566 (2008) (“[i]f reasonable minds can differ on the cause of the injury, the case is not plain, palpable, and indisputable and it should go to the Jury”).</w:t>
+      </w:r>
+    </w:p>
+    <w:p>
+      <w:pPr>
+        <w:keepNext/>
+        <w:keepLines/>
+        <w:spacing w:before="320" w:after="240" w:line="322" w:lineRule="exact"/>
+        <w:ind w:left="720" w:hanging="720"/>
+      </w:pPr>
+      <w:r>
+        <w:rPr>
+          <w:b/>
+          <w:bCs/>
+        </w:rPr>
+        <w:t xml:space="preserve">B.</w:t>
+      </w:r>
+      <w:r>
+        <w:rPr>
+          <w:b/>
+          <w:bCs/>
+        </w:rPr>
+        <w:t xml:space="preserve"> </w:t>
+      </w:r>
+      <w:r>
+        <w:rPr>
+          <w:b/>
+          <w:bCs/>
+        </w:rPr>
+        <w:t xml:space="preserve">The</w:t>
+      </w:r>
+      <w:r>
+        <w:rPr>
+          <w:b/>
+          <w:bCs/>
+        </w:rPr>
+        <w:t xml:space="preserve"> </w:t>
+      </w:r>
+      <w:r>
+        <w:rPr>
+          <w:b/>
+          <w:bCs/>
+        </w:rPr>
+        <w:t xml:space="preserve">Trial</w:t>
+      </w:r>
+      <w:r>
+        <w:rPr>
+          <w:b/>
+          <w:bCs/>
+        </w:rPr>
+        <w:t xml:space="preserve"> </w:t>
+      </w:r>
+      <w:r>
+        <w:rPr>
+          <w:b/>
+          <w:bCs/>
+        </w:rPr>
+        <w:t xml:space="preserve">Court</w:t>
+      </w:r>
+      <w:r>
+        <w:rPr>
+          <w:b/>
+          <w:bCs/>
+        </w:rPr>
+        <w:t xml:space="preserve"> </w:t>
+      </w:r>
+      <w:r>
+        <w:rPr>
+          <w:b/>
+          <w:bCs/>
+        </w:rPr>
+        <w:t xml:space="preserve">Erred</w:t>
+      </w:r>
+      <w:r>
+        <w:rPr>
+          <w:b/>
+          <w:bCs/>
+        </w:rPr>
+        <w:t xml:space="preserve"> </w:t>
+      </w:r>
+      <w:r>
+        <w:rPr>
+          <w:b/>
+          <w:bCs/>
+        </w:rPr>
+        <w:t xml:space="preserve">in</w:t>
+      </w:r>
+      <w:r>
+        <w:rPr>
+          <w:b/>
+          <w:bCs/>
+        </w:rPr>
+        <w:t xml:space="preserve"> </w:t>
+      </w:r>
+      <w:r>
+        <w:rPr>
+          <w:b/>
+          <w:bCs/>
+        </w:rPr>
+        <w:t xml:space="preserve">Granting</w:t>
+      </w:r>
+      <w:r>
+        <w:rPr>
+          <w:b/>
+          <w:bCs/>
+        </w:rPr>
+        <w:t xml:space="preserve"> </w:t>
+      </w:r>
+      <w:r>
+        <w:rPr>
+          <w:b/>
+          <w:bCs/>
+        </w:rPr>
+        <w:t xml:space="preserve">Summary</w:t>
+      </w:r>
+      <w:r>
+        <w:rPr>
+          <w:b/>
+          <w:bCs/>
+        </w:rPr>
+        <w:t xml:space="preserve"> </w:t>
+      </w:r>
+      <w:r>
+        <w:rPr>
+          <w:b/>
+          <w:bCs/>
+        </w:rPr>
+        <w:t xml:space="preserve">Judgment</w:t>
       </w:r>
     </w:p>
     <w:p>
@@ -674,7 +3458,13 @@
         <w:pStyle w:val="BodyText"/>
       </w:pPr>
       <w:r>
-        <w:t xml:space="preserve">A valuation finding must rest on evidence that supports it. Where the only evidence is comparable sales that the record does not show to be comparable, the finding is not supported by any evidence. The appellant is entitled to a new valuation on a record that includes its appraisal.</w:t>
+        <w:t xml:space="preserve">The Trial Court granted Appellees’ Motion for Summary Judgment solely on the issue of assumption of the risk, and discredits the application of the emergency doctrine. (R: 4</w:t>
+      </w:r>
+      <w:r>
+        <w:noBreakHyphen/>
+      </w:r>
+      <w:r>
+        <w:t xml:space="preserve">7). However, Appellee allowed a situation to exist that was unknown to Appellant thereby allowing Appellant to unwittingly expose herself to a dangerous situation. Despite Appellees’ arguments otherwise, there is record evidence in this case showing that material facts remain in dispute, and are ripe and proper for a Jury’s determination.</w:t>
       </w:r>
     </w:p>
     <w:p>
@@ -682,7 +3472,33 @@
         <w:pStyle w:val="BodyText"/>
       </w:pPr>
       <w:r>
-        <w:t xml:space="preserve">1. The zoning difference goes to weight, and the superior court should have said so.</w:t>
+        <w:t xml:space="preserve">“Evidence is insufficient to support summary judgment if it merely preponderates toward the defendant’s theory, or if it only discloses that satisfactory proof of plaintiff’s case on trial will be unlikely.”</w:t>
+      </w:r>
+      <w:r>
+        <w:t xml:space="preserve"> </w:t>
+      </w:r>
+      <w:r>
+        <w:rPr>
+          <w:i/>
+          <w:iCs/>
+        </w:rPr>
+        <w:t xml:space="preserve">Scott v. Owens-Illinois, Inc.</w:t>
+      </w:r>
+      <w:r>
+        <w:t xml:space="preserve">, 173 Ga. App. 19, 21 (1984). Moreover, the Appellate Courts caution that just because a particular evidentiary posture may suffice to authorize the grant of a directed verdict, the very same evidence may not suffice to authorize the grant of summary judgment, especially in a case where, “the party making the motion for summary judgment is not required to carry the burden on the Trial of the case.”</w:t>
+      </w:r>
+      <w:r>
+        <w:t xml:space="preserve"> </w:t>
+      </w:r>
+      <w:r>
+        <w:rPr>
+          <w:i/>
+          <w:iCs/>
+        </w:rPr>
+        <w:t xml:space="preserve">Winn-Dixie of Greenville v. Ramey</w:t>
+      </w:r>
+      <w:r>
+        <w:t xml:space="preserve">, 186 Ga. App. 257, 258 (1988).</w:t>
       </w:r>
     </w:p>
     <w:p>
@@ -690,24 +3506,26 @@
         <w:pStyle w:val="BodyText"/>
       </w:pPr>
       <w:r>
-        <w:t xml:space="preserve">2. The superior court did not discuss the income data at all, although the appraisal was the only evidence that addressed the lease.</w:t>
-      </w:r>
-    </w:p>
-    <w:bookmarkStart w:id="27" w:name="Xa9929cb042bfc3a921c8ca1c585883fa5d70382"/>
-    <w:p>
-      <w:pPr>
-        <w:pStyle w:val="Heading3"/>
-      </w:pPr>
-      <w:r>
-        <w:t xml:space="preserve">C. The comparable sales cannot carry the burden alone</w:t>
-      </w:r>
-    </w:p>
-    <w:p>
-      <w:pPr>
-        <w:pStyle w:val="FirstParagraph"/>
-      </w:pPr>
-      <w:r>
-        <w:t xml:space="preserve">The appellee’s sales data is the only evidence left in the record once the appraisal is set aside. A sales comparison approach depends on adjustments for differences in size, zoning, condition and timing. The appellee’s data shows none of those adjustments. The superior court accepted the appellee’s figure without asking how the third transaction, a parcel zoned for a different use, could be set beside the appellant’s warehouse without any adjustment at all.</w:t>
+        <w:t xml:space="preserve">“We must remember that it is the Jury, not the Court, which is the fact-finding body. It weighs the contradictory evidence and inferences, judges the credibility of witnesses, receives expert instructions, and draws the ultimate conclusion as to the facts. The very essence of its function is to select from among conflicting inferences and conclusions that which it considers most reasonable. The sole function of the Court on a motion for summary judgment is to determine whether there exists a genuine issue of material fact. And even slight evidence giving rise to a triable issue of material fact will suffice to defeat summary judgment.”</w:t>
+      </w:r>
+      <w:r>
+        <w:t xml:space="preserve"> </w:t>
+      </w:r>
+      <w:r>
+        <w:rPr>
+          <w:i/>
+          <w:iCs/>
+        </w:rPr>
+        <w:t xml:space="preserve">Albright v. Terminal Investment Corp.</w:t>
+      </w:r>
+      <w:r>
+        <w:t xml:space="preserve">, 373 Ga. App. 798 at 804</w:t>
+      </w:r>
+      <w:r>
+        <w:noBreakHyphen/>
+      </w:r>
+      <w:r>
+        <w:t xml:space="preserve">805 (2024) (Citations and punctuation omitted.) Such evidence exists in the present record.</w:t>
       </w:r>
     </w:p>
     <w:p>
@@ -715,20 +3533,187 @@
         <w:pStyle w:val="BodyText"/>
       </w:pPr>
       <w:r>
-        <w:t xml:space="preserve">The appellee may respond that a trial court sitting without a jury is entitled to weigh evidence as it sees fit. That is true, but the weighing must be done on evidence that supports a finding, and a finding that depends on unadjusted comparables from a different zoning class is not one the record can sustain. A reviewing court does not supply the missing adjustments for the trial court. Fictional placeholder citation:</w:t>
-      </w:r>
-      <w:r>
-        <w:t xml:space="preserve"> </w:t>
-      </w:r>
-      <w:r>
-        <w:rPr>
-          <w:i/>
-          <w:iCs/>
-        </w:rPr>
-        <w:t xml:space="preserve">Example v. Placeholder</w:t>
-      </w:r>
-      <w:r>
-        <w:t xml:space="preserve">, 000 Ga. App. 000 (2020).</w:t>
+        <w:t xml:space="preserve">Specifically, to the basis for the Trial Court’s ruling, “[w]hen a motion for summary judgment is premised on the existence of an affirmative defense—such as assumption of the risk—the defendant must come forward with proof sufficient to establish each element of the affirmative defense. If the defendant does so, the plaintiff then must come forward with some evidence that shows a genuine, disputed issue of fact as to some element of the affirmative defense. [I]f the plaintiff is unable to meet this burden of production, the defendant is entitled to summary judgment as a matter of law. Although assumption of the risk often presents a question for the jury, the issue should be decided by the court as a matter of law where the evidence shows clearly and palpably that the jury could reasonably draw but one conclusion.”</w:t>
+      </w:r>
+      <w:r>
+        <w:t xml:space="preserve"> </w:t>
+      </w:r>
+      <w:r>
+        <w:rPr>
+          <w:i/>
+          <w:iCs/>
+        </w:rPr>
+        <w:t xml:space="preserve">Kane v. Landscape Structures, Inc.</w:t>
+      </w:r>
+      <w:r>
+        <w:t xml:space="preserve">, 309 Ga. App. 14, 16</w:t>
+      </w:r>
+      <w:r>
+        <w:noBreakHyphen/>
+      </w:r>
+      <w:r>
+        <w:t xml:space="preserve">17 (2011) (Citations and quotations omitted). Appellant believes there is sufficient record evidence to rebut the Appellee’s affirmative defense.</w:t>
+      </w:r>
+    </w:p>
+    <w:p>
+      <w:pPr>
+        <w:keepNext/>
+        <w:keepLines/>
+        <w:spacing w:before="320" w:after="240" w:line="322" w:lineRule="exact"/>
+        <w:ind w:left="720" w:hanging="720"/>
+      </w:pPr>
+      <w:r>
+        <w:rPr>
+          <w:b/>
+          <w:bCs/>
+          <w:i/>
+          <w:iCs/>
+        </w:rPr>
+        <w:t xml:space="preserve">1.</w:t>
+      </w:r>
+      <w:r>
+        <w:rPr>
+          <w:b/>
+          <w:bCs/>
+          <w:i/>
+          <w:iCs/>
+        </w:rPr>
+        <w:t xml:space="preserve"> </w:t>
+      </w:r>
+      <w:r>
+        <w:rPr>
+          <w:b/>
+          <w:bCs/>
+          <w:i/>
+          <w:iCs/>
+        </w:rPr>
+        <w:t xml:space="preserve">Assumption</w:t>
+      </w:r>
+      <w:r>
+        <w:rPr>
+          <w:b/>
+          <w:bCs/>
+          <w:i/>
+          <w:iCs/>
+        </w:rPr>
+        <w:t xml:space="preserve"> </w:t>
+      </w:r>
+      <w:r>
+        <w:rPr>
+          <w:b/>
+          <w:bCs/>
+          <w:i/>
+          <w:iCs/>
+        </w:rPr>
+        <w:t xml:space="preserve">of</w:t>
+      </w:r>
+      <w:r>
+        <w:rPr>
+          <w:b/>
+          <w:bCs/>
+          <w:i/>
+          <w:iCs/>
+        </w:rPr>
+        <w:t xml:space="preserve"> </w:t>
+      </w:r>
+      <w:r>
+        <w:rPr>
+          <w:b/>
+          <w:bCs/>
+          <w:i/>
+          <w:iCs/>
+        </w:rPr>
+        <w:t xml:space="preserve">the</w:t>
+      </w:r>
+      <w:r>
+        <w:rPr>
+          <w:b/>
+          <w:bCs/>
+          <w:i/>
+          <w:iCs/>
+        </w:rPr>
+        <w:t xml:space="preserve"> </w:t>
+      </w:r>
+      <w:r>
+        <w:rPr>
+          <w:b/>
+          <w:bCs/>
+          <w:i/>
+          <w:iCs/>
+        </w:rPr>
+        <w:t xml:space="preserve">Risk</w:t>
+      </w:r>
+      <w:r>
+        <w:rPr>
+          <w:b/>
+          <w:bCs/>
+          <w:i/>
+          <w:iCs/>
+        </w:rPr>
+        <w:t xml:space="preserve"> </w:t>
+      </w:r>
+      <w:r>
+        <w:rPr>
+          <w:b/>
+          <w:bCs/>
+          <w:i/>
+          <w:iCs/>
+        </w:rPr>
+        <w:t xml:space="preserve">and</w:t>
+      </w:r>
+      <w:r>
+        <w:rPr>
+          <w:b/>
+          <w:bCs/>
+          <w:i/>
+          <w:iCs/>
+        </w:rPr>
+        <w:t xml:space="preserve"> </w:t>
+      </w:r>
+      <w:r>
+        <w:rPr>
+          <w:b/>
+          <w:bCs/>
+          <w:i/>
+          <w:iCs/>
+        </w:rPr>
+        <w:t xml:space="preserve">the</w:t>
+      </w:r>
+      <w:r>
+        <w:rPr>
+          <w:b/>
+          <w:bCs/>
+          <w:i/>
+          <w:iCs/>
+        </w:rPr>
+        <w:t xml:space="preserve"> </w:t>
+      </w:r>
+      <w:r>
+        <w:rPr>
+          <w:b/>
+          <w:bCs/>
+          <w:i/>
+          <w:iCs/>
+        </w:rPr>
+        <w:t xml:space="preserve">Emergency</w:t>
+      </w:r>
+      <w:r>
+        <w:rPr>
+          <w:b/>
+          <w:bCs/>
+          <w:i/>
+          <w:iCs/>
+        </w:rPr>
+        <w:t xml:space="preserve"> </w:t>
+      </w:r>
+      <w:r>
+        <w:rPr>
+          <w:b/>
+          <w:bCs/>
+          <w:i/>
+          <w:iCs/>
+        </w:rPr>
+        <w:t xml:space="preserve">Doctrine</w:t>
       </w:r>
     </w:p>
     <w:p>
@@ -736,141 +3721,2160 @@
         <w:pStyle w:val="BodyText"/>
       </w:pPr>
       <w:r>
-        <w:t xml:space="preserve">The superior court’s order also recites that the appellant</w:t>
-      </w:r>
-      <w:r>
-        <w:t xml:space="preserve"> </w:t>
-      </w:r>
-      <w:r>
-        <w:t xml:space="preserve">“did not carry its burden.”</w:t>
-      </w:r>
-      <w:r>
-        <w:t xml:space="preserve"> </w:t>
-      </w:r>
-      <w:r>
-        <w:t xml:space="preserve">That recital does not identify the burden, the evidence that failed to carry it, or the evidence that was excluded. Without those findings the order cannot be reviewed for error, and the appellant asks that it be vacated on that ground as well. Fictional placeholder citation:</w:t>
-      </w:r>
-      <w:r>
-        <w:t xml:space="preserve"> </w:t>
-      </w:r>
-      <w:r>
-        <w:rPr>
-          <w:i/>
-          <w:iCs/>
-        </w:rPr>
-        <w:t xml:space="preserve">Sample v. Example Board</w:t>
-      </w:r>
-      <w:r>
-        <w:t xml:space="preserve">, 000 Ga. 000 (1999).</w:t>
-      </w:r>
-    </w:p>
-    <w:bookmarkEnd w:id="27"/>
-    <w:bookmarkEnd w:id="28"/>
-    <w:bookmarkStart w:id="29" w:name="Xe0b3079dfed17983a326feabc0f8156c95b7891"/>
-    <w:p>
-      <w:pPr>
-        <w:pStyle w:val="Heading2"/>
-      </w:pPr>
-      <w:r>
-        <w:t xml:space="preserve">III. The cost award should be vacated with the judgment</w:t>
-      </w:r>
-    </w:p>
-    <w:p>
-      <w:pPr>
-        <w:pStyle w:val="FirstParagraph"/>
-      </w:pPr>
-      <w:r>
-        <w:t xml:space="preserve">The superior court awarded costs against the appellant after the appellee withdrew its counterclaim. If the judgment is reversed on the valuation question, the award of costs falls with it. Even if the judgment stands, the award is premised on a counterclaim that was no longer pending when the costs were assessed.</w:t>
-      </w:r>
-    </w:p>
-    <w:bookmarkEnd w:id="29"/>
-    <w:bookmarkEnd w:id="30"/>
-    <w:bookmarkStart w:id="31" w:name="conclusion"/>
-    <w:p>
-      <w:pPr>
-        <w:pStyle w:val="Heading1"/>
-      </w:pPr>
-      <w:r>
-        <w:t xml:space="preserve">Conclusion</w:t>
-      </w:r>
-    </w:p>
-    <w:p>
-      <w:pPr>
-        <w:pStyle w:val="FirstParagraph"/>
-      </w:pPr>
-      <w:r>
-        <w:t xml:space="preserve">The judgment should be reversed and the case remanded for a new valuation hearing at which the appellant’s appraisal is considered. In the alternative, the cost award should be vacated.</w:t>
-      </w:r>
-    </w:p>
-    <w:p>
-      <w:pPr>
-        <w:spacing w:before="240" w:after="0" w:line="240" w:lineRule="auto"/>
-        <w:ind w:firstLine="0"/>
-      </w:pPr>
-      <w:r>
-        <w:t xml:space="preserve">October 15, 2026</w:t>
+        <w:t xml:space="preserve">To establish the affirmative defense of assumption of the risk, Appellee is required to come forward with evidence establishing that: (1) Appellant had some actual knowledge of the danger; (2) she understood and appreciated the risks associated with the danger; and (3) she voluntarily exposed herself to the danger.</w:t>
+      </w:r>
+      <w:r>
+        <w:t xml:space="preserve"> </w:t>
+      </w:r>
+      <w:r>
+        <w:rPr>
+          <w:i/>
+          <w:iCs/>
+        </w:rPr>
+        <w:t xml:space="preserve">See</w:t>
+      </w:r>
+      <w:r>
+        <w:t xml:space="preserve">,</w:t>
+      </w:r>
+      <w:r>
+        <w:t xml:space="preserve"> </w:t>
+      </w:r>
+      <w:r>
+        <w:rPr>
+          <w:i/>
+          <w:iCs/>
+        </w:rPr>
+        <w:t xml:space="preserve">Kane</w:t>
+      </w:r>
+      <w:r>
+        <w:t xml:space="preserve">, 309 Ga. App. at 17. “The specific danger of which a plaintiff must be actually aware for purposes of assumption of the risk is ‘the specific, particular risk of harm associated with the activity or condition that proximately causes injury . . . .’”</w:t>
+      </w:r>
+      <w:r>
+        <w:t xml:space="preserve"> </w:t>
+      </w:r>
+      <w:r>
+        <w:rPr>
+          <w:i/>
+          <w:iCs/>
+        </w:rPr>
+        <w:t xml:space="preserve">Id.</w:t>
+      </w:r>
+      <w:r>
+        <w:t xml:space="preserve"> </w:t>
+      </w:r>
+      <w:r>
+        <w:t xml:space="preserve">“‘In its simplest and primary sense, assumption of risk means that the plaintiff, in advance, has given his consent to relieve the defendant of an obligation of conduct toward him, and to take his chances of injury from a known risk arising from what the defendant is to do or leave undone.’ Prosser, Law of Torts (4th Ed.) p. 440. ‘In by far the greater number of cases, the consent to assume the risk has not been a matter of express agreement, but has been found to be implied from the conduct of the plaintiff under the circumstances.’ Prosser, supra, at 445; see, Harper and James, Law of Torts, Vol. 2, Ch. XXI.”</w:t>
+      </w:r>
+      <w:r>
+        <w:t xml:space="preserve"> </w:t>
+      </w:r>
+      <w:r>
+        <w:rPr>
+          <w:i/>
+          <w:iCs/>
+        </w:rPr>
+        <w:t xml:space="preserve">Osburn v. Pilgrim</w:t>
+      </w:r>
+      <w:r>
+        <w:t xml:space="preserve">, 246 Ga. 688, 695 (1980).</w:t>
+      </w:r>
+    </w:p>
+    <w:p>
+      <w:pPr>
+        <w:pStyle w:val="BodyText"/>
+      </w:pPr>
+      <w:r>
+        <w:t xml:space="preserve">The specific danger here is not just the violent propensities of Mr. Taylor, but the threat of violence from Mr. Taylor to Ms. Campbell herself.</w:t>
+      </w:r>
+    </w:p>
+    <w:p>
+      <w:pPr>
+        <w:pStyle w:val="BodyText"/>
+      </w:pPr>
+      <w:r>
+        <w:t xml:space="preserve">Appellees argue, and the Trial Court agrees, that Appellant assumed the risk when she entered Ms. Taylor’s property to remove her blind mother from an unknown yet violently dangerous situation that was being allowed to exist by the very same owner of the property. (R: 38</w:t>
+      </w:r>
+      <w:r>
+        <w:noBreakHyphen/>
+      </w:r>
+      <w:r>
+        <w:t xml:space="preserve">41). What is missing from Defendants’ theory is evidence that Appellant knew she would be violently attacked by Mr. Taylor. What the evidence shows is that Appellant travelled to a house she is familiar with but does not know the exact address of in order to save her mother from a dangerous situation, not to defend her mother or otherwise engage with the danger itself, Mr. Taylor. What the evidence also shows is that after knocking on the door, while she is still outside of the house, Mr. Taylor suddenly and without warning reaches outside the house from the inside, chokes the Appellant, pushes the Appellant, falls to the ground with the Appellant, landing on top of her, thereby breaking her leg. There is no evidence that Appellant anticipated encountering this danger, and therefore there is a complete dearth of evidence to show that she appreciated this particular specific danger to the point that she would have voluntarily encountered same. That is the danger Appellant is supposed to be aware of in order to assume the risk. However, as we know, Appellant had never had an altercation with Mr. Taylor prior to the day in question. (R: 106, lines 7</w:t>
+      </w:r>
+      <w:r>
+        <w:noBreakHyphen/>
+      </w:r>
+      <w:r>
+        <w:t xml:space="preserve">9).</w:t>
+      </w:r>
+    </w:p>
+    <w:p>
+      <w:pPr>
+        <w:pStyle w:val="BodyText"/>
+      </w:pPr>
+      <w:r>
+        <w:t xml:space="preserve">In support of its Order, the Trial Court relied on</w:t>
+      </w:r>
+      <w:r>
+        <w:t xml:space="preserve"> </w:t>
+      </w:r>
+      <w:r>
+        <w:rPr>
+          <w:i/>
+          <w:iCs/>
+        </w:rPr>
+        <w:t xml:space="preserve">Kane v. Landscape Structures, Inc.</w:t>
+      </w:r>
+      <w:r>
+        <w:t xml:space="preserve">, 309 Ga. App. 14 (2011), to set forth the standard for assumption of the risk without appreciating that the underlying facts of the</w:t>
+      </w:r>
+      <w:r>
+        <w:t xml:space="preserve"> </w:t>
+      </w:r>
+      <w:r>
+        <w:rPr>
+          <w:i/>
+          <w:iCs/>
+        </w:rPr>
+        <w:t xml:space="preserve">Kane</w:t>
+      </w:r>
+      <w:r>
+        <w:t xml:space="preserve"> </w:t>
+      </w:r>
+      <w:r>
+        <w:t xml:space="preserve">case do not support its ruling here.</w:t>
+      </w:r>
+    </w:p>
+    <w:p>
+      <w:pPr>
+        <w:pStyle w:val="BodyText"/>
+      </w:pPr>
+      <w:r>
+        <w:t xml:space="preserve">Turning back to the</w:t>
+      </w:r>
+      <w:r>
+        <w:t xml:space="preserve"> </w:t>
+      </w:r>
+      <w:r>
+        <w:rPr>
+          <w:i/>
+          <w:iCs/>
+        </w:rPr>
+        <w:t xml:space="preserve">Kane</w:t>
+      </w:r>
+      <w:r>
+        <w:t xml:space="preserve"> </w:t>
+      </w:r>
+      <w:r>
+        <w:t xml:space="preserve">case cited by the Trial Court, the</w:t>
+      </w:r>
+      <w:r>
+        <w:t xml:space="preserve"> </w:t>
+      </w:r>
+      <w:r>
+        <w:rPr>
+          <w:i/>
+          <w:iCs/>
+        </w:rPr>
+        <w:t xml:space="preserve">Kane</w:t>
+      </w:r>
+      <w:r>
+        <w:t xml:space="preserve"> </w:t>
+      </w:r>
+      <w:r>
+        <w:t xml:space="preserve">case involves a nine-year-old boy who fell from playground equipment. The child was aware that he could fall, he admitted that it was not something he should have been climbing on, and his mother warned him of the dangers.</w:t>
+      </w:r>
+      <w:r>
+        <w:t xml:space="preserve"> </w:t>
+      </w:r>
+      <w:r>
+        <w:rPr>
+          <w:i/>
+          <w:iCs/>
+        </w:rPr>
+        <w:t xml:space="preserve">Kane</w:t>
+      </w:r>
+      <w:r>
+        <w:t xml:space="preserve">, 309 Ga. App. at 15</w:t>
+      </w:r>
+      <w:r>
+        <w:noBreakHyphen/>
+      </w:r>
+      <w:r>
+        <w:t xml:space="preserve">16. However, through a fair amount of peer pressure, the young man took the chance anyway.</w:t>
+      </w:r>
+      <w:r>
+        <w:t xml:space="preserve"> </w:t>
+      </w:r>
+      <w:r>
+        <w:rPr>
+          <w:i/>
+          <w:iCs/>
+        </w:rPr>
+        <w:t xml:space="preserve">Id.</w:t>
+      </w:r>
+      <w:r>
+        <w:t xml:space="preserve"> </w:t>
+      </w:r>
+      <w:r>
+        <w:t xml:space="preserve">Given the disparate nature of the</w:t>
+      </w:r>
+      <w:r>
+        <w:t xml:space="preserve"> </w:t>
+      </w:r>
+      <w:r>
+        <w:rPr>
+          <w:i/>
+          <w:iCs/>
+        </w:rPr>
+        <w:t xml:space="preserve">Kane</w:t>
+      </w:r>
+      <w:r>
+        <w:t xml:space="preserve"> </w:t>
+      </w:r>
+      <w:r>
+        <w:t xml:space="preserve">case to the attendant underlying facts,</w:t>
+      </w:r>
+      <w:r>
+        <w:t xml:space="preserve"> </w:t>
+      </w:r>
+      <w:r>
+        <w:rPr>
+          <w:i/>
+          <w:iCs/>
+        </w:rPr>
+        <w:t xml:space="preserve">Kane</w:t>
+      </w:r>
+      <w:r>
+        <w:t xml:space="preserve"> </w:t>
+      </w:r>
+      <w:r>
+        <w:t xml:space="preserve">does not apply here.</w:t>
+      </w:r>
+    </w:p>
+    <w:p>
+      <w:pPr>
+        <w:pStyle w:val="BodyText"/>
+      </w:pPr>
+      <w:r>
+        <w:t xml:space="preserve">The Trial Court also relied on</w:t>
+      </w:r>
+      <w:r>
+        <w:t xml:space="preserve"> </w:t>
+      </w:r>
+      <w:r>
+        <w:rPr>
+          <w:i/>
+          <w:iCs/>
+        </w:rPr>
+        <w:t xml:space="preserve">Carter v. Scott</w:t>
+      </w:r>
+      <w:r>
+        <w:t xml:space="preserve">, 320 Ga. App. 404 (2013), in its evaluation of the assumption of the risk defense raised by Appellees. In</w:t>
+      </w:r>
+      <w:r>
+        <w:t xml:space="preserve"> </w:t>
+      </w:r>
+      <w:r>
+        <w:rPr>
+          <w:i/>
+          <w:iCs/>
+        </w:rPr>
+        <w:t xml:space="preserve">Carter</w:t>
+      </w:r>
+      <w:r>
+        <w:t xml:space="preserve">, this Court held that, “no tort can be committed against a person consenting thereto if that consent is free, is not obtained by fraud, and is the action of a sound mind. Moreover, it is well settled that an adult of ordinary intelligence assumes the risk of possible injury when he deliberately and voluntarily joins in a fight, or enters into a fight for the purpose of breaking it up.”</w:t>
+      </w:r>
+      <w:r>
+        <w:t xml:space="preserve"> </w:t>
+      </w:r>
+      <w:r>
+        <w:rPr>
+          <w:i/>
+          <w:iCs/>
+        </w:rPr>
+        <w:t xml:space="preserve">Id.</w:t>
+      </w:r>
+      <w:r>
+        <w:t xml:space="preserve"> </w:t>
+      </w:r>
+      <w:r>
+        <w:t xml:space="preserve">at 407</w:t>
+      </w:r>
+      <w:r>
+        <w:noBreakHyphen/>
+      </w:r>
+      <w:r>
+        <w:t xml:space="preserve">408. Given this holding,</w:t>
+      </w:r>
+      <w:r>
+        <w:t xml:space="preserve"> </w:t>
+      </w:r>
+      <w:r>
+        <w:rPr>
+          <w:i/>
+          <w:iCs/>
+        </w:rPr>
+        <w:t xml:space="preserve">Carter</w:t>
+      </w:r>
+      <w:r>
+        <w:t xml:space="preserve"> </w:t>
+      </w:r>
+      <w:r>
+        <w:t xml:space="preserve">is inapplicable to our facts as the plaintiff there admitted in an affidavit that he intervened into the fight. Appellant did not consent to getting into an altercation with Mr. Taylor, she was punched and attacked shortly after arriving at Ms. Taylor’s door. Moreover, Appellant did not join a fight, nor did she enter into a fight for the purpose of breaking it up. Appellant testified that she went to Ms. Taylor’s house to remove her mother from the situation, not to join the fight but to defend her mother. (Depo. of Doris Campbell, p. 54, lines 7</w:t>
+      </w:r>
+      <w:r>
+        <w:noBreakHyphen/>
+      </w:r>
+      <w:r>
+        <w:t xml:space="preserve">15). As such,</w:t>
+      </w:r>
+      <w:r>
+        <w:t xml:space="preserve"> </w:t>
+      </w:r>
+      <w:r>
+        <w:rPr>
+          <w:i/>
+          <w:iCs/>
+        </w:rPr>
+        <w:t xml:space="preserve">Carter</w:t>
+      </w:r>
+      <w:r>
+        <w:t xml:space="preserve"> </w:t>
+      </w:r>
+      <w:r>
+        <w:t xml:space="preserve">does not apply to the instant facts.</w:t>
+      </w:r>
+    </w:p>
+    <w:p>
+      <w:pPr>
+        <w:pStyle w:val="BodyText"/>
+      </w:pPr>
+      <w:r>
+        <w:t xml:space="preserve">What really happened here is that Plaintiff was faced with an emergent need to protect her blind mother, and she rushed to a place where she knew the location but did not know the street address to enable her to call law enforcement. Much like Ms. Taylor, Appellant was aware of Mr. Taylor’s violent past, but Mr. Taylor had never before been violent towards Appellant, so there is a reasonable expectation by Appellant that the non-violent behavior toward Appellant would continue. “Anything which operates to deprive a person of ability to exercise his intellectual powers and guide h[er] acts thereby will relieve h[er] of an imputation of negligence that otherwise might arise from h[er] conduct. Emergencies or sudden perils illustrate this proposition. The rule judicially stated is that one who in a sudden emergency acts according to his best judgment, or who, because of want of time in which to form a judgment, omits to act in the most judicious manner, is not chargeable with negligence.”</w:t>
+      </w:r>
+      <w:r>
+        <w:t xml:space="preserve"> </w:t>
+      </w:r>
+      <w:r>
+        <w:rPr>
+          <w:i/>
+          <w:iCs/>
+        </w:rPr>
+        <w:t xml:space="preserve">Ware v. Alston</w:t>
+      </w:r>
+      <w:r>
+        <w:t xml:space="preserve">, 112 Ga. App. 627, 629 (1965). The</w:t>
+      </w:r>
+      <w:r>
+        <w:t xml:space="preserve"> </w:t>
+      </w:r>
+      <w:r>
+        <w:rPr>
+          <w:i/>
+          <w:iCs/>
+        </w:rPr>
+        <w:t xml:space="preserve">Ware</w:t>
+      </w:r>
+      <w:r>
+        <w:t xml:space="preserve"> </w:t>
+      </w:r>
+      <w:r>
+        <w:t xml:space="preserve">Court continued: “A person threatened with an imminent danger is not held to the same circumspection of conduct that [s]he would be held to if [s]he were acting without the compulsion of an emergency. A person has a right to choose even a dangerous course, if that course seems the safest one under the circumstances.”</w:t>
+      </w:r>
+      <w:r>
+        <w:t xml:space="preserve"> </w:t>
+      </w:r>
+      <w:r>
+        <w:rPr>
+          <w:i/>
+          <w:iCs/>
+        </w:rPr>
+        <w:t xml:space="preserve">Id.</w:t>
+      </w:r>
+      <w:r>
+        <w:t xml:space="preserve"> </w:t>
+      </w:r>
+      <w:r>
+        <w:t xml:space="preserve">at 630. Here, Appellees created the emergency to which Appellant was responding. Ms. Taylor could have ended the emergency by calling law enforcement, but it is obvious she did not want to do that considering she ordered Appellant not to make that call. As such, Appellees should not be granted summary judgment by arguing that Appellant assumed the risk when she was frantically responding to an emergency wholly created by the Appellees. There are genuine issues of material fact that exist and summary judgment should be therefore be reversed.</w:t>
       </w:r>
     </w:p>
     <w:p>
       <w:pPr>
         <w:keepNext/>
-        <w:spacing w:before="0" w:after="0" w:line="240" w:lineRule="auto"/>
+        <w:keepLines/>
+        <w:spacing w:before="480" w:after="320" w:line="322" w:lineRule="exact"/>
+        <w:ind w:left="0" w:firstLine="0"/>
+        <w:jc w:val="center"/>
+      </w:pPr>
+      <w:r>
+        <w:rPr>
+          <w:b/>
+          <w:bCs/>
+        </w:rPr>
+        <w:t xml:space="preserve">CONCLUSION</w:t>
+      </w:r>
+    </w:p>
+    <w:p>
+      <w:pPr>
+        <w:pStyle w:val="BodyText"/>
+      </w:pPr>
+      <w:r>
+        <w:t xml:space="preserve">Due to the existence of genuine issues of material fact as to Appellees’ negligence, Appellees’ motion for summary judgment should have been denied because, “questions of negligence, diligence, contributory negligence and proximate cause are peculiarly matters for the Jury, and a Court should not take the place of the Jury in solving them, except in plain and undisputed cases.”</w:t>
+      </w:r>
+      <w:r>
+        <w:t xml:space="preserve"> </w:t>
+      </w:r>
+      <w:r>
+        <w:rPr>
+          <w:i/>
+          <w:iCs/>
+        </w:rPr>
+        <w:t xml:space="preserve">Reed</w:t>
+      </w:r>
+      <w:r>
+        <w:t xml:space="preserve">, 327 Ga. App. 130 (2014). Moreover, the existence of even slight evidence that gives rise to a triable issue of material fact will suffice to defeat summary judgment.</w:t>
+      </w:r>
+      <w:r>
+        <w:t xml:space="preserve"> </w:t>
+      </w:r>
+      <w:r>
+        <w:rPr>
+          <w:i/>
+          <w:iCs/>
+        </w:rPr>
+        <w:t xml:space="preserve">Albright</w:t>
+      </w:r>
+      <w:r>
+        <w:t xml:space="preserve">, 373 Ga. App. 798 at 805 (2024). Therefore, Appellant respectfully requests that this Honorable Court reverse the Trial Court’s ruling on summary judgment and remit for further proceedings in that Court.</w:t>
+      </w:r>
+    </w:p>
+    <w:p>
+      <w:pPr>
+        <w:keepNext/>
+        <w:keepLines/>
+        <w:spacing w:before="0" w:after="0" w:line="644" w:lineRule="exact"/>
+        <w:ind w:left="0" w:firstLine="720"/>
+      </w:pPr>
+      <w:r>
+        <w:t xml:space="preserve">This</w:t>
+      </w:r>
+      <w:r>
+        <w:t xml:space="preserve"> </w:t>
+      </w:r>
+      <w:r>
+        <w:t xml:space="preserve">submission</w:t>
+      </w:r>
+      <w:r>
+        <w:t xml:space="preserve"> </w:t>
+      </w:r>
+      <w:r>
+        <w:t xml:space="preserve">does</w:t>
+      </w:r>
+      <w:r>
+        <w:t xml:space="preserve"> </w:t>
+      </w:r>
+      <w:r>
+        <w:t xml:space="preserve">not</w:t>
+      </w:r>
+      <w:r>
+        <w:t xml:space="preserve"> </w:t>
+      </w:r>
+      <w:r>
+        <w:t xml:space="preserve">exceed</w:t>
+      </w:r>
+      <w:r>
+        <w:t xml:space="preserve"> </w:t>
+      </w:r>
+      <w:r>
+        <w:t xml:space="preserve">the</w:t>
+      </w:r>
+      <w:r>
+        <w:t xml:space="preserve"> </w:t>
+      </w:r>
+      <w:r>
+        <w:t xml:space="preserve">word</w:t>
+      </w:r>
+      <w:r>
+        <w:t xml:space="preserve"> </w:t>
+      </w:r>
+      <w:r>
+        <w:t xml:space="preserve">count</w:t>
+      </w:r>
+      <w:r>
+        <w:t xml:space="preserve"> </w:t>
+      </w:r>
+      <w:r>
+        <w:t xml:space="preserve">limit</w:t>
+      </w:r>
+      <w:r>
+        <w:t xml:space="preserve"> </w:t>
+      </w:r>
+      <w:r>
+        <w:t xml:space="preserve">imposed</w:t>
+      </w:r>
+      <w:r>
+        <w:t xml:space="preserve"> </w:t>
+      </w:r>
+      <w:r>
+        <w:t xml:space="preserve">by</w:t>
+      </w:r>
+      <w:r>
+        <w:t xml:space="preserve"> </w:t>
+      </w:r>
+      <w:r>
+        <w:t xml:space="preserve">Rule</w:t>
+      </w:r>
+      <w:r>
+        <w:t xml:space="preserve"> </w:t>
+      </w:r>
+      <w:r>
+        <w:t xml:space="preserve">24.</w:t>
+      </w:r>
+    </w:p>
+    <w:p>
+      <w:pPr>
+        <w:keepNext/>
+        <w:keepLines/>
+        <w:spacing w:before="0" w:after="0" w:line="644" w:lineRule="exact"/>
+        <w:ind w:left="0" w:firstLine="720"/>
+      </w:pPr>
+      <w:r>
+        <w:t xml:space="preserve">Respectfully</w:t>
+      </w:r>
+      <w:r>
+        <w:t xml:space="preserve"> </w:t>
+      </w:r>
+      <w:r>
+        <w:t xml:space="preserve">submitted</w:t>
+      </w:r>
+      <w:r>
+        <w:t xml:space="preserve"> </w:t>
+      </w:r>
+      <w:r>
+        <w:t xml:space="preserve">this</w:t>
+      </w:r>
+      <w:r>
+        <w:t xml:space="preserve"> </w:t>
+      </w:r>
+      <w:r>
+        <w:t xml:space="preserve">26th</w:t>
+      </w:r>
+      <w:r>
+        <w:t xml:space="preserve"> </w:t>
+      </w:r>
+      <w:r>
+        <w:t xml:space="preserve">day</w:t>
+      </w:r>
+      <w:r>
+        <w:t xml:space="preserve"> </w:t>
+      </w:r>
+      <w:r>
+        <w:t xml:space="preserve">of</w:t>
+      </w:r>
+      <w:r>
+        <w:t xml:space="preserve"> </w:t>
+      </w:r>
+      <w:r>
+        <w:t xml:space="preserve">January</w:t>
+      </w:r>
+      <w:r>
+        <w:t xml:space="preserve"> </w:t>
+      </w:r>
+      <w:r>
+        <w:t xml:space="preserve">2026.</w:t>
+      </w:r>
+    </w:p>
+    <w:p>
+      <w:pPr>
+        <w:keepNext/>
+        <w:keepLines/>
+        <w:spacing w:before="160" w:after="0" w:line="322" w:lineRule="exact"/>
         <w:ind w:left="4608" w:firstLine="0"/>
       </w:pPr>
       <w:r>
-        <w:t xml:space="preserve">/s/ JANE Q. EXAMPLE</w:t>
+        <w:rPr>
+          <w:b/>
+          <w:bCs/>
+        </w:rPr>
+        <w:t xml:space="preserve">JODY</w:t>
+      </w:r>
+      <w:r>
+        <w:rPr>
+          <w:b/>
+          <w:bCs/>
+        </w:rPr>
+        <w:t xml:space="preserve"> </w:t>
+      </w:r>
+      <w:r>
+        <w:rPr>
+          <w:b/>
+          <w:bCs/>
+        </w:rPr>
+        <w:t xml:space="preserve">D.</w:t>
+      </w:r>
+      <w:r>
+        <w:rPr>
+          <w:b/>
+          <w:bCs/>
+        </w:rPr>
+        <w:t xml:space="preserve"> </w:t>
+      </w:r>
+      <w:r>
+        <w:rPr>
+          <w:b/>
+          <w:bCs/>
+        </w:rPr>
+        <w:t xml:space="preserve">PETERMAN,</w:t>
+      </w:r>
+      <w:r>
+        <w:rPr>
+          <w:b/>
+          <w:bCs/>
+        </w:rPr>
+        <w:t xml:space="preserve"> </w:t>
+      </w:r>
+      <w:r>
+        <w:rPr>
+          <w:b/>
+          <w:bCs/>
+        </w:rPr>
+        <w:t xml:space="preserve">LLC</w:t>
       </w:r>
     </w:p>
     <w:p>
       <w:pPr>
         <w:keepNext/>
-        <w:spacing w:before="0" w:after="0" w:line="240" w:lineRule="auto"/>
+        <w:keepLines/>
+        <w:spacing w:before="240" w:after="0" w:line="322" w:lineRule="exact"/>
         <w:ind w:left="4608" w:firstLine="0"/>
       </w:pPr>
       <w:r>
         <w:rPr>
-          <w:i/>
-          <w:iCs/>
-        </w:rPr>
-        <w:t xml:space="preserve">Counsel for Appellant</w:t>
+          <w:u w:val="single"/>
+        </w:rPr>
+        <w:t xml:space="preserve">/s/</w:t>
+      </w:r>
+      <w:r>
+        <w:rPr>
+          <w:u w:val="single"/>
+        </w:rPr>
+        <w:t xml:space="preserve"> </w:t>
+      </w:r>
+      <w:r>
+        <w:rPr>
+          <w:i/>
+          <w:iCs/>
+          <w:u w:val="single"/>
+        </w:rPr>
+        <w:t xml:space="preserve">Jody</w:t>
+      </w:r>
+      <w:r>
+        <w:rPr>
+          <w:i/>
+          <w:iCs/>
+          <w:u w:val="single"/>
+        </w:rPr>
+        <w:t xml:space="preserve"> </w:t>
+      </w:r>
+      <w:r>
+        <w:rPr>
+          <w:i/>
+          <w:iCs/>
+          <w:u w:val="single"/>
+        </w:rPr>
+        <w:t xml:space="preserve">D.</w:t>
+      </w:r>
+      <w:r>
+        <w:rPr>
+          <w:i/>
+          <w:iCs/>
+          <w:u w:val="single"/>
+        </w:rPr>
+        <w:t xml:space="preserve"> </w:t>
+      </w:r>
+      <w:r>
+        <w:rPr>
+          <w:i/>
+          <w:iCs/>
+          <w:u w:val="single"/>
+        </w:rPr>
+        <w:t xml:space="preserve">Peterman</w:t>
       </w:r>
     </w:p>
     <w:p>
       <w:pPr>
         <w:keepNext/>
-        <w:spacing w:before="0" w:after="0" w:line="240" w:lineRule="auto"/>
+        <w:keepLines/>
+        <w:spacing w:before="0" w:after="0" w:line="322" w:lineRule="exact"/>
         <w:ind w:left="4608" w:firstLine="0"/>
       </w:pPr>
       <w:r>
-        <w:rPr>
-          <w:i/>
-          <w:iCs/>
-        </w:rPr>
-        <w:t xml:space="preserve">Georgia Bar No. 000000</w:t>
+        <w:t xml:space="preserve">Jody</w:t>
+      </w:r>
+      <w:r>
+        <w:t xml:space="preserve"> </w:t>
+      </w:r>
+      <w:r>
+        <w:t xml:space="preserve">D.</w:t>
+      </w:r>
+      <w:r>
+        <w:t xml:space="preserve"> </w:t>
+      </w:r>
+      <w:r>
+        <w:t xml:space="preserve">Peterman</w:t>
       </w:r>
     </w:p>
     <w:p>
       <w:pPr>
         <w:keepNext/>
-        <w:spacing w:before="0" w:after="0" w:line="240" w:lineRule="auto"/>
+        <w:keepLines/>
+        <w:spacing w:before="0" w:after="0" w:line="322" w:lineRule="exact"/>
         <w:ind w:left="4608" w:firstLine="0"/>
       </w:pPr>
       <w:r>
-        <w:rPr>
-          <w:i/>
-          <w:iCs/>
-        </w:rPr>
-        <w:t xml:space="preserve">jexample@example.invalid</w:t>
-      </w:r>
-    </w:p>
-    <w:bookmarkEnd w:id="31"/>
+        <w:t xml:space="preserve">Georgia</w:t>
+      </w:r>
+      <w:r>
+        <w:t xml:space="preserve"> </w:t>
+      </w:r>
+      <w:r>
+        <w:t xml:space="preserve">Bar</w:t>
+      </w:r>
+      <w:r>
+        <w:t xml:space="preserve"> </w:t>
+      </w:r>
+      <w:r>
+        <w:t xml:space="preserve">No.</w:t>
+      </w:r>
+      <w:r>
+        <w:t xml:space="preserve"> </w:t>
+      </w:r>
+      <w:r>
+        <w:t xml:space="preserve">573552</w:t>
+      </w:r>
+    </w:p>
+    <w:p>
+      <w:pPr>
+        <w:keepNext/>
+        <w:keepLines/>
+        <w:spacing w:before="240" w:after="0" w:line="322" w:lineRule="exact"/>
+        <w:ind w:left="4608" w:firstLine="0"/>
+      </w:pPr>
+      <w:r>
+        <w:rPr>
+          <w:u w:val="single"/>
+        </w:rPr>
+        <w:t xml:space="preserve">/s/</w:t>
+      </w:r>
+      <w:r>
+        <w:rPr>
+          <w:u w:val="single"/>
+        </w:rPr>
+        <w:t xml:space="preserve"> </w:t>
+      </w:r>
+      <w:r>
+        <w:rPr>
+          <w:i/>
+          <w:iCs/>
+          <w:u w:val="single"/>
+        </w:rPr>
+        <w:t xml:space="preserve">T.</w:t>
+      </w:r>
+      <w:r>
+        <w:rPr>
+          <w:i/>
+          <w:iCs/>
+          <w:u w:val="single"/>
+        </w:rPr>
+        <w:t xml:space="preserve"> </w:t>
+      </w:r>
+      <w:r>
+        <w:rPr>
+          <w:i/>
+          <w:iCs/>
+          <w:u w:val="single"/>
+        </w:rPr>
+        <w:t xml:space="preserve">Michael</w:t>
+      </w:r>
+      <w:r>
+        <w:rPr>
+          <w:i/>
+          <w:iCs/>
+          <w:u w:val="single"/>
+        </w:rPr>
+        <w:t xml:space="preserve"> </w:t>
+      </w:r>
+      <w:r>
+        <w:rPr>
+          <w:i/>
+          <w:iCs/>
+          <w:u w:val="single"/>
+        </w:rPr>
+        <w:t xml:space="preserve">Burke,</w:t>
+      </w:r>
+      <w:r>
+        <w:rPr>
+          <w:i/>
+          <w:iCs/>
+          <w:u w:val="single"/>
+        </w:rPr>
+        <w:t xml:space="preserve"> </w:t>
+      </w:r>
+      <w:r>
+        <w:rPr>
+          <w:i/>
+          <w:iCs/>
+          <w:u w:val="single"/>
+        </w:rPr>
+        <w:t xml:space="preserve">Jr.</w:t>
+      </w:r>
+    </w:p>
+    <w:p>
+      <w:pPr>
+        <w:keepNext/>
+        <w:keepLines/>
+        <w:spacing w:before="0" w:after="0" w:line="322" w:lineRule="exact"/>
+        <w:ind w:left="4608" w:firstLine="0"/>
+      </w:pPr>
+      <w:r>
+        <w:t xml:space="preserve">T.</w:t>
+      </w:r>
+      <w:r>
+        <w:t xml:space="preserve"> </w:t>
+      </w:r>
+      <w:r>
+        <w:t xml:space="preserve">Michael</w:t>
+      </w:r>
+      <w:r>
+        <w:t xml:space="preserve"> </w:t>
+      </w:r>
+      <w:r>
+        <w:t xml:space="preserve">Burke,</w:t>
+      </w:r>
+      <w:r>
+        <w:t xml:space="preserve"> </w:t>
+      </w:r>
+      <w:r>
+        <w:t xml:space="preserve">Jr.</w:t>
+      </w:r>
+    </w:p>
+    <w:p>
+      <w:pPr>
+        <w:keepNext/>
+        <w:keepLines/>
+        <w:spacing w:before="0" w:after="0" w:line="322" w:lineRule="exact"/>
+        <w:ind w:left="4608" w:firstLine="0"/>
+      </w:pPr>
+      <w:r>
+        <w:t xml:space="preserve">Georgia</w:t>
+      </w:r>
+      <w:r>
+        <w:t xml:space="preserve"> </w:t>
+      </w:r>
+      <w:r>
+        <w:t xml:space="preserve">Bar</w:t>
+      </w:r>
+      <w:r>
+        <w:t xml:space="preserve"> </w:t>
+      </w:r>
+      <w:r>
+        <w:t xml:space="preserve">No.</w:t>
+      </w:r>
+      <w:r>
+        <w:t xml:space="preserve"> </w:t>
+      </w:r>
+      <w:r>
+        <w:t xml:space="preserve">106106</w:t>
+      </w:r>
+    </w:p>
+    <w:p>
+      <w:pPr>
+        <w:keepNext/>
+        <w:keepLines/>
+        <w:spacing w:before="240" w:after="0" w:line="322" w:lineRule="exact"/>
+        <w:ind w:left="4608" w:firstLine="0"/>
+      </w:pPr>
+      <w:r>
+        <w:rPr>
+          <w:u w:val="single"/>
+        </w:rPr>
+        <w:t xml:space="preserve">/s/</w:t>
+      </w:r>
+      <w:r>
+        <w:rPr>
+          <w:u w:val="single"/>
+        </w:rPr>
+        <w:t xml:space="preserve"> </w:t>
+      </w:r>
+      <w:r>
+        <w:rPr>
+          <w:i/>
+          <w:iCs/>
+          <w:u w:val="single"/>
+        </w:rPr>
+        <w:t xml:space="preserve">Stephen</w:t>
+      </w:r>
+      <w:r>
+        <w:rPr>
+          <w:i/>
+          <w:iCs/>
+          <w:u w:val="single"/>
+        </w:rPr>
+        <w:t xml:space="preserve"> </w:t>
+      </w:r>
+      <w:r>
+        <w:rPr>
+          <w:i/>
+          <w:iCs/>
+          <w:u w:val="single"/>
+        </w:rPr>
+        <w:t xml:space="preserve">D.</w:t>
+      </w:r>
+      <w:r>
+        <w:rPr>
+          <w:i/>
+          <w:iCs/>
+          <w:u w:val="single"/>
+        </w:rPr>
+        <w:t xml:space="preserve"> </w:t>
+      </w:r>
+      <w:r>
+        <w:rPr>
+          <w:i/>
+          <w:iCs/>
+          <w:u w:val="single"/>
+        </w:rPr>
+        <w:t xml:space="preserve">Delk</w:t>
+      </w:r>
+    </w:p>
+    <w:p>
+      <w:pPr>
+        <w:keepNext/>
+        <w:keepLines/>
+        <w:spacing w:before="0" w:after="0" w:line="322" w:lineRule="exact"/>
+        <w:ind w:left="4608" w:firstLine="0"/>
+      </w:pPr>
+      <w:r>
+        <w:t xml:space="preserve">Stephen</w:t>
+      </w:r>
+      <w:r>
+        <w:t xml:space="preserve"> </w:t>
+      </w:r>
+      <w:r>
+        <w:t xml:space="preserve">D.</w:t>
+      </w:r>
+      <w:r>
+        <w:t xml:space="preserve"> </w:t>
+      </w:r>
+      <w:r>
+        <w:t xml:space="preserve">Delk</w:t>
+      </w:r>
+    </w:p>
+    <w:p>
+      <w:pPr>
+        <w:keepNext/>
+        <w:keepLines/>
+        <w:spacing w:before="0" w:after="0" w:line="322" w:lineRule="exact"/>
+        <w:ind w:left="4608" w:firstLine="0"/>
+      </w:pPr>
+      <w:r>
+        <w:t xml:space="preserve">Georgia</w:t>
+      </w:r>
+      <w:r>
+        <w:t xml:space="preserve"> </w:t>
+      </w:r>
+      <w:r>
+        <w:t xml:space="preserve">Bar</w:t>
+      </w:r>
+      <w:r>
+        <w:t xml:space="preserve"> </w:t>
+      </w:r>
+      <w:r>
+        <w:t xml:space="preserve">No.</w:t>
+      </w:r>
+      <w:r>
+        <w:t xml:space="preserve"> </w:t>
+      </w:r>
+      <w:r>
+        <w:t xml:space="preserve">448395</w:t>
+      </w:r>
+    </w:p>
+    <w:p>
+      <w:pPr>
+        <w:keepNext/>
+        <w:keepLines/>
+        <w:spacing w:before="160" w:after="0" w:line="322" w:lineRule="exact"/>
+        <w:ind w:left="4608" w:firstLine="0"/>
+      </w:pPr>
+      <w:r>
+        <w:rPr>
+          <w:i/>
+          <w:iCs/>
+        </w:rPr>
+        <w:t xml:space="preserve">Attorneys</w:t>
+      </w:r>
+      <w:r>
+        <w:rPr>
+          <w:i/>
+          <w:iCs/>
+        </w:rPr>
+        <w:t xml:space="preserve"> </w:t>
+      </w:r>
+      <w:r>
+        <w:rPr>
+          <w:i/>
+          <w:iCs/>
+        </w:rPr>
+        <w:t xml:space="preserve">for</w:t>
+      </w:r>
+      <w:r>
+        <w:rPr>
+          <w:i/>
+          <w:iCs/>
+        </w:rPr>
+        <w:t xml:space="preserve"> </w:t>
+      </w:r>
+      <w:r>
+        <w:rPr>
+          <w:i/>
+          <w:iCs/>
+        </w:rPr>
+        <w:t xml:space="preserve">Appellant</w:t>
+      </w:r>
+    </w:p>
+    <w:p>
+      <w:pPr>
+        <w:keepNext/>
+        <w:keepLines/>
+        <w:spacing w:before="0" w:after="0" w:line="322" w:lineRule="exact"/>
+        <w:ind w:left="4608" w:firstLine="0"/>
+      </w:pPr>
+      <w:r>
+        <w:t xml:space="preserve">304</w:t>
+      </w:r>
+      <w:r>
+        <w:t xml:space="preserve"> </w:t>
+      </w:r>
+      <w:r>
+        <w:t xml:space="preserve">N.</w:t>
+      </w:r>
+      <w:r>
+        <w:t xml:space="preserve"> </w:t>
+      </w:r>
+      <w:r>
+        <w:t xml:space="preserve">Ashley</w:t>
+      </w:r>
+      <w:r>
+        <w:t xml:space="preserve"> </w:t>
+      </w:r>
+      <w:r>
+        <w:t xml:space="preserve">St.</w:t>
+      </w:r>
+    </w:p>
+    <w:p>
+      <w:pPr>
+        <w:keepNext/>
+        <w:keepLines/>
+        <w:spacing w:before="0" w:after="0" w:line="322" w:lineRule="exact"/>
+        <w:ind w:left="4608" w:firstLine="0"/>
+      </w:pPr>
+      <w:r>
+        <w:t xml:space="preserve">Valdosta,</w:t>
+      </w:r>
+      <w:r>
+        <w:t xml:space="preserve"> </w:t>
+      </w:r>
+      <w:r>
+        <w:t xml:space="preserve">GA</w:t>
+      </w:r>
+      <w:r>
+        <w:t xml:space="preserve"> </w:t>
+      </w:r>
+      <w:r>
+        <w:t xml:space="preserve">31601</w:t>
+      </w:r>
+    </w:p>
+    <w:p>
+      <w:pPr>
+        <w:keepNext/>
+        <w:keepLines/>
+        <w:spacing w:before="0" w:after="0" w:line="322" w:lineRule="exact"/>
+        <w:ind w:left="4608" w:firstLine="0"/>
+      </w:pPr>
+      <w:r>
+        <w:t xml:space="preserve">(229)</w:t>
+      </w:r>
+      <w:r>
+        <w:t xml:space="preserve"> </w:t>
+      </w:r>
+      <w:r>
+        <w:t xml:space="preserve">588</w:t>
+      </w:r>
+      <w:r>
+        <w:noBreakHyphen/>
+      </w:r>
+      <w:r>
+        <w:t xml:space="preserve">2608</w:t>
+      </w:r>
+    </w:p>
+    <w:p>
+      <w:pPr>
+        <w:keepNext/>
+        <w:keepLines/>
+        <w:spacing w:before="0" w:after="0" w:line="322" w:lineRule="exact"/>
+        <w:ind w:left="4608" w:firstLine="0"/>
+      </w:pPr>
+      <w:r>
+        <w:t xml:space="preserve">petermanlawoffice@yahoo.com</w:t>
+      </w:r>
+    </w:p>
+    <w:p>
+      <w:pPr>
+        <w:keepNext/>
+        <w:keepLines/>
+        <w:spacing w:before="0" w:after="0" w:line="322" w:lineRule="exact"/>
+        <w:ind w:left="4608" w:firstLine="0"/>
+      </w:pPr>
+      <w:r>
+        <w:t xml:space="preserve">mburke.petermanlaw@gmail.com</w:t>
+      </w:r>
+    </w:p>
+    <w:p>
+      <w:pPr>
+        <w:keepLines/>
+        <w:spacing w:before="0" w:after="0" w:line="322" w:lineRule="exact"/>
+        <w:ind w:left="4608" w:firstLine="0"/>
+      </w:pPr>
+      <w:r>
+        <w:t xml:space="preserve">sddelk.petermanlaw@gmail.com</w:t>
+      </w:r>
+    </w:p>
+    <w:p>
+      <w:pPr>
+        <w:keepNext/>
+        <w:keepLines/>
+        <w:pageBreakBefore/>
+        <w:spacing w:before="0" w:after="320" w:line="322" w:lineRule="exact"/>
+        <w:ind w:left="0" w:firstLine="0"/>
+        <w:jc w:val="center"/>
+      </w:pPr>
+      <w:r>
+        <w:rPr>
+          <w:b/>
+          <w:bCs/>
+        </w:rPr>
+        <w:t xml:space="preserve">CERTIFICATE</w:t>
+      </w:r>
+      <w:r>
+        <w:rPr>
+          <w:b/>
+          <w:bCs/>
+        </w:rPr>
+        <w:t xml:space="preserve"> </w:t>
+      </w:r>
+      <w:r>
+        <w:rPr>
+          <w:b/>
+          <w:bCs/>
+        </w:rPr>
+        <w:t xml:space="preserve">OF</w:t>
+      </w:r>
+      <w:r>
+        <w:rPr>
+          <w:b/>
+          <w:bCs/>
+        </w:rPr>
+        <w:t xml:space="preserve"> </w:t>
+      </w:r>
+      <w:r>
+        <w:rPr>
+          <w:b/>
+          <w:bCs/>
+        </w:rPr>
+        <w:t xml:space="preserve">SERVICE</w:t>
+      </w:r>
+    </w:p>
+    <w:p>
+      <w:pPr>
+        <w:spacing w:before="0" w:after="0" w:line="644" w:lineRule="exact"/>
+        <w:ind w:left="0" w:firstLine="720"/>
+      </w:pPr>
+      <w:r>
+        <w:t xml:space="preserve">I</w:t>
+      </w:r>
+      <w:r>
+        <w:t xml:space="preserve"> </w:t>
+      </w:r>
+      <w:r>
+        <w:t xml:space="preserve">hereby</w:t>
+      </w:r>
+      <w:r>
+        <w:t xml:space="preserve"> </w:t>
+      </w:r>
+      <w:r>
+        <w:t xml:space="preserve">certify</w:t>
+      </w:r>
+      <w:r>
+        <w:t xml:space="preserve"> </w:t>
+      </w:r>
+      <w:r>
+        <w:t xml:space="preserve">that</w:t>
+      </w:r>
+      <w:r>
+        <w:t xml:space="preserve"> </w:t>
+      </w:r>
+      <w:r>
+        <w:t xml:space="preserve">I</w:t>
+      </w:r>
+      <w:r>
+        <w:t xml:space="preserve"> </w:t>
+      </w:r>
+      <w:r>
+        <w:t xml:space="preserve">have</w:t>
+      </w:r>
+      <w:r>
+        <w:t xml:space="preserve"> </w:t>
+      </w:r>
+      <w:r>
+        <w:t xml:space="preserve">served</w:t>
+      </w:r>
+      <w:r>
+        <w:t xml:space="preserve"> </w:t>
+      </w:r>
+      <w:r>
+        <w:t xml:space="preserve">a</w:t>
+      </w:r>
+      <w:r>
+        <w:t xml:space="preserve"> </w:t>
+      </w:r>
+      <w:r>
+        <w:t xml:space="preserve">copy</w:t>
+      </w:r>
+      <w:r>
+        <w:t xml:space="preserve"> </w:t>
+      </w:r>
+      <w:r>
+        <w:t xml:space="preserve">of</w:t>
+      </w:r>
+      <w:r>
+        <w:t xml:space="preserve"> </w:t>
+      </w:r>
+      <w:r>
+        <w:t xml:space="preserve">the</w:t>
+      </w:r>
+      <w:r>
+        <w:t xml:space="preserve"> </w:t>
+      </w:r>
+      <w:r>
+        <w:t xml:space="preserve">foregoing</w:t>
+      </w:r>
+      <w:r>
+        <w:t xml:space="preserve"> </w:t>
+      </w:r>
+      <w:r>
+        <w:t xml:space="preserve">Appellant’s</w:t>
+      </w:r>
+      <w:r>
+        <w:t xml:space="preserve"> </w:t>
+      </w:r>
+      <w:r>
+        <w:t xml:space="preserve">Brief</w:t>
+      </w:r>
+      <w:r>
+        <w:t xml:space="preserve"> </w:t>
+      </w:r>
+      <w:r>
+        <w:t xml:space="preserve">upon</w:t>
+      </w:r>
+      <w:r>
+        <w:t xml:space="preserve"> </w:t>
+      </w:r>
+      <w:r>
+        <w:t xml:space="preserve">the</w:t>
+      </w:r>
+      <w:r>
+        <w:t xml:space="preserve"> </w:t>
+      </w:r>
+      <w:r>
+        <w:t xml:space="preserve">following:</w:t>
+      </w:r>
+    </w:p>
+    <w:p>
+      <w:pPr>
+        <w:keepNext/>
+        <w:keepLines/>
+        <w:spacing w:before="322" w:after="0" w:line="322" w:lineRule="exact"/>
+        <w:ind w:left="1440" w:firstLine="0"/>
+      </w:pPr>
+      <w:r>
+        <w:t xml:space="preserve">W.</w:t>
+      </w:r>
+      <w:r>
+        <w:t xml:space="preserve"> </w:t>
+      </w:r>
+      <w:r>
+        <w:t xml:space="preserve">Justin</w:t>
+      </w:r>
+      <w:r>
+        <w:t xml:space="preserve"> </w:t>
+      </w:r>
+      <w:r>
+        <w:t xml:space="preserve">Purvis,</w:t>
+      </w:r>
+      <w:r>
+        <w:t xml:space="preserve"> </w:t>
+      </w:r>
+      <w:r>
+        <w:t xml:space="preserve">Esq.</w:t>
+      </w:r>
+    </w:p>
+    <w:p>
+      <w:pPr>
+        <w:keepNext/>
+        <w:keepLines/>
+        <w:spacing w:before="0" w:after="0" w:line="322" w:lineRule="exact"/>
+        <w:ind w:left="1440" w:firstLine="0"/>
+      </w:pPr>
+      <w:r>
+        <w:t xml:space="preserve">Lance</w:t>
+      </w:r>
+      <w:r>
+        <w:t xml:space="preserve"> </w:t>
+      </w:r>
+      <w:r>
+        <w:t xml:space="preserve">D.</w:t>
+      </w:r>
+      <w:r>
+        <w:t xml:space="preserve"> </w:t>
+      </w:r>
+      <w:r>
+        <w:t xml:space="preserve">Stephens,</w:t>
+      </w:r>
+      <w:r>
+        <w:t xml:space="preserve"> </w:t>
+      </w:r>
+      <w:r>
+        <w:t xml:space="preserve">Esq.</w:t>
+      </w:r>
+    </w:p>
+    <w:p>
+      <w:pPr>
+        <w:keepNext/>
+        <w:keepLines/>
+        <w:spacing w:before="0" w:after="0" w:line="322" w:lineRule="exact"/>
+        <w:ind w:left="1440" w:firstLine="0"/>
+      </w:pPr>
+      <w:r>
+        <w:t xml:space="preserve">YOUNG,</w:t>
+      </w:r>
+      <w:r>
+        <w:t xml:space="preserve"> </w:t>
+      </w:r>
+      <w:r>
+        <w:t xml:space="preserve">THAGARD,</w:t>
+      </w:r>
+      <w:r>
+        <w:t xml:space="preserve"> </w:t>
+      </w:r>
+      <w:r>
+        <w:t xml:space="preserve">HOFFMAN,</w:t>
+      </w:r>
+      <w:r>
+        <w:t xml:space="preserve"> </w:t>
+      </w:r>
+      <w:r>
+        <w:t xml:space="preserve">LLP</w:t>
+      </w:r>
+    </w:p>
+    <w:p>
+      <w:pPr>
+        <w:keepNext/>
+        <w:keepLines/>
+        <w:spacing w:before="0" w:after="0" w:line="322" w:lineRule="exact"/>
+        <w:ind w:left="1440" w:firstLine="0"/>
+      </w:pPr>
+      <w:r>
+        <w:t xml:space="preserve">P.O.</w:t>
+      </w:r>
+      <w:r>
+        <w:t xml:space="preserve"> </w:t>
+      </w:r>
+      <w:r>
+        <w:t xml:space="preserve">Box</w:t>
+      </w:r>
+      <w:r>
+        <w:t xml:space="preserve"> </w:t>
+      </w:r>
+      <w:r>
+        <w:t xml:space="preserve">3007</w:t>
+      </w:r>
+    </w:p>
+    <w:p>
+      <w:pPr>
+        <w:keepNext/>
+        <w:keepLines/>
+        <w:spacing w:before="0" w:after="0" w:line="322" w:lineRule="exact"/>
+        <w:ind w:left="1440" w:firstLine="0"/>
+      </w:pPr>
+      <w:r>
+        <w:t xml:space="preserve">Valdosta,</w:t>
+      </w:r>
+      <w:r>
+        <w:t xml:space="preserve"> </w:t>
+      </w:r>
+      <w:r>
+        <w:t xml:space="preserve">GA</w:t>
+      </w:r>
+      <w:r>
+        <w:t xml:space="preserve"> </w:t>
+      </w:r>
+      <w:r>
+        <w:t xml:space="preserve">31604</w:t>
+      </w:r>
+      <w:r>
+        <w:noBreakHyphen/>
+      </w:r>
+      <w:r>
+        <w:t xml:space="preserve">3007</w:t>
+      </w:r>
+    </w:p>
+    <w:p>
+      <w:pPr>
+        <w:keepNext/>
+        <w:keepLines/>
+        <w:spacing w:before="0" w:after="0" w:line="322" w:lineRule="exact"/>
+        <w:ind w:left="1440" w:firstLine="0"/>
+      </w:pPr>
+      <w:r>
+        <w:t xml:space="preserve">justinpurvis@youngthagard.com</w:t>
+      </w:r>
+    </w:p>
+    <w:p>
+      <w:pPr>
+        <w:keepLines/>
+        <w:spacing w:before="0" w:after="322" w:line="322" w:lineRule="exact"/>
+        <w:ind w:left="1440" w:firstLine="0"/>
+      </w:pPr>
+      <w:r>
+        <w:t xml:space="preserve">lancestephens@youngthagard.com</w:t>
+      </w:r>
+    </w:p>
+    <w:p>
+      <w:pPr>
+        <w:spacing w:before="0" w:after="0" w:line="644" w:lineRule="exact"/>
+        <w:ind w:left="0" w:firstLine="720"/>
+      </w:pPr>
+      <w:r>
+        <w:t xml:space="preserve">by</w:t>
+      </w:r>
+      <w:r>
+        <w:t xml:space="preserve"> </w:t>
+      </w:r>
+      <w:r>
+        <w:t xml:space="preserve">sending</w:t>
+      </w:r>
+      <w:r>
+        <w:t xml:space="preserve"> </w:t>
+      </w:r>
+      <w:r>
+        <w:t xml:space="preserve">it</w:t>
+      </w:r>
+      <w:r>
+        <w:t xml:space="preserve"> </w:t>
+      </w:r>
+      <w:r>
+        <w:t xml:space="preserve">via</w:t>
+      </w:r>
+      <w:r>
+        <w:t xml:space="preserve"> </w:t>
+      </w:r>
+      <w:r>
+        <w:t xml:space="preserve">electronic</w:t>
+      </w:r>
+      <w:r>
+        <w:t xml:space="preserve"> </w:t>
+      </w:r>
+      <w:r>
+        <w:t xml:space="preserve">mail</w:t>
+      </w:r>
+      <w:r>
+        <w:t xml:space="preserve"> </w:t>
+      </w:r>
+      <w:r>
+        <w:t xml:space="preserve">to</w:t>
+      </w:r>
+      <w:r>
+        <w:t xml:space="preserve"> </w:t>
+      </w:r>
+      <w:r>
+        <w:t xml:space="preserve">the</w:t>
+      </w:r>
+      <w:r>
+        <w:t xml:space="preserve"> </w:t>
+      </w:r>
+      <w:r>
+        <w:t xml:space="preserve">address</w:t>
+      </w:r>
+      <w:r>
+        <w:t xml:space="preserve"> </w:t>
+      </w:r>
+      <w:r>
+        <w:t xml:space="preserve">above</w:t>
+      </w:r>
+      <w:r>
+        <w:t xml:space="preserve"> </w:t>
+      </w:r>
+      <w:r>
+        <w:t xml:space="preserve">pursuant</w:t>
+      </w:r>
+      <w:r>
+        <w:t xml:space="preserve"> </w:t>
+      </w:r>
+      <w:r>
+        <w:t xml:space="preserve">to</w:t>
+      </w:r>
+      <w:r>
+        <w:t xml:space="preserve"> </w:t>
+      </w:r>
+      <w:r>
+        <w:t xml:space="preserve">agreement</w:t>
+      </w:r>
+      <w:r>
+        <w:t xml:space="preserve"> </w:t>
+      </w:r>
+      <w:r>
+        <w:t xml:space="preserve">of</w:t>
+      </w:r>
+      <w:r>
+        <w:t xml:space="preserve"> </w:t>
+      </w:r>
+      <w:r>
+        <w:t xml:space="preserve">counsel.</w:t>
+      </w:r>
+      <w:r>
+        <w:t xml:space="preserve"> </w:t>
+      </w:r>
+      <w:r>
+        <w:t xml:space="preserve">I</w:t>
+      </w:r>
+      <w:r>
+        <w:t xml:space="preserve"> </w:t>
+      </w:r>
+      <w:r>
+        <w:t xml:space="preserve">certify</w:t>
+      </w:r>
+      <w:r>
+        <w:t xml:space="preserve"> </w:t>
+      </w:r>
+      <w:r>
+        <w:t xml:space="preserve">that</w:t>
+      </w:r>
+      <w:r>
+        <w:t xml:space="preserve"> </w:t>
+      </w:r>
+      <w:r>
+        <w:t xml:space="preserve">there</w:t>
+      </w:r>
+      <w:r>
+        <w:t xml:space="preserve"> </w:t>
+      </w:r>
+      <w:r>
+        <w:t xml:space="preserve">is</w:t>
+      </w:r>
+      <w:r>
+        <w:t xml:space="preserve"> </w:t>
+      </w:r>
+      <w:r>
+        <w:t xml:space="preserve">a</w:t>
+      </w:r>
+      <w:r>
+        <w:t xml:space="preserve"> </w:t>
+      </w:r>
+      <w:r>
+        <w:t xml:space="preserve">prior</w:t>
+      </w:r>
+      <w:r>
+        <w:t xml:space="preserve"> </w:t>
+      </w:r>
+      <w:r>
+        <w:t xml:space="preserve">agreement</w:t>
+      </w:r>
+      <w:r>
+        <w:t xml:space="preserve"> </w:t>
+      </w:r>
+      <w:r>
+        <w:t xml:space="preserve">with</w:t>
+      </w:r>
+      <w:r>
+        <w:t xml:space="preserve"> </w:t>
+      </w:r>
+      <w:r>
+        <w:t xml:space="preserve">YOUNG,</w:t>
+      </w:r>
+      <w:r>
+        <w:t xml:space="preserve"> </w:t>
+      </w:r>
+      <w:r>
+        <w:t xml:space="preserve">THAGARD,</w:t>
+      </w:r>
+      <w:r>
+        <w:t xml:space="preserve"> </w:t>
+      </w:r>
+      <w:r>
+        <w:t xml:space="preserve">HOFFMAN,</w:t>
+      </w:r>
+      <w:r>
+        <w:t xml:space="preserve"> </w:t>
+      </w:r>
+      <w:r>
+        <w:t xml:space="preserve">LLP</w:t>
+      </w:r>
+      <w:r>
+        <w:t xml:space="preserve"> </w:t>
+      </w:r>
+      <w:r>
+        <w:t xml:space="preserve">to</w:t>
+      </w:r>
+      <w:r>
+        <w:t xml:space="preserve"> </w:t>
+      </w:r>
+      <w:r>
+        <w:t xml:space="preserve">allow</w:t>
+      </w:r>
+      <w:r>
+        <w:t xml:space="preserve"> </w:t>
+      </w:r>
+      <w:r>
+        <w:t xml:space="preserve">documents</w:t>
+      </w:r>
+      <w:r>
+        <w:t xml:space="preserve"> </w:t>
+      </w:r>
+      <w:r>
+        <w:t xml:space="preserve">in</w:t>
+      </w:r>
+      <w:r>
+        <w:t xml:space="preserve"> </w:t>
+      </w:r>
+      <w:r>
+        <w:t xml:space="preserve">a</w:t>
+      </w:r>
+      <w:r>
+        <w:t xml:space="preserve"> </w:t>
+      </w:r>
+      <w:r>
+        <w:t xml:space="preserve">PDF</w:t>
+      </w:r>
+      <w:r>
+        <w:t xml:space="preserve"> </w:t>
+      </w:r>
+      <w:r>
+        <w:t xml:space="preserve">format</w:t>
+      </w:r>
+      <w:r>
+        <w:t xml:space="preserve"> </w:t>
+      </w:r>
+      <w:r>
+        <w:t xml:space="preserve">sent</w:t>
+      </w:r>
+      <w:r>
+        <w:t xml:space="preserve"> </w:t>
+      </w:r>
+      <w:r>
+        <w:t xml:space="preserve">via</w:t>
+      </w:r>
+      <w:r>
+        <w:t xml:space="preserve"> </w:t>
+      </w:r>
+      <w:r>
+        <w:t xml:space="preserve">email</w:t>
+      </w:r>
+      <w:r>
+        <w:t xml:space="preserve"> </w:t>
+      </w:r>
+      <w:r>
+        <w:t xml:space="preserve">to</w:t>
+      </w:r>
+      <w:r>
+        <w:t xml:space="preserve"> </w:t>
+      </w:r>
+      <w:r>
+        <w:t xml:space="preserve">suffice</w:t>
+      </w:r>
+      <w:r>
+        <w:t xml:space="preserve"> </w:t>
+      </w:r>
+      <w:r>
+        <w:t xml:space="preserve">for</w:t>
+      </w:r>
+      <w:r>
+        <w:t xml:space="preserve"> </w:t>
+      </w:r>
+      <w:r>
+        <w:t xml:space="preserve">service;</w:t>
+      </w:r>
+      <w:r>
+        <w:t xml:space="preserve"> </w:t>
+      </w:r>
+      <w:r>
+        <w:t xml:space="preserve">and</w:t>
+      </w:r>
+      <w:r>
+        <w:t xml:space="preserve"> </w:t>
+      </w:r>
+      <w:r>
+        <w:t xml:space="preserve">by</w:t>
+      </w:r>
+      <w:r>
+        <w:t xml:space="preserve"> </w:t>
+      </w:r>
+      <w:r>
+        <w:t xml:space="preserve">electronically</w:t>
+      </w:r>
+      <w:r>
+        <w:t xml:space="preserve"> </w:t>
+      </w:r>
+      <w:r>
+        <w:t xml:space="preserve">filing</w:t>
+      </w:r>
+      <w:r>
+        <w:t xml:space="preserve"> </w:t>
+      </w:r>
+      <w:r>
+        <w:t xml:space="preserve">this</w:t>
+      </w:r>
+      <w:r>
+        <w:t xml:space="preserve"> </w:t>
+      </w:r>
+      <w:r>
+        <w:t xml:space="preserve">document,</w:t>
+      </w:r>
+      <w:r>
+        <w:t xml:space="preserve"> </w:t>
+      </w:r>
+      <w:r>
+        <w:t xml:space="preserve">which</w:t>
+      </w:r>
+      <w:r>
+        <w:t xml:space="preserve"> </w:t>
+      </w:r>
+      <w:r>
+        <w:t xml:space="preserve">sends</w:t>
+      </w:r>
+      <w:r>
+        <w:t xml:space="preserve"> </w:t>
+      </w:r>
+      <w:r>
+        <w:t xml:space="preserve">notice</w:t>
+      </w:r>
+      <w:r>
+        <w:t xml:space="preserve"> </w:t>
+      </w:r>
+      <w:r>
+        <w:t xml:space="preserve">via</w:t>
+      </w:r>
+      <w:r>
+        <w:t xml:space="preserve"> </w:t>
+      </w:r>
+      <w:r>
+        <w:t xml:space="preserve">that</w:t>
+      </w:r>
+      <w:r>
+        <w:t xml:space="preserve"> </w:t>
+      </w:r>
+      <w:r>
+        <w:t xml:space="preserve">system</w:t>
+      </w:r>
+      <w:r>
+        <w:t xml:space="preserve"> </w:t>
+      </w:r>
+      <w:r>
+        <w:t xml:space="preserve">to</w:t>
+      </w:r>
+      <w:r>
+        <w:t xml:space="preserve"> </w:t>
+      </w:r>
+      <w:r>
+        <w:t xml:space="preserve">all</w:t>
+      </w:r>
+      <w:r>
+        <w:t xml:space="preserve"> </w:t>
+      </w:r>
+      <w:r>
+        <w:t xml:space="preserve">parties</w:t>
+      </w:r>
+      <w:r>
+        <w:t xml:space="preserve"> </w:t>
+      </w:r>
+      <w:r>
+        <w:t xml:space="preserve">and</w:t>
+      </w:r>
+      <w:r>
+        <w:t xml:space="preserve"> </w:t>
+      </w:r>
+      <w:r>
+        <w:t xml:space="preserve">counsel.</w:t>
+      </w:r>
+      <w:r>
+        <w:t xml:space="preserve"> </w:t>
+      </w:r>
+      <w:r>
+        <w:t xml:space="preserve">This</w:t>
+      </w:r>
+      <w:r>
+        <w:t xml:space="preserve"> </w:t>
+      </w:r>
+      <w:r>
+        <w:t xml:space="preserve">26th</w:t>
+      </w:r>
+      <w:r>
+        <w:t xml:space="preserve"> </w:t>
+      </w:r>
+      <w:r>
+        <w:t xml:space="preserve">day</w:t>
+      </w:r>
+      <w:r>
+        <w:t xml:space="preserve"> </w:t>
+      </w:r>
+      <w:r>
+        <w:t xml:space="preserve">of</w:t>
+      </w:r>
+      <w:r>
+        <w:t xml:space="preserve"> </w:t>
+      </w:r>
+      <w:r>
+        <w:t xml:space="preserve">January</w:t>
+      </w:r>
+      <w:r>
+        <w:t xml:space="preserve"> </w:t>
+      </w:r>
+      <w:r>
+        <w:t xml:space="preserve">2026.</w:t>
+      </w:r>
+    </w:p>
+    <w:p>
+      <w:pPr>
+        <w:keepNext/>
+        <w:keepLines/>
+        <w:spacing w:before="160" w:after="0" w:line="322" w:lineRule="exact"/>
+        <w:ind w:left="4608" w:firstLine="0"/>
+      </w:pPr>
+      <w:r>
+        <w:rPr>
+          <w:b/>
+          <w:bCs/>
+        </w:rPr>
+        <w:t xml:space="preserve">JODY</w:t>
+      </w:r>
+      <w:r>
+        <w:rPr>
+          <w:b/>
+          <w:bCs/>
+        </w:rPr>
+        <w:t xml:space="preserve"> </w:t>
+      </w:r>
+      <w:r>
+        <w:rPr>
+          <w:b/>
+          <w:bCs/>
+        </w:rPr>
+        <w:t xml:space="preserve">D.</w:t>
+      </w:r>
+      <w:r>
+        <w:rPr>
+          <w:b/>
+          <w:bCs/>
+        </w:rPr>
+        <w:t xml:space="preserve"> </w:t>
+      </w:r>
+      <w:r>
+        <w:rPr>
+          <w:b/>
+          <w:bCs/>
+        </w:rPr>
+        <w:t xml:space="preserve">PETERMAN,</w:t>
+      </w:r>
+      <w:r>
+        <w:rPr>
+          <w:b/>
+          <w:bCs/>
+        </w:rPr>
+        <w:t xml:space="preserve"> </w:t>
+      </w:r>
+      <w:r>
+        <w:rPr>
+          <w:b/>
+          <w:bCs/>
+        </w:rPr>
+        <w:t xml:space="preserve">LLC</w:t>
+      </w:r>
+    </w:p>
+    <w:p>
+      <w:pPr>
+        <w:keepNext/>
+        <w:keepLines/>
+        <w:spacing w:before="240" w:after="0" w:line="322" w:lineRule="exact"/>
+        <w:ind w:left="4608" w:firstLine="0"/>
+      </w:pPr>
+      <w:r>
+        <w:rPr>
+          <w:u w:val="single"/>
+        </w:rPr>
+        <w:t xml:space="preserve">/s/</w:t>
+      </w:r>
+      <w:r>
+        <w:rPr>
+          <w:u w:val="single"/>
+        </w:rPr>
+        <w:t xml:space="preserve"> </w:t>
+      </w:r>
+      <w:r>
+        <w:rPr>
+          <w:i/>
+          <w:iCs/>
+          <w:u w:val="single"/>
+        </w:rPr>
+        <w:t xml:space="preserve">Jody</w:t>
+      </w:r>
+      <w:r>
+        <w:rPr>
+          <w:i/>
+          <w:iCs/>
+          <w:u w:val="single"/>
+        </w:rPr>
+        <w:t xml:space="preserve"> </w:t>
+      </w:r>
+      <w:r>
+        <w:rPr>
+          <w:i/>
+          <w:iCs/>
+          <w:u w:val="single"/>
+        </w:rPr>
+        <w:t xml:space="preserve">D.</w:t>
+      </w:r>
+      <w:r>
+        <w:rPr>
+          <w:i/>
+          <w:iCs/>
+          <w:u w:val="single"/>
+        </w:rPr>
+        <w:t xml:space="preserve"> </w:t>
+      </w:r>
+      <w:r>
+        <w:rPr>
+          <w:i/>
+          <w:iCs/>
+          <w:u w:val="single"/>
+        </w:rPr>
+        <w:t xml:space="preserve">Peterman</w:t>
+      </w:r>
+    </w:p>
+    <w:p>
+      <w:pPr>
+        <w:keepNext/>
+        <w:keepLines/>
+        <w:spacing w:before="0" w:after="0" w:line="322" w:lineRule="exact"/>
+        <w:ind w:left="4608" w:firstLine="0"/>
+      </w:pPr>
+      <w:r>
+        <w:t xml:space="preserve">Jody</w:t>
+      </w:r>
+      <w:r>
+        <w:t xml:space="preserve"> </w:t>
+      </w:r>
+      <w:r>
+        <w:t xml:space="preserve">D.</w:t>
+      </w:r>
+      <w:r>
+        <w:t xml:space="preserve"> </w:t>
+      </w:r>
+      <w:r>
+        <w:t xml:space="preserve">Peterman</w:t>
+      </w:r>
+    </w:p>
+    <w:p>
+      <w:pPr>
+        <w:keepNext/>
+        <w:keepLines/>
+        <w:spacing w:before="0" w:after="0" w:line="322" w:lineRule="exact"/>
+        <w:ind w:left="4608" w:firstLine="0"/>
+      </w:pPr>
+      <w:r>
+        <w:t xml:space="preserve">Georgia</w:t>
+      </w:r>
+      <w:r>
+        <w:t xml:space="preserve"> </w:t>
+      </w:r>
+      <w:r>
+        <w:t xml:space="preserve">Bar</w:t>
+      </w:r>
+      <w:r>
+        <w:t xml:space="preserve"> </w:t>
+      </w:r>
+      <w:r>
+        <w:t xml:space="preserve">No.</w:t>
+      </w:r>
+      <w:r>
+        <w:t xml:space="preserve"> </w:t>
+      </w:r>
+      <w:r>
+        <w:t xml:space="preserve">573552</w:t>
+      </w:r>
+    </w:p>
+    <w:p>
+      <w:pPr>
+        <w:keepNext/>
+        <w:keepLines/>
+        <w:spacing w:before="160" w:after="0" w:line="322" w:lineRule="exact"/>
+        <w:ind w:left="4608" w:firstLine="0"/>
+      </w:pPr>
+      <w:r>
+        <w:rPr>
+          <w:i/>
+          <w:iCs/>
+        </w:rPr>
+        <w:t xml:space="preserve">Attorneys</w:t>
+      </w:r>
+      <w:r>
+        <w:rPr>
+          <w:i/>
+          <w:iCs/>
+        </w:rPr>
+        <w:t xml:space="preserve"> </w:t>
+      </w:r>
+      <w:r>
+        <w:rPr>
+          <w:i/>
+          <w:iCs/>
+        </w:rPr>
+        <w:t xml:space="preserve">for</w:t>
+      </w:r>
+      <w:r>
+        <w:rPr>
+          <w:i/>
+          <w:iCs/>
+        </w:rPr>
+        <w:t xml:space="preserve"> </w:t>
+      </w:r>
+      <w:r>
+        <w:rPr>
+          <w:i/>
+          <w:iCs/>
+        </w:rPr>
+        <w:t xml:space="preserve">Appellant</w:t>
+      </w:r>
+    </w:p>
+    <w:p>
+      <w:pPr>
+        <w:keepNext/>
+        <w:keepLines/>
+        <w:spacing w:before="0" w:after="0" w:line="322" w:lineRule="exact"/>
+        <w:ind w:left="4608" w:firstLine="0"/>
+      </w:pPr>
+      <w:r>
+        <w:t xml:space="preserve">304</w:t>
+      </w:r>
+      <w:r>
+        <w:t xml:space="preserve"> </w:t>
+      </w:r>
+      <w:r>
+        <w:t xml:space="preserve">N.</w:t>
+      </w:r>
+      <w:r>
+        <w:t xml:space="preserve"> </w:t>
+      </w:r>
+      <w:r>
+        <w:t xml:space="preserve">Ashley</w:t>
+      </w:r>
+      <w:r>
+        <w:t xml:space="preserve"> </w:t>
+      </w:r>
+      <w:r>
+        <w:t xml:space="preserve">St.</w:t>
+      </w:r>
+    </w:p>
+    <w:p>
+      <w:pPr>
+        <w:keepNext/>
+        <w:keepLines/>
+        <w:spacing w:before="0" w:after="0" w:line="322" w:lineRule="exact"/>
+        <w:ind w:left="4608" w:firstLine="0"/>
+      </w:pPr>
+      <w:r>
+        <w:t xml:space="preserve">Valdosta,</w:t>
+      </w:r>
+      <w:r>
+        <w:t xml:space="preserve"> </w:t>
+      </w:r>
+      <w:r>
+        <w:t xml:space="preserve">GA</w:t>
+      </w:r>
+      <w:r>
+        <w:t xml:space="preserve"> </w:t>
+      </w:r>
+      <w:r>
+        <w:t xml:space="preserve">31601</w:t>
+      </w:r>
+    </w:p>
+    <w:p>
+      <w:pPr>
+        <w:keepNext/>
+        <w:keepLines/>
+        <w:spacing w:before="0" w:after="0" w:line="322" w:lineRule="exact"/>
+        <w:ind w:left="4608" w:firstLine="0"/>
+      </w:pPr>
+      <w:r>
+        <w:t xml:space="preserve">(229)</w:t>
+      </w:r>
+      <w:r>
+        <w:t xml:space="preserve"> </w:t>
+      </w:r>
+      <w:r>
+        <w:t xml:space="preserve">588</w:t>
+      </w:r>
+      <w:r>
+        <w:noBreakHyphen/>
+      </w:r>
+      <w:r>
+        <w:t xml:space="preserve">2608</w:t>
+      </w:r>
+    </w:p>
+    <w:p>
+      <w:pPr>
+        <w:keepNext/>
+        <w:keepLines/>
+        <w:spacing w:before="0" w:after="0" w:line="322" w:lineRule="exact"/>
+        <w:ind w:left="4608" w:firstLine="0"/>
+      </w:pPr>
+      <w:r>
+        <w:t xml:space="preserve">petermanlawoffice@yahoo.com</w:t>
+      </w:r>
+    </w:p>
+    <w:p>
+      <w:pPr>
+        <w:keepNext/>
+        <w:keepLines/>
+        <w:spacing w:before="0" w:after="0" w:line="322" w:lineRule="exact"/>
+        <w:ind w:left="4608" w:firstLine="0"/>
+      </w:pPr>
+      <w:r>
+        <w:t xml:space="preserve">mburke.petermanlaw@gmail.com</w:t>
+      </w:r>
+    </w:p>
+    <w:p>
+      <w:pPr>
+        <w:keepLines/>
+        <w:spacing w:before="0" w:after="0" w:line="322" w:lineRule="exact"/>
+        <w:ind w:left="4608" w:firstLine="0"/>
+      </w:pPr>
+      <w:r>
+        <w:t xml:space="preserve">sddelk.petermanlaw@gmail.com</w:t>
+      </w:r>
+    </w:p>
     <w:sectPr>
-      <w:footerReference r:id="rId9" w:type="default"/>
-      <w:footnotePr>
-        <w:numRestart w:val="eachSect"/>
-      </w:footnotePr>
-      <w:pgSz w:h="15840" w:w="12240"/>
-      <w:pgMar w:bottom="1440" w:footer="720" w:gutter="0" w:header="720" w:left="1440" w:right="1440" w:top="1440"/>
+      <w:footerReference w:type="default" r:id="rIdGaFtr"/>
+      <w:pgSz w:w="12240" w:h="15840"/>
+      <w:pgMar w:top="1440" w:right="1440" w:bottom="1440" w:left="1440" w:header="720" w:footer="720" w:gutter="0"/>
       <w:pgNumType w:fmt="decimal" w:start="1"/>
     </w:sectPr>
   </w:body>
@@ -881,46 +5885,25 @@
 <w:comments xmlns:w="http://schemas.openxmlformats.org/wordprocessingml/2006/main" xmlns:m="http://schemas.openxmlformats.org/officeDocument/2006/math" xmlns:r="http://schemas.openxmlformats.org/officeDocument/2006/relationships" xmlns:o="urn:schemas-microsoft-com:office:office" xmlns:v="urn:schemas-microsoft-com:vml" xmlns:w10="urn:schemas-microsoft-com:office:word" xmlns:a="http://schemas.openxmlformats.org/drawingml/2006/main" xmlns:pic="http://schemas.openxmlformats.org/drawingml/2006/picture" xmlns:wp="http://schemas.openxmlformats.org/drawingml/2006/wordprocessingDrawing"/>
 </file>
 
-<file path=word/footer-page.xml><?xml version="1.0" encoding="utf-8"?>
+<file path=word/footer1.xml><?xml version="1.0" encoding="utf-8"?>
 <w:ftr xmlns:w="http://schemas.openxmlformats.org/wordprocessingml/2006/main" xmlns:r="http://schemas.openxmlformats.org/officeDocument/2006/relationships">
   <w:p>
     <w:pPr>
-      <w:spacing w:before="0" w:after="0" w:line="240" w:lineRule="auto"/>
       <w:jc w:val="center"/>
     </w:pPr>
     <w:r>
-      <w:rPr>
-        <w:rFonts w:ascii="Liberation Serif" w:hAnsi="Liberation Serif"/>
-        <w:sz w:val="28"/>
-      </w:rPr>
       <w:fldChar w:fldCharType="begin"/>
     </w:r>
     <w:r>
-      <w:rPr>
-        <w:rFonts w:ascii="Liberation Serif" w:hAnsi="Liberation Serif"/>
-        <w:sz w:val="28"/>
-      </w:rPr>
       <w:instrText xml:space="preserve"> PAGE </w:instrText>
     </w:r>
     <w:r>
-      <w:rPr>
-        <w:rFonts w:ascii="Liberation Serif" w:hAnsi="Liberation Serif"/>
-        <w:sz w:val="28"/>
-      </w:rPr>
       <w:fldChar w:fldCharType="separate"/>
     </w:r>
     <w:r>
-      <w:rPr>
-        <w:rFonts w:ascii="Liberation Serif" w:hAnsi="Liberation Serif"/>
-        <w:sz w:val="28"/>
-      </w:rPr>
       <w:t>1</w:t>
     </w:r>
     <w:r>
-      <w:rPr>
-        <w:rFonts w:ascii="Liberation Serif" w:hAnsi="Liberation Serif"/>
-        <w:sz w:val="28"/>
-      </w:rPr>
       <w:fldChar w:fldCharType="end"/>
     </w:r>
   </w:p>
@@ -944,6 +5927,99 @@
     </w:p>
   </w:footnote>
 </w:footnotes>
+</file>
+
+<file path=word/ftr-add.xml><?xml version="1.0" encoding="utf-8"?>
+<w:ftr xmlns:w="http://schemas.openxmlformats.org/wordprocessingml/2006/main" xmlns:r="http://schemas.openxmlformats.org/officeDocument/2006/relationships">
+  <w:p>
+    <w:pPr>
+      <w:spacing w:before="0" w:after="0"/>
+      <w:jc w:val="center"/>
+    </w:pPr>
+    <w:r>
+      <w:t>Add-</w:t>
+    </w:r>
+    <w:r>
+      <w:fldChar w:fldCharType="begin"/>
+    </w:r>
+    <w:r>
+      <w:instrText xml:space="preserve"> PAGE </w:instrText>
+    </w:r>
+    <w:r>
+      <w:fldChar w:fldCharType="separate"/>
+    </w:r>
+    <w:r>
+      <w:t>1</w:t>
+    </w:r>
+    <w:r>
+      <w:fldChar w:fldCharType="end"/>
+    </w:r>
+  </w:p>
+</w:ftr>
+</file>
+
+<file path=word/ftr-none.xml><?xml version="1.0" encoding="utf-8"?>
+<w:ftr xmlns:w="http://schemas.openxmlformats.org/wordprocessingml/2006/main" xmlns:r="http://schemas.openxmlformats.org/officeDocument/2006/relationships">
+  <w:p>
+    <w:pPr>
+      <w:spacing w:before="0" w:after="0"/>
+      <w:jc w:val="center"/>
+    </w:pPr>
+  </w:p>
+</w:ftr>
+</file>
+
+<file path=word/ftr-own1.xml><?xml version="1.0" encoding="utf-8"?>
+<w:ftr xmlns:w="http://schemas.openxmlformats.org/wordprocessingml/2006/main" xmlns:r="http://schemas.openxmlformats.org/officeDocument/2006/relationships">
+  <w:p>
+    <w:pPr>
+      <w:spacing w:before="0" w:after="0" w:line="322" w:lineRule="exact"/>
+      <w:ind w:firstLine="0"/>
+      <w:jc w:val="center"/>
+    </w:pPr>
+    <w:r>
+      <w:fldChar w:fldCharType="begin"/>
+    </w:r>
+    <w:r>
+      <w:instrText xml:space="preserve"> PAGE </w:instrText>
+    </w:r>
+    <w:r>
+      <w:fldChar w:fldCharType="separate"/>
+    </w:r>
+    <w:r>
+      <w:t>1</w:t>
+    </w:r>
+    <w:r>
+      <w:fldChar w:fldCharType="end"/>
+    </w:r>
+  </w:p>
+</w:ftr>
+</file>
+
+<file path=word/ftr-page.xml><?xml version="1.0" encoding="utf-8"?>
+<w:ftr xmlns:w="http://schemas.openxmlformats.org/wordprocessingml/2006/main" xmlns:r="http://schemas.openxmlformats.org/officeDocument/2006/relationships">
+  <w:p>
+    <w:pPr>
+      <w:spacing w:before="0" w:after="0"/>
+      <w:jc w:val="center"/>
+    </w:pPr>
+    <w:r>
+      <w:fldChar w:fldCharType="begin"/>
+    </w:r>
+    <w:r>
+      <w:instrText xml:space="preserve"> PAGE </w:instrText>
+    </w:r>
+    <w:r>
+      <w:fldChar w:fldCharType="separate"/>
+    </w:r>
+    <w:r>
+      <w:t>1</w:t>
+    </w:r>
+    <w:r>
+      <w:fldChar w:fldCharType="end"/>
+    </w:r>
+  </w:p>
+</w:ftr>
 </file>
 
 <file path=word/numbering.xml><?xml version="1.0" encoding="utf-8"?>
@@ -1035,59 +6111,49 @@
   <w:docDefaults>
     <w:rPrDefault>
       <w:rPr>
-        <w:rFonts w:ascii="Liberation Serif" w:cs="Liberation Serif" w:eastAsia="Liberation Serif" w:hAnsi="Liberation Serif"/>
+        <w:rFonts w:ascii="Times New Roman" w:hAnsi="Times New Roman" w:eastAsia="Times New Roman" w:cs="Times New Roman"/>
         <w:sz w:val="28"/>
         <w:szCs w:val="28"/>
-        <w:lang w:bidi="ar-SA" w:eastAsia="en-US" w:val="en-US"/>
+        <w:lang w:val="en-US" w:eastAsia="zh-CN" w:bidi="ar-SA"/>
       </w:rPr>
     </w:rPrDefault>
     <w:pPrDefault>
       <w:pPr>
-        <w:spacing w:after="0" w:line="240" w:lineRule="auto"/>
+        <w:widowControl/>
+        <w:spacing w:after="0"/>
       </w:pPr>
     </w:pPrDefault>
   </w:docDefaults>
-  <w:latentStyles w:count="276" w:defLockedState="0" w:defQFormat="0" w:defSemiHidden="0" w:defUIPriority="0" w:defUnhideWhenUsed="0"/>
-  <w:style w:default="1" w:styleId="Normal" w:type="paragraph">
+  <w:latentStyles w:defLockedState="0" w:defUIPriority="0" w:defSemiHidden="0" w:defUnhideWhenUsed="0" w:defQFormat="0" w:count="276"/>
+  <w:style w:type="paragraph" w:default="1" w:styleId="Normal">
     <w:name w:val="Normal"/>
     <w:qFormat/>
+  </w:style>
+  <w:style w:type="paragraph" w:styleId="BodyText">
+    <w:name w:val="Body Text"/>
+    <w:basedOn w:val="Normal"/>
+    <w:link w:val="BodyTextChar"/>
+    <w:qFormat/>
     <w:pPr>
-      <w:spacing w:after="0" w:before="0" w:line="480" w:lineRule="auto"/>
+      <w:spacing w:before="0" w:after="0" w:line="644" w:lineRule="exact"/>
       <w:ind w:firstLine="720"/>
     </w:pPr>
-    <w:rPr>
-      <w:rFonts w:ascii="Liberation Serif" w:cs="Liberation Serif" w:eastAsia="Liberation Serif" w:hAnsi="Liberation Serif"/>
-      <w:sz w:val="28"/>
-      <w:szCs w:val="28"/>
-    </w:rPr>
-  </w:style>
-  <w:style w:styleId="BodyText" w:type="paragraph">
-    <w:name w:val="Body Text"/>
-    <w:basedOn w:val="Normal"/>
-    <w:qFormat/>
-    <w:pPr>
-      <w:spacing w:after="0" w:before="0" w:line="480" w:lineRule="auto"/>
-      <w:ind w:firstLine="720"/>
-    </w:pPr>
-  </w:style>
-  <w:style w:customStyle="1" w:styleId="FirstParagraph" w:type="paragraph">
+  </w:style>
+  <w:style w:type="paragraph" w:customStyle="1" w:styleId="FirstParagraph">
     <w:name w:val="First Paragraph"/>
     <w:basedOn w:val="BodyText"/>
     <w:next w:val="BodyText"/>
     <w:qFormat/>
-    <w:pPr>
-      <w:ind w:firstLine="0"/>
-    </w:pPr>
-  </w:style>
-  <w:style w:customStyle="1" w:styleId="Compact" w:type="paragraph">
+  </w:style>
+  <w:style w:type="paragraph" w:customStyle="1" w:styleId="Compact">
     <w:name w:val="Compact"/>
     <w:basedOn w:val="BodyText"/>
     <w:qFormat/>
     <w:pPr>
-      <w:spacing w:after="0" w:before="0" w:line="240" w:lineRule="auto"/>
+      <w:spacing w:before="36" w:after="36"/>
     </w:pPr>
   </w:style>
-  <w:style w:styleId="Title" w:type="paragraph">
+  <w:style w:type="paragraph" w:styleId="Title">
     <w:name w:val="Title"/>
     <w:basedOn w:val="Normal"/>
     <w:next w:val="BodyText"/>
@@ -1101,24 +6167,24 @@
       <w:jc w:val="center"/>
     </w:pPr>
     <w:rPr>
-      <w:rFonts w:ascii="Liberation Serif" w:cs="Liberation Serif" w:eastAsia="Liberation Serif" w:hAnsi="Liberation Serif"/>
+      <w:rFonts w:asciiTheme="majorHAnsi" w:eastAsiaTheme="majorEastAsia" w:hAnsiTheme="majorHAnsi" w:cstheme="majorBidi"/>
       <w:sz w:val="56"/>
       <w:szCs w:val="56"/>
     </w:rPr>
   </w:style>
-  <w:style w:customStyle="1" w:styleId="TitleChar" w:type="character">
+  <w:style w:type="character" w:customStyle="1" w:styleId="TitleChar">
     <w:name w:val="Title Char"/>
     <w:basedOn w:val="DefaultParagraphFont"/>
     <w:link w:val="Title"/>
     <w:uiPriority w:val="10"/>
     <w:rsid w:val="00A10FD9"/>
     <w:rPr>
-      <w:rFonts w:ascii="Liberation Serif" w:cs="Liberation Serif" w:eastAsia="Liberation Serif" w:hAnsi="Liberation Serif"/>
+      <w:rFonts w:asciiTheme="majorHAnsi" w:eastAsiaTheme="majorEastAsia" w:hAnsiTheme="majorHAnsi" w:cstheme="majorBidi"/>
       <w:sz w:val="56"/>
       <w:szCs w:val="56"/>
     </w:rPr>
   </w:style>
-  <w:style w:styleId="Subtitle" w:type="paragraph">
+  <w:style w:type="paragraph" w:styleId="Subtitle">
     <w:name w:val="Subtitle"/>
     <w:basedOn w:val="Title"/>
     <w:next w:val="BodyText"/>
@@ -1132,27 +6198,27 @@
       </w:numPr>
     </w:pPr>
     <w:rPr>
-      <w:rFonts w:ascii="Liberation Serif" w:cs="Liberation Serif" w:eastAsia="Liberation Serif" w:hAnsi="Liberation Serif"/>
+      <w:rFonts w:eastAsiaTheme="majorEastAsia" w:cstheme="majorBidi"/>
       <w:spacing w:val="15"/>
       <w:sz w:val="28"/>
       <w:szCs w:val="28"/>
     </w:rPr>
   </w:style>
-  <w:style w:customStyle="1" w:styleId="SubtitleChar" w:type="character">
+  <w:style w:type="character" w:customStyle="1" w:styleId="SubtitleChar">
     <w:name w:val="Subtitle Char"/>
     <w:basedOn w:val="DefaultParagraphFont"/>
     <w:link w:val="Subtitle"/>
     <w:uiPriority w:val="11"/>
     <w:rsid w:val="00A10FD9"/>
     <w:rPr>
-      <w:rFonts w:ascii="Liberation Serif" w:cs="Liberation Serif" w:eastAsia="Liberation Serif" w:hAnsi="Liberation Serif"/>
-      <w:color w:themeColor="text1" w:themeTint="A6" w:val="595959"/>
+      <w:rFonts w:eastAsiaTheme="majorEastAsia" w:cstheme="majorBidi"/>
+      <w:color w:val="595959" w:themeColor="text1" w:themeTint="A6"/>
       <w:spacing w:val="15"/>
       <w:sz w:val="28"/>
       <w:szCs w:val="28"/>
     </w:rPr>
   </w:style>
-  <w:style w:customStyle="1" w:styleId="Author" w:type="paragraph">
+  <w:style w:type="paragraph" w:customStyle="1" w:styleId="Author">
     <w:name w:val="Author"/>
     <w:basedOn w:val="Title"/>
     <w:next w:val="BodyText"/>
@@ -1166,7 +6232,7 @@
       <w:szCs w:val="24"/>
     </w:rPr>
   </w:style>
-  <w:style w:styleId="Date" w:type="paragraph">
+  <w:style w:type="paragraph" w:styleId="Date">
     <w:name w:val="Date"/>
     <w:basedOn w:val="Title"/>
     <w:next w:val="BodyText"/>
@@ -1180,7 +6246,7 @@
       <w:szCs w:val="24"/>
     </w:rPr>
   </w:style>
-  <w:style w:customStyle="1" w:styleId="AbstractTitle" w:type="paragraph">
+  <w:style w:type="paragraph" w:customStyle="1" w:styleId="AbstractTitle">
     <w:name w:val="Abstract Title"/>
     <w:basedOn w:val="Normal"/>
     <w:next w:val="Abstract"/>
@@ -1188,7 +6254,7 @@
     <w:pPr>
       <w:keepNext/>
       <w:keepLines/>
-      <w:spacing w:after="0" w:before="300"/>
+      <w:spacing w:before="300" w:after="0"/>
       <w:jc w:val="center"/>
     </w:pPr>
     <w:rPr>
@@ -1197,7 +6263,7 @@
       <w:szCs w:val="20"/>
     </w:rPr>
   </w:style>
-  <w:style w:customStyle="1" w:styleId="Abstract" w:type="paragraph">
+  <w:style w:type="paragraph" w:customStyle="1" w:styleId="Abstract">
     <w:name w:val="Abstract"/>
     <w:basedOn w:val="Normal"/>
     <w:next w:val="BodyText"/>
@@ -1205,14 +6271,14 @@
     <w:pPr>
       <w:keepNext/>
       <w:keepLines/>
-      <w:spacing w:after="300" w:before="100"/>
+      <w:spacing w:before="100" w:after="300"/>
     </w:pPr>
     <w:rPr>
       <w:sz w:val="20"/>
       <w:szCs w:val="20"/>
     </w:rPr>
   </w:style>
-  <w:style w:styleId="Bibliography" w:type="paragraph">
+  <w:style w:type="paragraph" w:styleId="Bibliography">
     <w:name w:val="Bibliography"/>
     <w:basedOn w:val="Normal"/>
     <w:next w:val="Bibliography"/>
@@ -1220,22 +6286,24 @@
     <w:pPr/>
     <w:rPr/>
   </w:style>
-  <w:style w:styleId="Heading1" w:type="paragraph">
+  <w:style w:type="paragraph" w:styleId="Heading1">
     <w:name w:val="heading 1"/>
     <w:basedOn w:val="Normal"/>
     <w:next w:val="BodyText"/>
+    <w:link w:val="Heading1Char"/>
     <w:uiPriority w:val="9"/>
     <w:qFormat/>
+    <w:rsid w:val="00A10FD9"/>
     <w:pPr>
       <w:keepNext/>
       <w:keepLines/>
-      <w:spacing w:after="240" w:before="240" w:line="240" w:lineRule="auto"/>
+      <w:spacing w:before="240" w:after="120" w:line="322" w:lineRule="exact"/>
       <w:ind w:firstLine="0"/>
       <w:jc w:val="center"/>
       <w:outlineLvl w:val="0"/>
     </w:pPr>
     <w:rPr>
-      <w:rFonts w:ascii="Liberation Serif" w:cs="Liberation Serif" w:eastAsia="Liberation Serif" w:hAnsi="Liberation Serif"/>
+      <w:rFonts w:ascii="Times New Roman" w:hAnsi="Times New Roman" w:eastAsia="Times New Roman" w:cs="Times New Roman"/>
       <w:b/>
       <w:bCs/>
       <w:caps/>
@@ -1244,21 +6312,25 @@
       <w:szCs w:val="28"/>
     </w:rPr>
   </w:style>
-  <w:style w:styleId="Heading2" w:type="paragraph">
+  <w:style w:type="paragraph" w:styleId="Heading2">
     <w:name w:val="heading 2"/>
     <w:basedOn w:val="Normal"/>
     <w:next w:val="BodyText"/>
+    <w:link w:val="Heading2Char"/>
     <w:uiPriority w:val="9"/>
+    <w:semiHidden/>
+    <w:unhideWhenUsed/>
     <w:qFormat/>
+    <w:rsid w:val="00A10FD9"/>
     <w:pPr>
       <w:keepNext/>
       <w:keepLines/>
-      <w:spacing w:after="160" w:before="240" w:line="240" w:lineRule="auto"/>
+      <w:spacing w:before="240" w:after="120" w:line="322" w:lineRule="exact"/>
       <w:ind w:firstLine="0"/>
       <w:outlineLvl w:val="1"/>
     </w:pPr>
     <w:rPr>
-      <w:rFonts w:ascii="Liberation Serif" w:cs="Liberation Serif" w:eastAsia="Liberation Serif" w:hAnsi="Liberation Serif"/>
+      <w:rFonts w:ascii="Times New Roman" w:hAnsi="Times New Roman" w:eastAsia="Times New Roman" w:cs="Times New Roman"/>
       <w:b/>
       <w:bCs/>
       <w:color w:val="000000"/>
@@ -1266,31 +6338,33 @@
       <w:szCs w:val="28"/>
     </w:rPr>
   </w:style>
-  <w:style w:styleId="Heading3" w:type="paragraph">
+  <w:style w:type="paragraph" w:styleId="Heading3">
     <w:name w:val="heading 3"/>
     <w:basedOn w:val="Normal"/>
     <w:next w:val="BodyText"/>
+    <w:link w:val="Heading3Char"/>
     <w:uiPriority w:val="9"/>
+    <w:semiHidden/>
+    <w:unhideWhenUsed/>
     <w:qFormat/>
+    <w:rsid w:val="00A10FD9"/>
     <w:pPr>
       <w:keepNext/>
       <w:keepLines/>
-      <w:spacing w:after="160" w:before="200" w:line="240" w:lineRule="auto"/>
+      <w:spacing w:before="240" w:after="120" w:line="322" w:lineRule="exact"/>
       <w:ind w:firstLine="0"/>
       <w:outlineLvl w:val="2"/>
     </w:pPr>
     <w:rPr>
-      <w:rFonts w:ascii="Liberation Serif" w:cs="Liberation Serif" w:eastAsia="Liberation Serif" w:hAnsi="Liberation Serif"/>
+      <w:rFonts w:ascii="Times New Roman" w:hAnsi="Times New Roman" w:eastAsia="Times New Roman" w:cs="Times New Roman"/>
       <w:b/>
       <w:bCs/>
-      <w:i/>
-      <w:iCs/>
       <w:color w:val="000000"/>
       <w:sz w:val="28"/>
       <w:szCs w:val="28"/>
     </w:rPr>
   </w:style>
-  <w:style w:styleId="Heading4" w:type="paragraph">
+  <w:style w:type="paragraph" w:styleId="Heading4">
     <w:name w:val="heading 4"/>
     <w:basedOn w:val="Normal"/>
     <w:next w:val="BodyText"/>
@@ -1303,17 +6377,21 @@
     <w:pPr>
       <w:keepNext/>
       <w:keepLines/>
-      <w:spacing w:after="40" w:before="80"/>
+      <w:spacing w:before="240" w:after="120" w:line="322" w:lineRule="exact"/>
+      <w:ind w:firstLine="0"/>
       <w:outlineLvl w:val="3"/>
     </w:pPr>
     <w:rPr>
-      <w:rFonts w:ascii="Liberation Serif" w:cs="Liberation Serif" w:eastAsia="Liberation Serif" w:hAnsi="Liberation Serif"/>
+      <w:rFonts w:ascii="Times New Roman" w:hAnsi="Times New Roman" w:eastAsia="Times New Roman" w:cs="Times New Roman"/>
+      <w:b/>
+      <w:bCs/>
       <w:i/>
-      <w:iCs/>
-      <w:color w:themeColor="accent1" w:themeShade="BF" w:val="0F4761"/>
+      <w:color w:val="000000"/>
+      <w:sz w:val="28"/>
+      <w:szCs w:val="28"/>
     </w:rPr>
   </w:style>
-  <w:style w:styleId="Heading5" w:type="paragraph">
+  <w:style w:type="paragraph" w:styleId="Heading5">
     <w:name w:val="heading 5"/>
     <w:basedOn w:val="Normal"/>
     <w:next w:val="BodyText"/>
@@ -1326,15 +6404,21 @@
     <w:pPr>
       <w:keepNext/>
       <w:keepLines/>
-      <w:spacing w:after="40" w:before="80"/>
+      <w:spacing w:before="240" w:after="120" w:line="322" w:lineRule="exact"/>
+      <w:ind w:firstLine="0"/>
       <w:outlineLvl w:val="4"/>
     </w:pPr>
     <w:rPr>
-      <w:rFonts w:ascii="Liberation Serif" w:cs="Liberation Serif" w:eastAsia="Liberation Serif" w:hAnsi="Liberation Serif"/>
-      <w:color w:themeColor="accent1" w:themeShade="BF" w:val="0F4761"/>
+      <w:rFonts w:ascii="Times New Roman" w:hAnsi="Times New Roman" w:eastAsia="Times New Roman" w:cs="Times New Roman"/>
+      <w:b/>
+      <w:bCs/>
+      <w:i/>
+      <w:color w:val="000000"/>
+      <w:sz w:val="28"/>
+      <w:szCs w:val="28"/>
     </w:rPr>
   </w:style>
-  <w:style w:styleId="Heading6" w:type="paragraph">
+  <w:style w:type="paragraph" w:styleId="Heading6">
     <w:name w:val="heading 6"/>
     <w:basedOn w:val="Normal"/>
     <w:next w:val="BodyText"/>
@@ -1347,17 +6431,17 @@
     <w:pPr>
       <w:keepNext/>
       <w:keepLines/>
-      <w:spacing w:after="0" w:before="40"/>
+      <w:spacing w:before="40" w:after="0"/>
       <w:outlineLvl w:val="5"/>
     </w:pPr>
     <w:rPr>
-      <w:rFonts w:ascii="Liberation Serif" w:cs="Liberation Serif" w:eastAsia="Liberation Serif" w:hAnsi="Liberation Serif"/>
+      <w:rFonts w:eastAsiaTheme="majorEastAsia" w:cstheme="majorBidi"/>
       <w:i/>
       <w:iCs/>
-      <w:color w:themeColor="text1" w:themeTint="A6" w:val="595959"/>
+      <w:color w:val="595959" w:themeColor="text1" w:themeTint="A6"/>
     </w:rPr>
   </w:style>
-  <w:style w:styleId="Heading7" w:type="paragraph">
+  <w:style w:type="paragraph" w:styleId="Heading7">
     <w:name w:val="heading 7"/>
     <w:basedOn w:val="Normal"/>
     <w:next w:val="BodyText"/>
@@ -1370,15 +6454,15 @@
     <w:pPr>
       <w:keepNext/>
       <w:keepLines/>
-      <w:spacing w:after="0" w:before="40"/>
+      <w:spacing w:before="40" w:after="0"/>
       <w:outlineLvl w:val="6"/>
     </w:pPr>
     <w:rPr>
-      <w:rFonts w:ascii="Liberation Serif" w:cs="Liberation Serif" w:eastAsia="Liberation Serif" w:hAnsi="Liberation Serif"/>
-      <w:color w:themeColor="text1" w:themeTint="A6" w:val="595959"/>
+      <w:rFonts w:eastAsiaTheme="majorEastAsia" w:cstheme="majorBidi"/>
+      <w:color w:val="595959" w:themeColor="text1" w:themeTint="A6"/>
     </w:rPr>
   </w:style>
-  <w:style w:styleId="Heading8" w:type="paragraph">
+  <w:style w:type="paragraph" w:styleId="Heading8">
     <w:name w:val="heading 8"/>
     <w:basedOn w:val="Normal"/>
     <w:next w:val="BodyText"/>
@@ -1395,13 +6479,13 @@
       <w:outlineLvl w:val="7"/>
     </w:pPr>
     <w:rPr>
-      <w:rFonts w:ascii="Liberation Serif" w:cs="Liberation Serif" w:eastAsia="Liberation Serif" w:hAnsi="Liberation Serif"/>
+      <w:rFonts w:eastAsiaTheme="majorEastAsia" w:cstheme="majorBidi"/>
       <w:i/>
       <w:iCs/>
-      <w:color w:themeColor="text1" w:themeTint="D8" w:val="272727"/>
+      <w:color w:val="272727" w:themeColor="text1" w:themeTint="D8"/>
     </w:rPr>
   </w:style>
-  <w:style w:styleId="Heading9" w:type="paragraph">
+  <w:style w:type="paragraph" w:styleId="Heading9">
     <w:name w:val="heading 9"/>
     <w:basedOn w:val="Normal"/>
     <w:next w:val="BodyText"/>
@@ -1418,24 +6502,24 @@
       <w:outlineLvl w:val="8"/>
     </w:pPr>
     <w:rPr>
-      <w:rFonts w:ascii="Liberation Serif" w:cs="Liberation Serif" w:eastAsia="Liberation Serif" w:hAnsi="Liberation Serif"/>
-      <w:color w:themeColor="text1" w:themeTint="D8" w:val="272727"/>
+      <w:rFonts w:eastAsiaTheme="majorEastAsia" w:cstheme="majorBidi"/>
+      <w:color w:val="272727" w:themeColor="text1" w:themeTint="D8"/>
     </w:rPr>
   </w:style>
-  <w:style w:customStyle="1" w:styleId="Heading1Char" w:type="character">
+  <w:style w:type="character" w:customStyle="1" w:styleId="Heading1Char">
     <w:name w:val="Heading 1 Char"/>
     <w:basedOn w:val="DefaultParagraphFont"/>
     <w:link w:val="Heading1"/>
     <w:uiPriority w:val="9"/>
     <w:rsid w:val="00A10FD9"/>
     <w:rPr>
-      <w:rFonts w:ascii="Liberation Serif" w:cs="Liberation Serif" w:eastAsia="Liberation Serif" w:hAnsi="Liberation Serif"/>
-      <w:color w:themeColor="accent1" w:themeShade="BF" w:val="0F4761"/>
+      <w:rFonts w:asciiTheme="majorHAnsi" w:eastAsiaTheme="majorEastAsia" w:hAnsiTheme="majorHAnsi" w:cstheme="majorBidi"/>
+      <w:color w:val="0F4761" w:themeColor="accent1" w:themeShade="BF"/>
       <w:sz w:val="40"/>
       <w:szCs w:val="40"/>
     </w:rPr>
   </w:style>
-  <w:style w:customStyle="1" w:styleId="Heading2Char" w:type="character">
+  <w:style w:type="character" w:customStyle="1" w:styleId="Heading2Char">
     <w:name w:val="Heading 2 Char"/>
     <w:basedOn w:val="DefaultParagraphFont"/>
     <w:link w:val="Heading2"/>
@@ -1443,13 +6527,13 @@
     <w:semiHidden/>
     <w:rsid w:val="00A10FD9"/>
     <w:rPr>
-      <w:rFonts w:ascii="Liberation Serif" w:cs="Liberation Serif" w:eastAsia="Liberation Serif" w:hAnsi="Liberation Serif"/>
-      <w:color w:themeColor="accent1" w:themeShade="BF" w:val="0F4761"/>
+      <w:rFonts w:asciiTheme="majorHAnsi" w:eastAsiaTheme="majorEastAsia" w:hAnsiTheme="majorHAnsi" w:cstheme="majorBidi"/>
+      <w:color w:val="0F4761" w:themeColor="accent1" w:themeShade="BF"/>
       <w:sz w:val="32"/>
       <w:szCs w:val="32"/>
     </w:rPr>
   </w:style>
-  <w:style w:customStyle="1" w:styleId="Heading3Char" w:type="character">
+  <w:style w:type="character" w:customStyle="1" w:styleId="Heading3Char">
     <w:name w:val="Heading 3 Char"/>
     <w:basedOn w:val="DefaultParagraphFont"/>
     <w:link w:val="Heading3"/>
@@ -1457,13 +6541,13 @@
     <w:semiHidden/>
     <w:rsid w:val="00A10FD9"/>
     <w:rPr>
-      <w:rFonts w:ascii="Liberation Serif" w:cs="Liberation Serif" w:eastAsia="Liberation Serif" w:hAnsi="Liberation Serif"/>
-      <w:color w:themeColor="accent1" w:themeShade="BF" w:val="0F4761"/>
+      <w:rFonts w:eastAsiaTheme="majorEastAsia" w:cstheme="majorBidi"/>
+      <w:color w:val="0F4761" w:themeColor="accent1" w:themeShade="BF"/>
       <w:sz w:val="28"/>
       <w:szCs w:val="28"/>
     </w:rPr>
   </w:style>
-  <w:style w:customStyle="1" w:styleId="Heading4Char" w:type="character">
+  <w:style w:type="character" w:customStyle="1" w:styleId="Heading4Char">
     <w:name w:val="Heading 4 Char"/>
     <w:basedOn w:val="DefaultParagraphFont"/>
     <w:link w:val="Heading4"/>
@@ -1471,13 +6555,13 @@
     <w:semiHidden/>
     <w:rsid w:val="00A10FD9"/>
     <w:rPr>
-      <w:rFonts w:ascii="Liberation Serif" w:cs="Liberation Serif" w:eastAsia="Liberation Serif" w:hAnsi="Liberation Serif"/>
+      <w:rFonts w:eastAsiaTheme="majorEastAsia" w:cstheme="majorBidi"/>
       <w:i/>
       <w:iCs/>
-      <w:color w:themeColor="accent1" w:themeShade="BF" w:val="0F4761"/>
+      <w:color w:val="0F4761" w:themeColor="accent1" w:themeShade="BF"/>
     </w:rPr>
   </w:style>
-  <w:style w:customStyle="1" w:styleId="Heading5Char" w:type="character">
+  <w:style w:type="character" w:customStyle="1" w:styleId="Heading5Char">
     <w:name w:val="Heading 5 Char"/>
     <w:basedOn w:val="DefaultParagraphFont"/>
     <w:link w:val="Heading5"/>
@@ -1485,11 +6569,11 @@
     <w:semiHidden/>
     <w:rsid w:val="00A10FD9"/>
     <w:rPr>
-      <w:rFonts w:ascii="Liberation Serif" w:cs="Liberation Serif" w:eastAsia="Liberation Serif" w:hAnsi="Liberation Serif"/>
-      <w:color w:themeColor="accent1" w:themeShade="BF" w:val="0F4761"/>
+      <w:rFonts w:eastAsiaTheme="majorEastAsia" w:cstheme="majorBidi"/>
+      <w:color w:val="0F4761" w:themeColor="accent1" w:themeShade="BF"/>
     </w:rPr>
   </w:style>
-  <w:style w:customStyle="1" w:styleId="Heading6Char" w:type="character">
+  <w:style w:type="character" w:customStyle="1" w:styleId="Heading6Char">
     <w:name w:val="Heading 6 Char"/>
     <w:basedOn w:val="DefaultParagraphFont"/>
     <w:link w:val="Heading6"/>
@@ -1497,13 +6581,13 @@
     <w:semiHidden/>
     <w:rsid w:val="00A10FD9"/>
     <w:rPr>
-      <w:rFonts w:ascii="Liberation Serif" w:cs="Liberation Serif" w:eastAsia="Liberation Serif" w:hAnsi="Liberation Serif"/>
+      <w:rFonts w:eastAsiaTheme="majorEastAsia" w:cstheme="majorBidi"/>
       <w:i/>
       <w:iCs/>
-      <w:color w:themeColor="text1" w:themeTint="A6" w:val="595959"/>
+      <w:color w:val="595959" w:themeColor="text1" w:themeTint="A6"/>
     </w:rPr>
   </w:style>
-  <w:style w:customStyle="1" w:styleId="Heading7Char" w:type="character">
+  <w:style w:type="character" w:customStyle="1" w:styleId="Heading7Char">
     <w:name w:val="Heading 7 Char"/>
     <w:basedOn w:val="DefaultParagraphFont"/>
     <w:link w:val="Heading7"/>
@@ -1511,11 +6595,11 @@
     <w:semiHidden/>
     <w:rsid w:val="00A10FD9"/>
     <w:rPr>
-      <w:rFonts w:ascii="Liberation Serif" w:cs="Liberation Serif" w:eastAsia="Liberation Serif" w:hAnsi="Liberation Serif"/>
-      <w:color w:themeColor="text1" w:themeTint="A6" w:val="595959"/>
+      <w:rFonts w:eastAsiaTheme="majorEastAsia" w:cstheme="majorBidi"/>
+      <w:color w:val="595959" w:themeColor="text1" w:themeTint="A6"/>
     </w:rPr>
   </w:style>
-  <w:style w:customStyle="1" w:styleId="Heading8Char" w:type="character">
+  <w:style w:type="character" w:customStyle="1" w:styleId="Heading8Char">
     <w:name w:val="Heading 8 Char"/>
     <w:basedOn w:val="DefaultParagraphFont"/>
     <w:link w:val="Heading8"/>
@@ -1523,13 +6607,13 @@
     <w:semiHidden/>
     <w:rsid w:val="00A10FD9"/>
     <w:rPr>
-      <w:rFonts w:ascii="Liberation Serif" w:cs="Liberation Serif" w:eastAsia="Liberation Serif" w:hAnsi="Liberation Serif"/>
+      <w:rFonts w:eastAsiaTheme="majorEastAsia" w:cstheme="majorBidi"/>
       <w:i/>
       <w:iCs/>
-      <w:color w:themeColor="text1" w:themeTint="D8" w:val="272727"/>
+      <w:color w:val="272727" w:themeColor="text1" w:themeTint="D8"/>
     </w:rPr>
   </w:style>
-  <w:style w:customStyle="1" w:styleId="Heading9Char" w:type="character">
+  <w:style w:type="character" w:customStyle="1" w:styleId="Heading9Char">
     <w:name w:val="Heading 9 Char"/>
     <w:basedOn w:val="DefaultParagraphFont"/>
     <w:link w:val="Heading9"/>
@@ -1537,36 +6621,48 @@
     <w:semiHidden/>
     <w:rsid w:val="00A10FD9"/>
     <w:rPr>
-      <w:rFonts w:ascii="Liberation Serif" w:cs="Liberation Serif" w:eastAsia="Liberation Serif" w:hAnsi="Liberation Serif"/>
-      <w:color w:themeColor="text1" w:themeTint="D8" w:val="272727"/>
+      <w:rFonts w:eastAsiaTheme="majorEastAsia" w:cstheme="majorBidi"/>
+      <w:color w:val="272727" w:themeColor="text1" w:themeTint="D8"/>
     </w:rPr>
   </w:style>
-  <w:style w:styleId="BlockText" w:type="paragraph">
+  <w:style w:type="paragraph" w:customStyle="1" w:styleId="ListItem">
+    <w:name w:val="List Item"/>
+    <w:basedOn w:val="BodyText"/>
+    <w:qFormat/>
+    <w:pPr>
+      <w:spacing w:before="0" w:after="0" w:line="644" w:lineRule="exact"/>
+      <w:ind w:left="720" w:hanging="720"/>
+    </w:pPr>
+  </w:style>
+  <w:style w:type="paragraph" w:styleId="BlockText">
     <w:name w:val="Block Text"/>
-    <w:basedOn w:val="Normal"/>
+    <w:basedOn w:val="BodyText"/>
     <w:next w:val="BodyText"/>
     <w:uiPriority w:val="9"/>
+    <w:unhideWhenUsed/>
     <w:qFormat/>
     <w:pPr>
-      <w:spacing w:after="240" w:before="0" w:line="240" w:lineRule="auto"/>
+      <w:spacing w:before="322" w:after="322" w:line="322" w:lineRule="exact"/>
       <w:ind w:firstLine="0" w:left="720" w:right="720"/>
     </w:pPr>
   </w:style>
-  <w:style w:styleId="FootnoteText" w:type="paragraph">
+  <w:style w:type="paragraph" w:styleId="FootnoteText">
     <w:name w:val="Footnote Text"/>
     <w:basedOn w:val="Normal"/>
+    <w:next w:val="FootnoteText"/>
     <w:uiPriority w:val="9"/>
+    <w:unhideWhenUsed/>
+    <w:qFormat/>
     <w:pPr>
-      <w:spacing w:after="120" w:before="0" w:line="240" w:lineRule="auto"/>
-      <w:ind w:firstLine="0"/>
+      <w:keepLines/>
+      <w:spacing w:before="0" w:after="160" w:line="322" w:lineRule="exact"/>
     </w:pPr>
     <w:rPr>
-      <w:rFonts w:ascii="Liberation Serif" w:cs="Liberation Serif" w:eastAsia="Liberation Serif" w:hAnsi="Liberation Serif"/>
       <w:sz w:val="28"/>
       <w:szCs w:val="28"/>
     </w:rPr>
   </w:style>
-  <w:style w:styleId="FootnoteBlockText" w:type="paragraph">
+  <w:style w:type="paragraph" w:styleId="FootnoteBlockText">
     <w:name w:val="Footnote Block Text"/>
     <w:basedOn w:val="FootnoteText"/>
     <w:next w:val="FootnoteText"/>
@@ -1574,38 +6670,29 @@
     <w:unhideWhenUsed/>
     <w:qFormat/>
     <w:pPr>
-      <w:spacing w:after="100" w:before="100"/>
-      <w:ind w:firstLine="0" w:left="480" w:right="480"/>
+      <w:spacing w:before="322" w:after="322"/>
+      <w:ind w:firstLine="0" w:left="720" w:right="720"/>
     </w:pPr>
   </w:style>
-  <w:style w:default="1" w:styleId="DefaultParagraphFont" w:type="character">
+  <w:style w:type="character" w:default="1" w:styleId="DefaultParagraphFont">
     <w:name w:val="Default Paragraph Font"/>
     <w:semiHidden/>
     <w:unhideWhenUsed/>
   </w:style>
-  <w:style w:default="1" w:styleId="Table" w:type="table">
+  <w:style w:type="table" w:default="1" w:styleId="Table">
     <w:name w:val="Table"/>
     <w:basedOn w:val="TableNormal"/>
-    <w:semiHidden/>
-    <w:unhideWhenUsed/>
     <w:qFormat/>
     <w:tblPr>
-      <w:tblInd w:type="dxa" w:w="0"/>
+      <w:tblInd w:w="0" w:type="dxa"/>
       <w:tblCellMar>
-        <w:top w:type="dxa" w:w="0"/>
-        <w:left w:type="dxa" w:w="108"/>
-        <w:bottom w:type="dxa" w:w="0"/>
-        <w:right w:type="dxa" w:w="108"/>
+        <w:top w:w="0" w:type="dxa"/>
+        <w:left w:w="108" w:type="dxa"/>
+        <w:bottom w:w="0" w:type="dxa"/>
+        <w:right w:w="108" w:type="dxa"/>
       </w:tblCellMar>
     </w:tblPr>
     <w:tblStylePr w:type="firstRow">
-      <w:tblPr>
-        <w:jc w:val="left"/>
-        <w:tblInd w:type="dxa" w:w="0"/>
-      </w:tblPr>
-      <w:trPr>
-        <w:jc w:val="left"/>
-      </w:trPr>
       <w:tcPr>
         <w:tcBorders>
           <w:bottom w:val="single"/>
@@ -1614,7 +6701,7 @@
       </w:tcPr>
     </w:tblStylePr>
   </w:style>
-  <w:style w:customStyle="1" w:styleId="DefinitionTerm" w:type="paragraph">
+  <w:style w:type="paragraph" w:customStyle="1" w:styleId="DefinitionTerm">
     <w:name w:val="Definition Term"/>
     <w:basedOn w:val="Normal"/>
     <w:next w:val="Definition"/>
@@ -1627,49 +6714,49 @@
       <w:b/>
     </w:rPr>
   </w:style>
-  <w:style w:customStyle="1" w:styleId="Definition" w:type="paragraph">
+  <w:style w:type="paragraph" w:customStyle="1" w:styleId="Definition">
     <w:name w:val="Definition"/>
     <w:basedOn w:val="Normal"/>
   </w:style>
-  <w:style w:styleId="Caption" w:type="paragraph">
+  <w:style w:type="paragraph" w:styleId="Caption">
     <w:name w:val="Caption"/>
     <w:basedOn w:val="Normal"/>
     <w:link w:val="BodyTextChar"/>
     <w:pPr>
-      <w:spacing w:after="120" w:before="0"/>
+      <w:spacing w:before="0" w:after="120"/>
     </w:pPr>
     <w:rPr>
       <w:i/>
     </w:rPr>
   </w:style>
-  <w:style w:customStyle="1" w:styleId="TableCaption" w:type="paragraph">
+  <w:style w:type="paragraph" w:customStyle="1" w:styleId="TableCaption">
     <w:name w:val="Table Caption"/>
     <w:basedOn w:val="Caption"/>
     <w:pPr>
       <w:keepNext/>
     </w:pPr>
   </w:style>
-  <w:style w:customStyle="1" w:styleId="ImageCaption" w:type="paragraph">
+  <w:style w:type="paragraph" w:customStyle="1" w:styleId="ImageCaption">
     <w:name w:val="Image Caption"/>
     <w:basedOn w:val="Caption"/>
   </w:style>
-  <w:style w:customStyle="1" w:styleId="Figure" w:type="paragraph">
+  <w:style w:type="paragraph" w:customStyle="1" w:styleId="Figure">
     <w:name w:val="Figure"/>
     <w:basedOn w:val="Normal"/>
   </w:style>
-  <w:style w:customStyle="1" w:styleId="CaptionedFigure" w:type="paragraph">
+  <w:style w:type="paragraph" w:customStyle="1" w:styleId="CaptionedFigure">
     <w:name w:val="Captioned Figure"/>
     <w:basedOn w:val="Figure"/>
     <w:pPr>
       <w:keepNext/>
     </w:pPr>
   </w:style>
-  <w:style w:customStyle="1" w:styleId="BodyTextChar" w:type="character">
+  <w:style w:type="character" w:customStyle="1" w:styleId="BodyTextChar">
     <w:name w:val="Body Text Char"/>
     <w:basedOn w:val="DefaultParagraphFont"/>
     <w:link w:val="BodyText"/>
   </w:style>
-  <w:style w:customStyle="1" w:styleId="VerbatimChar" w:type="character">
+  <w:style w:type="character" w:customStyle="1" w:styleId="VerbatimChar">
     <w:name w:val="Verbatim Char"/>
     <w:basedOn w:val="BodyTextChar"/>
     <w:rPr>
@@ -1677,25 +6764,25 @@
       <w:sz w:val="22"/>
     </w:rPr>
   </w:style>
-  <w:style w:customStyle="1" w:styleId="SectionNumber" w:type="character">
+  <w:style w:type="character" w:customStyle="1" w:styleId="SectionNumber">
     <w:name w:val="Section Number"/>
     <w:basedOn w:val="BodyTextChar"/>
   </w:style>
-  <w:style w:styleId="FootnoteReference" w:type="character">
+  <w:style w:type="character" w:styleId="FootnoteReference">
     <w:name w:val="Footnote Reference"/>
     <w:basedOn w:val="BodyTextChar"/>
     <w:rPr>
       <w:vertAlign w:val="superscript"/>
     </w:rPr>
   </w:style>
-  <w:style w:styleId="Hyperlink" w:type="character">
+  <w:style w:type="character" w:styleId="Hyperlink">
     <w:name w:val="Hyperlink"/>
     <w:basedOn w:val="BodyTextChar"/>
     <w:rPr>
-      <w:color w:themeColor="accent1" w:val="4F81BD"/>
+      <w:color w:val="000000"/>
     </w:rPr>
   </w:style>
-  <w:style w:styleId="TOCHeading" w:type="paragraph">
+  <w:style w:type="paragraph" w:styleId="TOCHeading">
     <w:name w:val="TOC Heading"/>
     <w:basedOn w:val="Heading1"/>
     <w:next w:val="BodyText"/>
@@ -1707,10 +6794,10 @@
       <w:outlineLvl w:val="9"/>
     </w:pPr>
     <w:rPr>
-      <w:rFonts w:ascii="Liberation Serif" w:cs="Liberation Serif" w:eastAsia="Liberation Serif" w:hAnsi="Liberation Serif"/>
+      <w:rFonts w:asciiTheme="majorHAnsi" w:eastAsiaTheme="majorEastAsia" w:hAnsiTheme="majorHAnsi" w:cstheme="majorBidi"/>
       <w:b w:val="0"/>
       <w:bCs w:val="0"/>
-      <w:color w:themeColor="accent1" w:themeShade="BF" w:val="365F91"/>
+      <w:color w:val="365F91" w:themeColor="accent1" w:themeShade="BF"/>
     </w:rPr>
   </w:style>
   <w:style w:type="paragraph" w:customStyle="1" w:styleId="SourceCode">

--- a/courts/eleventh-circuit/georgia/state/court-of-appeals/opening-brief/usage/OUTPUT-opening-brief.docx
+++ b/courts/eleventh-circuit/georgia/state/court-of-appeals/opening-brief/usage/OUTPUT-opening-brief.docx
@@ -370,6 +370,7 @@
       <w:pPr>
         <w:spacing w:before="1440" w:after="0" w:line="322" w:lineRule="exact"/>
         <w:ind w:left="4608" w:firstLine="0"/>
+        <w:jc w:val="left"/>
       </w:pPr>
       <w:r>
         <w:rPr>
@@ -425,6 +426,7 @@
       <w:pPr>
         <w:spacing w:before="160" w:after="0" w:line="322" w:lineRule="exact"/>
         <w:ind w:left="4608" w:firstLine="0"/>
+        <w:jc w:val="left"/>
       </w:pPr>
       <w:r>
         <w:rPr>
@@ -466,6 +468,7 @@
       <w:pPr>
         <w:spacing w:before="0" w:after="0" w:line="322" w:lineRule="exact"/>
         <w:ind w:left="4608" w:firstLine="0"/>
+        <w:jc w:val="left"/>
       </w:pPr>
       <w:r>
         <w:t xml:space="preserve">Georgia</w:t>
@@ -493,6 +496,7 @@
       <w:pPr>
         <w:spacing w:before="160" w:after="0" w:line="322" w:lineRule="exact"/>
         <w:ind w:left="4608" w:firstLine="0"/>
+        <w:jc w:val="left"/>
       </w:pPr>
       <w:r>
         <w:rPr>
@@ -548,6 +552,7 @@
       <w:pPr>
         <w:spacing w:before="0" w:after="0" w:line="322" w:lineRule="exact"/>
         <w:ind w:left="4608" w:firstLine="0"/>
+        <w:jc w:val="left"/>
       </w:pPr>
       <w:r>
         <w:t xml:space="preserve">Georgia</w:t>
@@ -575,6 +580,7 @@
       <w:pPr>
         <w:spacing w:before="160" w:after="0" w:line="322" w:lineRule="exact"/>
         <w:ind w:left="4608" w:firstLine="0"/>
+        <w:jc w:val="left"/>
       </w:pPr>
       <w:r>
         <w:rPr>
@@ -616,6 +622,7 @@
       <w:pPr>
         <w:spacing w:before="0" w:after="0" w:line="322" w:lineRule="exact"/>
         <w:ind w:left="4608" w:firstLine="0"/>
+        <w:jc w:val="left"/>
       </w:pPr>
       <w:r>
         <w:t xml:space="preserve">Georgia</w:t>
@@ -643,6 +650,7 @@
       <w:pPr>
         <w:spacing w:before="0" w:after="0" w:line="322" w:lineRule="exact"/>
         <w:ind w:left="4608" w:firstLine="0"/>
+        <w:jc w:val="left"/>
       </w:pPr>
       <w:r>
         <w:rPr>
@@ -684,6 +692,7 @@
       <w:pPr>
         <w:spacing w:before="0" w:after="0" w:line="322" w:lineRule="exact"/>
         <w:ind w:left="4608" w:firstLine="0"/>
+        <w:jc w:val="left"/>
       </w:pPr>
       <w:r>
         <w:t xml:space="preserve">304</w:t>
@@ -711,6 +720,7 @@
       <w:pPr>
         <w:spacing w:before="0" w:after="0" w:line="322" w:lineRule="exact"/>
         <w:ind w:left="4608" w:firstLine="0"/>
+        <w:jc w:val="left"/>
       </w:pPr>
       <w:r>
         <w:t xml:space="preserve">Valdosta,</w:t>
@@ -732,6 +742,7 @@
       <w:pPr>
         <w:spacing w:before="0" w:after="0" w:line="322" w:lineRule="exact"/>
         <w:ind w:left="4608" w:firstLine="0"/>
+        <w:jc w:val="left"/>
       </w:pPr>
       <w:r>
         <w:t xml:space="preserve">(229)</w:t>
@@ -741,11 +752,7 @@
       </w:r>
       <w:r>
         <w:t xml:space="preserve">247</w:t>
-      </w:r>
-      <w:r>
         <w:noBreakHyphen/>
-      </w:r>
-      <w:r>
         <w:t xml:space="preserve">0386</w:t>
       </w:r>
     </w:p>
@@ -753,6 +760,7 @@
       <w:pPr>
         <w:spacing w:before="0" w:after="0" w:line="322" w:lineRule="exact"/>
         <w:ind w:left="4608" w:firstLine="0"/>
+        <w:jc w:val="left"/>
       </w:pPr>
       <w:r>
         <w:t xml:space="preserve">petermanlawoffice@yahoo.com</w:t>
@@ -762,6 +770,7 @@
       <w:pPr>
         <w:spacing w:before="0" w:after="0" w:line="322" w:lineRule="exact"/>
         <w:ind w:left="4608" w:firstLine="0"/>
+        <w:jc w:val="left"/>
       </w:pPr>
       <w:r>
         <w:t xml:space="preserve">mburke.petermanlaw@gmail.com</w:t>
@@ -771,6 +780,7 @@
       <w:pPr>
         <w:spacing w:before="0" w:after="0" w:line="322" w:lineRule="exact"/>
         <w:ind w:left="4608" w:firstLine="0"/>
+        <w:jc w:val="left"/>
       </w:pPr>
       <w:r>
         <w:t xml:space="preserve">sddelk.petermanlaw@gmail.com</w:t>
@@ -779,7 +789,14 @@
     <w:p>
       <w:pPr>
         <w:pageBreakBefore/>
-        <w:spacing w:before="0" w:after="322" w:line="322" w:lineRule="exact"/>
+        <w:spacing w:before="0" w:after="0" w:line="1" w:lineRule="exact"/>
+      </w:pPr>
+    </w:p>
+    <w:p>
+      <w:pPr>
+        <w:keepNext/>
+        <w:keepLines/>
+        <w:spacing w:before="0" w:after="320" w:line="322" w:lineRule="exact"/>
         <w:ind w:left="0" w:firstLine="0"/>
         <w:jc w:val="center"/>
       </w:pPr>
@@ -829,7 +846,7 @@
         <w:ind w:left="720" w:right="720" w:hanging="720"/>
       </w:pPr>
       <w:r>
-        <w:t xml:space="preserve">Table</w:t>
+        <w:t xml:space="preserve">Introduction</w:t>
       </w:r>
       <w:r>
         <w:t xml:space="preserve"> </w:t>
@@ -841,7 +858,31 @@
         <w:t xml:space="preserve"> </w:t>
       </w:r>
       <w:r>
-        <w:t xml:space="preserve">Authorities</w:t>
+        <w:t xml:space="preserve">Issues</w:t>
+      </w:r>
+      <w:r>
+        <w:t xml:space="preserve"> </w:t>
+      </w:r>
+      <w:r>
+        <w:t xml:space="preserve">and</w:t>
+      </w:r>
+      <w:r>
+        <w:t xml:space="preserve"> </w:t>
+      </w:r>
+      <w:r>
+        <w:t xml:space="preserve">Arguments</w:t>
+      </w:r>
+      <w:r>
+        <w:t xml:space="preserve"> </w:t>
+      </w:r>
+      <w:r>
+        <w:t xml:space="preserve">on</w:t>
+      </w:r>
+      <w:r>
+        <w:t xml:space="preserve"> </w:t>
+      </w:r>
+      <w:r>
+        <w:t xml:space="preserve">Appeal</w:t>
       </w:r>
       <w:r>
         <w:t xml:space="preserve">   </w:t>
@@ -850,7 +891,7 @@
         <w:tab/>
       </w:r>
       <w:r>
-        <w:t xml:space="preserve">3</w:t>
+        <w:t xml:space="preserve">4</w:t>
       </w:r>
     </w:p>
     <w:p>
@@ -863,43 +904,13 @@
         <w:ind w:left="720" w:right="720" w:hanging="720"/>
       </w:pPr>
       <w:r>
-        <w:t xml:space="preserve">Introduction</w:t>
-      </w:r>
-      <w:r>
-        <w:t xml:space="preserve"> </w:t>
-      </w:r>
-      <w:r>
-        <w:t xml:space="preserve">of</w:t>
-      </w:r>
-      <w:r>
-        <w:t xml:space="preserve"> </w:t>
-      </w:r>
-      <w:r>
-        <w:t xml:space="preserve">Issues</w:t>
-      </w:r>
-      <w:r>
-        <w:t xml:space="preserve"> </w:t>
-      </w:r>
-      <w:r>
-        <w:t xml:space="preserve">and</w:t>
-      </w:r>
-      <w:r>
-        <w:t xml:space="preserve"> </w:t>
-      </w:r>
-      <w:r>
-        <w:t xml:space="preserve">Arguments</w:t>
-      </w:r>
-      <w:r>
-        <w:t xml:space="preserve"> </w:t>
-      </w:r>
-      <w:r>
-        <w:t xml:space="preserve">on</w:t>
-      </w:r>
-      <w:r>
-        <w:t xml:space="preserve"> </w:t>
-      </w:r>
-      <w:r>
-        <w:t xml:space="preserve">Appeal</w:t>
+        <w:t xml:space="preserve">Jurisdictional</w:t>
+      </w:r>
+      <w:r>
+        <w:t xml:space="preserve"> </w:t>
+      </w:r>
+      <w:r>
+        <w:t xml:space="preserve">Statement</w:t>
       </w:r>
       <w:r>
         <w:t xml:space="preserve">   </w:t>
@@ -921,13 +932,19 @@
         <w:ind w:left="720" w:right="720" w:hanging="720"/>
       </w:pPr>
       <w:r>
-        <w:t xml:space="preserve">Jurisdictional</w:t>
-      </w:r>
-      <w:r>
-        <w:t xml:space="preserve"> </w:t>
-      </w:r>
-      <w:r>
-        <w:t xml:space="preserve">Statement</w:t>
+        <w:t xml:space="preserve">Enumeration</w:t>
+      </w:r>
+      <w:r>
+        <w:t xml:space="preserve"> </w:t>
+      </w:r>
+      <w:r>
+        <w:t xml:space="preserve">of</w:t>
+      </w:r>
+      <w:r>
+        <w:t xml:space="preserve"> </w:t>
+      </w:r>
+      <w:r>
+        <w:t xml:space="preserve">Errors</w:t>
       </w:r>
       <w:r>
         <w:t xml:space="preserve">   </w:t>
@@ -949,7 +966,7 @@
         <w:ind w:left="720" w:right="720" w:hanging="720"/>
       </w:pPr>
       <w:r>
-        <w:t xml:space="preserve">Enumeration</w:t>
+        <w:t xml:space="preserve">Statement</w:t>
       </w:r>
       <w:r>
         <w:t xml:space="preserve"> </w:t>
@@ -961,7 +978,13 @@
         <w:t xml:space="preserve"> </w:t>
       </w:r>
       <w:r>
-        <w:t xml:space="preserve">Errors</w:t>
+        <w:t xml:space="preserve">the</w:t>
+      </w:r>
+      <w:r>
+        <w:t xml:space="preserve"> </w:t>
+      </w:r>
+      <w:r>
+        <w:t xml:space="preserve">Case</w:t>
       </w:r>
       <w:r>
         <w:t xml:space="preserve">   </w:t>
@@ -983,7 +1006,19 @@
         <w:ind w:left="720" w:right="720" w:hanging="720"/>
       </w:pPr>
       <w:r>
-        <w:t xml:space="preserve">Statement</w:t>
+        <w:t xml:space="preserve">Argument</w:t>
+      </w:r>
+      <w:r>
+        <w:t xml:space="preserve"> </w:t>
+      </w:r>
+      <w:r>
+        <w:t xml:space="preserve">and</w:t>
+      </w:r>
+      <w:r>
+        <w:t xml:space="preserve"> </w:t>
+      </w:r>
+      <w:r>
+        <w:t xml:space="preserve">Citation</w:t>
       </w:r>
       <w:r>
         <w:t xml:space="preserve"> </w:t>
@@ -995,13 +1030,193 @@
         <w:t xml:space="preserve"> </w:t>
       </w:r>
       <w:r>
+        <w:t xml:space="preserve">Authority</w:t>
+      </w:r>
+      <w:r>
+        <w:t xml:space="preserve">   </w:t>
+      </w:r>
+      <w:r>
+        <w:tab/>
+      </w:r>
+      <w:r>
+        <w:t xml:space="preserve">8</w:t>
+      </w:r>
+    </w:p>
+    <w:p>
+      <w:pPr>
+        <w:keepLines/>
+        <w:tabs>
+          <w:tab w:val="right" w:leader="dot" w:pos="9360"/>
+        </w:tabs>
+        <w:spacing w:before="160" w:after="0" w:line="322" w:lineRule="exact"/>
+        <w:ind w:left="1440" w:right="720" w:hanging="720"/>
+      </w:pPr>
+      <w:r>
+        <w:t xml:space="preserve">A.</w:t>
+      </w:r>
+      <w:r>
+        <w:t xml:space="preserve"> </w:t>
+      </w:r>
+      <w:r>
+        <w:t xml:space="preserve">The</w:t>
+      </w:r>
+      <w:r>
+        <w:t xml:space="preserve"> </w:t>
+      </w:r>
+      <w:r>
+        <w:t xml:space="preserve">Standard</w:t>
+      </w:r>
+      <w:r>
+        <w:t xml:space="preserve"> </w:t>
+      </w:r>
+      <w:r>
+        <w:t xml:space="preserve">of</w:t>
+      </w:r>
+      <w:r>
+        <w:t xml:space="preserve"> </w:t>
+      </w:r>
+      <w:r>
+        <w:t xml:space="preserve">Review</w:t>
+      </w:r>
+      <w:r>
+        <w:t xml:space="preserve">   </w:t>
+      </w:r>
+      <w:r>
+        <w:tab/>
+      </w:r>
+      <w:r>
+        <w:t xml:space="preserve">8</w:t>
+      </w:r>
+    </w:p>
+    <w:p>
+      <w:pPr>
+        <w:keepLines/>
+        <w:tabs>
+          <w:tab w:val="right" w:leader="dot" w:pos="9360"/>
+        </w:tabs>
+        <w:spacing w:before="160" w:after="0" w:line="322" w:lineRule="exact"/>
+        <w:ind w:left="1440" w:right="720" w:hanging="720"/>
+      </w:pPr>
+      <w:r>
+        <w:t xml:space="preserve">B.</w:t>
+      </w:r>
+      <w:r>
+        <w:t xml:space="preserve"> </w:t>
+      </w:r>
+      <w:r>
+        <w:t xml:space="preserve">The</w:t>
+      </w:r>
+      <w:r>
+        <w:t xml:space="preserve"> </w:t>
+      </w:r>
+      <w:r>
+        <w:t xml:space="preserve">Trial</w:t>
+      </w:r>
+      <w:r>
+        <w:t xml:space="preserve"> </w:t>
+      </w:r>
+      <w:r>
+        <w:t xml:space="preserve">Court</w:t>
+      </w:r>
+      <w:r>
+        <w:t xml:space="preserve"> </w:t>
+      </w:r>
+      <w:r>
+        <w:t xml:space="preserve">Erred</w:t>
+      </w:r>
+      <w:r>
+        <w:t xml:space="preserve"> </w:t>
+      </w:r>
+      <w:r>
+        <w:t xml:space="preserve">in</w:t>
+      </w:r>
+      <w:r>
+        <w:t xml:space="preserve"> </w:t>
+      </w:r>
+      <w:r>
+        <w:t xml:space="preserve">Granting</w:t>
+      </w:r>
+      <w:r>
+        <w:t xml:space="preserve"> </w:t>
+      </w:r>
+      <w:r>
+        <w:t xml:space="preserve">Summary</w:t>
+      </w:r>
+      <w:r>
+        <w:t xml:space="preserve"> </w:t>
+      </w:r>
+      <w:r>
+        <w:t xml:space="preserve">Judgment</w:t>
+      </w:r>
+      <w:r>
+        <w:t xml:space="preserve">   </w:t>
+      </w:r>
+      <w:r>
+        <w:tab/>
+      </w:r>
+      <w:r>
+        <w:t xml:space="preserve">9</w:t>
+      </w:r>
+    </w:p>
+    <w:p>
+      <w:pPr>
+        <w:keepLines/>
+        <w:tabs>
+          <w:tab w:val="right" w:leader="dot" w:pos="9360"/>
+        </w:tabs>
+        <w:spacing w:before="160" w:after="0" w:line="322" w:lineRule="exact"/>
+        <w:ind w:left="2160" w:right="720" w:hanging="720"/>
+      </w:pPr>
+      <w:r>
+        <w:t xml:space="preserve">1.</w:t>
+      </w:r>
+      <w:r>
+        <w:t xml:space="preserve"> </w:t>
+      </w:r>
+      <w:r>
+        <w:t xml:space="preserve">Assumption</w:t>
+      </w:r>
+      <w:r>
+        <w:t xml:space="preserve"> </w:t>
+      </w:r>
+      <w:r>
+        <w:t xml:space="preserve">of</w:t>
+      </w:r>
+      <w:r>
+        <w:t xml:space="preserve"> </w:t>
+      </w:r>
+      <w:r>
         <w:t xml:space="preserve">the</w:t>
       </w:r>
       <w:r>
         <w:t xml:space="preserve"> </w:t>
       </w:r>
       <w:r>
-        <w:t xml:space="preserve">Case</w:t>
+        <w:t xml:space="preserve">Risk</w:t>
+      </w:r>
+      <w:r>
+        <w:t xml:space="preserve"> </w:t>
+      </w:r>
+      <w:r>
+        <w:t xml:space="preserve">and</w:t>
+      </w:r>
+      <w:r>
+        <w:t xml:space="preserve"> </w:t>
+      </w:r>
+      <w:r>
+        <w:t xml:space="preserve">the</w:t>
+      </w:r>
+      <w:r>
+        <w:t xml:space="preserve"> </w:t>
+      </w:r>
+      <w:r>
+        <w:t xml:space="preserve">Emergency</w:t>
+      </w:r>
+      <w:r>
+        <w:t xml:space="preserve"> </w:t>
+      </w:r>
+      <w:r>
+        <w:t xml:space="preserve">Doctrine</w:t>
       </w:r>
       <w:r>
         <w:t xml:space="preserve">   </w:t>
@@ -1010,7 +1225,7 @@
         <w:tab/>
       </w:r>
       <w:r>
-        <w:t xml:space="preserve">4</w:t>
+        <w:t xml:space="preserve">11</w:t>
       </w:r>
     </w:p>
     <w:p>
@@ -1023,31 +1238,7 @@
         <w:ind w:left="720" w:right="720" w:hanging="720"/>
       </w:pPr>
       <w:r>
-        <w:t xml:space="preserve">Argument</w:t>
-      </w:r>
-      <w:r>
-        <w:t xml:space="preserve"> </w:t>
-      </w:r>
-      <w:r>
-        <w:t xml:space="preserve">and</w:t>
-      </w:r>
-      <w:r>
-        <w:t xml:space="preserve"> </w:t>
-      </w:r>
-      <w:r>
-        <w:t xml:space="preserve">Citation</w:t>
-      </w:r>
-      <w:r>
-        <w:t xml:space="preserve"> </w:t>
-      </w:r>
-      <w:r>
-        <w:t xml:space="preserve">of</w:t>
-      </w:r>
-      <w:r>
-        <w:t xml:space="preserve"> </w:t>
-      </w:r>
-      <w:r>
-        <w:t xml:space="preserve">Authority</w:t>
+        <w:t xml:space="preserve">Conclusion</w:t>
       </w:r>
       <w:r>
         <w:t xml:space="preserve">   </w:t>
@@ -1056,193 +1247,7 @@
         <w:tab/>
       </w:r>
       <w:r>
-        <w:t xml:space="preserve">8</w:t>
-      </w:r>
-    </w:p>
-    <w:p>
-      <w:pPr>
-        <w:keepLines/>
-        <w:tabs>
-          <w:tab w:val="right" w:leader="dot" w:pos="9360"/>
-        </w:tabs>
-        <w:spacing w:before="160" w:after="0" w:line="322" w:lineRule="exact"/>
-        <w:ind w:left="1440" w:right="720" w:hanging="720"/>
-      </w:pPr>
-      <w:r>
-        <w:t xml:space="preserve">A.</w:t>
-      </w:r>
-      <w:r>
-        <w:t xml:space="preserve"> </w:t>
-      </w:r>
-      <w:r>
-        <w:t xml:space="preserve">The</w:t>
-      </w:r>
-      <w:r>
-        <w:t xml:space="preserve"> </w:t>
-      </w:r>
-      <w:r>
-        <w:t xml:space="preserve">Standard</w:t>
-      </w:r>
-      <w:r>
-        <w:t xml:space="preserve"> </w:t>
-      </w:r>
-      <w:r>
-        <w:t xml:space="preserve">of</w:t>
-      </w:r>
-      <w:r>
-        <w:t xml:space="preserve"> </w:t>
-      </w:r>
-      <w:r>
-        <w:t xml:space="preserve">Review</w:t>
-      </w:r>
-      <w:r>
-        <w:t xml:space="preserve">   </w:t>
-      </w:r>
-      <w:r>
-        <w:tab/>
-      </w:r>
-      <w:r>
-        <w:t xml:space="preserve">8</w:t>
-      </w:r>
-    </w:p>
-    <w:p>
-      <w:pPr>
-        <w:keepLines/>
-        <w:tabs>
-          <w:tab w:val="right" w:leader="dot" w:pos="9360"/>
-        </w:tabs>
-        <w:spacing w:before="160" w:after="0" w:line="322" w:lineRule="exact"/>
-        <w:ind w:left="1440" w:right="720" w:hanging="720"/>
-      </w:pPr>
-      <w:r>
-        <w:t xml:space="preserve">B.</w:t>
-      </w:r>
-      <w:r>
-        <w:t xml:space="preserve"> </w:t>
-      </w:r>
-      <w:r>
-        <w:t xml:space="preserve">The</w:t>
-      </w:r>
-      <w:r>
-        <w:t xml:space="preserve"> </w:t>
-      </w:r>
-      <w:r>
-        <w:t xml:space="preserve">Trial</w:t>
-      </w:r>
-      <w:r>
-        <w:t xml:space="preserve"> </w:t>
-      </w:r>
-      <w:r>
-        <w:t xml:space="preserve">Court</w:t>
-      </w:r>
-      <w:r>
-        <w:t xml:space="preserve"> </w:t>
-      </w:r>
-      <w:r>
-        <w:t xml:space="preserve">Erred</w:t>
-      </w:r>
-      <w:r>
-        <w:t xml:space="preserve"> </w:t>
-      </w:r>
-      <w:r>
-        <w:t xml:space="preserve">in</w:t>
-      </w:r>
-      <w:r>
-        <w:t xml:space="preserve"> </w:t>
-      </w:r>
-      <w:r>
-        <w:t xml:space="preserve">Granting</w:t>
-      </w:r>
-      <w:r>
-        <w:t xml:space="preserve"> </w:t>
-      </w:r>
-      <w:r>
-        <w:t xml:space="preserve">Summary</w:t>
-      </w:r>
-      <w:r>
-        <w:t xml:space="preserve"> </w:t>
-      </w:r>
-      <w:r>
-        <w:t xml:space="preserve">Judgment</w:t>
-      </w:r>
-      <w:r>
-        <w:t xml:space="preserve">   </w:t>
-      </w:r>
-      <w:r>
-        <w:tab/>
-      </w:r>
-      <w:r>
-        <w:t xml:space="preserve">9</w:t>
-      </w:r>
-    </w:p>
-    <w:p>
-      <w:pPr>
-        <w:keepLines/>
-        <w:tabs>
-          <w:tab w:val="right" w:leader="dot" w:pos="9360"/>
-        </w:tabs>
-        <w:spacing w:before="160" w:after="0" w:line="322" w:lineRule="exact"/>
-        <w:ind w:left="2160" w:right="720" w:hanging="720"/>
-      </w:pPr>
-      <w:r>
-        <w:t xml:space="preserve">1.</w:t>
-      </w:r>
-      <w:r>
-        <w:t xml:space="preserve"> </w:t>
-      </w:r>
-      <w:r>
-        <w:t xml:space="preserve">Assumption</w:t>
-      </w:r>
-      <w:r>
-        <w:t xml:space="preserve"> </w:t>
-      </w:r>
-      <w:r>
-        <w:t xml:space="preserve">of</w:t>
-      </w:r>
-      <w:r>
-        <w:t xml:space="preserve"> </w:t>
-      </w:r>
-      <w:r>
-        <w:t xml:space="preserve">the</w:t>
-      </w:r>
-      <w:r>
-        <w:t xml:space="preserve"> </w:t>
-      </w:r>
-      <w:r>
-        <w:t xml:space="preserve">Risk</w:t>
-      </w:r>
-      <w:r>
-        <w:t xml:space="preserve"> </w:t>
-      </w:r>
-      <w:r>
-        <w:t xml:space="preserve">and</w:t>
-      </w:r>
-      <w:r>
-        <w:t xml:space="preserve"> </w:t>
-      </w:r>
-      <w:r>
-        <w:t xml:space="preserve">the</w:t>
-      </w:r>
-      <w:r>
-        <w:t xml:space="preserve"> </w:t>
-      </w:r>
-      <w:r>
-        <w:t xml:space="preserve">Emergency</w:t>
-      </w:r>
-      <w:r>
-        <w:t xml:space="preserve"> </w:t>
-      </w:r>
-      <w:r>
-        <w:t xml:space="preserve">Doctrine</w:t>
-      </w:r>
-      <w:r>
-        <w:t xml:space="preserve">   </w:t>
-      </w:r>
-      <w:r>
-        <w:tab/>
-      </w:r>
-      <w:r>
-        <w:t xml:space="preserve">11</w:t>
+        <w:t xml:space="preserve">15</w:t>
       </w:r>
     </w:p>
     <w:p>
@@ -1255,7 +1260,19 @@
         <w:ind w:left="720" w:right="720" w:hanging="720"/>
       </w:pPr>
       <w:r>
-        <w:t xml:space="preserve">Conclusion</w:t>
+        <w:t xml:space="preserve">Certificate</w:t>
+      </w:r>
+      <w:r>
+        <w:t xml:space="preserve"> </w:t>
+      </w:r>
+      <w:r>
+        <w:t xml:space="preserve">of</w:t>
+      </w:r>
+      <w:r>
+        <w:t xml:space="preserve"> </w:t>
+      </w:r>
+      <w:r>
+        <w:t xml:space="preserve">Service</w:t>
       </w:r>
       <w:r>
         <w:t xml:space="preserve">   </w:t>
@@ -1264,48 +1281,19 @@
         <w:tab/>
       </w:r>
       <w:r>
-        <w:t xml:space="preserve">15</w:t>
-      </w:r>
-    </w:p>
-    <w:p>
-      <w:pPr>
-        <w:keepLines/>
-        <w:tabs>
-          <w:tab w:val="right" w:leader="dot" w:pos="9360"/>
-        </w:tabs>
-        <w:spacing w:before="160" w:after="0" w:line="322" w:lineRule="exact"/>
-        <w:ind w:left="720" w:right="720" w:hanging="720"/>
-      </w:pPr>
-      <w:r>
-        <w:t xml:space="preserve">Certificate</w:t>
-      </w:r>
-      <w:r>
-        <w:t xml:space="preserve"> </w:t>
-      </w:r>
-      <w:r>
-        <w:t xml:space="preserve">of</w:t>
-      </w:r>
-      <w:r>
-        <w:t xml:space="preserve"> </w:t>
-      </w:r>
-      <w:r>
-        <w:t xml:space="preserve">Service</w:t>
-      </w:r>
-      <w:r>
-        <w:t xml:space="preserve">   </w:t>
-      </w:r>
-      <w:r>
-        <w:tab/>
-      </w:r>
-      <w:r>
         <w:t xml:space="preserve">17</w:t>
       </w:r>
+    </w:p>
+    <w:p>
+      <w:pPr>
+        <w:pageBreakBefore/>
+        <w:spacing w:before="0" w:after="0" w:line="1" w:lineRule="exact"/>
+      </w:pPr>
     </w:p>
     <w:p>
       <w:pPr>
         <w:keepNext/>
         <w:keepLines/>
-        <w:pageBreakBefore/>
         <w:spacing w:before="0" w:after="320" w:line="322" w:lineRule="exact"/>
         <w:ind w:left="0" w:firstLine="0"/>
         <w:jc w:val="center"/>
@@ -1352,6 +1340,7 @@
         <w:keepLines/>
         <w:spacing w:before="322" w:after="0" w:line="322" w:lineRule="exact"/>
         <w:ind w:left="0" w:firstLine="0"/>
+        <w:jc w:val="left"/>
       </w:pPr>
       <w:r>
         <w:rPr>
@@ -2550,6 +2539,7 @@
         <w:keepLines/>
         <w:spacing w:before="322" w:after="0" w:line="322" w:lineRule="exact"/>
         <w:ind w:left="0" w:firstLine="0"/>
+        <w:jc w:val="left"/>
       </w:pPr>
       <w:r>
         <w:rPr>
@@ -2631,9 +2621,14 @@
     </w:p>
     <w:p>
       <w:pPr>
+        <w:pageBreakBefore/>
+        <w:spacing w:before="0" w:after="0" w:line="1" w:lineRule="exact"/>
+      </w:pPr>
+    </w:p>
+    <w:p>
+      <w:pPr>
         <w:keepNext/>
         <w:keepLines/>
-        <w:pageBreakBefore/>
         <w:spacing w:before="0" w:after="320" w:line="322" w:lineRule="exact"/>
         <w:ind w:left="0" w:firstLine="0"/>
         <w:jc w:val="center"/>
@@ -2732,7 +2727,7 @@
     </w:p>
     <w:p>
       <w:pPr>
-        <w:pStyle w:val="FirstParagraph"/>
+        <w:pStyle w:val="BodyText"/>
       </w:pPr>
       <w:r>
         <w:t xml:space="preserve">The underlying case arises from a premises incident that occurred in Valdosta, Georgia. The issue here is whether the Trial Court erred when it granted Appellee’s Motion for Summary Judgment. There are genuine issues as to whether the Appellant assumed the risk, and whether the Appellant exercised ordinary care for her own safety in the face of a bona fide emergency.</w:t>
@@ -2773,7 +2768,13 @@
         <w:pStyle w:val="BodyText"/>
       </w:pPr>
       <w:r>
-        <w:t xml:space="preserve">Jurisdiction is properly in the Court of Appeals of Georgia as this is not a case in which the Supreme Court has exclusive jurisdiction under the Constitution of the State of Georgia. Ga. Const. Art. VI, § VI, ¶¶ 2, 3.</w:t>
+        <w:t xml:space="preserve">Jurisdiction is properly in the Court of Appeals of Georgia as this is not a case in which the Supreme Court has exclusive jurisdiction under the Constitution of the State of Georgia. Ga. Const. Art. VI,</w:t>
+      </w:r>
+      <w:r>
+        <w:t xml:space="preserve"> </w:t>
+      </w:r>
+      <w:r>
+        <w:t xml:space="preserve">§ VI, ¶¶ 2, 3.</w:t>
       </w:r>
     </w:p>
     <w:p>
@@ -2954,7 +2955,7 @@
     </w:p>
     <w:p>
       <w:pPr>
-        <w:pStyle w:val="BlockText"/>
+        <w:pStyle w:val="XdQuoteFirst"/>
       </w:pPr>
       <w:r>
         <w:t xml:space="preserve">Q: I guess when you got to the scene of the accident, why did you wait to call the police?</w:t>
@@ -2962,7 +2963,7 @@
     </w:p>
     <w:p>
       <w:pPr>
-        <w:pStyle w:val="BlockText"/>
+        <w:pStyle w:val="XdQuoteLast"/>
       </w:pPr>
       <w:r>
         <w:t xml:space="preserve">A: My mom was in danger. She had already been tackled and choked and hit and she’s blind. She could not see to defend herself. And, you know, that’s my mom so my first instinct was to try and get her out of danger, not to defend her, but to get her out of the situation.</w:t>
@@ -2970,7 +2971,7 @@
     </w:p>
     <w:p>
       <w:pPr>
-        <w:pStyle w:val="FirstParagraph"/>
+        <w:pStyle w:val="BodyText"/>
       </w:pPr>
       <w:r>
         <w:t xml:space="preserve">(R: 103, lines 7</w:t>
@@ -3174,6 +3175,7 @@
         <w:keepLines/>
         <w:spacing w:before="320" w:after="240" w:line="322" w:lineRule="exact"/>
         <w:ind w:left="720" w:hanging="720"/>
+        <w:jc w:val="left"/>
       </w:pPr>
       <w:r>
         <w:rPr>
@@ -3257,7 +3259,13 @@
         <w:t xml:space="preserve">Houston v. Wal-Mart Stores E., L.P.</w:t>
       </w:r>
       <w:r>
-        <w:t xml:space="preserve">, 324 Ga. App. 105, 105</w:t>
+        <w:t xml:space="preserve">, 324 Ga. App.</w:t>
+      </w:r>
+      <w:r>
+        <w:t xml:space="preserve"> </w:t>
+      </w:r>
+      <w:r>
+        <w:t xml:space="preserve">105, 105</w:t>
       </w:r>
       <w:r>
         <w:noBreakHyphen/>
@@ -3284,7 +3292,13 @@
         <w:t xml:space="preserve">Norton v. Ga. R. Bank &amp; Trust</w:t>
       </w:r>
       <w:r>
-        <w:t xml:space="preserve">, 253 Ga. 596, 603 (1984). Importantly, “questions of negligence, diligence, contributory negligence and proximate cause are peculiarly matters for the Jury, and a Court should not take the place of the Jury in solving them, except in plain and undisputed cases.”</w:t>
+        <w:t xml:space="preserve">, 253 Ga. 596,</w:t>
+      </w:r>
+      <w:r>
+        <w:t xml:space="preserve"> </w:t>
+      </w:r>
+      <w:r>
+        <w:t xml:space="preserve">603 (1984). Importantly, “questions of negligence, diligence, contributory negligence and proximate cause are peculiarly matters for the Jury, and a Court should not take the place of the Jury in solving them, except in plain and undisputed cases.”</w:t>
       </w:r>
       <w:r>
         <w:t xml:space="preserve"> </w:t>
@@ -3297,7 +3311,13 @@
         <w:t xml:space="preserve">Reed v. Carolina Cas. Ins. Co.</w:t>
       </w:r>
       <w:r>
-        <w:t xml:space="preserve">, 327 Ga. App. 130 (2014).</w:t>
+        <w:t xml:space="preserve">, 327 Ga. App.</w:t>
+      </w:r>
+      <w:r>
+        <w:t xml:space="preserve"> </w:t>
+      </w:r>
+      <w:r>
+        <w:t xml:space="preserve">130 (2014).</w:t>
       </w:r>
       <w:r>
         <w:t xml:space="preserve"> </w:t>
@@ -3323,7 +3343,13 @@
         <w:t xml:space="preserve">Sutton v. Justiss</w:t>
       </w:r>
       <w:r>
-        <w:t xml:space="preserve">, 290 Ga. App. 565, 566 (2008) (“[i]f reasonable minds can differ on the cause of the injury, the case is not plain, palpable, and indisputable and it should go to the Jury”).</w:t>
+        <w:t xml:space="preserve">, 290 Ga. App.</w:t>
+      </w:r>
+      <w:r>
+        <w:t xml:space="preserve"> </w:t>
+      </w:r>
+      <w:r>
+        <w:t xml:space="preserve">565, 566 (2008) (“[i]f reasonable minds can differ on the cause of the injury, the case is not plain, palpable, and indisputable and it should go to the Jury”).</w:t>
       </w:r>
     </w:p>
     <w:p>
@@ -3332,6 +3358,7 @@
         <w:keepLines/>
         <w:spacing w:before="320" w:after="240" w:line="322" w:lineRule="exact"/>
         <w:ind w:left="720" w:hanging="720"/>
+        <w:jc w:val="left"/>
       </w:pPr>
       <w:r>
         <w:rPr>
@@ -3485,7 +3512,13 @@
         <w:t xml:space="preserve">Scott v. Owens-Illinois, Inc.</w:t>
       </w:r>
       <w:r>
-        <w:t xml:space="preserve">, 173 Ga. App. 19, 21 (1984). Moreover, the Appellate Courts caution that just because a particular evidentiary posture may suffice to authorize the grant of a directed verdict, the very same evidence may not suffice to authorize the grant of summary judgment, especially in a case where, “the party making the motion for summary judgment is not required to carry the burden on the Trial of the case.”</w:t>
+        <w:t xml:space="preserve">, 173 Ga. App.</w:t>
+      </w:r>
+      <w:r>
+        <w:t xml:space="preserve"> </w:t>
+      </w:r>
+      <w:r>
+        <w:t xml:space="preserve">19, 21 (1984). Moreover, the Appellate Courts caution that just because a particular evidentiary posture may suffice to authorize the grant of a directed verdict, the very same evidence may not suffice to authorize the grant of summary judgment, especially in a case where, “the party making the motion for summary judgment is not required to carry the burden on the Trial of the case.”</w:t>
       </w:r>
       <w:r>
         <w:t xml:space="preserve"> </w:t>
@@ -3498,7 +3531,13 @@
         <w:t xml:space="preserve">Winn-Dixie of Greenville v. Ramey</w:t>
       </w:r>
       <w:r>
-        <w:t xml:space="preserve">, 186 Ga. App. 257, 258 (1988).</w:t>
+        <w:t xml:space="preserve">, 186 Ga. App.</w:t>
+      </w:r>
+      <w:r>
+        <w:t xml:space="preserve"> </w:t>
+      </w:r>
+      <w:r>
+        <w:t xml:space="preserve">257, 258 (1988).</w:t>
       </w:r>
     </w:p>
     <w:p>
@@ -3519,7 +3558,13 @@
         <w:t xml:space="preserve">Albright v. Terminal Investment Corp.</w:t>
       </w:r>
       <w:r>
-        <w:t xml:space="preserve">, 373 Ga. App. 798 at 804</w:t>
+        <w:t xml:space="preserve">, 373 Ga. App.</w:t>
+      </w:r>
+      <w:r>
+        <w:t xml:space="preserve"> </w:t>
+      </w:r>
+      <w:r>
+        <w:t xml:space="preserve">798 at 804</w:t>
       </w:r>
       <w:r>
         <w:noBreakHyphen/>
@@ -3546,7 +3591,13 @@
         <w:t xml:space="preserve">Kane v. Landscape Structures, Inc.</w:t>
       </w:r>
       <w:r>
-        <w:t xml:space="preserve">, 309 Ga. App. 14, 16</w:t>
+        <w:t xml:space="preserve">, 309 Ga. App.</w:t>
+      </w:r>
+      <w:r>
+        <w:t xml:space="preserve"> </w:t>
+      </w:r>
+      <w:r>
+        <w:t xml:space="preserve">14, 16</w:t>
       </w:r>
       <w:r>
         <w:noBreakHyphen/>
@@ -3561,6 +3612,7 @@
         <w:keepLines/>
         <w:spacing w:before="320" w:after="240" w:line="322" w:lineRule="exact"/>
         <w:ind w:left="720" w:hanging="720"/>
+        <w:jc w:val="left"/>
       </w:pPr>
       <w:r>
         <w:rPr>
@@ -3747,7 +3799,13 @@
         <w:t xml:space="preserve">Kane</w:t>
       </w:r>
       <w:r>
-        <w:t xml:space="preserve">, 309 Ga. App. at 17. “The specific danger of which a plaintiff must be actually aware for purposes of assumption of the risk is ‘the specific, particular risk of harm associated with the activity or condition that proximately causes injury . . . .’”</w:t>
+        <w:t xml:space="preserve">, 309 Ga. App.</w:t>
+      </w:r>
+      <w:r>
+        <w:t xml:space="preserve"> </w:t>
+      </w:r>
+      <w:r>
+        <w:t xml:space="preserve">at 17. “The specific danger of which a plaintiff must be actually aware for purposes of assumption of the risk is ‘the specific, particular risk of harm associated with the activity or condition that proximately causes injury . . . .’”</w:t>
       </w:r>
       <w:r>
         <w:t xml:space="preserve"> </w:t>
@@ -3776,7 +3834,13 @@
         <w:t xml:space="preserve">Osburn v. Pilgrim</w:t>
       </w:r>
       <w:r>
-        <w:t xml:space="preserve">, 246 Ga. 688, 695 (1980).</w:t>
+        <w:t xml:space="preserve">, 246 Ga. 688,</w:t>
+      </w:r>
+      <w:r>
+        <w:t xml:space="preserve"> </w:t>
+      </w:r>
+      <w:r>
+        <w:t xml:space="preserve">695 (1980).</w:t>
       </w:r>
     </w:p>
     <w:p>
@@ -3825,7 +3889,13 @@
         <w:t xml:space="preserve">Kane v. Landscape Structures, Inc.</w:t>
       </w:r>
       <w:r>
-        <w:t xml:space="preserve">, 309 Ga. App. 14 (2011), to set forth the standard for assumption of the risk without appreciating that the underlying facts of the</w:t>
+        <w:t xml:space="preserve">, 309 Ga. App.</w:t>
+      </w:r>
+      <w:r>
+        <w:t xml:space="preserve"> </w:t>
+      </w:r>
+      <w:r>
+        <w:t xml:space="preserve">14 (2011), to set forth the standard for assumption of the risk without appreciating that the underlying facts of the</w:t>
       </w:r>
       <w:r>
         <w:t xml:space="preserve"> </w:t>
@@ -3894,7 +3964,13 @@
         <w:t xml:space="preserve">Kane</w:t>
       </w:r>
       <w:r>
-        <w:t xml:space="preserve">, 309 Ga. App. at 15</w:t>
+        <w:t xml:space="preserve">, 309 Ga. App.</w:t>
+      </w:r>
+      <w:r>
+        <w:t xml:space="preserve"> </w:t>
+      </w:r>
+      <w:r>
+        <w:t xml:space="preserve">at 15</w:t>
       </w:r>
       <w:r>
         <w:noBreakHyphen/>
@@ -3969,7 +4045,13 @@
         <w:t xml:space="preserve">Carter v. Scott</w:t>
       </w:r>
       <w:r>
-        <w:t xml:space="preserve">, 320 Ga. App. 404 (2013), in its evaluation of the assumption of the risk defense raised by Appellees. In</w:t>
+        <w:t xml:space="preserve">, 320 Ga. App.</w:t>
+      </w:r>
+      <w:r>
+        <w:t xml:space="preserve"> </w:t>
+      </w:r>
+      <w:r>
+        <w:t xml:space="preserve">404 (2013), in its evaluation of the assumption of the risk defense raised by Appellees. In</w:t>
       </w:r>
       <w:r>
         <w:t xml:space="preserve"> </w:t>
@@ -4063,7 +4145,13 @@
         <w:t xml:space="preserve">Ware v. Alston</w:t>
       </w:r>
       <w:r>
-        <w:t xml:space="preserve">, 112 Ga. App. 627, 629 (1965). The</w:t>
+        <w:t xml:space="preserve">, 112 Ga. App.</w:t>
+      </w:r>
+      <w:r>
+        <w:t xml:space="preserve"> </w:t>
+      </w:r>
+      <w:r>
+        <w:t xml:space="preserve">627, 629 (1965). The</w:t>
       </w:r>
       <w:r>
         <w:t xml:space="preserve"> </w:t>
@@ -4132,7 +4220,13 @@
         <w:t xml:space="preserve">Reed</w:t>
       </w:r>
       <w:r>
-        <w:t xml:space="preserve">, 327 Ga. App. 130 (2014). Moreover, the existence of even slight evidence that gives rise to a triable issue of material fact will suffice to defeat summary judgment.</w:t>
+        <w:t xml:space="preserve">, 327 Ga. App.</w:t>
+      </w:r>
+      <w:r>
+        <w:t xml:space="preserve"> </w:t>
+      </w:r>
+      <w:r>
+        <w:t xml:space="preserve">130 (2014). Moreover, the existence of even slight evidence that gives rise to a triable issue of material fact will suffice to defeat summary judgment.</w:t>
       </w:r>
       <w:r>
         <w:t xml:space="preserve"> </w:t>
@@ -4145,715 +4239,730 @@
         <w:t xml:space="preserve">Albright</w:t>
       </w:r>
       <w:r>
-        <w:t xml:space="preserve">, 373 Ga. App. 798 at 805 (2024). Therefore, Appellant respectfully requests that this Honorable Court reverse the Trial Court’s ruling on summary judgment and remit for further proceedings in that Court.</w:t>
-      </w:r>
+        <w:t xml:space="preserve">, 373 Ga. App.</w:t>
+      </w:r>
+      <w:r>
+        <w:t xml:space="preserve"> </w:t>
+      </w:r>
+      <w:r>
+        <w:t xml:space="preserve">798 at 805 (2024). Therefore, Appellant respectfully requests that this Honorable Court reverse the Trial Court’s ruling on summary judgment and remit for further proceedings in that Court.</w:t>
+      </w:r>
+    </w:p>
+    <w:tbl>
+      <w:tblPr>
+        <w:tblW w:w="9360" w:type="dxa"/>
+        <w:tblLayout w:type="fixed"/>
+        <w:tblCellMar>
+          <w:top w:w="0" w:type="dxa"/>
+          <w:left w:w="0" w:type="dxa"/>
+          <w:bottom w:w="0" w:type="dxa"/>
+          <w:right w:w="0" w:type="dxa"/>
+        </w:tblCellMar>
+        <w:tblLook w:val="0000" w:firstRow="0" w:lastRow="0" w:firstColumn="0" w:lastColumn="0" w:noHBand="0" w:noVBand="0"/>
+      </w:tblPr>
+      <w:tblGrid>
+        <w:gridCol w:w="9360"/>
+      </w:tblGrid>
+      <w:tr>
+        <w:trPr>
+          <w:cantSplit/>
+        </w:trPr>
+        <w:tc>
+          <w:tcPr>
+            <w:tcW w:w="9360" w:type="dxa"/>
+          </w:tcPr>
+          <w:p>
+            <w:pPr>
+              <w:spacing w:before="0" w:after="0" w:line="644" w:lineRule="exact"/>
+              <w:ind w:left="0" w:firstLine="720"/>
+              <w:jc w:val="left"/>
+            </w:pPr>
+            <w:r>
+              <w:t xml:space="preserve">This</w:t>
+            </w:r>
+            <w:r>
+              <w:t xml:space="preserve"> </w:t>
+            </w:r>
+            <w:r>
+              <w:t xml:space="preserve">submission</w:t>
+            </w:r>
+            <w:r>
+              <w:t xml:space="preserve"> </w:t>
+            </w:r>
+            <w:r>
+              <w:t xml:space="preserve">does</w:t>
+            </w:r>
+            <w:r>
+              <w:t xml:space="preserve"> </w:t>
+            </w:r>
+            <w:r>
+              <w:t xml:space="preserve">not</w:t>
+            </w:r>
+            <w:r>
+              <w:t xml:space="preserve"> </w:t>
+            </w:r>
+            <w:r>
+              <w:t xml:space="preserve">exceed</w:t>
+            </w:r>
+            <w:r>
+              <w:t xml:space="preserve"> </w:t>
+            </w:r>
+            <w:r>
+              <w:t xml:space="preserve">the</w:t>
+            </w:r>
+            <w:r>
+              <w:t xml:space="preserve"> </w:t>
+            </w:r>
+            <w:r>
+              <w:t xml:space="preserve">word</w:t>
+            </w:r>
+            <w:r>
+              <w:t xml:space="preserve"> </w:t>
+            </w:r>
+            <w:r>
+              <w:t xml:space="preserve">count</w:t>
+            </w:r>
+            <w:r>
+              <w:t xml:space="preserve"> </w:t>
+            </w:r>
+            <w:r>
+              <w:t xml:space="preserve">limit</w:t>
+            </w:r>
+            <w:r>
+              <w:t xml:space="preserve"> </w:t>
+            </w:r>
+            <w:r>
+              <w:t xml:space="preserve">imposed</w:t>
+            </w:r>
+            <w:r>
+              <w:t xml:space="preserve"> </w:t>
+            </w:r>
+            <w:r>
+              <w:t xml:space="preserve">by</w:t>
+            </w:r>
+            <w:r>
+              <w:t xml:space="preserve"> </w:t>
+            </w:r>
+            <w:r>
+              <w:t xml:space="preserve">Rule</w:t>
+            </w:r>
+            <w:r>
+              <w:t xml:space="preserve"> </w:t>
+            </w:r>
+            <w:r>
+              <w:t xml:space="preserve">24.</w:t>
+            </w:r>
+          </w:p>
+          <w:p>
+            <w:pPr>
+              <w:spacing w:before="0" w:after="0" w:line="644" w:lineRule="exact"/>
+              <w:ind w:left="0" w:firstLine="720"/>
+              <w:jc w:val="left"/>
+            </w:pPr>
+            <w:r>
+              <w:t xml:space="preserve">Respectfully</w:t>
+            </w:r>
+            <w:r>
+              <w:t xml:space="preserve"> </w:t>
+            </w:r>
+            <w:r>
+              <w:t xml:space="preserve">submitted</w:t>
+            </w:r>
+            <w:r>
+              <w:t xml:space="preserve"> </w:t>
+            </w:r>
+            <w:r>
+              <w:t xml:space="preserve">this</w:t>
+            </w:r>
+            <w:r>
+              <w:t xml:space="preserve"> </w:t>
+            </w:r>
+            <w:r>
+              <w:t xml:space="preserve">26th</w:t>
+            </w:r>
+            <w:r>
+              <w:t xml:space="preserve"> </w:t>
+            </w:r>
+            <w:r>
+              <w:t xml:space="preserve">day</w:t>
+            </w:r>
+            <w:r>
+              <w:t xml:space="preserve"> </w:t>
+            </w:r>
+            <w:r>
+              <w:t xml:space="preserve">of</w:t>
+            </w:r>
+            <w:r>
+              <w:t xml:space="preserve"> </w:t>
+            </w:r>
+            <w:r>
+              <w:t xml:space="preserve">January</w:t>
+            </w:r>
+            <w:r>
+              <w:t xml:space="preserve"> </w:t>
+            </w:r>
+            <w:r>
+              <w:t xml:space="preserve">2026.</w:t>
+            </w:r>
+          </w:p>
+          <w:p>
+            <w:pPr>
+              <w:spacing w:before="160" w:after="0" w:line="322" w:lineRule="exact"/>
+              <w:ind w:left="4608" w:firstLine="0"/>
+              <w:jc w:val="left"/>
+            </w:pPr>
+            <w:r>
+              <w:rPr>
+                <w:b/>
+                <w:bCs/>
+              </w:rPr>
+              <w:t xml:space="preserve">JODY</w:t>
+            </w:r>
+            <w:r>
+              <w:rPr>
+                <w:b/>
+                <w:bCs/>
+              </w:rPr>
+              <w:t xml:space="preserve"> </w:t>
+            </w:r>
+            <w:r>
+              <w:rPr>
+                <w:b/>
+                <w:bCs/>
+              </w:rPr>
+              <w:t xml:space="preserve">D.</w:t>
+            </w:r>
+            <w:r>
+              <w:rPr>
+                <w:b/>
+                <w:bCs/>
+              </w:rPr>
+              <w:t xml:space="preserve"> </w:t>
+            </w:r>
+            <w:r>
+              <w:rPr>
+                <w:b/>
+                <w:bCs/>
+              </w:rPr>
+              <w:t xml:space="preserve">PETERMAN,</w:t>
+            </w:r>
+            <w:r>
+              <w:rPr>
+                <w:b/>
+                <w:bCs/>
+              </w:rPr>
+              <w:t xml:space="preserve"> </w:t>
+            </w:r>
+            <w:r>
+              <w:rPr>
+                <w:b/>
+                <w:bCs/>
+              </w:rPr>
+              <w:t xml:space="preserve">LLC</w:t>
+            </w:r>
+          </w:p>
+          <w:p>
+            <w:pPr>
+              <w:spacing w:before="240" w:after="0" w:line="322" w:lineRule="exact"/>
+              <w:ind w:left="4608" w:firstLine="0"/>
+              <w:jc w:val="left"/>
+            </w:pPr>
+            <w:r>
+              <w:rPr>
+                <w:u w:val="single"/>
+              </w:rPr>
+              <w:t xml:space="preserve">/s/</w:t>
+            </w:r>
+            <w:r>
+              <w:rPr>
+                <w:u w:val="single"/>
+              </w:rPr>
+              <w:t xml:space="preserve"> </w:t>
+            </w:r>
+            <w:r>
+              <w:rPr>
+                <w:i/>
+                <w:iCs/>
+                <w:u w:val="single"/>
+              </w:rPr>
+              <w:t xml:space="preserve">Jody</w:t>
+            </w:r>
+            <w:r>
+              <w:rPr>
+                <w:i/>
+                <w:iCs/>
+                <w:u w:val="single"/>
+              </w:rPr>
+              <w:t xml:space="preserve"> </w:t>
+            </w:r>
+            <w:r>
+              <w:rPr>
+                <w:i/>
+                <w:iCs/>
+                <w:u w:val="single"/>
+              </w:rPr>
+              <w:t xml:space="preserve">D.</w:t>
+            </w:r>
+            <w:r>
+              <w:rPr>
+                <w:i/>
+                <w:iCs/>
+                <w:u w:val="single"/>
+              </w:rPr>
+              <w:t xml:space="preserve"> </w:t>
+            </w:r>
+            <w:r>
+              <w:rPr>
+                <w:i/>
+                <w:iCs/>
+                <w:u w:val="single"/>
+              </w:rPr>
+              <w:t xml:space="preserve">Peterman</w:t>
+            </w:r>
+          </w:p>
+          <w:p>
+            <w:pPr>
+              <w:spacing w:before="0" w:after="0" w:line="322" w:lineRule="exact"/>
+              <w:ind w:left="4608" w:firstLine="0"/>
+              <w:jc w:val="left"/>
+            </w:pPr>
+            <w:r>
+              <w:t xml:space="preserve">Jody</w:t>
+            </w:r>
+            <w:r>
+              <w:t xml:space="preserve"> </w:t>
+            </w:r>
+            <w:r>
+              <w:t xml:space="preserve">D.</w:t>
+            </w:r>
+            <w:r>
+              <w:t xml:space="preserve"> </w:t>
+            </w:r>
+            <w:r>
+              <w:t xml:space="preserve">Peterman</w:t>
+            </w:r>
+          </w:p>
+          <w:p>
+            <w:pPr>
+              <w:spacing w:before="0" w:after="0" w:line="322" w:lineRule="exact"/>
+              <w:ind w:left="4608" w:firstLine="0"/>
+              <w:jc w:val="left"/>
+            </w:pPr>
+            <w:r>
+              <w:t xml:space="preserve">Georgia</w:t>
+            </w:r>
+            <w:r>
+              <w:t xml:space="preserve"> </w:t>
+            </w:r>
+            <w:r>
+              <w:t xml:space="preserve">Bar</w:t>
+            </w:r>
+            <w:r>
+              <w:t xml:space="preserve"> </w:t>
+            </w:r>
+            <w:r>
+              <w:t xml:space="preserve">No.</w:t>
+            </w:r>
+            <w:r>
+              <w:t xml:space="preserve"> </w:t>
+            </w:r>
+            <w:r>
+              <w:t xml:space="preserve">573552</w:t>
+            </w:r>
+          </w:p>
+          <w:p>
+            <w:pPr>
+              <w:spacing w:before="240" w:after="0" w:line="322" w:lineRule="exact"/>
+              <w:ind w:left="4608" w:firstLine="0"/>
+              <w:jc w:val="left"/>
+            </w:pPr>
+            <w:r>
+              <w:rPr>
+                <w:u w:val="single"/>
+              </w:rPr>
+              <w:t xml:space="preserve">/s/</w:t>
+            </w:r>
+            <w:r>
+              <w:rPr>
+                <w:u w:val="single"/>
+              </w:rPr>
+              <w:t xml:space="preserve"> </w:t>
+            </w:r>
+            <w:r>
+              <w:rPr>
+                <w:i/>
+                <w:iCs/>
+                <w:u w:val="single"/>
+              </w:rPr>
+              <w:t xml:space="preserve">T.</w:t>
+            </w:r>
+            <w:r>
+              <w:rPr>
+                <w:i/>
+                <w:iCs/>
+                <w:u w:val="single"/>
+              </w:rPr>
+              <w:t xml:space="preserve"> </w:t>
+            </w:r>
+            <w:r>
+              <w:rPr>
+                <w:i/>
+                <w:iCs/>
+                <w:u w:val="single"/>
+              </w:rPr>
+              <w:t xml:space="preserve">Michael</w:t>
+            </w:r>
+            <w:r>
+              <w:rPr>
+                <w:i/>
+                <w:iCs/>
+                <w:u w:val="single"/>
+              </w:rPr>
+              <w:t xml:space="preserve"> </w:t>
+            </w:r>
+            <w:r>
+              <w:rPr>
+                <w:i/>
+                <w:iCs/>
+                <w:u w:val="single"/>
+              </w:rPr>
+              <w:t xml:space="preserve">Burke,</w:t>
+            </w:r>
+            <w:r>
+              <w:rPr>
+                <w:i/>
+                <w:iCs/>
+                <w:u w:val="single"/>
+              </w:rPr>
+              <w:t xml:space="preserve"> </w:t>
+            </w:r>
+            <w:r>
+              <w:rPr>
+                <w:i/>
+                <w:iCs/>
+                <w:u w:val="single"/>
+              </w:rPr>
+              <w:t xml:space="preserve">Jr.</w:t>
+            </w:r>
+          </w:p>
+          <w:p>
+            <w:pPr>
+              <w:spacing w:before="0" w:after="0" w:line="322" w:lineRule="exact"/>
+              <w:ind w:left="4608" w:firstLine="0"/>
+              <w:jc w:val="left"/>
+            </w:pPr>
+            <w:r>
+              <w:t xml:space="preserve">T.</w:t>
+            </w:r>
+            <w:r>
+              <w:t xml:space="preserve"> </w:t>
+            </w:r>
+            <w:r>
+              <w:t xml:space="preserve">Michael</w:t>
+            </w:r>
+            <w:r>
+              <w:t xml:space="preserve"> </w:t>
+            </w:r>
+            <w:r>
+              <w:t xml:space="preserve">Burke,</w:t>
+            </w:r>
+            <w:r>
+              <w:t xml:space="preserve"> </w:t>
+            </w:r>
+            <w:r>
+              <w:t xml:space="preserve">Jr.</w:t>
+            </w:r>
+          </w:p>
+          <w:p>
+            <w:pPr>
+              <w:spacing w:before="0" w:after="0" w:line="322" w:lineRule="exact"/>
+              <w:ind w:left="4608" w:firstLine="0"/>
+              <w:jc w:val="left"/>
+            </w:pPr>
+            <w:r>
+              <w:t xml:space="preserve">Georgia</w:t>
+            </w:r>
+            <w:r>
+              <w:t xml:space="preserve"> </w:t>
+            </w:r>
+            <w:r>
+              <w:t xml:space="preserve">Bar</w:t>
+            </w:r>
+            <w:r>
+              <w:t xml:space="preserve"> </w:t>
+            </w:r>
+            <w:r>
+              <w:t xml:space="preserve">No.</w:t>
+            </w:r>
+            <w:r>
+              <w:t xml:space="preserve"> </w:t>
+            </w:r>
+            <w:r>
+              <w:t xml:space="preserve">106106</w:t>
+            </w:r>
+          </w:p>
+          <w:p>
+            <w:pPr>
+              <w:spacing w:before="240" w:after="0" w:line="322" w:lineRule="exact"/>
+              <w:ind w:left="4608" w:firstLine="0"/>
+              <w:jc w:val="left"/>
+            </w:pPr>
+            <w:r>
+              <w:rPr>
+                <w:u w:val="single"/>
+              </w:rPr>
+              <w:t xml:space="preserve">/s/</w:t>
+            </w:r>
+            <w:r>
+              <w:rPr>
+                <w:u w:val="single"/>
+              </w:rPr>
+              <w:t xml:space="preserve"> </w:t>
+            </w:r>
+            <w:r>
+              <w:rPr>
+                <w:i/>
+                <w:iCs/>
+                <w:u w:val="single"/>
+              </w:rPr>
+              <w:t xml:space="preserve">Stephen</w:t>
+            </w:r>
+            <w:r>
+              <w:rPr>
+                <w:i/>
+                <w:iCs/>
+                <w:u w:val="single"/>
+              </w:rPr>
+              <w:t xml:space="preserve"> </w:t>
+            </w:r>
+            <w:r>
+              <w:rPr>
+                <w:i/>
+                <w:iCs/>
+                <w:u w:val="single"/>
+              </w:rPr>
+              <w:t xml:space="preserve">D.</w:t>
+            </w:r>
+            <w:r>
+              <w:rPr>
+                <w:i/>
+                <w:iCs/>
+                <w:u w:val="single"/>
+              </w:rPr>
+              <w:t xml:space="preserve"> </w:t>
+            </w:r>
+            <w:r>
+              <w:rPr>
+                <w:i/>
+                <w:iCs/>
+                <w:u w:val="single"/>
+              </w:rPr>
+              <w:t xml:space="preserve">Delk</w:t>
+            </w:r>
+          </w:p>
+          <w:p>
+            <w:pPr>
+              <w:spacing w:before="0" w:after="0" w:line="322" w:lineRule="exact"/>
+              <w:ind w:left="4608" w:firstLine="0"/>
+              <w:jc w:val="left"/>
+            </w:pPr>
+            <w:r>
+              <w:t xml:space="preserve">Stephen</w:t>
+            </w:r>
+            <w:r>
+              <w:t xml:space="preserve"> </w:t>
+            </w:r>
+            <w:r>
+              <w:t xml:space="preserve">D.</w:t>
+            </w:r>
+            <w:r>
+              <w:t xml:space="preserve"> </w:t>
+            </w:r>
+            <w:r>
+              <w:t xml:space="preserve">Delk</w:t>
+            </w:r>
+          </w:p>
+          <w:p>
+            <w:pPr>
+              <w:spacing w:before="0" w:after="0" w:line="322" w:lineRule="exact"/>
+              <w:ind w:left="4608" w:firstLine="0"/>
+              <w:jc w:val="left"/>
+            </w:pPr>
+            <w:r>
+              <w:t xml:space="preserve">Georgia</w:t>
+            </w:r>
+            <w:r>
+              <w:t xml:space="preserve"> </w:t>
+            </w:r>
+            <w:r>
+              <w:t xml:space="preserve">Bar</w:t>
+            </w:r>
+            <w:r>
+              <w:t xml:space="preserve"> </w:t>
+            </w:r>
+            <w:r>
+              <w:t xml:space="preserve">No.</w:t>
+            </w:r>
+            <w:r>
+              <w:t xml:space="preserve"> </w:t>
+            </w:r>
+            <w:r>
+              <w:t xml:space="preserve">448395</w:t>
+            </w:r>
+          </w:p>
+          <w:p>
+            <w:pPr>
+              <w:spacing w:before="160" w:after="0" w:line="322" w:lineRule="exact"/>
+              <w:ind w:left="4608" w:firstLine="0"/>
+              <w:jc w:val="left"/>
+            </w:pPr>
+            <w:r>
+              <w:rPr>
+                <w:i/>
+                <w:iCs/>
+              </w:rPr>
+              <w:t xml:space="preserve">Attorneys</w:t>
+            </w:r>
+            <w:r>
+              <w:rPr>
+                <w:i/>
+                <w:iCs/>
+              </w:rPr>
+              <w:t xml:space="preserve"> </w:t>
+            </w:r>
+            <w:r>
+              <w:rPr>
+                <w:i/>
+                <w:iCs/>
+              </w:rPr>
+              <w:t xml:space="preserve">for</w:t>
+            </w:r>
+            <w:r>
+              <w:rPr>
+                <w:i/>
+                <w:iCs/>
+              </w:rPr>
+              <w:t xml:space="preserve"> </w:t>
+            </w:r>
+            <w:r>
+              <w:rPr>
+                <w:i/>
+                <w:iCs/>
+              </w:rPr>
+              <w:t xml:space="preserve">Appellant</w:t>
+            </w:r>
+          </w:p>
+          <w:p>
+            <w:pPr>
+              <w:spacing w:before="0" w:after="0" w:line="322" w:lineRule="exact"/>
+              <w:ind w:left="4608" w:firstLine="0"/>
+              <w:jc w:val="left"/>
+            </w:pPr>
+            <w:r>
+              <w:t xml:space="preserve">304</w:t>
+            </w:r>
+            <w:r>
+              <w:t xml:space="preserve"> </w:t>
+            </w:r>
+            <w:r>
+              <w:t xml:space="preserve">N.</w:t>
+            </w:r>
+            <w:r>
+              <w:t xml:space="preserve"> </w:t>
+            </w:r>
+            <w:r>
+              <w:t xml:space="preserve">Ashley</w:t>
+            </w:r>
+            <w:r>
+              <w:t xml:space="preserve"> </w:t>
+            </w:r>
+            <w:r>
+              <w:t xml:space="preserve">St.</w:t>
+            </w:r>
+          </w:p>
+          <w:p>
+            <w:pPr>
+              <w:spacing w:before="0" w:after="0" w:line="322" w:lineRule="exact"/>
+              <w:ind w:left="4608" w:firstLine="0"/>
+              <w:jc w:val="left"/>
+            </w:pPr>
+            <w:r>
+              <w:t xml:space="preserve">Valdosta,</w:t>
+            </w:r>
+            <w:r>
+              <w:t xml:space="preserve"> </w:t>
+            </w:r>
+            <w:r>
+              <w:t xml:space="preserve">GA</w:t>
+            </w:r>
+            <w:r>
+              <w:t xml:space="preserve"> </w:t>
+            </w:r>
+            <w:r>
+              <w:t xml:space="preserve">31601</w:t>
+            </w:r>
+          </w:p>
+          <w:p>
+            <w:pPr>
+              <w:spacing w:before="0" w:after="0" w:line="322" w:lineRule="exact"/>
+              <w:ind w:left="4608" w:firstLine="0"/>
+              <w:jc w:val="left"/>
+            </w:pPr>
+            <w:r>
+              <w:t xml:space="preserve">(229)</w:t>
+            </w:r>
+            <w:r>
+              <w:t xml:space="preserve"> </w:t>
+            </w:r>
+            <w:r>
+              <w:t xml:space="preserve">588</w:t>
+              <w:noBreakHyphen/>
+              <w:t xml:space="preserve">2608</w:t>
+            </w:r>
+          </w:p>
+          <w:p>
+            <w:pPr>
+              <w:spacing w:before="0" w:after="0" w:line="322" w:lineRule="exact"/>
+              <w:ind w:left="4608" w:firstLine="0"/>
+              <w:jc w:val="left"/>
+            </w:pPr>
+            <w:r>
+              <w:t xml:space="preserve">petermanlawoffice@yahoo.com</w:t>
+            </w:r>
+          </w:p>
+          <w:p>
+            <w:pPr>
+              <w:spacing w:before="0" w:after="0" w:line="322" w:lineRule="exact"/>
+              <w:ind w:left="4608" w:firstLine="0"/>
+              <w:jc w:val="left"/>
+            </w:pPr>
+            <w:r>
+              <w:t xml:space="preserve">mburke.petermanlaw@gmail.com</w:t>
+            </w:r>
+          </w:p>
+          <w:p>
+            <w:pPr>
+              <w:spacing w:before="0" w:after="0" w:line="322" w:lineRule="exact"/>
+              <w:ind w:left="4608" w:firstLine="0"/>
+              <w:jc w:val="left"/>
+            </w:pPr>
+            <w:r>
+              <w:t xml:space="preserve">sddelk.petermanlaw@gmail.com</w:t>
+            </w:r>
+          </w:p>
+        </w:tc>
+      </w:tr>
+    </w:tbl>
+    <w:p>
+      <w:pPr>
+        <w:pageBreakBefore/>
+        <w:spacing w:before="0" w:after="0" w:line="1" w:lineRule="exact"/>
+      </w:pPr>
     </w:p>
     <w:p>
       <w:pPr>
         <w:keepNext/>
         <w:keepLines/>
-        <w:spacing w:before="0" w:after="0" w:line="644" w:lineRule="exact"/>
-        <w:ind w:left="0" w:firstLine="720"/>
-      </w:pPr>
-      <w:r>
-        <w:t xml:space="preserve">This</w:t>
-      </w:r>
-      <w:r>
-        <w:t xml:space="preserve"> </w:t>
-      </w:r>
-      <w:r>
-        <w:t xml:space="preserve">submission</w:t>
-      </w:r>
-      <w:r>
-        <w:t xml:space="preserve"> </w:t>
-      </w:r>
-      <w:r>
-        <w:t xml:space="preserve">does</w:t>
-      </w:r>
-      <w:r>
-        <w:t xml:space="preserve"> </w:t>
-      </w:r>
-      <w:r>
-        <w:t xml:space="preserve">not</w:t>
-      </w:r>
-      <w:r>
-        <w:t xml:space="preserve"> </w:t>
-      </w:r>
-      <w:r>
-        <w:t xml:space="preserve">exceed</w:t>
-      </w:r>
-      <w:r>
-        <w:t xml:space="preserve"> </w:t>
-      </w:r>
-      <w:r>
-        <w:t xml:space="preserve">the</w:t>
-      </w:r>
-      <w:r>
-        <w:t xml:space="preserve"> </w:t>
-      </w:r>
-      <w:r>
-        <w:t xml:space="preserve">word</w:t>
-      </w:r>
-      <w:r>
-        <w:t xml:space="preserve"> </w:t>
-      </w:r>
-      <w:r>
-        <w:t xml:space="preserve">count</w:t>
-      </w:r>
-      <w:r>
-        <w:t xml:space="preserve"> </w:t>
-      </w:r>
-      <w:r>
-        <w:t xml:space="preserve">limit</w:t>
-      </w:r>
-      <w:r>
-        <w:t xml:space="preserve"> </w:t>
-      </w:r>
-      <w:r>
-        <w:t xml:space="preserve">imposed</w:t>
-      </w:r>
-      <w:r>
-        <w:t xml:space="preserve"> </w:t>
-      </w:r>
-      <w:r>
-        <w:t xml:space="preserve">by</w:t>
-      </w:r>
-      <w:r>
-        <w:t xml:space="preserve"> </w:t>
-      </w:r>
-      <w:r>
-        <w:t xml:space="preserve">Rule</w:t>
-      </w:r>
-      <w:r>
-        <w:t xml:space="preserve"> </w:t>
-      </w:r>
-      <w:r>
-        <w:t xml:space="preserve">24.</w:t>
-      </w:r>
-    </w:p>
-    <w:p>
-      <w:pPr>
-        <w:keepNext/>
-        <w:keepLines/>
-        <w:spacing w:before="0" w:after="0" w:line="644" w:lineRule="exact"/>
-        <w:ind w:left="0" w:firstLine="720"/>
-      </w:pPr>
-      <w:r>
-        <w:t xml:space="preserve">Respectfully</w:t>
-      </w:r>
-      <w:r>
-        <w:t xml:space="preserve"> </w:t>
-      </w:r>
-      <w:r>
-        <w:t xml:space="preserve">submitted</w:t>
-      </w:r>
-      <w:r>
-        <w:t xml:space="preserve"> </w:t>
-      </w:r>
-      <w:r>
-        <w:t xml:space="preserve">this</w:t>
-      </w:r>
-      <w:r>
-        <w:t xml:space="preserve"> </w:t>
-      </w:r>
-      <w:r>
-        <w:t xml:space="preserve">26th</w:t>
-      </w:r>
-      <w:r>
-        <w:t xml:space="preserve"> </w:t>
-      </w:r>
-      <w:r>
-        <w:t xml:space="preserve">day</w:t>
-      </w:r>
-      <w:r>
-        <w:t xml:space="preserve"> </w:t>
-      </w:r>
-      <w:r>
-        <w:t xml:space="preserve">of</w:t>
-      </w:r>
-      <w:r>
-        <w:t xml:space="preserve"> </w:t>
-      </w:r>
-      <w:r>
-        <w:t xml:space="preserve">January</w:t>
-      </w:r>
-      <w:r>
-        <w:t xml:space="preserve"> </w:t>
-      </w:r>
-      <w:r>
-        <w:t xml:space="preserve">2026.</w:t>
-      </w:r>
-    </w:p>
-    <w:p>
-      <w:pPr>
-        <w:keepNext/>
-        <w:keepLines/>
-        <w:spacing w:before="160" w:after="0" w:line="322" w:lineRule="exact"/>
-        <w:ind w:left="4608" w:firstLine="0"/>
-      </w:pPr>
-      <w:r>
-        <w:rPr>
-          <w:b/>
-          <w:bCs/>
-        </w:rPr>
-        <w:t xml:space="preserve">JODY</w:t>
-      </w:r>
-      <w:r>
-        <w:rPr>
-          <w:b/>
-          <w:bCs/>
-        </w:rPr>
-        <w:t xml:space="preserve"> </w:t>
-      </w:r>
-      <w:r>
-        <w:rPr>
-          <w:b/>
-          <w:bCs/>
-        </w:rPr>
-        <w:t xml:space="preserve">D.</w:t>
-      </w:r>
-      <w:r>
-        <w:rPr>
-          <w:b/>
-          <w:bCs/>
-        </w:rPr>
-        <w:t xml:space="preserve"> </w:t>
-      </w:r>
-      <w:r>
-        <w:rPr>
-          <w:b/>
-          <w:bCs/>
-        </w:rPr>
-        <w:t xml:space="preserve">PETERMAN,</w:t>
-      </w:r>
-      <w:r>
-        <w:rPr>
-          <w:b/>
-          <w:bCs/>
-        </w:rPr>
-        <w:t xml:space="preserve"> </w:t>
-      </w:r>
-      <w:r>
-        <w:rPr>
-          <w:b/>
-          <w:bCs/>
-        </w:rPr>
-        <w:t xml:space="preserve">LLC</w:t>
-      </w:r>
-    </w:p>
-    <w:p>
-      <w:pPr>
-        <w:keepNext/>
-        <w:keepLines/>
-        <w:spacing w:before="240" w:after="0" w:line="322" w:lineRule="exact"/>
-        <w:ind w:left="4608" w:firstLine="0"/>
-      </w:pPr>
-      <w:r>
-        <w:rPr>
-          <w:u w:val="single"/>
-        </w:rPr>
-        <w:t xml:space="preserve">/s/</w:t>
-      </w:r>
-      <w:r>
-        <w:rPr>
-          <w:u w:val="single"/>
-        </w:rPr>
-        <w:t xml:space="preserve"> </w:t>
-      </w:r>
-      <w:r>
-        <w:rPr>
-          <w:i/>
-          <w:iCs/>
-          <w:u w:val="single"/>
-        </w:rPr>
-        <w:t xml:space="preserve">Jody</w:t>
-      </w:r>
-      <w:r>
-        <w:rPr>
-          <w:i/>
-          <w:iCs/>
-          <w:u w:val="single"/>
-        </w:rPr>
-        <w:t xml:space="preserve"> </w:t>
-      </w:r>
-      <w:r>
-        <w:rPr>
-          <w:i/>
-          <w:iCs/>
-          <w:u w:val="single"/>
-        </w:rPr>
-        <w:t xml:space="preserve">D.</w:t>
-      </w:r>
-      <w:r>
-        <w:rPr>
-          <w:i/>
-          <w:iCs/>
-          <w:u w:val="single"/>
-        </w:rPr>
-        <w:t xml:space="preserve"> </w:t>
-      </w:r>
-      <w:r>
-        <w:rPr>
-          <w:i/>
-          <w:iCs/>
-          <w:u w:val="single"/>
-        </w:rPr>
-        <w:t xml:space="preserve">Peterman</w:t>
-      </w:r>
-    </w:p>
-    <w:p>
-      <w:pPr>
-        <w:keepNext/>
-        <w:keepLines/>
-        <w:spacing w:before="0" w:after="0" w:line="322" w:lineRule="exact"/>
-        <w:ind w:left="4608" w:firstLine="0"/>
-      </w:pPr>
-      <w:r>
-        <w:t xml:space="preserve">Jody</w:t>
-      </w:r>
-      <w:r>
-        <w:t xml:space="preserve"> </w:t>
-      </w:r>
-      <w:r>
-        <w:t xml:space="preserve">D.</w:t>
-      </w:r>
-      <w:r>
-        <w:t xml:space="preserve"> </w:t>
-      </w:r>
-      <w:r>
-        <w:t xml:space="preserve">Peterman</w:t>
-      </w:r>
-    </w:p>
-    <w:p>
-      <w:pPr>
-        <w:keepNext/>
-        <w:keepLines/>
-        <w:spacing w:before="0" w:after="0" w:line="322" w:lineRule="exact"/>
-        <w:ind w:left="4608" w:firstLine="0"/>
-      </w:pPr>
-      <w:r>
-        <w:t xml:space="preserve">Georgia</w:t>
-      </w:r>
-      <w:r>
-        <w:t xml:space="preserve"> </w:t>
-      </w:r>
-      <w:r>
-        <w:t xml:space="preserve">Bar</w:t>
-      </w:r>
-      <w:r>
-        <w:t xml:space="preserve"> </w:t>
-      </w:r>
-      <w:r>
-        <w:t xml:space="preserve">No.</w:t>
-      </w:r>
-      <w:r>
-        <w:t xml:space="preserve"> </w:t>
-      </w:r>
-      <w:r>
-        <w:t xml:space="preserve">573552</w:t>
-      </w:r>
-    </w:p>
-    <w:p>
-      <w:pPr>
-        <w:keepNext/>
-        <w:keepLines/>
-        <w:spacing w:before="240" w:after="0" w:line="322" w:lineRule="exact"/>
-        <w:ind w:left="4608" w:firstLine="0"/>
-      </w:pPr>
-      <w:r>
-        <w:rPr>
-          <w:u w:val="single"/>
-        </w:rPr>
-        <w:t xml:space="preserve">/s/</w:t>
-      </w:r>
-      <w:r>
-        <w:rPr>
-          <w:u w:val="single"/>
-        </w:rPr>
-        <w:t xml:space="preserve"> </w:t>
-      </w:r>
-      <w:r>
-        <w:rPr>
-          <w:i/>
-          <w:iCs/>
-          <w:u w:val="single"/>
-        </w:rPr>
-        <w:t xml:space="preserve">T.</w:t>
-      </w:r>
-      <w:r>
-        <w:rPr>
-          <w:i/>
-          <w:iCs/>
-          <w:u w:val="single"/>
-        </w:rPr>
-        <w:t xml:space="preserve"> </w:t>
-      </w:r>
-      <w:r>
-        <w:rPr>
-          <w:i/>
-          <w:iCs/>
-          <w:u w:val="single"/>
-        </w:rPr>
-        <w:t xml:space="preserve">Michael</w:t>
-      </w:r>
-      <w:r>
-        <w:rPr>
-          <w:i/>
-          <w:iCs/>
-          <w:u w:val="single"/>
-        </w:rPr>
-        <w:t xml:space="preserve"> </w:t>
-      </w:r>
-      <w:r>
-        <w:rPr>
-          <w:i/>
-          <w:iCs/>
-          <w:u w:val="single"/>
-        </w:rPr>
-        <w:t xml:space="preserve">Burke,</w:t>
-      </w:r>
-      <w:r>
-        <w:rPr>
-          <w:i/>
-          <w:iCs/>
-          <w:u w:val="single"/>
-        </w:rPr>
-        <w:t xml:space="preserve"> </w:t>
-      </w:r>
-      <w:r>
-        <w:rPr>
-          <w:i/>
-          <w:iCs/>
-          <w:u w:val="single"/>
-        </w:rPr>
-        <w:t xml:space="preserve">Jr.</w:t>
-      </w:r>
-    </w:p>
-    <w:p>
-      <w:pPr>
-        <w:keepNext/>
-        <w:keepLines/>
-        <w:spacing w:before="0" w:after="0" w:line="322" w:lineRule="exact"/>
-        <w:ind w:left="4608" w:firstLine="0"/>
-      </w:pPr>
-      <w:r>
-        <w:t xml:space="preserve">T.</w:t>
-      </w:r>
-      <w:r>
-        <w:t xml:space="preserve"> </w:t>
-      </w:r>
-      <w:r>
-        <w:t xml:space="preserve">Michael</w:t>
-      </w:r>
-      <w:r>
-        <w:t xml:space="preserve"> </w:t>
-      </w:r>
-      <w:r>
-        <w:t xml:space="preserve">Burke,</w:t>
-      </w:r>
-      <w:r>
-        <w:t xml:space="preserve"> </w:t>
-      </w:r>
-      <w:r>
-        <w:t xml:space="preserve">Jr.</w:t>
-      </w:r>
-    </w:p>
-    <w:p>
-      <w:pPr>
-        <w:keepNext/>
-        <w:keepLines/>
-        <w:spacing w:before="0" w:after="0" w:line="322" w:lineRule="exact"/>
-        <w:ind w:left="4608" w:firstLine="0"/>
-      </w:pPr>
-      <w:r>
-        <w:t xml:space="preserve">Georgia</w:t>
-      </w:r>
-      <w:r>
-        <w:t xml:space="preserve"> </w:t>
-      </w:r>
-      <w:r>
-        <w:t xml:space="preserve">Bar</w:t>
-      </w:r>
-      <w:r>
-        <w:t xml:space="preserve"> </w:t>
-      </w:r>
-      <w:r>
-        <w:t xml:space="preserve">No.</w:t>
-      </w:r>
-      <w:r>
-        <w:t xml:space="preserve"> </w:t>
-      </w:r>
-      <w:r>
-        <w:t xml:space="preserve">106106</w:t>
-      </w:r>
-    </w:p>
-    <w:p>
-      <w:pPr>
-        <w:keepNext/>
-        <w:keepLines/>
-        <w:spacing w:before="240" w:after="0" w:line="322" w:lineRule="exact"/>
-        <w:ind w:left="4608" w:firstLine="0"/>
-      </w:pPr>
-      <w:r>
-        <w:rPr>
-          <w:u w:val="single"/>
-        </w:rPr>
-        <w:t xml:space="preserve">/s/</w:t>
-      </w:r>
-      <w:r>
-        <w:rPr>
-          <w:u w:val="single"/>
-        </w:rPr>
-        <w:t xml:space="preserve"> </w:t>
-      </w:r>
-      <w:r>
-        <w:rPr>
-          <w:i/>
-          <w:iCs/>
-          <w:u w:val="single"/>
-        </w:rPr>
-        <w:t xml:space="preserve">Stephen</w:t>
-      </w:r>
-      <w:r>
-        <w:rPr>
-          <w:i/>
-          <w:iCs/>
-          <w:u w:val="single"/>
-        </w:rPr>
-        <w:t xml:space="preserve"> </w:t>
-      </w:r>
-      <w:r>
-        <w:rPr>
-          <w:i/>
-          <w:iCs/>
-          <w:u w:val="single"/>
-        </w:rPr>
-        <w:t xml:space="preserve">D.</w:t>
-      </w:r>
-      <w:r>
-        <w:rPr>
-          <w:i/>
-          <w:iCs/>
-          <w:u w:val="single"/>
-        </w:rPr>
-        <w:t xml:space="preserve"> </w:t>
-      </w:r>
-      <w:r>
-        <w:rPr>
-          <w:i/>
-          <w:iCs/>
-          <w:u w:val="single"/>
-        </w:rPr>
-        <w:t xml:space="preserve">Delk</w:t>
-      </w:r>
-    </w:p>
-    <w:p>
-      <w:pPr>
-        <w:keepNext/>
-        <w:keepLines/>
-        <w:spacing w:before="0" w:after="0" w:line="322" w:lineRule="exact"/>
-        <w:ind w:left="4608" w:firstLine="0"/>
-      </w:pPr>
-      <w:r>
-        <w:t xml:space="preserve">Stephen</w:t>
-      </w:r>
-      <w:r>
-        <w:t xml:space="preserve"> </w:t>
-      </w:r>
-      <w:r>
-        <w:t xml:space="preserve">D.</w:t>
-      </w:r>
-      <w:r>
-        <w:t xml:space="preserve"> </w:t>
-      </w:r>
-      <w:r>
-        <w:t xml:space="preserve">Delk</w:t>
-      </w:r>
-    </w:p>
-    <w:p>
-      <w:pPr>
-        <w:keepNext/>
-        <w:keepLines/>
-        <w:spacing w:before="0" w:after="0" w:line="322" w:lineRule="exact"/>
-        <w:ind w:left="4608" w:firstLine="0"/>
-      </w:pPr>
-      <w:r>
-        <w:t xml:space="preserve">Georgia</w:t>
-      </w:r>
-      <w:r>
-        <w:t xml:space="preserve"> </w:t>
-      </w:r>
-      <w:r>
-        <w:t xml:space="preserve">Bar</w:t>
-      </w:r>
-      <w:r>
-        <w:t xml:space="preserve"> </w:t>
-      </w:r>
-      <w:r>
-        <w:t xml:space="preserve">No.</w:t>
-      </w:r>
-      <w:r>
-        <w:t xml:space="preserve"> </w:t>
-      </w:r>
-      <w:r>
-        <w:t xml:space="preserve">448395</w:t>
-      </w:r>
-    </w:p>
-    <w:p>
-      <w:pPr>
-        <w:keepNext/>
-        <w:keepLines/>
-        <w:spacing w:before="160" w:after="0" w:line="322" w:lineRule="exact"/>
-        <w:ind w:left="4608" w:firstLine="0"/>
-      </w:pPr>
-      <w:r>
-        <w:rPr>
-          <w:i/>
-          <w:iCs/>
-        </w:rPr>
-        <w:t xml:space="preserve">Attorneys</w:t>
-      </w:r>
-      <w:r>
-        <w:rPr>
-          <w:i/>
-          <w:iCs/>
-        </w:rPr>
-        <w:t xml:space="preserve"> </w:t>
-      </w:r>
-      <w:r>
-        <w:rPr>
-          <w:i/>
-          <w:iCs/>
-        </w:rPr>
-        <w:t xml:space="preserve">for</w:t>
-      </w:r>
-      <w:r>
-        <w:rPr>
-          <w:i/>
-          <w:iCs/>
-        </w:rPr>
-        <w:t xml:space="preserve"> </w:t>
-      </w:r>
-      <w:r>
-        <w:rPr>
-          <w:i/>
-          <w:iCs/>
-        </w:rPr>
-        <w:t xml:space="preserve">Appellant</w:t>
-      </w:r>
-    </w:p>
-    <w:p>
-      <w:pPr>
-        <w:keepNext/>
-        <w:keepLines/>
-        <w:spacing w:before="0" w:after="0" w:line="322" w:lineRule="exact"/>
-        <w:ind w:left="4608" w:firstLine="0"/>
-      </w:pPr>
-      <w:r>
-        <w:t xml:space="preserve">304</w:t>
-      </w:r>
-      <w:r>
-        <w:t xml:space="preserve"> </w:t>
-      </w:r>
-      <w:r>
-        <w:t xml:space="preserve">N.</w:t>
-      </w:r>
-      <w:r>
-        <w:t xml:space="preserve"> </w:t>
-      </w:r>
-      <w:r>
-        <w:t xml:space="preserve">Ashley</w:t>
-      </w:r>
-      <w:r>
-        <w:t xml:space="preserve"> </w:t>
-      </w:r>
-      <w:r>
-        <w:t xml:space="preserve">St.</w:t>
-      </w:r>
-    </w:p>
-    <w:p>
-      <w:pPr>
-        <w:keepNext/>
-        <w:keepLines/>
-        <w:spacing w:before="0" w:after="0" w:line="322" w:lineRule="exact"/>
-        <w:ind w:left="4608" w:firstLine="0"/>
-      </w:pPr>
-      <w:r>
-        <w:t xml:space="preserve">Valdosta,</w:t>
-      </w:r>
-      <w:r>
-        <w:t xml:space="preserve"> </w:t>
-      </w:r>
-      <w:r>
-        <w:t xml:space="preserve">GA</w:t>
-      </w:r>
-      <w:r>
-        <w:t xml:space="preserve"> </w:t>
-      </w:r>
-      <w:r>
-        <w:t xml:space="preserve">31601</w:t>
-      </w:r>
-    </w:p>
-    <w:p>
-      <w:pPr>
-        <w:keepNext/>
-        <w:keepLines/>
-        <w:spacing w:before="0" w:after="0" w:line="322" w:lineRule="exact"/>
-        <w:ind w:left="4608" w:firstLine="0"/>
-      </w:pPr>
-      <w:r>
-        <w:t xml:space="preserve">(229)</w:t>
-      </w:r>
-      <w:r>
-        <w:t xml:space="preserve"> </w:t>
-      </w:r>
-      <w:r>
-        <w:t xml:space="preserve">588</w:t>
-      </w:r>
-      <w:r>
-        <w:noBreakHyphen/>
-      </w:r>
-      <w:r>
-        <w:t xml:space="preserve">2608</w:t>
-      </w:r>
-    </w:p>
-    <w:p>
-      <w:pPr>
-        <w:keepNext/>
-        <w:keepLines/>
-        <w:spacing w:before="0" w:after="0" w:line="322" w:lineRule="exact"/>
-        <w:ind w:left="4608" w:firstLine="0"/>
-      </w:pPr>
-      <w:r>
-        <w:t xml:space="preserve">petermanlawoffice@yahoo.com</w:t>
-      </w:r>
-    </w:p>
-    <w:p>
-      <w:pPr>
-        <w:keepNext/>
-        <w:keepLines/>
-        <w:spacing w:before="0" w:after="0" w:line="322" w:lineRule="exact"/>
-        <w:ind w:left="4608" w:firstLine="0"/>
-      </w:pPr>
-      <w:r>
-        <w:t xml:space="preserve">mburke.petermanlaw@gmail.com</w:t>
-      </w:r>
-    </w:p>
-    <w:p>
-      <w:pPr>
-        <w:keepLines/>
-        <w:spacing w:before="0" w:after="0" w:line="322" w:lineRule="exact"/>
-        <w:ind w:left="4608" w:firstLine="0"/>
-      </w:pPr>
-      <w:r>
-        <w:t xml:space="preserve">sddelk.petermanlaw@gmail.com</w:t>
-      </w:r>
-    </w:p>
-    <w:p>
-      <w:pPr>
-        <w:keepNext/>
-        <w:keepLines/>
-        <w:pageBreakBefore/>
         <w:spacing w:before="0" w:after="320" w:line="322" w:lineRule="exact"/>
         <w:ind w:left="0" w:firstLine="0"/>
         <w:jc w:val="center"/>
@@ -4898,6 +5007,7 @@
       <w:pPr>
         <w:spacing w:before="0" w:after="0" w:line="644" w:lineRule="exact"/>
         <w:ind w:left="0" w:firstLine="720"/>
+        <w:jc w:val="left"/>
       </w:pPr>
       <w:r>
         <w:t xml:space="preserve">I</w:t>
@@ -5001,881 +5111,1103 @@
     </w:p>
     <w:p>
       <w:pPr>
-        <w:keepNext/>
-        <w:keepLines/>
-        <w:spacing w:before="322" w:after="0" w:line="322" w:lineRule="exact"/>
-        <w:ind w:left="1440" w:firstLine="0"/>
-      </w:pPr>
-      <w:r>
-        <w:t xml:space="preserve">W.</w:t>
-      </w:r>
-      <w:r>
-        <w:t xml:space="preserve"> </w:t>
-      </w:r>
-      <w:r>
-        <w:t xml:space="preserve">Justin</w:t>
-      </w:r>
-      <w:r>
-        <w:t xml:space="preserve"> </w:t>
-      </w:r>
-      <w:r>
-        <w:t xml:space="preserve">Purvis,</w:t>
-      </w:r>
-      <w:r>
-        <w:t xml:space="preserve"> </w:t>
-      </w:r>
-      <w:r>
-        <w:t xml:space="preserve">Esq.</w:t>
-      </w:r>
-    </w:p>
-    <w:p>
-      <w:pPr>
-        <w:keepNext/>
-        <w:keepLines/>
         <w:spacing w:before="0" w:after="0" w:line="322" w:lineRule="exact"/>
-        <w:ind w:left="1440" w:firstLine="0"/>
-      </w:pPr>
-      <w:r>
-        <w:t xml:space="preserve">Lance</w:t>
-      </w:r>
-      <w:r>
-        <w:t xml:space="preserve"> </w:t>
-      </w:r>
-      <w:r>
-        <w:t xml:space="preserve">D.</w:t>
-      </w:r>
-      <w:r>
-        <w:t xml:space="preserve"> </w:t>
-      </w:r>
-      <w:r>
-        <w:t xml:space="preserve">Stephens,</w:t>
-      </w:r>
-      <w:r>
-        <w:t xml:space="preserve"> </w:t>
-      </w:r>
-      <w:r>
-        <w:t xml:space="preserve">Esq.</w:t>
-      </w:r>
-    </w:p>
-    <w:p>
-      <w:pPr>
-        <w:keepNext/>
-        <w:keepLines/>
+      </w:pPr>
+    </w:p>
+    <w:tbl>
+      <w:tblPr>
+        <w:tblW w:w="9360" w:type="dxa"/>
+        <w:tblLayout w:type="fixed"/>
+        <w:tblCellMar>
+          <w:top w:w="0" w:type="dxa"/>
+          <w:left w:w="0" w:type="dxa"/>
+          <w:bottom w:w="0" w:type="dxa"/>
+          <w:right w:w="0" w:type="dxa"/>
+        </w:tblCellMar>
+        <w:tblLook w:val="0000" w:firstRow="0" w:lastRow="0" w:firstColumn="0" w:lastColumn="0" w:noHBand="0" w:noVBand="0"/>
+      </w:tblPr>
+      <w:tblGrid>
+        <w:gridCol w:w="9360"/>
+      </w:tblGrid>
+      <w:tr>
+        <w:trPr>
+          <w:cantSplit/>
+        </w:trPr>
+        <w:tc>
+          <w:tcPr>
+            <w:tcW w:w="9360" w:type="dxa"/>
+          </w:tcPr>
+          <w:p>
+            <w:pPr>
+              <w:spacing w:before="0" w:after="0" w:line="322" w:lineRule="exact"/>
+              <w:ind w:left="1440" w:firstLine="0"/>
+              <w:jc w:val="left"/>
+            </w:pPr>
+            <w:r>
+              <w:t xml:space="preserve">W.</w:t>
+            </w:r>
+            <w:r>
+              <w:t xml:space="preserve"> </w:t>
+            </w:r>
+            <w:r>
+              <w:t xml:space="preserve">Justin</w:t>
+            </w:r>
+            <w:r>
+              <w:t xml:space="preserve"> </w:t>
+            </w:r>
+            <w:r>
+              <w:t xml:space="preserve">Purvis,</w:t>
+            </w:r>
+            <w:r>
+              <w:t xml:space="preserve"> </w:t>
+            </w:r>
+            <w:r>
+              <w:t xml:space="preserve">Esq.</w:t>
+            </w:r>
+          </w:p>
+          <w:p>
+            <w:pPr>
+              <w:spacing w:before="0" w:after="0" w:line="322" w:lineRule="exact"/>
+              <w:ind w:left="1440" w:firstLine="0"/>
+              <w:jc w:val="left"/>
+            </w:pPr>
+            <w:r>
+              <w:t xml:space="preserve">Lance</w:t>
+            </w:r>
+            <w:r>
+              <w:t xml:space="preserve"> </w:t>
+            </w:r>
+            <w:r>
+              <w:t xml:space="preserve">D.</w:t>
+            </w:r>
+            <w:r>
+              <w:t xml:space="preserve"> </w:t>
+            </w:r>
+            <w:r>
+              <w:t xml:space="preserve">Stephens,</w:t>
+            </w:r>
+            <w:r>
+              <w:t xml:space="preserve"> </w:t>
+            </w:r>
+            <w:r>
+              <w:t xml:space="preserve">Esq.</w:t>
+            </w:r>
+          </w:p>
+          <w:p>
+            <w:pPr>
+              <w:spacing w:before="0" w:after="0" w:line="322" w:lineRule="exact"/>
+              <w:ind w:left="1440" w:firstLine="0"/>
+              <w:jc w:val="left"/>
+            </w:pPr>
+            <w:r>
+              <w:t xml:space="preserve">YOUNG,</w:t>
+            </w:r>
+            <w:r>
+              <w:t xml:space="preserve"> </w:t>
+            </w:r>
+            <w:r>
+              <w:t xml:space="preserve">THAGARD,</w:t>
+            </w:r>
+            <w:r>
+              <w:t xml:space="preserve"> </w:t>
+            </w:r>
+            <w:r>
+              <w:t xml:space="preserve">HOFFMAN,</w:t>
+            </w:r>
+            <w:r>
+              <w:t xml:space="preserve"> </w:t>
+            </w:r>
+            <w:r>
+              <w:t xml:space="preserve">LLP</w:t>
+            </w:r>
+          </w:p>
+          <w:p>
+            <w:pPr>
+              <w:spacing w:before="0" w:after="0" w:line="322" w:lineRule="exact"/>
+              <w:ind w:left="1440" w:firstLine="0"/>
+              <w:jc w:val="left"/>
+            </w:pPr>
+            <w:r>
+              <w:t xml:space="preserve">P.O.</w:t>
+            </w:r>
+            <w:r>
+              <w:t xml:space="preserve"> </w:t>
+            </w:r>
+            <w:r>
+              <w:t xml:space="preserve">Box</w:t>
+            </w:r>
+            <w:r>
+              <w:t xml:space="preserve"> </w:t>
+            </w:r>
+            <w:r>
+              <w:t xml:space="preserve">3007</w:t>
+            </w:r>
+          </w:p>
+          <w:p>
+            <w:pPr>
+              <w:spacing w:before="0" w:after="0" w:line="322" w:lineRule="exact"/>
+              <w:ind w:left="1440" w:firstLine="0"/>
+              <w:jc w:val="left"/>
+            </w:pPr>
+            <w:r>
+              <w:t xml:space="preserve">Valdosta,</w:t>
+            </w:r>
+            <w:r>
+              <w:t xml:space="preserve"> </w:t>
+            </w:r>
+            <w:r>
+              <w:t xml:space="preserve">GA</w:t>
+            </w:r>
+            <w:r>
+              <w:t xml:space="preserve"> </w:t>
+            </w:r>
+            <w:r>
+              <w:t xml:space="preserve">31604</w:t>
+              <w:noBreakHyphen/>
+              <w:t xml:space="preserve">3007</w:t>
+            </w:r>
+          </w:p>
+          <w:p>
+            <w:pPr>
+              <w:spacing w:before="0" w:after="0" w:line="322" w:lineRule="exact"/>
+              <w:ind w:left="1440" w:firstLine="0"/>
+              <w:jc w:val="left"/>
+            </w:pPr>
+            <w:r>
+              <w:t xml:space="preserve">justinpurvis@youngthagard.com</w:t>
+            </w:r>
+          </w:p>
+          <w:p>
+            <w:pPr>
+              <w:spacing w:before="0" w:after="0" w:line="322" w:lineRule="exact"/>
+              <w:ind w:left="1440" w:firstLine="0"/>
+              <w:jc w:val="left"/>
+            </w:pPr>
+            <w:r>
+              <w:t xml:space="preserve">lancestephens@youngthagard.com</w:t>
+            </w:r>
+          </w:p>
+        </w:tc>
+      </w:tr>
+    </w:tbl>
+    <w:p>
+      <w:pPr>
         <w:spacing w:before="0" w:after="0" w:line="322" w:lineRule="exact"/>
-        <w:ind w:left="1440" w:firstLine="0"/>
-      </w:pPr>
-      <w:r>
-        <w:t xml:space="preserve">YOUNG,</w:t>
-      </w:r>
-      <w:r>
-        <w:t xml:space="preserve"> </w:t>
-      </w:r>
-      <w:r>
-        <w:t xml:space="preserve">THAGARD,</w:t>
-      </w:r>
-      <w:r>
-        <w:t xml:space="preserve"> </w:t>
-      </w:r>
-      <w:r>
-        <w:t xml:space="preserve">HOFFMAN,</w:t>
-      </w:r>
-      <w:r>
-        <w:t xml:space="preserve"> </w:t>
-      </w:r>
-      <w:r>
-        <w:t xml:space="preserve">LLP</w:t>
-      </w:r>
-    </w:p>
-    <w:p>
-      <w:pPr>
-        <w:keepNext/>
-        <w:keepLines/>
-        <w:spacing w:before="0" w:after="0" w:line="322" w:lineRule="exact"/>
-        <w:ind w:left="1440" w:firstLine="0"/>
-      </w:pPr>
-      <w:r>
-        <w:t xml:space="preserve">P.O.</w:t>
-      </w:r>
-      <w:r>
-        <w:t xml:space="preserve"> </w:t>
-      </w:r>
-      <w:r>
-        <w:t xml:space="preserve">Box</w:t>
-      </w:r>
-      <w:r>
-        <w:t xml:space="preserve"> </w:t>
-      </w:r>
-      <w:r>
-        <w:t xml:space="preserve">3007</w:t>
-      </w:r>
-    </w:p>
-    <w:p>
-      <w:pPr>
-        <w:keepNext/>
-        <w:keepLines/>
-        <w:spacing w:before="0" w:after="0" w:line="322" w:lineRule="exact"/>
-        <w:ind w:left="1440" w:firstLine="0"/>
-      </w:pPr>
-      <w:r>
-        <w:t xml:space="preserve">Valdosta,</w:t>
-      </w:r>
-      <w:r>
-        <w:t xml:space="preserve"> </w:t>
-      </w:r>
-      <w:r>
-        <w:t xml:space="preserve">GA</w:t>
-      </w:r>
-      <w:r>
-        <w:t xml:space="preserve"> </w:t>
-      </w:r>
-      <w:r>
-        <w:t xml:space="preserve">31604</w:t>
-      </w:r>
-      <w:r>
-        <w:noBreakHyphen/>
-      </w:r>
-      <w:r>
-        <w:t xml:space="preserve">3007</w:t>
-      </w:r>
-    </w:p>
-    <w:p>
-      <w:pPr>
-        <w:keepNext/>
-        <w:keepLines/>
-        <w:spacing w:before="0" w:after="0" w:line="322" w:lineRule="exact"/>
-        <w:ind w:left="1440" w:firstLine="0"/>
-      </w:pPr>
-      <w:r>
-        <w:t xml:space="preserve">justinpurvis@youngthagard.com</w:t>
-      </w:r>
-    </w:p>
-    <w:p>
-      <w:pPr>
-        <w:keepLines/>
-        <w:spacing w:before="0" w:after="322" w:line="322" w:lineRule="exact"/>
-        <w:ind w:left="1440" w:firstLine="0"/>
-      </w:pPr>
-      <w:r>
-        <w:t xml:space="preserve">lancestephens@youngthagard.com</w:t>
-      </w:r>
-    </w:p>
-    <w:p>
-      <w:pPr>
-        <w:spacing w:before="0" w:after="0" w:line="644" w:lineRule="exact"/>
-        <w:ind w:left="0" w:firstLine="720"/>
-      </w:pPr>
-      <w:r>
-        <w:t xml:space="preserve">by</w:t>
-      </w:r>
-      <w:r>
-        <w:t xml:space="preserve"> </w:t>
-      </w:r>
-      <w:r>
-        <w:t xml:space="preserve">sending</w:t>
-      </w:r>
-      <w:r>
-        <w:t xml:space="preserve"> </w:t>
-      </w:r>
-      <w:r>
-        <w:t xml:space="preserve">it</w:t>
-      </w:r>
-      <w:r>
-        <w:t xml:space="preserve"> </w:t>
-      </w:r>
-      <w:r>
-        <w:t xml:space="preserve">via</w:t>
-      </w:r>
-      <w:r>
-        <w:t xml:space="preserve"> </w:t>
-      </w:r>
-      <w:r>
-        <w:t xml:space="preserve">electronic</w:t>
-      </w:r>
-      <w:r>
-        <w:t xml:space="preserve"> </w:t>
-      </w:r>
-      <w:r>
-        <w:t xml:space="preserve">mail</w:t>
-      </w:r>
-      <w:r>
-        <w:t xml:space="preserve"> </w:t>
-      </w:r>
-      <w:r>
-        <w:t xml:space="preserve">to</w:t>
-      </w:r>
-      <w:r>
-        <w:t xml:space="preserve"> </w:t>
-      </w:r>
-      <w:r>
-        <w:t xml:space="preserve">the</w:t>
-      </w:r>
-      <w:r>
-        <w:t xml:space="preserve"> </w:t>
-      </w:r>
-      <w:r>
-        <w:t xml:space="preserve">address</w:t>
-      </w:r>
-      <w:r>
-        <w:t xml:space="preserve"> </w:t>
-      </w:r>
-      <w:r>
-        <w:t xml:space="preserve">above</w:t>
-      </w:r>
-      <w:r>
-        <w:t xml:space="preserve"> </w:t>
-      </w:r>
-      <w:r>
-        <w:t xml:space="preserve">pursuant</w:t>
-      </w:r>
-      <w:r>
-        <w:t xml:space="preserve"> </w:t>
-      </w:r>
-      <w:r>
-        <w:t xml:space="preserve">to</w:t>
-      </w:r>
-      <w:r>
-        <w:t xml:space="preserve"> </w:t>
-      </w:r>
-      <w:r>
-        <w:t xml:space="preserve">agreement</w:t>
-      </w:r>
-      <w:r>
-        <w:t xml:space="preserve"> </w:t>
-      </w:r>
-      <w:r>
-        <w:t xml:space="preserve">of</w:t>
-      </w:r>
-      <w:r>
-        <w:t xml:space="preserve"> </w:t>
-      </w:r>
-      <w:r>
-        <w:t xml:space="preserve">counsel.</w:t>
-      </w:r>
-      <w:r>
-        <w:t xml:space="preserve"> </w:t>
-      </w:r>
-      <w:r>
-        <w:t xml:space="preserve">I</w:t>
-      </w:r>
-      <w:r>
-        <w:t xml:space="preserve"> </w:t>
-      </w:r>
-      <w:r>
-        <w:t xml:space="preserve">certify</w:t>
-      </w:r>
-      <w:r>
-        <w:t xml:space="preserve"> </w:t>
-      </w:r>
-      <w:r>
-        <w:t xml:space="preserve">that</w:t>
-      </w:r>
-      <w:r>
-        <w:t xml:space="preserve"> </w:t>
-      </w:r>
-      <w:r>
-        <w:t xml:space="preserve">there</w:t>
-      </w:r>
-      <w:r>
-        <w:t xml:space="preserve"> </w:t>
-      </w:r>
-      <w:r>
-        <w:t xml:space="preserve">is</w:t>
-      </w:r>
-      <w:r>
-        <w:t xml:space="preserve"> </w:t>
-      </w:r>
-      <w:r>
-        <w:t xml:space="preserve">a</w:t>
-      </w:r>
-      <w:r>
-        <w:t xml:space="preserve"> </w:t>
-      </w:r>
-      <w:r>
-        <w:t xml:space="preserve">prior</w:t>
-      </w:r>
-      <w:r>
-        <w:t xml:space="preserve"> </w:t>
-      </w:r>
-      <w:r>
-        <w:t xml:space="preserve">agreement</w:t>
-      </w:r>
-      <w:r>
-        <w:t xml:space="preserve"> </w:t>
-      </w:r>
-      <w:r>
-        <w:t xml:space="preserve">with</w:t>
-      </w:r>
-      <w:r>
-        <w:t xml:space="preserve"> </w:t>
-      </w:r>
-      <w:r>
-        <w:t xml:space="preserve">YOUNG,</w:t>
-      </w:r>
-      <w:r>
-        <w:t xml:space="preserve"> </w:t>
-      </w:r>
-      <w:r>
-        <w:t xml:space="preserve">THAGARD,</w:t>
-      </w:r>
-      <w:r>
-        <w:t xml:space="preserve"> </w:t>
-      </w:r>
-      <w:r>
-        <w:t xml:space="preserve">HOFFMAN,</w:t>
-      </w:r>
-      <w:r>
-        <w:t xml:space="preserve"> </w:t>
-      </w:r>
-      <w:r>
-        <w:t xml:space="preserve">LLP</w:t>
-      </w:r>
-      <w:r>
-        <w:t xml:space="preserve"> </w:t>
-      </w:r>
-      <w:r>
-        <w:t xml:space="preserve">to</w:t>
-      </w:r>
-      <w:r>
-        <w:t xml:space="preserve"> </w:t>
-      </w:r>
-      <w:r>
-        <w:t xml:space="preserve">allow</w:t>
-      </w:r>
-      <w:r>
-        <w:t xml:space="preserve"> </w:t>
-      </w:r>
-      <w:r>
-        <w:t xml:space="preserve">documents</w:t>
-      </w:r>
-      <w:r>
-        <w:t xml:space="preserve"> </w:t>
-      </w:r>
-      <w:r>
-        <w:t xml:space="preserve">in</w:t>
-      </w:r>
-      <w:r>
-        <w:t xml:space="preserve"> </w:t>
-      </w:r>
-      <w:r>
-        <w:t xml:space="preserve">a</w:t>
-      </w:r>
-      <w:r>
-        <w:t xml:space="preserve"> </w:t>
-      </w:r>
-      <w:r>
-        <w:t xml:space="preserve">PDF</w:t>
-      </w:r>
-      <w:r>
-        <w:t xml:space="preserve"> </w:t>
-      </w:r>
-      <w:r>
-        <w:t xml:space="preserve">format</w:t>
-      </w:r>
-      <w:r>
-        <w:t xml:space="preserve"> </w:t>
-      </w:r>
-      <w:r>
-        <w:t xml:space="preserve">sent</w:t>
-      </w:r>
-      <w:r>
-        <w:t xml:space="preserve"> </w:t>
-      </w:r>
-      <w:r>
-        <w:t xml:space="preserve">via</w:t>
-      </w:r>
-      <w:r>
-        <w:t xml:space="preserve"> </w:t>
-      </w:r>
-      <w:r>
-        <w:t xml:space="preserve">email</w:t>
-      </w:r>
-      <w:r>
-        <w:t xml:space="preserve"> </w:t>
-      </w:r>
-      <w:r>
-        <w:t xml:space="preserve">to</w:t>
-      </w:r>
-      <w:r>
-        <w:t xml:space="preserve"> </w:t>
-      </w:r>
-      <w:r>
-        <w:t xml:space="preserve">suffice</w:t>
-      </w:r>
-      <w:r>
-        <w:t xml:space="preserve"> </w:t>
-      </w:r>
-      <w:r>
-        <w:t xml:space="preserve">for</w:t>
-      </w:r>
-      <w:r>
-        <w:t xml:space="preserve"> </w:t>
-      </w:r>
-      <w:r>
-        <w:t xml:space="preserve">service;</w:t>
-      </w:r>
-      <w:r>
-        <w:t xml:space="preserve"> </w:t>
-      </w:r>
-      <w:r>
-        <w:t xml:space="preserve">and</w:t>
-      </w:r>
-      <w:r>
-        <w:t xml:space="preserve"> </w:t>
-      </w:r>
-      <w:r>
-        <w:t xml:space="preserve">by</w:t>
-      </w:r>
-      <w:r>
-        <w:t xml:space="preserve"> </w:t>
-      </w:r>
-      <w:r>
-        <w:t xml:space="preserve">electronically</w:t>
-      </w:r>
-      <w:r>
-        <w:t xml:space="preserve"> </w:t>
-      </w:r>
-      <w:r>
-        <w:t xml:space="preserve">filing</w:t>
-      </w:r>
-      <w:r>
-        <w:t xml:space="preserve"> </w:t>
-      </w:r>
-      <w:r>
-        <w:t xml:space="preserve">this</w:t>
-      </w:r>
-      <w:r>
-        <w:t xml:space="preserve"> </w:t>
-      </w:r>
-      <w:r>
-        <w:t xml:space="preserve">document,</w:t>
-      </w:r>
-      <w:r>
-        <w:t xml:space="preserve"> </w:t>
-      </w:r>
-      <w:r>
-        <w:t xml:space="preserve">which</w:t>
-      </w:r>
-      <w:r>
-        <w:t xml:space="preserve"> </w:t>
-      </w:r>
-      <w:r>
-        <w:t xml:space="preserve">sends</w:t>
-      </w:r>
-      <w:r>
-        <w:t xml:space="preserve"> </w:t>
-      </w:r>
-      <w:r>
-        <w:t xml:space="preserve">notice</w:t>
-      </w:r>
-      <w:r>
-        <w:t xml:space="preserve"> </w:t>
-      </w:r>
-      <w:r>
-        <w:t xml:space="preserve">via</w:t>
-      </w:r>
-      <w:r>
-        <w:t xml:space="preserve"> </w:t>
-      </w:r>
-      <w:r>
-        <w:t xml:space="preserve">that</w:t>
-      </w:r>
-      <w:r>
-        <w:t xml:space="preserve"> </w:t>
-      </w:r>
-      <w:r>
-        <w:t xml:space="preserve">system</w:t>
-      </w:r>
-      <w:r>
-        <w:t xml:space="preserve"> </w:t>
-      </w:r>
-      <w:r>
-        <w:t xml:space="preserve">to</w:t>
-      </w:r>
-      <w:r>
-        <w:t xml:space="preserve"> </w:t>
-      </w:r>
-      <w:r>
-        <w:t xml:space="preserve">all</w:t>
-      </w:r>
-      <w:r>
-        <w:t xml:space="preserve"> </w:t>
-      </w:r>
-      <w:r>
-        <w:t xml:space="preserve">parties</w:t>
-      </w:r>
-      <w:r>
-        <w:t xml:space="preserve"> </w:t>
-      </w:r>
-      <w:r>
-        <w:t xml:space="preserve">and</w:t>
-      </w:r>
-      <w:r>
-        <w:t xml:space="preserve"> </w:t>
-      </w:r>
-      <w:r>
-        <w:t xml:space="preserve">counsel.</w:t>
-      </w:r>
-      <w:r>
-        <w:t xml:space="preserve"> </w:t>
-      </w:r>
-      <w:r>
-        <w:t xml:space="preserve">This</w:t>
-      </w:r>
-      <w:r>
-        <w:t xml:space="preserve"> </w:t>
-      </w:r>
-      <w:r>
-        <w:t xml:space="preserve">26th</w:t>
-      </w:r>
-      <w:r>
-        <w:t xml:space="preserve"> </w:t>
-      </w:r>
-      <w:r>
-        <w:t xml:space="preserve">day</w:t>
-      </w:r>
-      <w:r>
-        <w:t xml:space="preserve"> </w:t>
-      </w:r>
-      <w:r>
-        <w:t xml:space="preserve">of</w:t>
-      </w:r>
-      <w:r>
-        <w:t xml:space="preserve"> </w:t>
-      </w:r>
-      <w:r>
-        <w:t xml:space="preserve">January</w:t>
-      </w:r>
-      <w:r>
-        <w:t xml:space="preserve"> </w:t>
-      </w:r>
-      <w:r>
-        <w:t xml:space="preserve">2026.</w:t>
-      </w:r>
-    </w:p>
-    <w:p>
-      <w:pPr>
-        <w:keepNext/>
-        <w:keepLines/>
-        <w:spacing w:before="160" w:after="0" w:line="322" w:lineRule="exact"/>
-        <w:ind w:left="4608" w:firstLine="0"/>
-      </w:pPr>
-      <w:r>
-        <w:rPr>
-          <w:b/>
-          <w:bCs/>
-        </w:rPr>
-        <w:t xml:space="preserve">JODY</w:t>
-      </w:r>
-      <w:r>
-        <w:rPr>
-          <w:b/>
-          <w:bCs/>
-        </w:rPr>
-        <w:t xml:space="preserve"> </w:t>
-      </w:r>
-      <w:r>
-        <w:rPr>
-          <w:b/>
-          <w:bCs/>
-        </w:rPr>
-        <w:t xml:space="preserve">D.</w:t>
-      </w:r>
-      <w:r>
-        <w:rPr>
-          <w:b/>
-          <w:bCs/>
-        </w:rPr>
-        <w:t xml:space="preserve"> </w:t>
-      </w:r>
-      <w:r>
-        <w:rPr>
-          <w:b/>
-          <w:bCs/>
-        </w:rPr>
-        <w:t xml:space="preserve">PETERMAN,</w:t>
-      </w:r>
-      <w:r>
-        <w:rPr>
-          <w:b/>
-          <w:bCs/>
-        </w:rPr>
-        <w:t xml:space="preserve"> </w:t>
-      </w:r>
-      <w:r>
-        <w:rPr>
-          <w:b/>
-          <w:bCs/>
-        </w:rPr>
-        <w:t xml:space="preserve">LLC</w:t>
-      </w:r>
-    </w:p>
-    <w:p>
-      <w:pPr>
-        <w:keepNext/>
-        <w:keepLines/>
-        <w:spacing w:before="240" w:after="0" w:line="322" w:lineRule="exact"/>
-        <w:ind w:left="4608" w:firstLine="0"/>
-      </w:pPr>
-      <w:r>
-        <w:rPr>
-          <w:u w:val="single"/>
-        </w:rPr>
-        <w:t xml:space="preserve">/s/</w:t>
-      </w:r>
-      <w:r>
-        <w:rPr>
-          <w:u w:val="single"/>
-        </w:rPr>
-        <w:t xml:space="preserve"> </w:t>
-      </w:r>
-      <w:r>
-        <w:rPr>
-          <w:i/>
-          <w:iCs/>
-          <w:u w:val="single"/>
-        </w:rPr>
-        <w:t xml:space="preserve">Jody</w:t>
-      </w:r>
-      <w:r>
-        <w:rPr>
-          <w:i/>
-          <w:iCs/>
-          <w:u w:val="single"/>
-        </w:rPr>
-        <w:t xml:space="preserve"> </w:t>
-      </w:r>
-      <w:r>
-        <w:rPr>
-          <w:i/>
-          <w:iCs/>
-          <w:u w:val="single"/>
-        </w:rPr>
-        <w:t xml:space="preserve">D.</w:t>
-      </w:r>
-      <w:r>
-        <w:rPr>
-          <w:i/>
-          <w:iCs/>
-          <w:u w:val="single"/>
-        </w:rPr>
-        <w:t xml:space="preserve"> </w:t>
-      </w:r>
-      <w:r>
-        <w:rPr>
-          <w:i/>
-          <w:iCs/>
-          <w:u w:val="single"/>
-        </w:rPr>
-        <w:t xml:space="preserve">Peterman</w:t>
-      </w:r>
-    </w:p>
-    <w:p>
-      <w:pPr>
-        <w:keepNext/>
-        <w:keepLines/>
-        <w:spacing w:before="0" w:after="0" w:line="322" w:lineRule="exact"/>
-        <w:ind w:left="4608" w:firstLine="0"/>
-      </w:pPr>
-      <w:r>
-        <w:t xml:space="preserve">Jody</w:t>
-      </w:r>
-      <w:r>
-        <w:t xml:space="preserve"> </w:t>
-      </w:r>
-      <w:r>
-        <w:t xml:space="preserve">D.</w:t>
-      </w:r>
-      <w:r>
-        <w:t xml:space="preserve"> </w:t>
-      </w:r>
-      <w:r>
-        <w:t xml:space="preserve">Peterman</w:t>
-      </w:r>
-    </w:p>
-    <w:p>
-      <w:pPr>
-        <w:keepNext/>
-        <w:keepLines/>
-        <w:spacing w:before="0" w:after="0" w:line="322" w:lineRule="exact"/>
-        <w:ind w:left="4608" w:firstLine="0"/>
-      </w:pPr>
-      <w:r>
-        <w:t xml:space="preserve">Georgia</w:t>
-      </w:r>
-      <w:r>
-        <w:t xml:space="preserve"> </w:t>
-      </w:r>
-      <w:r>
-        <w:t xml:space="preserve">Bar</w:t>
-      </w:r>
-      <w:r>
-        <w:t xml:space="preserve"> </w:t>
-      </w:r>
-      <w:r>
-        <w:t xml:space="preserve">No.</w:t>
-      </w:r>
-      <w:r>
-        <w:t xml:space="preserve"> </w:t>
-      </w:r>
-      <w:r>
-        <w:t xml:space="preserve">573552</w:t>
-      </w:r>
-    </w:p>
-    <w:p>
-      <w:pPr>
-        <w:keepNext/>
-        <w:keepLines/>
-        <w:spacing w:before="160" w:after="0" w:line="322" w:lineRule="exact"/>
-        <w:ind w:left="4608" w:firstLine="0"/>
-      </w:pPr>
-      <w:r>
-        <w:rPr>
-          <w:i/>
-          <w:iCs/>
-        </w:rPr>
-        <w:t xml:space="preserve">Attorneys</w:t>
-      </w:r>
-      <w:r>
-        <w:rPr>
-          <w:i/>
-          <w:iCs/>
-        </w:rPr>
-        <w:t xml:space="preserve"> </w:t>
-      </w:r>
-      <w:r>
-        <w:rPr>
-          <w:i/>
-          <w:iCs/>
-        </w:rPr>
-        <w:t xml:space="preserve">for</w:t>
-      </w:r>
-      <w:r>
-        <w:rPr>
-          <w:i/>
-          <w:iCs/>
-        </w:rPr>
-        <w:t xml:space="preserve"> </w:t>
-      </w:r>
-      <w:r>
-        <w:rPr>
-          <w:i/>
-          <w:iCs/>
-        </w:rPr>
-        <w:t xml:space="preserve">Appellant</w:t>
-      </w:r>
-    </w:p>
-    <w:p>
-      <w:pPr>
-        <w:keepNext/>
-        <w:keepLines/>
-        <w:spacing w:before="0" w:after="0" w:line="322" w:lineRule="exact"/>
-        <w:ind w:left="4608" w:firstLine="0"/>
-      </w:pPr>
-      <w:r>
-        <w:t xml:space="preserve">304</w:t>
-      </w:r>
-      <w:r>
-        <w:t xml:space="preserve"> </w:t>
-      </w:r>
-      <w:r>
-        <w:t xml:space="preserve">N.</w:t>
-      </w:r>
-      <w:r>
-        <w:t xml:space="preserve"> </w:t>
-      </w:r>
-      <w:r>
-        <w:t xml:space="preserve">Ashley</w:t>
-      </w:r>
-      <w:r>
-        <w:t xml:space="preserve"> </w:t>
-      </w:r>
-      <w:r>
-        <w:t xml:space="preserve">St.</w:t>
-      </w:r>
-    </w:p>
-    <w:p>
-      <w:pPr>
-        <w:keepNext/>
-        <w:keepLines/>
-        <w:spacing w:before="0" w:after="0" w:line="322" w:lineRule="exact"/>
-        <w:ind w:left="4608" w:firstLine="0"/>
-      </w:pPr>
-      <w:r>
-        <w:t xml:space="preserve">Valdosta,</w:t>
-      </w:r>
-      <w:r>
-        <w:t xml:space="preserve"> </w:t>
-      </w:r>
-      <w:r>
-        <w:t xml:space="preserve">GA</w:t>
-      </w:r>
-      <w:r>
-        <w:t xml:space="preserve"> </w:t>
-      </w:r>
-      <w:r>
-        <w:t xml:space="preserve">31601</w:t>
-      </w:r>
-    </w:p>
-    <w:p>
-      <w:pPr>
-        <w:keepNext/>
-        <w:keepLines/>
-        <w:spacing w:before="0" w:after="0" w:line="322" w:lineRule="exact"/>
-        <w:ind w:left="4608" w:firstLine="0"/>
-      </w:pPr>
-      <w:r>
-        <w:t xml:space="preserve">(229)</w:t>
-      </w:r>
-      <w:r>
-        <w:t xml:space="preserve"> </w:t>
-      </w:r>
-      <w:r>
-        <w:t xml:space="preserve">588</w:t>
-      </w:r>
-      <w:r>
-        <w:noBreakHyphen/>
-      </w:r>
-      <w:r>
-        <w:t xml:space="preserve">2608</w:t>
-      </w:r>
-    </w:p>
-    <w:p>
-      <w:pPr>
-        <w:keepNext/>
-        <w:keepLines/>
-        <w:spacing w:before="0" w:after="0" w:line="322" w:lineRule="exact"/>
-        <w:ind w:left="4608" w:firstLine="0"/>
-      </w:pPr>
-      <w:r>
-        <w:t xml:space="preserve">petermanlawoffice@yahoo.com</w:t>
-      </w:r>
-    </w:p>
-    <w:p>
-      <w:pPr>
-        <w:keepNext/>
-        <w:keepLines/>
-        <w:spacing w:before="0" w:after="0" w:line="322" w:lineRule="exact"/>
-        <w:ind w:left="4608" w:firstLine="0"/>
-      </w:pPr>
-      <w:r>
-        <w:t xml:space="preserve">mburke.petermanlaw@gmail.com</w:t>
-      </w:r>
-    </w:p>
-    <w:p>
-      <w:pPr>
-        <w:keepLines/>
-        <w:spacing w:before="0" w:after="0" w:line="322" w:lineRule="exact"/>
-        <w:ind w:left="4608" w:firstLine="0"/>
-      </w:pPr>
-      <w:r>
-        <w:t xml:space="preserve">sddelk.petermanlaw@gmail.com</w:t>
-      </w:r>
-    </w:p>
+      </w:pPr>
+    </w:p>
+    <w:tbl>
+      <w:tblPr>
+        <w:tblW w:w="9360" w:type="dxa"/>
+        <w:tblLayout w:type="fixed"/>
+        <w:tblCellMar>
+          <w:top w:w="0" w:type="dxa"/>
+          <w:left w:w="0" w:type="dxa"/>
+          <w:bottom w:w="0" w:type="dxa"/>
+          <w:right w:w="0" w:type="dxa"/>
+        </w:tblCellMar>
+        <w:tblLook w:val="0000" w:firstRow="0" w:lastRow="0" w:firstColumn="0" w:lastColumn="0" w:noHBand="0" w:noVBand="0"/>
+      </w:tblPr>
+      <w:tblGrid>
+        <w:gridCol w:w="9360"/>
+      </w:tblGrid>
+      <w:tr>
+        <w:trPr>
+          <w:cantSplit/>
+        </w:trPr>
+        <w:tc>
+          <w:tcPr>
+            <w:tcW w:w="9360" w:type="dxa"/>
+          </w:tcPr>
+          <w:p>
+            <w:pPr>
+              <w:spacing w:before="0" w:after="0" w:line="644" w:lineRule="exact"/>
+              <w:ind w:left="0" w:firstLine="720"/>
+              <w:jc w:val="left"/>
+            </w:pPr>
+            <w:r>
+              <w:t xml:space="preserve">by</w:t>
+            </w:r>
+            <w:r>
+              <w:t xml:space="preserve"> </w:t>
+            </w:r>
+            <w:r>
+              <w:t xml:space="preserve">sending</w:t>
+            </w:r>
+            <w:r>
+              <w:t xml:space="preserve"> </w:t>
+            </w:r>
+            <w:r>
+              <w:t xml:space="preserve">it</w:t>
+            </w:r>
+            <w:r>
+              <w:t xml:space="preserve"> </w:t>
+            </w:r>
+            <w:r>
+              <w:t xml:space="preserve">via</w:t>
+            </w:r>
+            <w:r>
+              <w:t xml:space="preserve"> </w:t>
+            </w:r>
+            <w:r>
+              <w:t xml:space="preserve">electronic</w:t>
+            </w:r>
+            <w:r>
+              <w:t xml:space="preserve"> </w:t>
+            </w:r>
+            <w:r>
+              <w:t xml:space="preserve">mail</w:t>
+            </w:r>
+            <w:r>
+              <w:t xml:space="preserve"> </w:t>
+            </w:r>
+            <w:r>
+              <w:t xml:space="preserve">to</w:t>
+            </w:r>
+            <w:r>
+              <w:t xml:space="preserve"> </w:t>
+            </w:r>
+            <w:r>
+              <w:t xml:space="preserve">the</w:t>
+            </w:r>
+            <w:r>
+              <w:t xml:space="preserve"> </w:t>
+            </w:r>
+            <w:r>
+              <w:t xml:space="preserve">address</w:t>
+            </w:r>
+            <w:r>
+              <w:t xml:space="preserve"> </w:t>
+            </w:r>
+            <w:r>
+              <w:t xml:space="preserve">above</w:t>
+            </w:r>
+            <w:r>
+              <w:t xml:space="preserve"> </w:t>
+            </w:r>
+            <w:r>
+              <w:t xml:space="preserve">pursuant</w:t>
+            </w:r>
+            <w:r>
+              <w:t xml:space="preserve"> </w:t>
+            </w:r>
+            <w:r>
+              <w:t xml:space="preserve">to</w:t>
+            </w:r>
+            <w:r>
+              <w:t xml:space="preserve"> </w:t>
+            </w:r>
+            <w:r>
+              <w:t xml:space="preserve">agreement</w:t>
+            </w:r>
+            <w:r>
+              <w:t xml:space="preserve"> </w:t>
+            </w:r>
+            <w:r>
+              <w:t xml:space="preserve">of</w:t>
+            </w:r>
+            <w:r>
+              <w:t xml:space="preserve"> </w:t>
+            </w:r>
+            <w:r>
+              <w:t xml:space="preserve">counsel.</w:t>
+            </w:r>
+            <w:r>
+              <w:t xml:space="preserve"> </w:t>
+            </w:r>
+            <w:r>
+              <w:t xml:space="preserve">I</w:t>
+            </w:r>
+            <w:r>
+              <w:t xml:space="preserve"> </w:t>
+            </w:r>
+            <w:r>
+              <w:t xml:space="preserve">certify</w:t>
+            </w:r>
+            <w:r>
+              <w:t xml:space="preserve"> </w:t>
+            </w:r>
+            <w:r>
+              <w:t xml:space="preserve">that</w:t>
+            </w:r>
+            <w:r>
+              <w:t xml:space="preserve"> </w:t>
+            </w:r>
+            <w:r>
+              <w:t xml:space="preserve">there</w:t>
+            </w:r>
+            <w:r>
+              <w:t xml:space="preserve"> </w:t>
+            </w:r>
+            <w:r>
+              <w:t xml:space="preserve">is</w:t>
+            </w:r>
+            <w:r>
+              <w:t xml:space="preserve"> </w:t>
+            </w:r>
+            <w:r>
+              <w:t xml:space="preserve">a</w:t>
+            </w:r>
+            <w:r>
+              <w:t xml:space="preserve"> </w:t>
+            </w:r>
+            <w:r>
+              <w:t xml:space="preserve">prior</w:t>
+            </w:r>
+            <w:r>
+              <w:t xml:space="preserve"> </w:t>
+            </w:r>
+            <w:r>
+              <w:t xml:space="preserve">agreement</w:t>
+            </w:r>
+            <w:r>
+              <w:t xml:space="preserve"> </w:t>
+            </w:r>
+            <w:r>
+              <w:t xml:space="preserve">with</w:t>
+            </w:r>
+            <w:r>
+              <w:t xml:space="preserve"> </w:t>
+            </w:r>
+            <w:r>
+              <w:t xml:space="preserve">YOUNG,</w:t>
+            </w:r>
+            <w:r>
+              <w:t xml:space="preserve"> </w:t>
+            </w:r>
+            <w:r>
+              <w:t xml:space="preserve">THAGARD,</w:t>
+            </w:r>
+            <w:r>
+              <w:t xml:space="preserve"> </w:t>
+            </w:r>
+            <w:r>
+              <w:t xml:space="preserve">HOFFMAN,</w:t>
+            </w:r>
+            <w:r>
+              <w:t xml:space="preserve"> </w:t>
+            </w:r>
+            <w:r>
+              <w:t xml:space="preserve">LLP</w:t>
+            </w:r>
+            <w:r>
+              <w:t xml:space="preserve"> </w:t>
+            </w:r>
+            <w:r>
+              <w:t xml:space="preserve">to</w:t>
+            </w:r>
+            <w:r>
+              <w:t xml:space="preserve"> </w:t>
+            </w:r>
+            <w:r>
+              <w:t xml:space="preserve">allow</w:t>
+            </w:r>
+            <w:r>
+              <w:t xml:space="preserve"> </w:t>
+            </w:r>
+            <w:r>
+              <w:t xml:space="preserve">documents</w:t>
+            </w:r>
+            <w:r>
+              <w:t xml:space="preserve"> </w:t>
+            </w:r>
+            <w:r>
+              <w:t xml:space="preserve">in</w:t>
+            </w:r>
+            <w:r>
+              <w:t xml:space="preserve"> </w:t>
+            </w:r>
+            <w:r>
+              <w:t xml:space="preserve">a</w:t>
+            </w:r>
+            <w:r>
+              <w:t xml:space="preserve"> </w:t>
+            </w:r>
+            <w:r>
+              <w:t xml:space="preserve">PDF</w:t>
+            </w:r>
+            <w:r>
+              <w:t xml:space="preserve"> </w:t>
+            </w:r>
+            <w:r>
+              <w:t xml:space="preserve">format</w:t>
+            </w:r>
+            <w:r>
+              <w:t xml:space="preserve"> </w:t>
+            </w:r>
+            <w:r>
+              <w:t xml:space="preserve">sent</w:t>
+            </w:r>
+            <w:r>
+              <w:t xml:space="preserve"> </w:t>
+            </w:r>
+            <w:r>
+              <w:t xml:space="preserve">via</w:t>
+            </w:r>
+            <w:r>
+              <w:t xml:space="preserve"> </w:t>
+            </w:r>
+            <w:r>
+              <w:t xml:space="preserve">email</w:t>
+            </w:r>
+            <w:r>
+              <w:t xml:space="preserve"> </w:t>
+            </w:r>
+            <w:r>
+              <w:t xml:space="preserve">to</w:t>
+            </w:r>
+            <w:r>
+              <w:t xml:space="preserve"> </w:t>
+            </w:r>
+            <w:r>
+              <w:t xml:space="preserve">suffice</w:t>
+            </w:r>
+            <w:r>
+              <w:t xml:space="preserve"> </w:t>
+            </w:r>
+            <w:r>
+              <w:t xml:space="preserve">for</w:t>
+            </w:r>
+            <w:r>
+              <w:t xml:space="preserve"> </w:t>
+            </w:r>
+            <w:r>
+              <w:t xml:space="preserve">service;</w:t>
+            </w:r>
+            <w:r>
+              <w:t xml:space="preserve"> </w:t>
+            </w:r>
+            <w:r>
+              <w:t xml:space="preserve">and</w:t>
+            </w:r>
+            <w:r>
+              <w:t xml:space="preserve"> </w:t>
+            </w:r>
+            <w:r>
+              <w:t xml:space="preserve">by</w:t>
+            </w:r>
+            <w:r>
+              <w:t xml:space="preserve"> </w:t>
+            </w:r>
+            <w:r>
+              <w:t xml:space="preserve">electronically</w:t>
+            </w:r>
+            <w:r>
+              <w:t xml:space="preserve"> </w:t>
+            </w:r>
+            <w:r>
+              <w:t xml:space="preserve">filing</w:t>
+            </w:r>
+            <w:r>
+              <w:t xml:space="preserve"> </w:t>
+            </w:r>
+            <w:r>
+              <w:t xml:space="preserve">this</w:t>
+            </w:r>
+            <w:r>
+              <w:t xml:space="preserve"> </w:t>
+            </w:r>
+            <w:r>
+              <w:t xml:space="preserve">document,</w:t>
+            </w:r>
+            <w:r>
+              <w:t xml:space="preserve"> </w:t>
+            </w:r>
+            <w:r>
+              <w:t xml:space="preserve">which</w:t>
+            </w:r>
+            <w:r>
+              <w:t xml:space="preserve"> </w:t>
+            </w:r>
+            <w:r>
+              <w:t xml:space="preserve">sends</w:t>
+            </w:r>
+            <w:r>
+              <w:t xml:space="preserve"> </w:t>
+            </w:r>
+            <w:r>
+              <w:t xml:space="preserve">notice</w:t>
+            </w:r>
+            <w:r>
+              <w:t xml:space="preserve"> </w:t>
+            </w:r>
+            <w:r>
+              <w:t xml:space="preserve">via</w:t>
+            </w:r>
+            <w:r>
+              <w:t xml:space="preserve"> </w:t>
+            </w:r>
+            <w:r>
+              <w:t xml:space="preserve">that</w:t>
+            </w:r>
+            <w:r>
+              <w:t xml:space="preserve"> </w:t>
+            </w:r>
+            <w:r>
+              <w:t xml:space="preserve">system</w:t>
+            </w:r>
+            <w:r>
+              <w:t xml:space="preserve"> </w:t>
+            </w:r>
+            <w:r>
+              <w:t xml:space="preserve">to</w:t>
+            </w:r>
+            <w:r>
+              <w:t xml:space="preserve"> </w:t>
+            </w:r>
+            <w:r>
+              <w:t xml:space="preserve">all</w:t>
+            </w:r>
+            <w:r>
+              <w:t xml:space="preserve"> </w:t>
+            </w:r>
+            <w:r>
+              <w:t xml:space="preserve">parties</w:t>
+            </w:r>
+            <w:r>
+              <w:t xml:space="preserve"> </w:t>
+            </w:r>
+            <w:r>
+              <w:t xml:space="preserve">and</w:t>
+            </w:r>
+            <w:r>
+              <w:t xml:space="preserve"> </w:t>
+            </w:r>
+            <w:r>
+              <w:t xml:space="preserve">counsel.</w:t>
+            </w:r>
+            <w:r>
+              <w:t xml:space="preserve"> </w:t>
+            </w:r>
+            <w:r>
+              <w:t xml:space="preserve">This</w:t>
+            </w:r>
+            <w:r>
+              <w:t xml:space="preserve"> </w:t>
+            </w:r>
+            <w:r>
+              <w:t xml:space="preserve">26th</w:t>
+            </w:r>
+            <w:r>
+              <w:t xml:space="preserve"> </w:t>
+            </w:r>
+            <w:r>
+              <w:t xml:space="preserve">day</w:t>
+            </w:r>
+            <w:r>
+              <w:t xml:space="preserve"> </w:t>
+            </w:r>
+            <w:r>
+              <w:t xml:space="preserve">of</w:t>
+            </w:r>
+            <w:r>
+              <w:t xml:space="preserve"> </w:t>
+            </w:r>
+            <w:r>
+              <w:t xml:space="preserve">January</w:t>
+            </w:r>
+            <w:r>
+              <w:t xml:space="preserve"> </w:t>
+            </w:r>
+            <w:r>
+              <w:t xml:space="preserve">2026.</w:t>
+            </w:r>
+          </w:p>
+          <w:p>
+            <w:pPr>
+              <w:spacing w:before="240" w:after="0" w:line="322" w:lineRule="exact"/>
+              <w:ind w:left="4608" w:firstLine="0"/>
+              <w:jc w:val="left"/>
+            </w:pPr>
+            <w:r>
+              <w:rPr>
+                <w:u w:val="single"/>
+              </w:rPr>
+              <w:t xml:space="preserve">/s/</w:t>
+            </w:r>
+            <w:r>
+              <w:rPr>
+                <w:u w:val="single"/>
+              </w:rPr>
+              <w:t xml:space="preserve"> </w:t>
+            </w:r>
+            <w:r>
+              <w:rPr>
+                <w:i/>
+                <w:iCs/>
+                <w:u w:val="single"/>
+              </w:rPr>
+              <w:t xml:space="preserve">Jody</w:t>
+            </w:r>
+            <w:r>
+              <w:rPr>
+                <w:i/>
+                <w:iCs/>
+                <w:u w:val="single"/>
+              </w:rPr>
+              <w:t xml:space="preserve"> </w:t>
+            </w:r>
+            <w:r>
+              <w:rPr>
+                <w:i/>
+                <w:iCs/>
+                <w:u w:val="single"/>
+              </w:rPr>
+              <w:t xml:space="preserve">D.</w:t>
+            </w:r>
+            <w:r>
+              <w:rPr>
+                <w:i/>
+                <w:iCs/>
+                <w:u w:val="single"/>
+              </w:rPr>
+              <w:t xml:space="preserve"> </w:t>
+            </w:r>
+            <w:r>
+              <w:rPr>
+                <w:i/>
+                <w:iCs/>
+                <w:u w:val="single"/>
+              </w:rPr>
+              <w:t xml:space="preserve">Peterman</w:t>
+            </w:r>
+          </w:p>
+          <w:p>
+            <w:pPr>
+              <w:spacing w:before="0" w:after="0" w:line="322" w:lineRule="exact"/>
+              <w:ind w:left="4608" w:firstLine="0"/>
+              <w:jc w:val="left"/>
+            </w:pPr>
+            <w:r>
+              <w:t xml:space="preserve">Jody</w:t>
+            </w:r>
+            <w:r>
+              <w:t xml:space="preserve"> </w:t>
+            </w:r>
+            <w:r>
+              <w:t xml:space="preserve">D.</w:t>
+            </w:r>
+            <w:r>
+              <w:t xml:space="preserve"> </w:t>
+            </w:r>
+            <w:r>
+              <w:t xml:space="preserve">Peterman</w:t>
+            </w:r>
+          </w:p>
+          <w:p>
+            <w:pPr>
+              <w:spacing w:before="0" w:after="0" w:line="322" w:lineRule="exact"/>
+              <w:ind w:left="4608" w:firstLine="0"/>
+              <w:jc w:val="left"/>
+            </w:pPr>
+            <w:r>
+              <w:t xml:space="preserve">Georgia</w:t>
+            </w:r>
+            <w:r>
+              <w:t xml:space="preserve"> </w:t>
+            </w:r>
+            <w:r>
+              <w:t xml:space="preserve">Bar</w:t>
+            </w:r>
+            <w:r>
+              <w:t xml:space="preserve"> </w:t>
+            </w:r>
+            <w:r>
+              <w:t xml:space="preserve">No.</w:t>
+            </w:r>
+            <w:r>
+              <w:t xml:space="preserve"> </w:t>
+            </w:r>
+            <w:r>
+              <w:t xml:space="preserve">573552</w:t>
+            </w:r>
+          </w:p>
+          <w:p>
+            <w:pPr>
+              <w:spacing w:before="240" w:after="0" w:line="322" w:lineRule="exact"/>
+              <w:ind w:left="4608" w:firstLine="0"/>
+              <w:jc w:val="left"/>
+            </w:pPr>
+            <w:r>
+              <w:rPr>
+                <w:u w:val="single"/>
+              </w:rPr>
+              <w:t xml:space="preserve">/s/</w:t>
+            </w:r>
+            <w:r>
+              <w:rPr>
+                <w:u w:val="single"/>
+              </w:rPr>
+              <w:t xml:space="preserve"> </w:t>
+            </w:r>
+            <w:r>
+              <w:rPr>
+                <w:i/>
+                <w:iCs/>
+                <w:u w:val="single"/>
+              </w:rPr>
+              <w:t xml:space="preserve">T.</w:t>
+            </w:r>
+            <w:r>
+              <w:rPr>
+                <w:i/>
+                <w:iCs/>
+                <w:u w:val="single"/>
+              </w:rPr>
+              <w:t xml:space="preserve"> </w:t>
+            </w:r>
+            <w:r>
+              <w:rPr>
+                <w:i/>
+                <w:iCs/>
+                <w:u w:val="single"/>
+              </w:rPr>
+              <w:t xml:space="preserve">Michael</w:t>
+            </w:r>
+            <w:r>
+              <w:rPr>
+                <w:i/>
+                <w:iCs/>
+                <w:u w:val="single"/>
+              </w:rPr>
+              <w:t xml:space="preserve"> </w:t>
+            </w:r>
+            <w:r>
+              <w:rPr>
+                <w:i/>
+                <w:iCs/>
+                <w:u w:val="single"/>
+              </w:rPr>
+              <w:t xml:space="preserve">Burke,</w:t>
+            </w:r>
+            <w:r>
+              <w:rPr>
+                <w:i/>
+                <w:iCs/>
+                <w:u w:val="single"/>
+              </w:rPr>
+              <w:t xml:space="preserve"> </w:t>
+            </w:r>
+            <w:r>
+              <w:rPr>
+                <w:i/>
+                <w:iCs/>
+                <w:u w:val="single"/>
+              </w:rPr>
+              <w:t xml:space="preserve">Jr.</w:t>
+            </w:r>
+          </w:p>
+          <w:p>
+            <w:pPr>
+              <w:spacing w:before="0" w:after="0" w:line="322" w:lineRule="exact"/>
+              <w:ind w:left="4608" w:firstLine="0"/>
+              <w:jc w:val="left"/>
+            </w:pPr>
+            <w:r>
+              <w:t xml:space="preserve">T.</w:t>
+            </w:r>
+            <w:r>
+              <w:t xml:space="preserve"> </w:t>
+            </w:r>
+            <w:r>
+              <w:t xml:space="preserve">Michael</w:t>
+            </w:r>
+            <w:r>
+              <w:t xml:space="preserve"> </w:t>
+            </w:r>
+            <w:r>
+              <w:t xml:space="preserve">Burke,</w:t>
+            </w:r>
+            <w:r>
+              <w:t xml:space="preserve"> </w:t>
+            </w:r>
+            <w:r>
+              <w:t xml:space="preserve">Jr.</w:t>
+            </w:r>
+          </w:p>
+          <w:p>
+            <w:pPr>
+              <w:spacing w:before="0" w:after="0" w:line="322" w:lineRule="exact"/>
+              <w:ind w:left="4608" w:firstLine="0"/>
+              <w:jc w:val="left"/>
+            </w:pPr>
+            <w:r>
+              <w:t xml:space="preserve">Georgia</w:t>
+            </w:r>
+            <w:r>
+              <w:t xml:space="preserve"> </w:t>
+            </w:r>
+            <w:r>
+              <w:t xml:space="preserve">Bar</w:t>
+            </w:r>
+            <w:r>
+              <w:t xml:space="preserve"> </w:t>
+            </w:r>
+            <w:r>
+              <w:t xml:space="preserve">No.</w:t>
+            </w:r>
+            <w:r>
+              <w:t xml:space="preserve"> </w:t>
+            </w:r>
+            <w:r>
+              <w:t xml:space="preserve">106106</w:t>
+            </w:r>
+          </w:p>
+          <w:p>
+            <w:pPr>
+              <w:spacing w:before="240" w:after="0" w:line="322" w:lineRule="exact"/>
+              <w:ind w:left="4608" w:firstLine="0"/>
+              <w:jc w:val="left"/>
+            </w:pPr>
+            <w:r>
+              <w:rPr>
+                <w:u w:val="single"/>
+              </w:rPr>
+              <w:t xml:space="preserve">/s/</w:t>
+            </w:r>
+            <w:r>
+              <w:rPr>
+                <w:u w:val="single"/>
+              </w:rPr>
+              <w:t xml:space="preserve"> </w:t>
+            </w:r>
+            <w:r>
+              <w:rPr>
+                <w:i/>
+                <w:iCs/>
+                <w:u w:val="single"/>
+              </w:rPr>
+              <w:t xml:space="preserve">Stephen</w:t>
+            </w:r>
+            <w:r>
+              <w:rPr>
+                <w:i/>
+                <w:iCs/>
+                <w:u w:val="single"/>
+              </w:rPr>
+              <w:t xml:space="preserve"> </w:t>
+            </w:r>
+            <w:r>
+              <w:rPr>
+                <w:i/>
+                <w:iCs/>
+                <w:u w:val="single"/>
+              </w:rPr>
+              <w:t xml:space="preserve">D.</w:t>
+            </w:r>
+            <w:r>
+              <w:rPr>
+                <w:i/>
+                <w:iCs/>
+                <w:u w:val="single"/>
+              </w:rPr>
+              <w:t xml:space="preserve"> </w:t>
+            </w:r>
+            <w:r>
+              <w:rPr>
+                <w:i/>
+                <w:iCs/>
+                <w:u w:val="single"/>
+              </w:rPr>
+              <w:t xml:space="preserve">Delk</w:t>
+            </w:r>
+          </w:p>
+          <w:p>
+            <w:pPr>
+              <w:spacing w:before="0" w:after="0" w:line="322" w:lineRule="exact"/>
+              <w:ind w:left="4608" w:firstLine="0"/>
+              <w:jc w:val="left"/>
+            </w:pPr>
+            <w:r>
+              <w:t xml:space="preserve">Stephen</w:t>
+            </w:r>
+            <w:r>
+              <w:t xml:space="preserve"> </w:t>
+            </w:r>
+            <w:r>
+              <w:t xml:space="preserve">D.</w:t>
+            </w:r>
+            <w:r>
+              <w:t xml:space="preserve"> </w:t>
+            </w:r>
+            <w:r>
+              <w:t xml:space="preserve">Delk</w:t>
+            </w:r>
+          </w:p>
+          <w:p>
+            <w:pPr>
+              <w:spacing w:before="0" w:after="0" w:line="322" w:lineRule="exact"/>
+              <w:ind w:left="4608" w:firstLine="0"/>
+              <w:jc w:val="left"/>
+            </w:pPr>
+            <w:r>
+              <w:t xml:space="preserve">Georgia</w:t>
+            </w:r>
+            <w:r>
+              <w:t xml:space="preserve"> </w:t>
+            </w:r>
+            <w:r>
+              <w:t xml:space="preserve">Bar</w:t>
+            </w:r>
+            <w:r>
+              <w:t xml:space="preserve"> </w:t>
+            </w:r>
+            <w:r>
+              <w:t xml:space="preserve">No.</w:t>
+            </w:r>
+            <w:r>
+              <w:t xml:space="preserve"> </w:t>
+            </w:r>
+            <w:r>
+              <w:t xml:space="preserve">448395</w:t>
+            </w:r>
+          </w:p>
+          <w:p>
+            <w:pPr>
+              <w:spacing w:before="160" w:after="0" w:line="322" w:lineRule="exact"/>
+              <w:ind w:left="4608" w:firstLine="0"/>
+              <w:jc w:val="left"/>
+            </w:pPr>
+            <w:r>
+              <w:rPr>
+                <w:i/>
+                <w:iCs/>
+              </w:rPr>
+              <w:t xml:space="preserve">Attorneys</w:t>
+            </w:r>
+            <w:r>
+              <w:rPr>
+                <w:i/>
+                <w:iCs/>
+              </w:rPr>
+              <w:t xml:space="preserve"> </w:t>
+            </w:r>
+            <w:r>
+              <w:rPr>
+                <w:i/>
+                <w:iCs/>
+              </w:rPr>
+              <w:t xml:space="preserve">for</w:t>
+            </w:r>
+            <w:r>
+              <w:rPr>
+                <w:i/>
+                <w:iCs/>
+              </w:rPr>
+              <w:t xml:space="preserve"> </w:t>
+            </w:r>
+            <w:r>
+              <w:rPr>
+                <w:i/>
+                <w:iCs/>
+              </w:rPr>
+              <w:t xml:space="preserve">Appellant</w:t>
+            </w:r>
+          </w:p>
+          <w:p>
+            <w:pPr>
+              <w:spacing w:before="0" w:after="0" w:line="322" w:lineRule="exact"/>
+              <w:ind w:left="4608" w:firstLine="0"/>
+              <w:jc w:val="left"/>
+            </w:pPr>
+            <w:r>
+              <w:t xml:space="preserve">304</w:t>
+            </w:r>
+            <w:r>
+              <w:t xml:space="preserve"> </w:t>
+            </w:r>
+            <w:r>
+              <w:t xml:space="preserve">N.</w:t>
+            </w:r>
+            <w:r>
+              <w:t xml:space="preserve"> </w:t>
+            </w:r>
+            <w:r>
+              <w:t xml:space="preserve">Ashley</w:t>
+            </w:r>
+            <w:r>
+              <w:t xml:space="preserve"> </w:t>
+            </w:r>
+            <w:r>
+              <w:t xml:space="preserve">St.</w:t>
+            </w:r>
+          </w:p>
+          <w:p>
+            <w:pPr>
+              <w:spacing w:before="0" w:after="0" w:line="322" w:lineRule="exact"/>
+              <w:ind w:left="4608" w:firstLine="0"/>
+              <w:jc w:val="left"/>
+            </w:pPr>
+            <w:r>
+              <w:t xml:space="preserve">Valdosta,</w:t>
+            </w:r>
+            <w:r>
+              <w:t xml:space="preserve"> </w:t>
+            </w:r>
+            <w:r>
+              <w:t xml:space="preserve">GA</w:t>
+            </w:r>
+            <w:r>
+              <w:t xml:space="preserve"> </w:t>
+            </w:r>
+            <w:r>
+              <w:t xml:space="preserve">31601</w:t>
+            </w:r>
+          </w:p>
+          <w:p>
+            <w:pPr>
+              <w:spacing w:before="0" w:after="0" w:line="322" w:lineRule="exact"/>
+              <w:ind w:left="4608" w:firstLine="0"/>
+              <w:jc w:val="left"/>
+            </w:pPr>
+            <w:r>
+              <w:t xml:space="preserve">(229)</w:t>
+            </w:r>
+            <w:r>
+              <w:t xml:space="preserve"> </w:t>
+            </w:r>
+            <w:r>
+              <w:t xml:space="preserve">588</w:t>
+              <w:noBreakHyphen/>
+              <w:t xml:space="preserve">2608</w:t>
+            </w:r>
+          </w:p>
+          <w:p>
+            <w:pPr>
+              <w:spacing w:before="0" w:after="0" w:line="322" w:lineRule="exact"/>
+              <w:ind w:left="4608" w:firstLine="0"/>
+              <w:jc w:val="left"/>
+            </w:pPr>
+            <w:r>
+              <w:t xml:space="preserve">petermanlawoffice@yahoo.com</w:t>
+            </w:r>
+          </w:p>
+          <w:p>
+            <w:pPr>
+              <w:spacing w:before="0" w:after="0" w:line="322" w:lineRule="exact"/>
+              <w:ind w:left="4608" w:firstLine="0"/>
+              <w:jc w:val="left"/>
+            </w:pPr>
+            <w:r>
+              <w:t xml:space="preserve">mburke.petermanlaw@gmail.com</w:t>
+            </w:r>
+          </w:p>
+          <w:p>
+            <w:pPr>
+              <w:spacing w:before="0" w:after="0" w:line="322" w:lineRule="exact"/>
+              <w:ind w:left="4608" w:firstLine="0"/>
+              <w:jc w:val="left"/>
+            </w:pPr>
+            <w:r>
+              <w:t xml:space="preserve">sddelk.petermanlaw@gmail.com</w:t>
+            </w:r>
+          </w:p>
+        </w:tc>
+      </w:tr>
+    </w:tbl>
     <w:sectPr>
-      <w:footerReference w:type="default" r:id="rIdGaFtr"/>
+      <w:footerReference w:type="default" r:id="rIdXdPage"/>
       <w:pgSz w:w="12240" w:h="15840"/>
-      <w:pgMar w:top="1440" w:right="1440" w:bottom="1440" w:left="1440" w:header="720" w:footer="720" w:gutter="0"/>
-      <w:pgNumType w:fmt="decimal" w:start="1"/>
+      <w:pgMar w:top="1440" w:right="1440" w:bottom="1440" w:left="1440" w:header="720" w:footer="686" w:gutter="0"/>
     </w:sectPr>
   </w:body>
 </w:document>
@@ -5889,6 +6221,7 @@
 <w:ftr xmlns:w="http://schemas.openxmlformats.org/wordprocessingml/2006/main" xmlns:r="http://schemas.openxmlformats.org/officeDocument/2006/relationships">
   <w:p>
     <w:pPr>
+      <w:spacing w:before="0" w:after="0" w:line="322" w:lineRule="exact"/>
       <w:jc w:val="center"/>
     </w:pPr>
     <w:r>
@@ -5974,7 +6307,6 @@
   <w:p>
     <w:pPr>
       <w:spacing w:before="0" w:after="0" w:line="322" w:lineRule="exact"/>
-      <w:ind w:firstLine="0"/>
       <w:jc w:val="center"/>
     </w:pPr>
     <w:r>
@@ -5992,6 +6324,17 @@
     <w:r>
       <w:fldChar w:fldCharType="end"/>
     </w:r>
+  </w:p>
+</w:ftr>
+</file>
+
+<file path=word/ftr-own2.xml><?xml version="1.0" encoding="utf-8"?>
+<w:ftr xmlns:w="http://schemas.openxmlformats.org/wordprocessingml/2006/main" xmlns:r="http://schemas.openxmlformats.org/officeDocument/2006/relationships">
+  <w:p>
+    <w:pPr>
+      <w:spacing w:before="0" w:after="0" w:line="322" w:lineRule="exact"/>
+      <w:jc w:val="center"/>
+    </w:pPr>
   </w:p>
 </w:ftr>
 </file>
@@ -6642,7 +6985,7 @@
     <w:unhideWhenUsed/>
     <w:qFormat/>
     <w:pPr>
-      <w:spacing w:before="322" w:after="322" w:line="322" w:lineRule="exact"/>
+      <w:spacing w:before="280" w:after="280" w:line="322" w:lineRule="exact"/>
       <w:ind w:firstLine="0" w:left="720" w:right="720"/>
     </w:pPr>
   </w:style>
@@ -6670,7 +7013,7 @@
     <w:unhideWhenUsed/>
     <w:qFormat/>
     <w:pPr>
-      <w:spacing w:before="322" w:after="322"/>
+      <w:spacing w:before="280" w:after="280"/>
       <w:ind w:firstLine="0" w:left="720" w:right="720"/>
     </w:pPr>
   </w:style>
@@ -6799,6 +7142,150 @@
       <w:bCs w:val="0"/>
       <w:color w:val="365F91" w:themeColor="accent1" w:themeShade="BF"/>
     </w:rPr>
+  </w:style>
+  <w:style w:type="paragraph" w:customStyle="1" w:styleId="BodyTextNote">
+    <w:name w:val="Body Text Note"/>
+    <w:basedOn w:val="BodyText"/>
+    <w:qFormat/>
+    <w:pPr>
+      <w:widowControl w:val="0"/>
+    </w:pPr>
+  </w:style>
+  <w:style w:type="paragraph" w:customStyle="1" w:styleId="XdQuote">
+    <w:name w:val="Xd Quote"/>
+    <w:basedOn w:val="Normal"/>
+    <w:qFormat/>
+    <w:pPr>
+      <w:spacing w:before="322" w:after="322" w:line="322" w:lineRule="exact"/>
+      <w:ind w:left="720" w:right="720" w:firstLine="0"/>
+    </w:pPr>
+  </w:style>
+  <w:style w:type="paragraph" w:customStyle="1" w:styleId="XdQuoteFirst">
+    <w:name w:val="Xd Quote First"/>
+    <w:basedOn w:val="Normal"/>
+    <w:qFormat/>
+    <w:pPr>
+      <w:spacing w:before="322" w:after="322" w:line="322" w:lineRule="exact"/>
+      <w:ind w:left="720" w:right="720" w:firstLine="0"/>
+    </w:pPr>
+  </w:style>
+  <w:style w:type="paragraph" w:customStyle="1" w:styleId="XdQuoteLast">
+    <w:name w:val="Xd Quote Last"/>
+    <w:basedOn w:val="Normal"/>
+    <w:qFormat/>
+    <w:pPr>
+      <w:spacing w:before="322" w:after="322" w:line="322" w:lineRule="exact"/>
+      <w:ind w:left="720" w:right="720" w:firstLine="0"/>
+    </w:pPr>
+  </w:style>
+  <w:style w:type="paragraph" w:customStyle="1" w:styleId="XdQuoteOnly">
+    <w:name w:val="Xd Quote Only"/>
+    <w:basedOn w:val="Normal"/>
+    <w:qFormat/>
+    <w:pPr>
+      <w:spacing w:before="322" w:after="322" w:line="322" w:lineRule="exact"/>
+      <w:ind w:left="720" w:right="720" w:firstLine="0"/>
+    </w:pPr>
+  </w:style>
+  <w:style w:type="paragraph" w:customStyle="1" w:styleId="XdTail">
+    <w:name w:val="Xd Tail"/>
+    <w:basedOn w:val="Normal"/>
+    <w:qFormat/>
+    <w:pPr>
+      <w:spacing w:before="0" w:after="0" w:line="322" w:lineRule="exact"/>
+      <w:ind w:firstLine="0"/>
+    </w:pPr>
+  </w:style>
+  <w:style w:type="paragraph" w:customStyle="1" w:styleId="XdList1">
+    <w:name w:val="XdList 1"/>
+    <w:basedOn w:val="Normal"/>
+    <w:qFormat/>
+    <w:pPr>
+      <w:spacing w:before="0" w:after="0" w:line="644" w:lineRule="exact"/>
+      <w:ind w:left="720" w:hanging="720"/>
+    </w:pPr>
+  </w:style>
+  <w:style w:type="paragraph" w:customStyle="1" w:styleId="XdList2">
+    <w:name w:val="XdList 2"/>
+    <w:basedOn w:val="Normal"/>
+    <w:qFormat/>
+    <w:pPr>
+      <w:spacing w:before="0" w:after="0" w:line="644" w:lineRule="exact"/>
+      <w:ind w:left="1440" w:hanging="720"/>
+    </w:pPr>
+  </w:style>
+  <w:style w:type="paragraph" w:customStyle="1" w:styleId="XdList3">
+    <w:name w:val="XdList 3"/>
+    <w:basedOn w:val="Normal"/>
+    <w:qFormat/>
+    <w:pPr>
+      <w:spacing w:before="0" w:after="0" w:line="644" w:lineRule="exact"/>
+      <w:ind w:left="2160" w:hanging="720"/>
+    </w:pPr>
+  </w:style>
+  <w:style w:type="paragraph" w:customStyle="1" w:styleId="XdTailList1">
+    <w:name w:val="XdTailList 1"/>
+    <w:basedOn w:val="Normal"/>
+    <w:qFormat/>
+    <w:pPr>
+      <w:spacing w:before="0" w:after="0" w:line="322" w:lineRule="exact"/>
+      <w:ind w:left="720" w:hanging="720"/>
+    </w:pPr>
+  </w:style>
+  <w:style w:type="paragraph" w:customStyle="1" w:styleId="XdTailList2">
+    <w:name w:val="XdTailList 2"/>
+    <w:basedOn w:val="Normal"/>
+    <w:qFormat/>
+    <w:pPr>
+      <w:spacing w:before="0" w:after="0" w:line="322" w:lineRule="exact"/>
+      <w:ind w:left="1440" w:hanging="720"/>
+    </w:pPr>
+  </w:style>
+  <w:style w:type="paragraph" w:customStyle="1" w:styleId="XdTailList3">
+    <w:name w:val="XdTailList 3"/>
+    <w:basedOn w:val="Normal"/>
+    <w:qFormat/>
+    <w:pPr>
+      <w:spacing w:before="0" w:after="0" w:line="322" w:lineRule="exact"/>
+      <w:ind w:left="2160" w:hanging="720"/>
+    </w:pPr>
+  </w:style>
+  <w:style w:type="paragraph" w:customStyle="1" w:styleId="XdQuoteList1">
+    <w:name w:val="Xd Quote List 1"/>
+    <w:basedOn w:val="Normal"/>
+    <w:qFormat/>
+    <w:pPr>
+      <w:spacing w:before="0" w:after="0" w:line="322" w:lineRule="exact"/>
+      <w:ind w:left="1440" w:right="720" w:hanging="720"/>
+    </w:pPr>
+  </w:style>
+  <w:style w:type="paragraph" w:customStyle="1" w:styleId="XdQuoteList2">
+    <w:name w:val="Xd Quote List 2"/>
+    <w:basedOn w:val="Normal"/>
+    <w:qFormat/>
+    <w:pPr>
+      <w:spacing w:before="0" w:after="0" w:line="322" w:lineRule="exact"/>
+      <w:ind w:left="2160" w:right="720" w:hanging="720"/>
+    </w:pPr>
+  </w:style>
+  <w:style w:type="paragraph" w:customStyle="1" w:styleId="XdQuoteList3">
+    <w:name w:val="Xd Quote List 3"/>
+    <w:basedOn w:val="Normal"/>
+    <w:qFormat/>
+    <w:pPr>
+      <w:spacing w:before="0" w:after="0" w:line="322" w:lineRule="exact"/>
+      <w:ind w:left="2880" w:right="720" w:hanging="720"/>
+    </w:pPr>
+  </w:style>
+  <w:style w:type="paragraph" w:customStyle="1" w:styleId="XdQuoteFirst">
+    <w:name w:val="XdQuoteFirst"/>
+    <w:basedOn w:val="BodyText"/>
+    <w:qFormat/>
+  </w:style>
+  <w:style w:type="paragraph" w:customStyle="1" w:styleId="XdQuoteLast">
+    <w:name w:val="XdQuoteLast"/>
+    <w:basedOn w:val="BodyText"/>
+    <w:qFormat/>
   </w:style>
   <w:style w:type="paragraph" w:customStyle="1" w:styleId="SourceCode">
     <w:name w:val="Source Code"/>
